--- a/LAB6/11_ĐH_CNPM2-LAB6_1150080113-ChauThiNgocQuyen.docx
+++ b/LAB6/11_ĐH_CNPM2-LAB6_1150080113-ChauThiNgocQuyen.docx
@@ -10,20 +10,18 @@
           <w:rFonts w:hint="default" w:ascii="Times New Roman" w:hAnsi="Times New Roman" w:cs="Times New Roman"/>
           <w:b/>
           <w:bCs/>
-          <w:sz w:val="36"/>
-          <w:szCs w:val="36"/>
-          <w:lang w:val="en-US"/>
-        </w:rPr>
-      </w:pPr>
-      <w:bookmarkStart w:id="0" w:name="_GoBack"/>
-      <w:bookmarkEnd w:id="0"/>
+          <w:sz w:val="26"/>
+          <w:szCs w:val="26"/>
+          <w:lang w:val="en-US"/>
+        </w:rPr>
+      </w:pPr>
       <w:r>
         <w:rPr>
           <w:rFonts w:hint="default" w:ascii="Times New Roman" w:hAnsi="Times New Roman" w:cs="Times New Roman"/>
           <w:b/>
           <w:bCs/>
-          <w:sz w:val="36"/>
-          <w:szCs w:val="36"/>
+          <w:sz w:val="26"/>
+          <w:szCs w:val="26"/>
           <w:lang w:val="en-US"/>
         </w:rPr>
         <w:t>LAB 6</w:t>
@@ -116,10 +114,105 @@
         <w:jc w:val="center"/>
         <w:rPr>
           <w:rFonts w:hint="default" w:ascii="Times New Roman" w:hAnsi="Times New Roman" w:cs="Times New Roman"/>
+          <w:b w:val="0"/>
+          <w:bCs w:val="0"/>
+          <w:sz w:val="26"/>
+          <w:szCs w:val="26"/>
+          <w:lang w:val="en-US"/>
+        </w:rPr>
+      </w:pPr>
+      <w:r>
+        <w:rPr>
+          <w:rFonts w:hint="default" w:ascii="Times New Roman" w:hAnsi="Times New Roman" w:cs="Times New Roman"/>
+          <w:b w:val="0"/>
+          <w:bCs w:val="0"/>
+          <w:sz w:val="26"/>
+          <w:szCs w:val="26"/>
+          <w:lang w:val="en-US"/>
+        </w:rPr>
+        <w:t xml:space="preserve">Video (bổ sung) - </w:t>
+      </w:r>
+      <w:r>
+        <w:rPr>
+          <w:rFonts w:hint="default" w:ascii="Times New Roman" w:hAnsi="Times New Roman" w:cs="Times New Roman"/>
+          <w:b w:val="0"/>
+          <w:bCs w:val="0"/>
+          <w:sz w:val="26"/>
+          <w:szCs w:val="26"/>
+          <w:lang w:val="en-US"/>
+        </w:rPr>
+        <w:fldChar w:fldCharType="begin"/>
+      </w:r>
+      <w:r>
+        <w:rPr>
+          <w:rFonts w:hint="default" w:ascii="Times New Roman" w:hAnsi="Times New Roman" w:cs="Times New Roman"/>
+          <w:b w:val="0"/>
+          <w:bCs w:val="0"/>
+          <w:sz w:val="26"/>
+          <w:szCs w:val="26"/>
+          <w:lang w:val="en-US"/>
+        </w:rPr>
+        <w:instrText xml:space="preserve"> HYPERLINK "https://youtu.be/M7yBimUy9VA" </w:instrText>
+      </w:r>
+      <w:r>
+        <w:rPr>
+          <w:rFonts w:hint="default" w:ascii="Times New Roman" w:hAnsi="Times New Roman" w:cs="Times New Roman"/>
+          <w:b w:val="0"/>
+          <w:bCs w:val="0"/>
+          <w:sz w:val="26"/>
+          <w:szCs w:val="26"/>
+          <w:lang w:val="en-US"/>
+        </w:rPr>
+        <w:fldChar w:fldCharType="separate"/>
+      </w:r>
+      <w:r>
+        <w:rPr>
+          <w:rStyle w:val="5"/>
+          <w:rFonts w:hint="default" w:ascii="Times New Roman" w:hAnsi="Times New Roman" w:cs="Times New Roman"/>
+          <w:b w:val="0"/>
+          <w:bCs w:val="0"/>
+          <w:sz w:val="26"/>
+          <w:szCs w:val="26"/>
+          <w:lang w:val="en-US"/>
+        </w:rPr>
+        <w:t>https://youtu.be/M7yBimUy9VA</w:t>
+      </w:r>
+      <w:r>
+        <w:rPr>
+          <w:rFonts w:hint="default" w:ascii="Times New Roman" w:hAnsi="Times New Roman" w:cs="Times New Roman"/>
+          <w:b w:val="0"/>
+          <w:bCs w:val="0"/>
+          <w:sz w:val="26"/>
+          <w:szCs w:val="26"/>
+          <w:lang w:val="en-US"/>
+        </w:rPr>
+        <w:fldChar w:fldCharType="end"/>
+      </w:r>
+    </w:p>
+    <w:p>
+      <w:pPr>
+        <w:spacing w:line="360" w:lineRule="auto"/>
+        <w:jc w:val="both"/>
+        <w:rPr>
+          <w:rFonts w:hint="default" w:ascii="Times New Roman" w:hAnsi="Times New Roman" w:cs="Times New Roman"/>
+          <w:b w:val="0"/>
+          <w:bCs w:val="0"/>
+          <w:sz w:val="26"/>
+          <w:szCs w:val="26"/>
+          <w:lang w:val="en-US"/>
+        </w:rPr>
+      </w:pPr>
+    </w:p>
+    <w:p>
+      <w:pPr>
+        <w:spacing w:line="360" w:lineRule="auto"/>
+        <w:jc w:val="both"/>
+        <w:rPr>
+          <w:rFonts w:hint="default" w:ascii="Times New Roman" w:hAnsi="Times New Roman" w:cs="Times New Roman"/>
           <w:b/>
           <w:bCs/>
-          <w:sz w:val="36"/>
-          <w:szCs w:val="36"/>
+          <w:sz w:val="26"/>
+          <w:szCs w:val="26"/>
           <w:lang w:val="en-US"/>
         </w:rPr>
       </w:pPr>
@@ -131,6 +224,7 @@
           <w:numId w:val="1"/>
         </w:numPr>
         <w:spacing w:line="360" w:lineRule="auto"/>
+        <w:jc w:val="both"/>
         <w:rPr>
           <w:rFonts w:hint="default" w:ascii="Times New Roman" w:hAnsi="Times New Roman" w:cs="Times New Roman"/>
           <w:b/>
@@ -169,7 +263,9 @@
         </w:tblBorders>
         <w:tblLayout w:type="autofit"/>
         <w:tblCellMar>
+          <w:top w:w="0" w:type="dxa"/>
           <w:left w:w="108" w:type="dxa"/>
+          <w:bottom w:w="0" w:type="dxa"/>
           <w:right w:w="108" w:type="dxa"/>
         </w:tblCellMar>
       </w:tblPr>
@@ -189,7 +285,9 @@
             <w:insideV w:val="single" w:color="auto" w:sz="4" w:space="0"/>
           </w:tblBorders>
           <w:tblCellMar>
+            <w:top w:w="0" w:type="dxa"/>
             <w:left w:w="108" w:type="dxa"/>
+            <w:bottom w:w="0" w:type="dxa"/>
             <w:right w:w="108" w:type="dxa"/>
           </w:tblCellMar>
         </w:tblPrEx>
@@ -199,11 +297,13 @@
           </w:tcPr>
           <w:p>
             <w:pPr>
+              <w:widowControl w:val="0"/>
               <w:numPr>
+                <w:ilvl w:val="0"/>
                 <w:numId w:val="0"/>
               </w:numPr>
               <w:spacing w:line="360" w:lineRule="auto"/>
-              <w:jc w:val="center"/>
+              <w:jc w:val="both"/>
               <w:rPr>
                 <w:rFonts w:hint="default" w:ascii="Times New Roman" w:hAnsi="Times New Roman" w:cs="Times New Roman"/>
                 <w:b/>
@@ -234,11 +334,13 @@
           </w:tcPr>
           <w:p>
             <w:pPr>
+              <w:widowControl w:val="0"/>
               <w:numPr>
+                <w:ilvl w:val="0"/>
                 <w:numId w:val="0"/>
               </w:numPr>
               <w:spacing w:line="360" w:lineRule="auto"/>
-              <w:jc w:val="center"/>
+              <w:jc w:val="both"/>
               <w:rPr>
                 <w:rFonts w:hint="default" w:ascii="Times New Roman" w:hAnsi="Times New Roman" w:cs="Times New Roman"/>
                 <w:b/>
@@ -269,11 +371,13 @@
           </w:tcPr>
           <w:p>
             <w:pPr>
+              <w:widowControl w:val="0"/>
               <w:numPr>
+                <w:ilvl w:val="0"/>
                 <w:numId w:val="0"/>
               </w:numPr>
               <w:spacing w:line="360" w:lineRule="auto"/>
-              <w:jc w:val="center"/>
+              <w:jc w:val="both"/>
               <w:rPr>
                 <w:rFonts w:hint="default" w:ascii="Times New Roman" w:hAnsi="Times New Roman" w:cs="Times New Roman"/>
                 <w:b/>
@@ -310,7 +414,9 @@
             <w:insideV w:val="single" w:color="auto" w:sz="4" w:space="0"/>
           </w:tblBorders>
           <w:tblCellMar>
+            <w:top w:w="0" w:type="dxa"/>
             <w:left w:w="108" w:type="dxa"/>
+            <w:bottom w:w="0" w:type="dxa"/>
             <w:right w:w="108" w:type="dxa"/>
           </w:tblCellMar>
         </w:tblPrEx>
@@ -320,10 +426,13 @@
           </w:tcPr>
           <w:p>
             <w:pPr>
+              <w:widowControl w:val="0"/>
               <w:numPr>
+                <w:ilvl w:val="0"/>
                 <w:numId w:val="0"/>
               </w:numPr>
               <w:spacing w:line="360" w:lineRule="auto"/>
+              <w:jc w:val="both"/>
               <w:rPr>
                 <w:rFonts w:hint="default" w:ascii="Times New Roman" w:hAnsi="Times New Roman" w:cs="Times New Roman"/>
                 <w:b w:val="0"/>
@@ -352,10 +461,13 @@
           </w:tcPr>
           <w:p>
             <w:pPr>
+              <w:widowControl w:val="0"/>
               <w:numPr>
+                <w:ilvl w:val="0"/>
                 <w:numId w:val="0"/>
               </w:numPr>
               <w:spacing w:line="360" w:lineRule="auto"/>
+              <w:jc w:val="both"/>
               <w:rPr>
                 <w:rFonts w:hint="default" w:ascii="Times New Roman" w:hAnsi="Times New Roman" w:cs="Times New Roman"/>
                 <w:b w:val="0"/>
@@ -384,10 +496,13 @@
           </w:tcPr>
           <w:p>
             <w:pPr>
+              <w:widowControl w:val="0"/>
               <w:numPr>
+                <w:ilvl w:val="0"/>
                 <w:numId w:val="0"/>
               </w:numPr>
               <w:spacing w:line="360" w:lineRule="auto"/>
+              <w:jc w:val="both"/>
               <w:rPr>
                 <w:rFonts w:hint="default" w:ascii="Times New Roman" w:hAnsi="Times New Roman" w:cs="Times New Roman"/>
                 <w:b w:val="0"/>
@@ -422,7 +537,9 @@
             <w:insideV w:val="single" w:color="auto" w:sz="4" w:space="0"/>
           </w:tblBorders>
           <w:tblCellMar>
+            <w:top w:w="0" w:type="dxa"/>
             <w:left w:w="108" w:type="dxa"/>
+            <w:bottom w:w="0" w:type="dxa"/>
             <w:right w:w="108" w:type="dxa"/>
           </w:tblCellMar>
         </w:tblPrEx>
@@ -432,10 +549,13 @@
           </w:tcPr>
           <w:p>
             <w:pPr>
+              <w:widowControl w:val="0"/>
               <w:numPr>
+                <w:ilvl w:val="0"/>
                 <w:numId w:val="0"/>
               </w:numPr>
               <w:spacing w:line="360" w:lineRule="auto"/>
+              <w:jc w:val="both"/>
               <w:rPr>
                 <w:rFonts w:hint="default" w:ascii="Times New Roman" w:hAnsi="Times New Roman" w:cs="Times New Roman"/>
                 <w:b w:val="0"/>
@@ -464,10 +584,13 @@
           </w:tcPr>
           <w:p>
             <w:pPr>
+              <w:widowControl w:val="0"/>
               <w:numPr>
+                <w:ilvl w:val="0"/>
                 <w:numId w:val="0"/>
               </w:numPr>
               <w:spacing w:line="360" w:lineRule="auto"/>
+              <w:jc w:val="both"/>
               <w:rPr>
                 <w:rFonts w:hint="default" w:ascii="Times New Roman" w:hAnsi="Times New Roman" w:cs="Times New Roman"/>
                 <w:b w:val="0"/>
@@ -496,10 +619,13 @@
           </w:tcPr>
           <w:p>
             <w:pPr>
+              <w:widowControl w:val="0"/>
               <w:numPr>
+                <w:ilvl w:val="0"/>
                 <w:numId w:val="0"/>
               </w:numPr>
               <w:spacing w:line="360" w:lineRule="auto"/>
+              <w:jc w:val="both"/>
               <w:rPr>
                 <w:rFonts w:hint="default" w:ascii="Times New Roman" w:hAnsi="Times New Roman" w:cs="Times New Roman"/>
                 <w:b w:val="0"/>
@@ -597,7 +723,9 @@
             <w:insideV w:val="single" w:color="auto" w:sz="4" w:space="0"/>
           </w:tblBorders>
           <w:tblCellMar>
+            <w:top w:w="0" w:type="dxa"/>
             <w:left w:w="108" w:type="dxa"/>
+            <w:bottom w:w="0" w:type="dxa"/>
             <w:right w:w="108" w:type="dxa"/>
           </w:tblCellMar>
         </w:tblPrEx>
@@ -607,10 +735,13 @@
           </w:tcPr>
           <w:p>
             <w:pPr>
+              <w:widowControl w:val="0"/>
               <w:numPr>
+                <w:ilvl w:val="0"/>
                 <w:numId w:val="0"/>
               </w:numPr>
               <w:spacing w:line="360" w:lineRule="auto"/>
+              <w:jc w:val="both"/>
               <w:rPr>
                 <w:rFonts w:hint="default" w:ascii="Times New Roman" w:hAnsi="Times New Roman" w:cs="Times New Roman"/>
                 <w:b w:val="0"/>
@@ -646,6 +777,7 @@
               <w:suppressLineNumbers w:val="0"/>
               <w:spacing w:before="0" w:beforeAutospacing="0" w:line="360" w:lineRule="auto"/>
               <w:ind w:left="0" w:right="0"/>
+              <w:jc w:val="both"/>
               <w:rPr>
                 <w:rFonts w:hint="default" w:ascii="Times New Roman" w:hAnsi="Times New Roman" w:eastAsia="sans-serif" w:cs="Times New Roman"/>
                 <w:b w:val="0"/>
@@ -668,10 +800,13 @@
           </w:p>
           <w:p>
             <w:pPr>
+              <w:widowControl w:val="0"/>
               <w:numPr>
+                <w:ilvl w:val="0"/>
                 <w:numId w:val="0"/>
               </w:numPr>
               <w:spacing w:line="360" w:lineRule="auto"/>
+              <w:jc w:val="both"/>
               <w:rPr>
                 <w:rFonts w:hint="default" w:ascii="Times New Roman" w:hAnsi="Times New Roman" w:cs="Times New Roman"/>
                 <w:b w:val="0"/>
@@ -690,10 +825,13 @@
           </w:tcPr>
           <w:p>
             <w:pPr>
+              <w:widowControl w:val="0"/>
               <w:numPr>
+                <w:ilvl w:val="0"/>
                 <w:numId w:val="0"/>
               </w:numPr>
               <w:spacing w:line="360" w:lineRule="auto"/>
+              <w:jc w:val="both"/>
               <w:rPr>
                 <w:rFonts w:hint="default" w:ascii="Times New Roman" w:hAnsi="Times New Roman" w:cs="Times New Roman"/>
                 <w:b w:val="0"/>
@@ -760,7 +898,9 @@
             <w:insideV w:val="single" w:color="auto" w:sz="4" w:space="0"/>
           </w:tblBorders>
           <w:tblCellMar>
+            <w:top w:w="0" w:type="dxa"/>
             <w:left w:w="108" w:type="dxa"/>
+            <w:bottom w:w="0" w:type="dxa"/>
             <w:right w:w="108" w:type="dxa"/>
           </w:tblCellMar>
         </w:tblPrEx>
@@ -770,10 +910,13 @@
           </w:tcPr>
           <w:p>
             <w:pPr>
+              <w:widowControl w:val="0"/>
               <w:numPr>
+                <w:ilvl w:val="0"/>
                 <w:numId w:val="0"/>
               </w:numPr>
               <w:spacing w:line="360" w:lineRule="auto"/>
+              <w:jc w:val="both"/>
               <w:rPr>
                 <w:rFonts w:hint="default" w:ascii="Times New Roman" w:hAnsi="Times New Roman" w:cs="Times New Roman"/>
                 <w:b w:val="0"/>
@@ -809,6 +952,7 @@
               <w:suppressLineNumbers w:val="0"/>
               <w:spacing w:before="0" w:beforeAutospacing="0" w:line="360" w:lineRule="auto"/>
               <w:ind w:left="0" w:right="0"/>
+              <w:jc w:val="both"/>
               <w:rPr>
                 <w:rFonts w:hint="default" w:ascii="Times New Roman" w:hAnsi="Times New Roman" w:eastAsia="sans-serif" w:cs="Times New Roman"/>
                 <w:b w:val="0"/>
@@ -888,10 +1032,13 @@
           </w:p>
           <w:p>
             <w:pPr>
+              <w:widowControl w:val="0"/>
               <w:numPr>
+                <w:ilvl w:val="0"/>
                 <w:numId w:val="0"/>
               </w:numPr>
               <w:spacing w:line="360" w:lineRule="auto"/>
+              <w:jc w:val="both"/>
               <w:rPr>
                 <w:rFonts w:hint="default" w:ascii="Times New Roman" w:hAnsi="Times New Roman" w:cs="Times New Roman"/>
                 <w:b w:val="0"/>
@@ -915,7 +1062,7 @@
               <w:widowControl/>
               <w:suppressLineNumbers w:val="0"/>
               <w:spacing w:line="360" w:lineRule="auto"/>
-              <w:jc w:val="left"/>
+              <w:jc w:val="both"/>
               <w:rPr>
                 <w:rFonts w:hint="default" w:ascii="Times New Roman" w:hAnsi="Times New Roman" w:cs="Times New Roman"/>
                 <w:b w:val="0"/>
@@ -1026,10 +1173,13 @@
           </w:p>
           <w:p>
             <w:pPr>
+              <w:widowControl w:val="0"/>
               <w:numPr>
+                <w:ilvl w:val="0"/>
                 <w:numId w:val="0"/>
               </w:numPr>
               <w:spacing w:line="360" w:lineRule="auto"/>
+              <w:jc w:val="both"/>
               <w:rPr>
                 <w:rFonts w:hint="default" w:ascii="Times New Roman" w:hAnsi="Times New Roman" w:cs="Times New Roman"/>
                 <w:b w:val="0"/>
@@ -1054,7 +1204,9 @@
             <w:insideV w:val="single" w:color="auto" w:sz="4" w:space="0"/>
           </w:tblBorders>
           <w:tblCellMar>
+            <w:top w:w="0" w:type="dxa"/>
             <w:left w:w="108" w:type="dxa"/>
+            <w:bottom w:w="0" w:type="dxa"/>
             <w:right w:w="108" w:type="dxa"/>
           </w:tblCellMar>
         </w:tblPrEx>
@@ -1064,10 +1216,13 @@
           </w:tcPr>
           <w:p>
             <w:pPr>
+              <w:widowControl w:val="0"/>
               <w:numPr>
+                <w:ilvl w:val="0"/>
                 <w:numId w:val="0"/>
               </w:numPr>
               <w:spacing w:line="360" w:lineRule="auto"/>
+              <w:jc w:val="both"/>
               <w:rPr>
                 <w:rFonts w:hint="default" w:ascii="Times New Roman" w:hAnsi="Times New Roman" w:eastAsia="SimSun" w:cs="Times New Roman"/>
                 <w:b w:val="0"/>
@@ -1094,10 +1249,13 @@
           </w:tcPr>
           <w:p>
             <w:pPr>
+              <w:widowControl w:val="0"/>
               <w:numPr>
+                <w:ilvl w:val="0"/>
                 <w:numId w:val="0"/>
               </w:numPr>
               <w:spacing w:line="360" w:lineRule="auto"/>
+              <w:jc w:val="both"/>
               <w:rPr>
                 <w:rFonts w:hint="default" w:ascii="Times New Roman" w:hAnsi="Times New Roman" w:cs="Times New Roman"/>
                 <w:b w:val="0"/>
@@ -1131,7 +1289,7 @@
               <w:widowControl/>
               <w:suppressLineNumbers w:val="0"/>
               <w:spacing w:line="360" w:lineRule="auto"/>
-              <w:jc w:val="left"/>
+              <w:jc w:val="both"/>
               <w:rPr>
                 <w:rFonts w:hint="default" w:ascii="Times New Roman" w:hAnsi="Times New Roman" w:cs="Times New Roman"/>
                 <w:b w:val="0"/>
@@ -1242,10 +1400,13 @@
           </w:p>
           <w:p>
             <w:pPr>
+              <w:widowControl w:val="0"/>
               <w:numPr>
+                <w:ilvl w:val="0"/>
                 <w:numId w:val="0"/>
               </w:numPr>
               <w:spacing w:line="360" w:lineRule="auto"/>
+              <w:jc w:val="both"/>
               <w:rPr>
                 <w:rFonts w:hint="default" w:ascii="Times New Roman" w:hAnsi="Times New Roman" w:cs="Times New Roman"/>
                 <w:b w:val="0"/>
@@ -1263,23 +1424,64 @@
     <w:p>
       <w:pPr>
         <w:numPr>
-          <w:numId w:val="0"/>
-        </w:numPr>
-        <w:spacing w:line="360" w:lineRule="auto"/>
-        <w:rPr>
-          <w:rFonts w:hint="default" w:ascii="Times New Roman" w:hAnsi="Times New Roman" w:cs="Times New Roman"/>
-          <w:lang w:val="en-US"/>
-        </w:rPr>
-      </w:pPr>
-    </w:p>
-    <w:p>
-      <w:pPr>
-        <w:numPr>
-          <w:numId w:val="0"/>
-        </w:numPr>
-        <w:spacing w:line="360" w:lineRule="auto"/>
-      </w:pPr>
-      <w:r>
+          <w:ilvl w:val="0"/>
+          <w:numId w:val="0"/>
+        </w:numPr>
+        <w:spacing w:line="360" w:lineRule="auto"/>
+        <w:jc w:val="both"/>
+        <w:rPr>
+          <w:rFonts w:hint="default" w:ascii="Times New Roman" w:hAnsi="Times New Roman" w:cs="Times New Roman"/>
+          <w:sz w:val="26"/>
+          <w:szCs w:val="26"/>
+          <w:lang w:val="en-US"/>
+        </w:rPr>
+      </w:pPr>
+    </w:p>
+    <w:p>
+      <w:pPr>
+        <w:numPr>
+          <w:ilvl w:val="0"/>
+          <w:numId w:val="0"/>
+        </w:numPr>
+        <w:spacing w:line="360" w:lineRule="auto"/>
+        <w:jc w:val="both"/>
+        <w:rPr>
+          <w:rFonts w:hint="default" w:ascii="Times New Roman" w:hAnsi="Times New Roman" w:cs="Times New Roman"/>
+          <w:sz w:val="26"/>
+          <w:szCs w:val="26"/>
+          <w:lang w:val="en-US"/>
+        </w:rPr>
+      </w:pPr>
+      <w:r>
+        <w:rPr>
+          <w:rFonts w:hint="default" w:ascii="Times New Roman" w:hAnsi="Times New Roman" w:cs="Times New Roman"/>
+          <w:sz w:val="26"/>
+          <w:szCs w:val="26"/>
+          <w:lang w:val="en-US"/>
+        </w:rPr>
+        <w:t>Tạo Snapshot (làm sạch môi trường ban đầu)</w:t>
+      </w:r>
+    </w:p>
+    <w:p>
+      <w:pPr>
+        <w:numPr>
+          <w:ilvl w:val="0"/>
+          <w:numId w:val="0"/>
+        </w:numPr>
+        <w:spacing w:line="360" w:lineRule="auto"/>
+        <w:jc w:val="both"/>
+        <w:rPr>
+          <w:rFonts w:hint="default" w:ascii="Times New Roman" w:hAnsi="Times New Roman" w:cs="Times New Roman"/>
+          <w:sz w:val="26"/>
+          <w:szCs w:val="26"/>
+        </w:rPr>
+      </w:pPr>
+      <w:r>
+        <w:rPr>
+          <w:rFonts w:hint="default" w:ascii="Times New Roman" w:hAnsi="Times New Roman" w:cs="Times New Roman"/>
+          <w:sz w:val="26"/>
+          <w:szCs w:val="26"/>
+        </w:rPr>
         <w:drawing>
           <wp:inline distT="0" distB="0" distL="114300" distR="114300">
             <wp:extent cx="4095750" cy="3019425"/>
@@ -1328,11 +1530,56 @@
     <w:p>
       <w:pPr>
         <w:numPr>
-          <w:numId w:val="0"/>
-        </w:numPr>
-        <w:spacing w:line="360" w:lineRule="auto"/>
-      </w:pPr>
-      <w:r>
+          <w:ilvl w:val="0"/>
+          <w:numId w:val="0"/>
+        </w:numPr>
+        <w:spacing w:line="360" w:lineRule="auto"/>
+        <w:jc w:val="both"/>
+        <w:rPr>
+          <w:rFonts w:hint="default" w:ascii="Times New Roman" w:hAnsi="Times New Roman" w:cs="Times New Roman"/>
+          <w:sz w:val="26"/>
+          <w:szCs w:val="26"/>
+          <w:lang w:val="en-US"/>
+        </w:rPr>
+      </w:pPr>
+      <w:r>
+        <w:rPr>
+          <w:rFonts w:hint="default" w:ascii="Times New Roman" w:hAnsi="Times New Roman" w:cs="Times New Roman"/>
+          <w:sz w:val="26"/>
+          <w:szCs w:val="26"/>
+          <w:lang w:val="en-US"/>
+        </w:rPr>
+        <w:t xml:space="preserve">Cấu hình </w:t>
+      </w:r>
+      <w:r>
+        <w:rPr>
+          <w:rFonts w:hint="default" w:ascii="Times New Roman" w:hAnsi="Times New Roman" w:eastAsia="SimSun" w:cs="Times New Roman"/>
+          <w:sz w:val="26"/>
+          <w:szCs w:val="26"/>
+        </w:rPr>
+        <w:t>thiết lập 4 mạng VMnet</w:t>
+      </w:r>
+    </w:p>
+    <w:p>
+      <w:pPr>
+        <w:numPr>
+          <w:ilvl w:val="0"/>
+          <w:numId w:val="0"/>
+        </w:numPr>
+        <w:spacing w:line="360" w:lineRule="auto"/>
+        <w:jc w:val="both"/>
+        <w:rPr>
+          <w:rFonts w:hint="default" w:ascii="Times New Roman" w:hAnsi="Times New Roman" w:cs="Times New Roman"/>
+          <w:sz w:val="26"/>
+          <w:szCs w:val="26"/>
+        </w:rPr>
+      </w:pPr>
+      <w:r>
+        <w:rPr>
+          <w:rFonts w:hint="default" w:ascii="Times New Roman" w:hAnsi="Times New Roman" w:cs="Times New Roman"/>
+          <w:sz w:val="26"/>
+          <w:szCs w:val="26"/>
+        </w:rPr>
         <w:drawing>
           <wp:inline distT="0" distB="0" distL="114300" distR="114300">
             <wp:extent cx="4225925" cy="4097020"/>
@@ -1381,11 +1628,23 @@
     <w:p>
       <w:pPr>
         <w:numPr>
-          <w:numId w:val="0"/>
-        </w:numPr>
-        <w:spacing w:line="360" w:lineRule="auto"/>
-      </w:pPr>
-      <w:r>
+          <w:ilvl w:val="0"/>
+          <w:numId w:val="0"/>
+        </w:numPr>
+        <w:spacing w:line="360" w:lineRule="auto"/>
+        <w:jc w:val="both"/>
+        <w:rPr>
+          <w:rFonts w:hint="default" w:ascii="Times New Roman" w:hAnsi="Times New Roman" w:cs="Times New Roman"/>
+          <w:sz w:val="26"/>
+          <w:szCs w:val="26"/>
+        </w:rPr>
+      </w:pPr>
+      <w:r>
+        <w:rPr>
+          <w:rFonts w:hint="default" w:ascii="Times New Roman" w:hAnsi="Times New Roman" w:cs="Times New Roman"/>
+          <w:sz w:val="26"/>
+          <w:szCs w:val="26"/>
+        </w:rPr>
         <w:drawing>
           <wp:inline distT="0" distB="0" distL="114300" distR="114300">
             <wp:extent cx="4319270" cy="4473575"/>
@@ -1432,15 +1691,52 @@
     <w:p>
       <w:pPr>
         <w:numPr>
-          <w:numId w:val="0"/>
-        </w:numPr>
-        <w:spacing w:line="360" w:lineRule="auto"/>
-      </w:pPr>
-      <w:r>
+          <w:ilvl w:val="0"/>
+          <w:numId w:val="0"/>
+        </w:numPr>
+        <w:spacing w:line="360" w:lineRule="auto"/>
+        <w:jc w:val="both"/>
+        <w:rPr>
+          <w:rFonts w:hint="default" w:ascii="Times New Roman" w:hAnsi="Times New Roman" w:cs="Times New Roman"/>
+          <w:sz w:val="26"/>
+          <w:szCs w:val="26"/>
+          <w:lang w:val="en-US"/>
+        </w:rPr>
+      </w:pPr>
+      <w:r>
+        <w:rPr>
+          <w:rFonts w:hint="default" w:ascii="Times New Roman" w:hAnsi="Times New Roman" w:cs="Times New Roman"/>
+          <w:sz w:val="26"/>
+          <w:szCs w:val="26"/>
+          <w:lang w:val="en-US"/>
+        </w:rPr>
+        <w:t>Cấu hình cho Window Server 2022</w:t>
+      </w:r>
+    </w:p>
+    <w:p>
+      <w:pPr>
+        <w:numPr>
+          <w:ilvl w:val="0"/>
+          <w:numId w:val="0"/>
+        </w:numPr>
+        <w:spacing w:line="360" w:lineRule="auto"/>
+        <w:jc w:val="both"/>
+        <w:rPr>
+          <w:rFonts w:hint="default" w:ascii="Times New Roman" w:hAnsi="Times New Roman" w:cs="Times New Roman"/>
+          <w:sz w:val="26"/>
+          <w:szCs w:val="26"/>
+        </w:rPr>
+      </w:pPr>
+      <w:r>
+        <w:rPr>
+          <w:rFonts w:hint="default" w:ascii="Times New Roman" w:hAnsi="Times New Roman" w:cs="Times New Roman"/>
+          <w:sz w:val="26"/>
+          <w:szCs w:val="26"/>
+        </w:rPr>
         <w:drawing>
           <wp:inline distT="0" distB="0" distL="114300" distR="114300">
             <wp:extent cx="5264150" cy="2623185"/>
-            <wp:effectExtent l="0" t="0" r="8890" b="13335"/>
+            <wp:effectExtent l="9525" t="9525" r="14605" b="19050"/>
             <wp:docPr id="5" name="Picture 5"/>
             <wp:cNvGraphicFramePr>
               <a:graphicFrameLocks xmlns:a="http://schemas.openxmlformats.org/drawingml/2006/main" noChangeAspect="1"/>
@@ -1470,7 +1766,9 @@
                     </a:prstGeom>
                     <a:noFill/>
                     <a:ln>
-                      <a:noFill/>
+                      <a:solidFill>
+                        <a:schemeClr val="tx1"/>
+                      </a:solidFill>
                     </a:ln>
                   </pic:spPr>
                 </pic:pic>
@@ -1483,15 +1781,112 @@
     <w:p>
       <w:pPr>
         <w:numPr>
-          <w:numId w:val="0"/>
-        </w:numPr>
-        <w:spacing w:line="360" w:lineRule="auto"/>
-      </w:pPr>
-      <w:r>
+          <w:ilvl w:val="0"/>
+          <w:numId w:val="0"/>
+        </w:numPr>
+        <w:spacing w:line="360" w:lineRule="auto"/>
+        <w:jc w:val="both"/>
+        <w:rPr>
+          <w:rFonts w:hint="default" w:ascii="Times New Roman" w:hAnsi="Times New Roman" w:cs="Times New Roman"/>
+          <w:sz w:val="26"/>
+          <w:szCs w:val="26"/>
+          <w:lang w:val="en-US"/>
+        </w:rPr>
+      </w:pPr>
+      <w:r>
+        <w:rPr>
+          <w:rFonts w:hint="default" w:ascii="Times New Roman" w:hAnsi="Times New Roman" w:cs="Times New Roman"/>
+          <w:sz w:val="26"/>
+          <w:szCs w:val="26"/>
+          <w:lang w:val="en-US"/>
+        </w:rPr>
+        <w:t>Cấu hình cho Window 10 64bit</w:t>
+      </w:r>
+    </w:p>
+    <w:p>
+      <w:pPr>
+        <w:numPr>
+          <w:ilvl w:val="0"/>
+          <w:numId w:val="0"/>
+        </w:numPr>
+        <w:spacing w:line="360" w:lineRule="auto"/>
+        <w:jc w:val="both"/>
+        <w:rPr>
+          <w:rFonts w:hint="default" w:ascii="Times New Roman" w:hAnsi="Times New Roman" w:cs="Times New Roman"/>
+          <w:sz w:val="26"/>
+          <w:szCs w:val="26"/>
+        </w:rPr>
+      </w:pPr>
+    </w:p>
+    <w:p>
+      <w:pPr>
+        <w:numPr>
+          <w:ilvl w:val="0"/>
+          <w:numId w:val="0"/>
+        </w:numPr>
+        <w:spacing w:line="360" w:lineRule="auto"/>
+        <w:jc w:val="both"/>
+        <w:rPr>
+          <w:rFonts w:hint="default" w:ascii="Times New Roman" w:hAnsi="Times New Roman" w:cs="Times New Roman"/>
+          <w:sz w:val="26"/>
+          <w:szCs w:val="26"/>
+        </w:rPr>
+      </w:pPr>
+    </w:p>
+    <w:p>
+      <w:pPr>
+        <w:numPr>
+          <w:ilvl w:val="0"/>
+          <w:numId w:val="0"/>
+        </w:numPr>
+        <w:spacing w:line="360" w:lineRule="auto"/>
+        <w:jc w:val="both"/>
+        <w:rPr>
+          <w:rFonts w:hint="default" w:ascii="Times New Roman" w:hAnsi="Times New Roman" w:cs="Times New Roman"/>
+          <w:sz w:val="26"/>
+          <w:szCs w:val="26"/>
+        </w:rPr>
+      </w:pPr>
+    </w:p>
+    <w:p>
+      <w:pPr>
+        <w:numPr>
+          <w:ilvl w:val="0"/>
+          <w:numId w:val="0"/>
+        </w:numPr>
+        <w:spacing w:line="360" w:lineRule="auto"/>
+        <w:jc w:val="both"/>
+        <w:rPr>
+          <w:rFonts w:hint="default" w:ascii="Times New Roman" w:hAnsi="Times New Roman" w:cs="Times New Roman"/>
+          <w:sz w:val="26"/>
+          <w:szCs w:val="26"/>
+        </w:rPr>
+      </w:pPr>
+    </w:p>
+    <w:p>
+      <w:pPr>
+        <w:numPr>
+          <w:ilvl w:val="0"/>
+          <w:numId w:val="0"/>
+        </w:numPr>
+        <w:spacing w:line="360" w:lineRule="auto"/>
+        <w:jc w:val="both"/>
+        <w:rPr>
+          <w:rFonts w:hint="default" w:ascii="Times New Roman" w:hAnsi="Times New Roman" w:cs="Times New Roman"/>
+          <w:sz w:val="26"/>
+          <w:szCs w:val="26"/>
+        </w:rPr>
+      </w:pPr>
+      <w:r>
+        <w:rPr>
+          <w:rFonts w:hint="default" w:ascii="Times New Roman" w:hAnsi="Times New Roman" w:cs="Times New Roman"/>
+          <w:sz w:val="26"/>
+          <w:szCs w:val="26"/>
+        </w:rPr>
         <w:drawing>
           <wp:inline distT="0" distB="0" distL="114300" distR="114300">
             <wp:extent cx="5273040" cy="2584450"/>
-            <wp:effectExtent l="0" t="0" r="0" b="6350"/>
+            <wp:effectExtent l="9525" t="9525" r="20955" b="12065"/>
             <wp:docPr id="6" name="Picture 6"/>
             <wp:cNvGraphicFramePr>
               <a:graphicFrameLocks xmlns:a="http://schemas.openxmlformats.org/drawingml/2006/main" noChangeAspect="1"/>
@@ -1521,7 +1916,9 @@
                     </a:prstGeom>
                     <a:noFill/>
                     <a:ln>
-                      <a:noFill/>
+                      <a:solidFill>
+                        <a:schemeClr val="tx1"/>
+                      </a:solidFill>
                     </a:ln>
                   </pic:spPr>
                 </pic:pic>
@@ -1534,15 +1931,52 @@
     <w:p>
       <w:pPr>
         <w:numPr>
-          <w:numId w:val="0"/>
-        </w:numPr>
-        <w:spacing w:line="360" w:lineRule="auto"/>
-      </w:pPr>
-      <w:r>
+          <w:ilvl w:val="0"/>
+          <w:numId w:val="0"/>
+        </w:numPr>
+        <w:spacing w:line="360" w:lineRule="auto"/>
+        <w:jc w:val="both"/>
+        <w:rPr>
+          <w:rFonts w:hint="default" w:ascii="Times New Roman" w:hAnsi="Times New Roman" w:cs="Times New Roman"/>
+          <w:sz w:val="26"/>
+          <w:szCs w:val="26"/>
+          <w:lang w:val="en-US"/>
+        </w:rPr>
+      </w:pPr>
+      <w:r>
+        <w:rPr>
+          <w:rFonts w:hint="default" w:ascii="Times New Roman" w:hAnsi="Times New Roman" w:cs="Times New Roman"/>
+          <w:sz w:val="26"/>
+          <w:szCs w:val="26"/>
+          <w:lang w:val="en-US"/>
+        </w:rPr>
+        <w:t>Cấu hình cho unbuntu 64 bit</w:t>
+      </w:r>
+    </w:p>
+    <w:p>
+      <w:pPr>
+        <w:numPr>
+          <w:ilvl w:val="0"/>
+          <w:numId w:val="0"/>
+        </w:numPr>
+        <w:spacing w:line="360" w:lineRule="auto"/>
+        <w:jc w:val="both"/>
+        <w:rPr>
+          <w:rFonts w:hint="default" w:ascii="Times New Roman" w:hAnsi="Times New Roman" w:cs="Times New Roman"/>
+          <w:sz w:val="26"/>
+          <w:szCs w:val="26"/>
+        </w:rPr>
+      </w:pPr>
+      <w:r>
+        <w:rPr>
+          <w:rFonts w:hint="default" w:ascii="Times New Roman" w:hAnsi="Times New Roman" w:cs="Times New Roman"/>
+          <w:sz w:val="26"/>
+          <w:szCs w:val="26"/>
+        </w:rPr>
         <w:drawing>
           <wp:inline distT="0" distB="0" distL="114300" distR="114300">
             <wp:extent cx="5268595" cy="2458085"/>
-            <wp:effectExtent l="0" t="0" r="4445" b="10795"/>
+            <wp:effectExtent l="9525" t="9525" r="10160" b="16510"/>
             <wp:docPr id="7" name="Picture 7"/>
             <wp:cNvGraphicFramePr>
               <a:graphicFrameLocks xmlns:a="http://schemas.openxmlformats.org/drawingml/2006/main" noChangeAspect="1"/>
@@ -1572,7 +2006,9 @@
                     </a:prstGeom>
                     <a:noFill/>
                     <a:ln>
-                      <a:noFill/>
+                      <a:solidFill>
+                        <a:schemeClr val="tx1"/>
+                      </a:solidFill>
                     </a:ln>
                   </pic:spPr>
                 </pic:pic>
@@ -1585,15 +2021,52 @@
     <w:p>
       <w:pPr>
         <w:numPr>
-          <w:numId w:val="0"/>
-        </w:numPr>
-        <w:spacing w:line="360" w:lineRule="auto"/>
-      </w:pPr>
-      <w:r>
+          <w:ilvl w:val="0"/>
+          <w:numId w:val="0"/>
+        </w:numPr>
+        <w:spacing w:line="360" w:lineRule="auto"/>
+        <w:jc w:val="both"/>
+        <w:rPr>
+          <w:rFonts w:hint="default" w:ascii="Times New Roman" w:hAnsi="Times New Roman" w:cs="Times New Roman"/>
+          <w:sz w:val="26"/>
+          <w:szCs w:val="26"/>
+          <w:lang w:val="en-US"/>
+        </w:rPr>
+      </w:pPr>
+      <w:r>
+        <w:rPr>
+          <w:rFonts w:hint="default" w:ascii="Times New Roman" w:hAnsi="Times New Roman" w:cs="Times New Roman"/>
+          <w:sz w:val="26"/>
+          <w:szCs w:val="26"/>
+          <w:lang w:val="en-US"/>
+        </w:rPr>
+        <w:t>Cấu hình IP máy thật</w:t>
+      </w:r>
+    </w:p>
+    <w:p>
+      <w:pPr>
+        <w:numPr>
+          <w:ilvl w:val="0"/>
+          <w:numId w:val="0"/>
+        </w:numPr>
+        <w:spacing w:line="360" w:lineRule="auto"/>
+        <w:jc w:val="both"/>
+        <w:rPr>
+          <w:rFonts w:hint="default" w:ascii="Times New Roman" w:hAnsi="Times New Roman" w:cs="Times New Roman"/>
+          <w:sz w:val="26"/>
+          <w:szCs w:val="26"/>
+        </w:rPr>
+      </w:pPr>
+      <w:r>
+        <w:rPr>
+          <w:rFonts w:hint="default" w:ascii="Times New Roman" w:hAnsi="Times New Roman" w:cs="Times New Roman"/>
+          <w:sz w:val="26"/>
+          <w:szCs w:val="26"/>
+        </w:rPr>
         <w:drawing>
           <wp:inline distT="0" distB="0" distL="114300" distR="114300">
             <wp:extent cx="2540635" cy="2858135"/>
-            <wp:effectExtent l="0" t="0" r="4445" b="6985"/>
+            <wp:effectExtent l="9525" t="9525" r="10160" b="12700"/>
             <wp:docPr id="8" name="Picture 8"/>
             <wp:cNvGraphicFramePr>
               <a:graphicFrameLocks xmlns:a="http://schemas.openxmlformats.org/drawingml/2006/main" noChangeAspect="1"/>
@@ -1623,7 +2096,9 @@
                     </a:prstGeom>
                     <a:noFill/>
                     <a:ln>
-                      <a:noFill/>
+                      <a:solidFill>
+                        <a:schemeClr val="tx1"/>
+                      </a:solidFill>
                     </a:ln>
                   </pic:spPr>
                 </pic:pic>
@@ -1636,11 +2111,48 @@
     <w:p>
       <w:pPr>
         <w:numPr>
-          <w:numId w:val="0"/>
-        </w:numPr>
-        <w:spacing w:line="360" w:lineRule="auto"/>
-      </w:pPr>
-      <w:r>
+          <w:ilvl w:val="0"/>
+          <w:numId w:val="0"/>
+        </w:numPr>
+        <w:spacing w:line="360" w:lineRule="auto"/>
+        <w:jc w:val="both"/>
+        <w:rPr>
+          <w:rFonts w:hint="default" w:ascii="Times New Roman" w:hAnsi="Times New Roman" w:cs="Times New Roman"/>
+          <w:sz w:val="26"/>
+          <w:szCs w:val="26"/>
+          <w:lang w:val="en-US"/>
+        </w:rPr>
+      </w:pPr>
+      <w:r>
+        <w:rPr>
+          <w:rFonts w:hint="default" w:ascii="Times New Roman" w:hAnsi="Times New Roman" w:cs="Times New Roman"/>
+          <w:sz w:val="26"/>
+          <w:szCs w:val="26"/>
+          <w:lang w:val="en-US"/>
+        </w:rPr>
+        <w:t>Cấu hình pfSense</w:t>
+      </w:r>
+    </w:p>
+    <w:p>
+      <w:pPr>
+        <w:numPr>
+          <w:ilvl w:val="0"/>
+          <w:numId w:val="0"/>
+        </w:numPr>
+        <w:spacing w:line="360" w:lineRule="auto"/>
+        <w:jc w:val="both"/>
+        <w:rPr>
+          <w:rFonts w:hint="default" w:ascii="Times New Roman" w:hAnsi="Times New Roman" w:cs="Times New Roman"/>
+          <w:sz w:val="26"/>
+          <w:szCs w:val="26"/>
+        </w:rPr>
+      </w:pPr>
+      <w:r>
+        <w:rPr>
+          <w:rFonts w:hint="default" w:ascii="Times New Roman" w:hAnsi="Times New Roman" w:cs="Times New Roman"/>
+          <w:sz w:val="26"/>
+          <w:szCs w:val="26"/>
+        </w:rPr>
         <w:drawing>
           <wp:inline distT="0" distB="0" distL="114300" distR="114300">
             <wp:extent cx="5269865" cy="3731260"/>
@@ -1687,20 +2199,28 @@
     <w:p>
       <w:pPr>
         <w:numPr>
-          <w:numId w:val="0"/>
-        </w:numPr>
-        <w:spacing w:line="360" w:lineRule="auto"/>
-        <w:rPr>
-          <w:rFonts w:hint="default"/>
-          <w:lang w:val="en-US"/>
-        </w:rPr>
-      </w:pPr>
-      <w:r>
+          <w:ilvl w:val="0"/>
+          <w:numId w:val="0"/>
+        </w:numPr>
+        <w:spacing w:line="360" w:lineRule="auto"/>
+        <w:jc w:val="both"/>
+        <w:rPr>
+          <w:rFonts w:hint="default" w:ascii="Times New Roman" w:hAnsi="Times New Roman" w:cs="Times New Roman"/>
+          <w:sz w:val="26"/>
+          <w:szCs w:val="26"/>
+        </w:rPr>
+      </w:pPr>
+      <w:r>
+        <w:rPr>
+          <w:rFonts w:hint="default" w:ascii="Times New Roman" w:hAnsi="Times New Roman" w:cs="Times New Roman"/>
+          <w:sz w:val="26"/>
+          <w:szCs w:val="26"/>
+        </w:rPr>
         <w:drawing>
           <wp:inline distT="0" distB="0" distL="114300" distR="114300">
-            <wp:extent cx="5270500" cy="3853180"/>
-            <wp:effectExtent l="0" t="0" r="2540" b="2540"/>
-            <wp:docPr id="10" name="Picture 10"/>
+            <wp:extent cx="5268595" cy="3176270"/>
+            <wp:effectExtent l="0" t="0" r="4445" b="8890"/>
+            <wp:docPr id="4" name="Picture 1"/>
             <wp:cNvGraphicFramePr>
               <a:graphicFrameLocks xmlns:a="http://schemas.openxmlformats.org/drawingml/2006/main" noChangeAspect="1"/>
             </wp:cNvGraphicFramePr>
@@ -1708,7 +2228,7 @@
               <a:graphicData uri="http://schemas.openxmlformats.org/drawingml/2006/picture">
                 <pic:pic xmlns:pic="http://schemas.openxmlformats.org/drawingml/2006/picture">
                   <pic:nvPicPr>
-                    <pic:cNvPr id="10" name="Picture 10"/>
+                    <pic:cNvPr id="4" name="Picture 1"/>
                     <pic:cNvPicPr>
                       <a:picLocks noChangeAspect="1"/>
                     </pic:cNvPicPr>
@@ -1722,7 +2242,7 @@
                   <pic:spPr>
                     <a:xfrm>
                       <a:off x="0" y="0"/>
-                      <a:ext cx="5270500" cy="3853180"/>
+                      <a:ext cx="5268595" cy="3176270"/>
                     </a:xfrm>
                     <a:prstGeom prst="rect">
                       <a:avLst/>
@@ -1739,6 +2259,8570 @@
         </w:drawing>
       </w:r>
     </w:p>
+    <w:p>
+      <w:pPr>
+        <w:numPr>
+          <w:ilvl w:val="0"/>
+          <w:numId w:val="0"/>
+        </w:numPr>
+        <w:spacing w:line="360" w:lineRule="auto"/>
+        <w:jc w:val="both"/>
+        <w:rPr>
+          <w:rFonts w:hint="default" w:ascii="Times New Roman" w:hAnsi="Times New Roman" w:eastAsia="SimSun" w:cs="Times New Roman"/>
+          <w:sz w:val="26"/>
+          <w:szCs w:val="26"/>
+        </w:rPr>
+      </w:pPr>
+      <w:r>
+        <w:rPr>
+          <w:rFonts w:hint="default" w:ascii="Times New Roman" w:hAnsi="Times New Roman" w:cs="Times New Roman"/>
+          <w:sz w:val="26"/>
+          <w:szCs w:val="26"/>
+          <w:lang w:val="en-US"/>
+        </w:rPr>
+        <w:t xml:space="preserve">Cấu hình ở </w:t>
+      </w:r>
+      <w:r>
+        <w:rPr>
+          <w:rFonts w:hint="default" w:ascii="Times New Roman" w:hAnsi="Times New Roman" w:eastAsia="SimSun" w:cs="Times New Roman"/>
+          <w:sz w:val="26"/>
+          <w:szCs w:val="26"/>
+        </w:rPr>
+        <w:fldChar w:fldCharType="begin"/>
+      </w:r>
+      <w:r>
+        <w:rPr>
+          <w:rFonts w:hint="default" w:ascii="Times New Roman" w:hAnsi="Times New Roman" w:eastAsia="SimSun" w:cs="Times New Roman"/>
+          <w:sz w:val="26"/>
+          <w:szCs w:val="26"/>
+        </w:rPr>
+        <w:instrText xml:space="preserve"> HYPERLINK "http://192.168.56.254" </w:instrText>
+      </w:r>
+      <w:r>
+        <w:rPr>
+          <w:rFonts w:hint="default" w:ascii="Times New Roman" w:hAnsi="Times New Roman" w:eastAsia="SimSun" w:cs="Times New Roman"/>
+          <w:sz w:val="26"/>
+          <w:szCs w:val="26"/>
+        </w:rPr>
+        <w:fldChar w:fldCharType="separate"/>
+      </w:r>
+      <w:r>
+        <w:rPr>
+          <w:rStyle w:val="5"/>
+          <w:rFonts w:hint="default" w:ascii="Times New Roman" w:hAnsi="Times New Roman" w:eastAsia="SimSun" w:cs="Times New Roman"/>
+          <w:sz w:val="26"/>
+          <w:szCs w:val="26"/>
+        </w:rPr>
+        <w:t>http://192.168.56.254</w:t>
+      </w:r>
+      <w:r>
+        <w:rPr>
+          <w:rFonts w:hint="default" w:ascii="Times New Roman" w:hAnsi="Times New Roman" w:eastAsia="SimSun" w:cs="Times New Roman"/>
+          <w:sz w:val="26"/>
+          <w:szCs w:val="26"/>
+        </w:rPr>
+        <w:fldChar w:fldCharType="end"/>
+      </w:r>
+    </w:p>
+    <w:p>
+      <w:pPr>
+        <w:numPr>
+          <w:ilvl w:val="0"/>
+          <w:numId w:val="0"/>
+        </w:numPr>
+        <w:spacing w:line="360" w:lineRule="auto"/>
+        <w:jc w:val="both"/>
+        <w:rPr>
+          <w:rFonts w:hint="default" w:ascii="Times New Roman" w:hAnsi="Times New Roman" w:cs="Times New Roman"/>
+          <w:sz w:val="26"/>
+          <w:szCs w:val="26"/>
+        </w:rPr>
+      </w:pPr>
+      <w:r>
+        <w:rPr>
+          <w:rFonts w:hint="default" w:ascii="Times New Roman" w:hAnsi="Times New Roman" w:cs="Times New Roman"/>
+          <w:sz w:val="26"/>
+          <w:szCs w:val="26"/>
+        </w:rPr>
+        <w:drawing>
+          <wp:inline distT="0" distB="0" distL="114300" distR="114300">
+            <wp:extent cx="5266690" cy="3394710"/>
+            <wp:effectExtent l="9525" t="9525" r="12065" b="9525"/>
+            <wp:docPr id="10" name="Picture 2"/>
+            <wp:cNvGraphicFramePr>
+              <a:graphicFrameLocks xmlns:a="http://schemas.openxmlformats.org/drawingml/2006/main" noChangeAspect="1"/>
+            </wp:cNvGraphicFramePr>
+            <a:graphic xmlns:a="http://schemas.openxmlformats.org/drawingml/2006/main">
+              <a:graphicData uri="http://schemas.openxmlformats.org/drawingml/2006/picture">
+                <pic:pic xmlns:pic="http://schemas.openxmlformats.org/drawingml/2006/picture">
+                  <pic:nvPicPr>
+                    <pic:cNvPr id="10" name="Picture 2"/>
+                    <pic:cNvPicPr>
+                      <a:picLocks noChangeAspect="1"/>
+                    </pic:cNvPicPr>
+                  </pic:nvPicPr>
+                  <pic:blipFill>
+                    <a:blip r:embed="rId13"/>
+                    <a:stretch>
+                      <a:fillRect/>
+                    </a:stretch>
+                  </pic:blipFill>
+                  <pic:spPr>
+                    <a:xfrm>
+                      <a:off x="0" y="0"/>
+                      <a:ext cx="5266690" cy="3394710"/>
+                    </a:xfrm>
+                    <a:prstGeom prst="rect">
+                      <a:avLst/>
+                    </a:prstGeom>
+                    <a:noFill/>
+                    <a:ln>
+                      <a:solidFill>
+                        <a:schemeClr val="tx1"/>
+                      </a:solidFill>
+                    </a:ln>
+                  </pic:spPr>
+                </pic:pic>
+              </a:graphicData>
+            </a:graphic>
+          </wp:inline>
+        </w:drawing>
+      </w:r>
+    </w:p>
+    <w:p>
+      <w:pPr>
+        <w:numPr>
+          <w:ilvl w:val="0"/>
+          <w:numId w:val="0"/>
+        </w:numPr>
+        <w:spacing w:line="360" w:lineRule="auto"/>
+        <w:jc w:val="both"/>
+        <w:rPr>
+          <w:rFonts w:hint="default" w:ascii="Times New Roman" w:hAnsi="Times New Roman" w:cs="Times New Roman"/>
+          <w:sz w:val="26"/>
+          <w:szCs w:val="26"/>
+        </w:rPr>
+      </w:pPr>
+      <w:r>
+        <w:rPr>
+          <w:rFonts w:hint="default" w:ascii="Times New Roman" w:hAnsi="Times New Roman" w:cs="Times New Roman"/>
+          <w:sz w:val="26"/>
+          <w:szCs w:val="26"/>
+        </w:rPr>
+        <w:drawing>
+          <wp:inline distT="0" distB="0" distL="114300" distR="114300">
+            <wp:extent cx="5265420" cy="3178810"/>
+            <wp:effectExtent l="9525" t="9525" r="13335" b="12065"/>
+            <wp:docPr id="12" name="Picture 4"/>
+            <wp:cNvGraphicFramePr>
+              <a:graphicFrameLocks xmlns:a="http://schemas.openxmlformats.org/drawingml/2006/main" noChangeAspect="1"/>
+            </wp:cNvGraphicFramePr>
+            <a:graphic xmlns:a="http://schemas.openxmlformats.org/drawingml/2006/main">
+              <a:graphicData uri="http://schemas.openxmlformats.org/drawingml/2006/picture">
+                <pic:pic xmlns:pic="http://schemas.openxmlformats.org/drawingml/2006/picture">
+                  <pic:nvPicPr>
+                    <pic:cNvPr id="12" name="Picture 4"/>
+                    <pic:cNvPicPr>
+                      <a:picLocks noChangeAspect="1"/>
+                    </pic:cNvPicPr>
+                  </pic:nvPicPr>
+                  <pic:blipFill>
+                    <a:blip r:embed="rId14"/>
+                    <a:stretch>
+                      <a:fillRect/>
+                    </a:stretch>
+                  </pic:blipFill>
+                  <pic:spPr>
+                    <a:xfrm>
+                      <a:off x="0" y="0"/>
+                      <a:ext cx="5265420" cy="3178810"/>
+                    </a:xfrm>
+                    <a:prstGeom prst="rect">
+                      <a:avLst/>
+                    </a:prstGeom>
+                    <a:noFill/>
+                    <a:ln>
+                      <a:solidFill>
+                        <a:schemeClr val="tx1"/>
+                      </a:solidFill>
+                    </a:ln>
+                  </pic:spPr>
+                </pic:pic>
+              </a:graphicData>
+            </a:graphic>
+          </wp:inline>
+        </w:drawing>
+      </w:r>
+    </w:p>
+    <w:p>
+      <w:pPr>
+        <w:numPr>
+          <w:ilvl w:val="0"/>
+          <w:numId w:val="0"/>
+        </w:numPr>
+        <w:spacing w:line="360" w:lineRule="auto"/>
+        <w:jc w:val="both"/>
+        <w:rPr>
+          <w:rFonts w:hint="default" w:ascii="Times New Roman" w:hAnsi="Times New Roman" w:cs="Times New Roman"/>
+          <w:sz w:val="26"/>
+          <w:szCs w:val="26"/>
+        </w:rPr>
+      </w:pPr>
+      <w:r>
+        <w:rPr>
+          <w:rFonts w:hint="default" w:ascii="Times New Roman" w:hAnsi="Times New Roman" w:cs="Times New Roman"/>
+          <w:sz w:val="26"/>
+          <w:szCs w:val="26"/>
+        </w:rPr>
+        <w:drawing>
+          <wp:inline distT="0" distB="0" distL="114300" distR="114300">
+            <wp:extent cx="1717675" cy="1814830"/>
+            <wp:effectExtent l="9525" t="9525" r="10160" b="19685"/>
+            <wp:docPr id="13" name="Picture 5"/>
+            <wp:cNvGraphicFramePr>
+              <a:graphicFrameLocks xmlns:a="http://schemas.openxmlformats.org/drawingml/2006/main" noChangeAspect="1"/>
+            </wp:cNvGraphicFramePr>
+            <a:graphic xmlns:a="http://schemas.openxmlformats.org/drawingml/2006/main">
+              <a:graphicData uri="http://schemas.openxmlformats.org/drawingml/2006/picture">
+                <pic:pic xmlns:pic="http://schemas.openxmlformats.org/drawingml/2006/picture">
+                  <pic:nvPicPr>
+                    <pic:cNvPr id="13" name="Picture 5"/>
+                    <pic:cNvPicPr>
+                      <a:picLocks noChangeAspect="1"/>
+                    </pic:cNvPicPr>
+                  </pic:nvPicPr>
+                  <pic:blipFill>
+                    <a:blip r:embed="rId15"/>
+                    <a:stretch>
+                      <a:fillRect/>
+                    </a:stretch>
+                  </pic:blipFill>
+                  <pic:spPr>
+                    <a:xfrm>
+                      <a:off x="0" y="0"/>
+                      <a:ext cx="1717675" cy="1814830"/>
+                    </a:xfrm>
+                    <a:prstGeom prst="rect">
+                      <a:avLst/>
+                    </a:prstGeom>
+                    <a:noFill/>
+                    <a:ln>
+                      <a:solidFill>
+                        <a:schemeClr val="tx1"/>
+                      </a:solidFill>
+                    </a:ln>
+                  </pic:spPr>
+                </pic:pic>
+              </a:graphicData>
+            </a:graphic>
+          </wp:inline>
+        </w:drawing>
+      </w:r>
+    </w:p>
+    <w:p>
+      <w:pPr>
+        <w:numPr>
+          <w:ilvl w:val="0"/>
+          <w:numId w:val="0"/>
+        </w:numPr>
+        <w:spacing w:line="360" w:lineRule="auto"/>
+        <w:jc w:val="both"/>
+        <w:rPr>
+          <w:rFonts w:hint="default" w:ascii="Times New Roman" w:hAnsi="Times New Roman" w:cs="Times New Roman"/>
+          <w:sz w:val="26"/>
+          <w:szCs w:val="26"/>
+          <w:lang w:val="en-US"/>
+        </w:rPr>
+      </w:pPr>
+      <w:r>
+        <w:rPr>
+          <w:rFonts w:hint="default" w:ascii="Times New Roman" w:hAnsi="Times New Roman" w:cs="Times New Roman"/>
+          <w:sz w:val="26"/>
+          <w:szCs w:val="26"/>
+          <w:lang w:val="en-US"/>
+        </w:rPr>
+        <w:t>Cấu hình trên ubuntu 64 bit</w:t>
+      </w:r>
+    </w:p>
+    <w:p>
+      <w:pPr>
+        <w:numPr>
+          <w:ilvl w:val="0"/>
+          <w:numId w:val="0"/>
+        </w:numPr>
+        <w:spacing w:line="360" w:lineRule="auto"/>
+        <w:jc w:val="both"/>
+        <w:rPr>
+          <w:rFonts w:hint="default" w:ascii="Times New Roman" w:hAnsi="Times New Roman" w:cs="Times New Roman"/>
+          <w:sz w:val="26"/>
+          <w:szCs w:val="26"/>
+          <w:lang w:val="en-US"/>
+        </w:rPr>
+      </w:pPr>
+      <w:r>
+        <w:rPr>
+          <w:rFonts w:hint="default" w:ascii="Times New Roman" w:hAnsi="Times New Roman" w:cs="Times New Roman"/>
+          <w:sz w:val="26"/>
+          <w:szCs w:val="26"/>
+          <w:lang w:val="en-US"/>
+        </w:rPr>
+        <w:t>- Mở terminal (Ctrl + Alt + T)</w:t>
+      </w:r>
+    </w:p>
+    <w:p>
+      <w:pPr>
+        <w:numPr>
+          <w:ilvl w:val="0"/>
+          <w:numId w:val="0"/>
+        </w:numPr>
+        <w:pBdr>
+          <w:top w:val="single" w:color="auto" w:sz="4" w:space="0"/>
+          <w:left w:val="single" w:color="auto" w:sz="4" w:space="0"/>
+          <w:bottom w:val="single" w:color="auto" w:sz="4" w:space="0"/>
+          <w:right w:val="single" w:color="auto" w:sz="4" w:space="0"/>
+        </w:pBdr>
+        <w:spacing w:line="360" w:lineRule="auto"/>
+        <w:jc w:val="both"/>
+        <w:rPr>
+          <w:rFonts w:hint="default" w:ascii="Times New Roman" w:hAnsi="Times New Roman" w:cs="Times New Roman"/>
+          <w:sz w:val="26"/>
+          <w:szCs w:val="26"/>
+          <w:lang w:val="en-US"/>
+        </w:rPr>
+      </w:pPr>
+      <w:r>
+        <w:rPr>
+          <w:rFonts w:hint="default" w:ascii="Times New Roman" w:hAnsi="Times New Roman" w:cs="Times New Roman"/>
+          <w:sz w:val="26"/>
+          <w:szCs w:val="26"/>
+          <w:lang w:val="en-US"/>
+        </w:rPr>
+        <w:t>sudo apt update</w:t>
+      </w:r>
+    </w:p>
+    <w:p>
+      <w:pPr>
+        <w:numPr>
+          <w:ilvl w:val="0"/>
+          <w:numId w:val="0"/>
+        </w:numPr>
+        <w:pBdr>
+          <w:top w:val="single" w:color="auto" w:sz="4" w:space="0"/>
+          <w:left w:val="single" w:color="auto" w:sz="4" w:space="0"/>
+          <w:bottom w:val="single" w:color="auto" w:sz="4" w:space="0"/>
+          <w:right w:val="single" w:color="auto" w:sz="4" w:space="0"/>
+        </w:pBdr>
+        <w:spacing w:line="360" w:lineRule="auto"/>
+        <w:jc w:val="both"/>
+        <w:rPr>
+          <w:rFonts w:hint="default" w:ascii="Times New Roman" w:hAnsi="Times New Roman" w:cs="Times New Roman"/>
+          <w:sz w:val="26"/>
+          <w:szCs w:val="26"/>
+          <w:lang w:val="en-US"/>
+        </w:rPr>
+      </w:pPr>
+      <w:r>
+        <w:rPr>
+          <w:rFonts w:hint="default" w:ascii="Times New Roman" w:hAnsi="Times New Roman" w:cs="Times New Roman"/>
+          <w:sz w:val="26"/>
+          <w:szCs w:val="26"/>
+          <w:lang w:val="en-US"/>
+        </w:rPr>
+        <w:t>sudo apt install -y nginx</w:t>
+      </w:r>
+    </w:p>
+    <w:p>
+      <w:pPr>
+        <w:numPr>
+          <w:ilvl w:val="0"/>
+          <w:numId w:val="0"/>
+        </w:numPr>
+        <w:pBdr>
+          <w:top w:val="single" w:color="auto" w:sz="4" w:space="0"/>
+          <w:left w:val="single" w:color="auto" w:sz="4" w:space="0"/>
+          <w:bottom w:val="single" w:color="auto" w:sz="4" w:space="0"/>
+          <w:right w:val="single" w:color="auto" w:sz="4" w:space="0"/>
+        </w:pBdr>
+        <w:spacing w:line="360" w:lineRule="auto"/>
+        <w:jc w:val="both"/>
+        <w:rPr>
+          <w:rFonts w:hint="default" w:ascii="Times New Roman" w:hAnsi="Times New Roman" w:cs="Times New Roman"/>
+          <w:sz w:val="26"/>
+          <w:szCs w:val="26"/>
+          <w:lang w:val="en-US"/>
+        </w:rPr>
+      </w:pPr>
+      <w:r>
+        <w:rPr>
+          <w:rFonts w:hint="default" w:ascii="Times New Roman" w:hAnsi="Times New Roman" w:cs="Times New Roman"/>
+          <w:sz w:val="26"/>
+          <w:szCs w:val="26"/>
+          <w:lang w:val="en-US"/>
+        </w:rPr>
+        <w:t>sudo ip addr add 172.16.6.20/24 dev &lt;tên_card&gt;</w:t>
+      </w:r>
+    </w:p>
+    <w:p>
+      <w:pPr>
+        <w:numPr>
+          <w:ilvl w:val="0"/>
+          <w:numId w:val="0"/>
+        </w:numPr>
+        <w:pBdr>
+          <w:top w:val="single" w:color="auto" w:sz="4" w:space="0"/>
+          <w:left w:val="single" w:color="auto" w:sz="4" w:space="0"/>
+          <w:bottom w:val="single" w:color="auto" w:sz="4" w:space="0"/>
+          <w:right w:val="single" w:color="auto" w:sz="4" w:space="0"/>
+        </w:pBdr>
+        <w:spacing w:line="360" w:lineRule="auto"/>
+        <w:jc w:val="both"/>
+        <w:rPr>
+          <w:rFonts w:hint="default" w:ascii="Times New Roman" w:hAnsi="Times New Roman" w:cs="Times New Roman"/>
+          <w:sz w:val="26"/>
+          <w:szCs w:val="26"/>
+          <w:lang w:val="en-US"/>
+        </w:rPr>
+      </w:pPr>
+      <w:r>
+        <w:rPr>
+          <w:rFonts w:hint="default" w:ascii="Times New Roman" w:hAnsi="Times New Roman" w:cs="Times New Roman"/>
+          <w:sz w:val="26"/>
+          <w:szCs w:val="26"/>
+          <w:lang w:val="en-US"/>
+        </w:rPr>
+        <w:t>sudo ip addr add 172.16.6.30/24 dev &lt;tên_card&gt;</w:t>
+      </w:r>
+    </w:p>
+    <w:p>
+      <w:pPr>
+        <w:numPr>
+          <w:ilvl w:val="0"/>
+          <w:numId w:val="0"/>
+        </w:numPr>
+        <w:pBdr>
+          <w:top w:val="single" w:color="auto" w:sz="4" w:space="0"/>
+          <w:left w:val="single" w:color="auto" w:sz="4" w:space="0"/>
+          <w:bottom w:val="single" w:color="auto" w:sz="4" w:space="0"/>
+          <w:right w:val="single" w:color="auto" w:sz="4" w:space="0"/>
+        </w:pBdr>
+        <w:spacing w:line="360" w:lineRule="auto"/>
+        <w:jc w:val="both"/>
+        <w:rPr>
+          <w:rFonts w:hint="default" w:ascii="Times New Roman" w:hAnsi="Times New Roman" w:cs="Times New Roman"/>
+          <w:sz w:val="26"/>
+          <w:szCs w:val="26"/>
+          <w:lang w:val="en-US"/>
+        </w:rPr>
+      </w:pPr>
+      <w:r>
+        <w:rPr>
+          <w:rFonts w:hint="default" w:ascii="Times New Roman" w:hAnsi="Times New Roman" w:cs="Times New Roman"/>
+          <w:sz w:val="26"/>
+          <w:szCs w:val="26"/>
+          <w:lang w:val="en-US"/>
+        </w:rPr>
+        <w:t>sudo ip addr add 172.16.6.40/24 dev &lt;tên_card&gt;</w:t>
+      </w:r>
+    </w:p>
+    <w:p>
+      <w:pPr>
+        <w:numPr>
+          <w:ilvl w:val="0"/>
+          <w:numId w:val="0"/>
+        </w:numPr>
+        <w:pBdr>
+          <w:top w:val="single" w:color="auto" w:sz="4" w:space="0"/>
+          <w:left w:val="single" w:color="auto" w:sz="4" w:space="0"/>
+          <w:bottom w:val="single" w:color="auto" w:sz="4" w:space="0"/>
+          <w:right w:val="single" w:color="auto" w:sz="4" w:space="0"/>
+        </w:pBdr>
+        <w:spacing w:line="360" w:lineRule="auto"/>
+        <w:jc w:val="both"/>
+        <w:rPr>
+          <w:rFonts w:hint="default" w:ascii="Times New Roman" w:hAnsi="Times New Roman" w:cs="Times New Roman"/>
+          <w:sz w:val="26"/>
+          <w:szCs w:val="26"/>
+          <w:lang w:val="en-US"/>
+        </w:rPr>
+      </w:pPr>
+      <w:r>
+        <w:rPr>
+          <w:rFonts w:hint="default" w:ascii="Times New Roman" w:hAnsi="Times New Roman" w:cs="Times New Roman"/>
+          <w:sz w:val="26"/>
+          <w:szCs w:val="26"/>
+          <w:lang w:val="en-US"/>
+        </w:rPr>
+        <w:t>ip -4 addr show &lt;tên_card&gt;</w:t>
+      </w:r>
+    </w:p>
+    <w:p>
+      <w:pPr>
+        <w:numPr>
+          <w:ilvl w:val="0"/>
+          <w:numId w:val="0"/>
+        </w:numPr>
+        <w:spacing w:line="360" w:lineRule="auto"/>
+        <w:jc w:val="both"/>
+        <w:rPr>
+          <w:rFonts w:hint="default" w:ascii="Times New Roman" w:hAnsi="Times New Roman" w:cs="Times New Roman"/>
+          <w:sz w:val="26"/>
+          <w:szCs w:val="26"/>
+          <w:lang w:val="en-US"/>
+        </w:rPr>
+      </w:pPr>
+    </w:p>
+    <w:p>
+      <w:pPr>
+        <w:numPr>
+          <w:ilvl w:val="0"/>
+          <w:numId w:val="0"/>
+        </w:numPr>
+        <w:spacing w:line="360" w:lineRule="auto"/>
+        <w:jc w:val="both"/>
+        <w:rPr>
+          <w:rFonts w:hint="default" w:ascii="Times New Roman" w:hAnsi="Times New Roman" w:cs="Times New Roman"/>
+          <w:sz w:val="26"/>
+          <w:szCs w:val="26"/>
+          <w:lang w:val="en-US"/>
+        </w:rPr>
+      </w:pPr>
+      <w:r>
+        <w:rPr>
+          <w:rFonts w:hint="default" w:ascii="Times New Roman" w:hAnsi="Times New Roman" w:cs="Times New Roman"/>
+          <w:sz w:val="26"/>
+          <w:szCs w:val="26"/>
+          <w:lang w:val="en-US"/>
+        </w:rPr>
+        <w:t xml:space="preserve">Gõ </w:t>
+      </w:r>
+      <w:r>
+        <w:rPr>
+          <w:rFonts w:hint="default" w:ascii="Times New Roman" w:hAnsi="Times New Roman" w:cs="Times New Roman"/>
+          <w:i/>
+          <w:iCs/>
+          <w:sz w:val="26"/>
+          <w:szCs w:val="26"/>
+          <w:lang w:val="en-US"/>
+        </w:rPr>
+        <w:t>ip a</w:t>
+      </w:r>
+      <w:r>
+        <w:rPr>
+          <w:rFonts w:hint="default" w:ascii="Times New Roman" w:hAnsi="Times New Roman" w:cs="Times New Roman"/>
+          <w:sz w:val="26"/>
+          <w:szCs w:val="26"/>
+          <w:lang w:val="en-US"/>
+        </w:rPr>
+        <w:t xml:space="preserve"> để xem &lt;tên_card&gt;</w:t>
+      </w:r>
+    </w:p>
+    <w:p>
+      <w:pPr>
+        <w:numPr>
+          <w:ilvl w:val="0"/>
+          <w:numId w:val="0"/>
+        </w:numPr>
+        <w:spacing w:line="360" w:lineRule="auto"/>
+        <w:jc w:val="both"/>
+        <w:rPr>
+          <w:rFonts w:hint="default" w:ascii="Times New Roman" w:hAnsi="Times New Roman" w:cs="Times New Roman"/>
+          <w:sz w:val="26"/>
+          <w:szCs w:val="26"/>
+          <w:lang w:val="en-US"/>
+        </w:rPr>
+      </w:pPr>
+      <w:r>
+        <w:rPr>
+          <w:rFonts w:hint="default" w:ascii="Times New Roman" w:hAnsi="Times New Roman" w:cs="Times New Roman"/>
+          <w:sz w:val="26"/>
+          <w:szCs w:val="26"/>
+          <w:lang w:val="en-US"/>
+        </w:rPr>
+        <w:t>Lỗi chưa tỉa ens33</w:t>
+      </w:r>
+    </w:p>
+    <w:p>
+      <w:pPr>
+        <w:numPr>
+          <w:ilvl w:val="0"/>
+          <w:numId w:val="0"/>
+        </w:numPr>
+        <w:spacing w:line="360" w:lineRule="auto"/>
+        <w:jc w:val="both"/>
+        <w:rPr>
+          <w:rFonts w:hint="default" w:ascii="Times New Roman" w:hAnsi="Times New Roman" w:cs="Times New Roman"/>
+          <w:sz w:val="26"/>
+          <w:szCs w:val="26"/>
+          <w:lang w:val="en-US"/>
+        </w:rPr>
+      </w:pPr>
+      <w:r>
+        <w:rPr>
+          <w:rFonts w:hint="default" w:ascii="Times New Roman" w:hAnsi="Times New Roman" w:cs="Times New Roman"/>
+          <w:sz w:val="26"/>
+          <w:szCs w:val="26"/>
+          <w:lang w:val="en-US"/>
+        </w:rPr>
+        <w:t>## khắc phục :</w:t>
+      </w:r>
+    </w:p>
+    <w:p>
+      <w:pPr>
+        <w:numPr>
+          <w:ilvl w:val="0"/>
+          <w:numId w:val="0"/>
+        </w:numPr>
+        <w:spacing w:line="360" w:lineRule="auto"/>
+        <w:jc w:val="both"/>
+        <w:rPr>
+          <w:rFonts w:hint="default" w:ascii="Times New Roman" w:hAnsi="Times New Roman" w:cs="Times New Roman"/>
+          <w:sz w:val="26"/>
+          <w:szCs w:val="26"/>
+          <w:lang w:val="en-US"/>
+        </w:rPr>
+      </w:pPr>
+      <w:r>
+        <w:rPr>
+          <w:rFonts w:hint="default" w:ascii="Times New Roman" w:hAnsi="Times New Roman" w:cs="Times New Roman"/>
+          <w:sz w:val="26"/>
+          <w:szCs w:val="26"/>
+          <w:lang w:val="en-US"/>
+        </w:rPr>
+        <w:t>Chuyển network apa =&gt; NAT</w:t>
+      </w:r>
+    </w:p>
+    <w:p>
+      <w:pPr>
+        <w:numPr>
+          <w:ilvl w:val="0"/>
+          <w:numId w:val="0"/>
+        </w:numPr>
+        <w:spacing w:line="360" w:lineRule="auto"/>
+        <w:jc w:val="both"/>
+        <w:rPr>
+          <w:rFonts w:hint="default" w:ascii="Times New Roman" w:hAnsi="Times New Roman" w:cs="Times New Roman"/>
+          <w:sz w:val="26"/>
+          <w:szCs w:val="26"/>
+          <w:lang w:val="en-US"/>
+        </w:rPr>
+      </w:pPr>
+      <w:r>
+        <w:rPr>
+          <w:rFonts w:hint="default" w:ascii="Times New Roman" w:hAnsi="Times New Roman" w:cs="Times New Roman"/>
+          <w:sz w:val="26"/>
+          <w:szCs w:val="26"/>
+          <w:lang w:val="en-US"/>
+        </w:rPr>
+        <w:t>Gõ terminal : sudo systemctl restart NetworkManager</w:t>
+      </w:r>
+    </w:p>
+    <w:p>
+      <w:pPr>
+        <w:numPr>
+          <w:ilvl w:val="0"/>
+          <w:numId w:val="0"/>
+        </w:numPr>
+        <w:spacing w:line="360" w:lineRule="auto"/>
+        <w:jc w:val="both"/>
+        <w:rPr>
+          <w:rFonts w:hint="default" w:ascii="Times New Roman" w:hAnsi="Times New Roman" w:eastAsia="SimSun" w:cs="Times New Roman"/>
+          <w:sz w:val="26"/>
+          <w:szCs w:val="26"/>
+        </w:rPr>
+      </w:pPr>
+      <w:r>
+        <w:rPr>
+          <w:rFonts w:hint="default" w:ascii="Times New Roman" w:hAnsi="Times New Roman" w:eastAsia="SimSun" w:cs="Times New Roman"/>
+          <w:sz w:val="26"/>
+          <w:szCs w:val="26"/>
+        </w:rPr>
+        <w:t xml:space="preserve">Card mạng </w:t>
+      </w:r>
+      <w:r>
+        <w:rPr>
+          <w:rStyle w:val="4"/>
+          <w:rFonts w:hint="default" w:ascii="Times New Roman" w:hAnsi="Times New Roman" w:eastAsia="SimSun" w:cs="Times New Roman"/>
+          <w:sz w:val="26"/>
+          <w:szCs w:val="26"/>
+        </w:rPr>
+        <w:t>ens33</w:t>
+      </w:r>
+      <w:r>
+        <w:rPr>
+          <w:rFonts w:hint="default" w:ascii="Times New Roman" w:hAnsi="Times New Roman" w:eastAsia="SimSun" w:cs="Times New Roman"/>
+          <w:sz w:val="26"/>
+          <w:szCs w:val="26"/>
+        </w:rPr>
+        <w:t xml:space="preserve"> đã nhận được IP </w:t>
+      </w:r>
+      <w:r>
+        <w:rPr>
+          <w:rStyle w:val="4"/>
+          <w:rFonts w:hint="default" w:ascii="Times New Roman" w:hAnsi="Times New Roman" w:eastAsia="SimSun" w:cs="Times New Roman"/>
+          <w:sz w:val="26"/>
+          <w:szCs w:val="26"/>
+        </w:rPr>
+        <w:t>192.168.250.129</w:t>
+      </w:r>
+      <w:r>
+        <w:rPr>
+          <w:rFonts w:hint="default" w:ascii="Times New Roman" w:hAnsi="Times New Roman" w:eastAsia="SimSun" w:cs="Times New Roman"/>
+          <w:sz w:val="26"/>
+          <w:szCs w:val="26"/>
+        </w:rPr>
+        <w:t xml:space="preserve"> qua NAT và sẵn sàng kết nối Internet.</w:t>
+      </w:r>
+    </w:p>
+    <w:p>
+      <w:pPr>
+        <w:numPr>
+          <w:ilvl w:val="0"/>
+          <w:numId w:val="0"/>
+        </w:numPr>
+        <w:spacing w:line="360" w:lineRule="auto"/>
+        <w:jc w:val="both"/>
+        <w:rPr>
+          <w:rFonts w:hint="default" w:ascii="Times New Roman" w:hAnsi="Times New Roman" w:eastAsia="SimSun" w:cs="Times New Roman"/>
+          <w:sz w:val="26"/>
+          <w:szCs w:val="26"/>
+          <w:lang w:val="en-US"/>
+        </w:rPr>
+      </w:pPr>
+      <w:r>
+        <w:rPr>
+          <w:rFonts w:hint="default" w:ascii="Times New Roman" w:hAnsi="Times New Roman" w:eastAsia="SimSun" w:cs="Times New Roman"/>
+          <w:sz w:val="26"/>
+          <w:szCs w:val="26"/>
+          <w:lang w:val="en-US"/>
+        </w:rPr>
+        <w:t>Cài đặt Nginx</w:t>
+      </w:r>
+    </w:p>
+    <w:p>
+      <w:pPr>
+        <w:numPr>
+          <w:ilvl w:val="0"/>
+          <w:numId w:val="0"/>
+        </w:numPr>
+        <w:spacing w:line="360" w:lineRule="auto"/>
+        <w:jc w:val="both"/>
+        <w:rPr>
+          <w:rFonts w:hint="default" w:ascii="Times New Roman" w:hAnsi="Times New Roman" w:eastAsia="SimSun" w:cs="Times New Roman"/>
+          <w:sz w:val="26"/>
+          <w:szCs w:val="26"/>
+          <w:lang w:val="en-US"/>
+        </w:rPr>
+      </w:pPr>
+      <w:r>
+        <w:rPr>
+          <w:rFonts w:hint="default" w:ascii="Times New Roman" w:hAnsi="Times New Roman" w:eastAsia="SimSun" w:cs="Times New Roman"/>
+          <w:sz w:val="26"/>
+          <w:szCs w:val="26"/>
+          <w:lang w:val="en-US"/>
+        </w:rPr>
+        <w:t>sudo apt update &amp;&amp; sudo apt install -y nginx</w:t>
+      </w:r>
+    </w:p>
+    <w:p>
+      <w:pPr>
+        <w:numPr>
+          <w:ilvl w:val="0"/>
+          <w:numId w:val="0"/>
+        </w:numPr>
+        <w:spacing w:line="360" w:lineRule="auto"/>
+        <w:jc w:val="both"/>
+        <w:rPr>
+          <w:rFonts w:hint="default" w:ascii="Times New Roman" w:hAnsi="Times New Roman" w:eastAsia="SimSun" w:cs="Times New Roman"/>
+          <w:sz w:val="26"/>
+          <w:szCs w:val="26"/>
+          <w:lang w:val="en-US"/>
+        </w:rPr>
+      </w:pPr>
+      <w:r>
+        <w:rPr>
+          <w:rFonts w:hint="default" w:ascii="Times New Roman" w:hAnsi="Times New Roman" w:eastAsia="SimSun" w:cs="Times New Roman"/>
+          <w:sz w:val="26"/>
+          <w:szCs w:val="26"/>
+          <w:lang w:val="en-US"/>
+        </w:rPr>
+        <w:t>Kiểm tra trạng thái: sudo systemctl status nginx</w:t>
+      </w:r>
+    </w:p>
+    <w:p>
+      <w:pPr>
+        <w:numPr>
+          <w:ilvl w:val="0"/>
+          <w:numId w:val="0"/>
+        </w:numPr>
+        <w:spacing w:line="360" w:lineRule="auto"/>
+        <w:jc w:val="both"/>
+        <w:rPr>
+          <w:rFonts w:hint="default" w:ascii="Times New Roman" w:hAnsi="Times New Roman" w:cs="Times New Roman"/>
+          <w:sz w:val="26"/>
+          <w:szCs w:val="26"/>
+        </w:rPr>
+      </w:pPr>
+      <w:r>
+        <w:rPr>
+          <w:rFonts w:hint="default" w:ascii="Times New Roman" w:hAnsi="Times New Roman" w:cs="Times New Roman"/>
+          <w:sz w:val="26"/>
+          <w:szCs w:val="26"/>
+        </w:rPr>
+        <w:drawing>
+          <wp:inline distT="0" distB="0" distL="114300" distR="114300">
+            <wp:extent cx="5269230" cy="4004310"/>
+            <wp:effectExtent l="0" t="0" r="3810" b="3810"/>
+            <wp:docPr id="14" name="Picture 6"/>
+            <wp:cNvGraphicFramePr>
+              <a:graphicFrameLocks xmlns:a="http://schemas.openxmlformats.org/drawingml/2006/main" noChangeAspect="1"/>
+            </wp:cNvGraphicFramePr>
+            <a:graphic xmlns:a="http://schemas.openxmlformats.org/drawingml/2006/main">
+              <a:graphicData uri="http://schemas.openxmlformats.org/drawingml/2006/picture">
+                <pic:pic xmlns:pic="http://schemas.openxmlformats.org/drawingml/2006/picture">
+                  <pic:nvPicPr>
+                    <pic:cNvPr id="14" name="Picture 6"/>
+                    <pic:cNvPicPr>
+                      <a:picLocks noChangeAspect="1"/>
+                    </pic:cNvPicPr>
+                  </pic:nvPicPr>
+                  <pic:blipFill>
+                    <a:blip r:embed="rId16"/>
+                    <a:stretch>
+                      <a:fillRect/>
+                    </a:stretch>
+                  </pic:blipFill>
+                  <pic:spPr>
+                    <a:xfrm>
+                      <a:off x="0" y="0"/>
+                      <a:ext cx="5269230" cy="4004310"/>
+                    </a:xfrm>
+                    <a:prstGeom prst="rect">
+                      <a:avLst/>
+                    </a:prstGeom>
+                    <a:noFill/>
+                    <a:ln>
+                      <a:noFill/>
+                    </a:ln>
+                  </pic:spPr>
+                </pic:pic>
+              </a:graphicData>
+            </a:graphic>
+          </wp:inline>
+        </w:drawing>
+      </w:r>
+    </w:p>
+    <w:p>
+      <w:pPr>
+        <w:numPr>
+          <w:ilvl w:val="0"/>
+          <w:numId w:val="0"/>
+        </w:numPr>
+        <w:spacing w:line="360" w:lineRule="auto"/>
+        <w:jc w:val="both"/>
+        <w:rPr>
+          <w:rFonts w:hint="default" w:ascii="Times New Roman" w:hAnsi="Times New Roman" w:cs="Times New Roman"/>
+          <w:sz w:val="26"/>
+          <w:szCs w:val="26"/>
+          <w:lang w:val="en-US"/>
+        </w:rPr>
+      </w:pPr>
+      <w:r>
+        <w:rPr>
+          <w:rFonts w:hint="default" w:ascii="Times New Roman" w:hAnsi="Times New Roman" w:cs="Times New Roman"/>
+          <w:sz w:val="26"/>
+          <w:szCs w:val="26"/>
+          <w:lang w:val="en-US"/>
+        </w:rPr>
+        <w:t>Chuyển Vmware về lại vmnet3</w:t>
+      </w:r>
+    </w:p>
+    <w:p>
+      <w:pPr>
+        <w:numPr>
+          <w:ilvl w:val="0"/>
+          <w:numId w:val="0"/>
+        </w:numPr>
+        <w:spacing w:line="360" w:lineRule="auto"/>
+        <w:jc w:val="both"/>
+        <w:rPr>
+          <w:rFonts w:hint="default" w:ascii="Times New Roman" w:hAnsi="Times New Roman" w:cs="Times New Roman"/>
+          <w:sz w:val="26"/>
+          <w:szCs w:val="26"/>
+        </w:rPr>
+      </w:pPr>
+      <w:r>
+        <w:rPr>
+          <w:rFonts w:hint="default" w:ascii="Times New Roman" w:hAnsi="Times New Roman" w:cs="Times New Roman"/>
+          <w:sz w:val="26"/>
+          <w:szCs w:val="26"/>
+        </w:rPr>
+        <w:drawing>
+          <wp:inline distT="0" distB="0" distL="114300" distR="114300">
+            <wp:extent cx="5271135" cy="3360420"/>
+            <wp:effectExtent l="9525" t="9525" r="22860" b="13335"/>
+            <wp:docPr id="15" name="Picture 7"/>
+            <wp:cNvGraphicFramePr>
+              <a:graphicFrameLocks xmlns:a="http://schemas.openxmlformats.org/drawingml/2006/main" noChangeAspect="1"/>
+            </wp:cNvGraphicFramePr>
+            <a:graphic xmlns:a="http://schemas.openxmlformats.org/drawingml/2006/main">
+              <a:graphicData uri="http://schemas.openxmlformats.org/drawingml/2006/picture">
+                <pic:pic xmlns:pic="http://schemas.openxmlformats.org/drawingml/2006/picture">
+                  <pic:nvPicPr>
+                    <pic:cNvPr id="15" name="Picture 7"/>
+                    <pic:cNvPicPr>
+                      <a:picLocks noChangeAspect="1"/>
+                    </pic:cNvPicPr>
+                  </pic:nvPicPr>
+                  <pic:blipFill>
+                    <a:blip r:embed="rId17"/>
+                    <a:stretch>
+                      <a:fillRect/>
+                    </a:stretch>
+                  </pic:blipFill>
+                  <pic:spPr>
+                    <a:xfrm>
+                      <a:off x="0" y="0"/>
+                      <a:ext cx="5271135" cy="3360420"/>
+                    </a:xfrm>
+                    <a:prstGeom prst="rect">
+                      <a:avLst/>
+                    </a:prstGeom>
+                    <a:noFill/>
+                    <a:ln>
+                      <a:solidFill>
+                        <a:schemeClr val="tx1"/>
+                      </a:solidFill>
+                    </a:ln>
+                  </pic:spPr>
+                </pic:pic>
+              </a:graphicData>
+            </a:graphic>
+          </wp:inline>
+        </w:drawing>
+      </w:r>
+    </w:p>
+    <w:p>
+      <w:pPr>
+        <w:numPr>
+          <w:ilvl w:val="0"/>
+          <w:numId w:val="0"/>
+        </w:numPr>
+        <w:spacing w:line="360" w:lineRule="auto"/>
+        <w:jc w:val="both"/>
+        <w:rPr>
+          <w:rFonts w:hint="default" w:ascii="Times New Roman" w:hAnsi="Times New Roman" w:eastAsia="SimSun" w:cs="Times New Roman"/>
+          <w:sz w:val="26"/>
+          <w:szCs w:val="26"/>
+        </w:rPr>
+      </w:pPr>
+      <w:r>
+        <w:rPr>
+          <w:rFonts w:hint="default" w:ascii="Times New Roman" w:hAnsi="Times New Roman" w:eastAsia="SimSun" w:cs="Times New Roman"/>
+          <w:sz w:val="26"/>
+          <w:szCs w:val="26"/>
+        </w:rPr>
+        <w:t>Gán IP chính và 3 IP phụ mô phỏng</w:t>
+      </w:r>
+    </w:p>
+    <w:p>
+      <w:pPr>
+        <w:numPr>
+          <w:ilvl w:val="0"/>
+          <w:numId w:val="0"/>
+        </w:numPr>
+        <w:pBdr>
+          <w:top w:val="single" w:color="auto" w:sz="4" w:space="0"/>
+          <w:left w:val="single" w:color="auto" w:sz="4" w:space="0"/>
+          <w:bottom w:val="single" w:color="auto" w:sz="4" w:space="0"/>
+          <w:right w:val="single" w:color="auto" w:sz="4" w:space="0"/>
+        </w:pBdr>
+        <w:spacing w:line="360" w:lineRule="auto"/>
+        <w:jc w:val="both"/>
+        <w:rPr>
+          <w:rFonts w:hint="default" w:ascii="Times New Roman" w:hAnsi="Times New Roman" w:eastAsia="SimSun" w:cs="Times New Roman"/>
+          <w:sz w:val="26"/>
+          <w:szCs w:val="26"/>
+          <w:lang w:val="en-US"/>
+        </w:rPr>
+      </w:pPr>
+      <w:r>
+        <w:rPr>
+          <w:rFonts w:hint="default" w:ascii="Times New Roman" w:hAnsi="Times New Roman" w:eastAsia="SimSun" w:cs="Times New Roman"/>
+          <w:sz w:val="26"/>
+          <w:szCs w:val="26"/>
+          <w:lang w:val="en-US"/>
+        </w:rPr>
+        <w:t>sudo systemctl stop NetworkManager</w:t>
+      </w:r>
+    </w:p>
+    <w:p>
+      <w:pPr>
+        <w:numPr>
+          <w:ilvl w:val="0"/>
+          <w:numId w:val="0"/>
+        </w:numPr>
+        <w:pBdr>
+          <w:top w:val="single" w:color="auto" w:sz="4" w:space="0"/>
+          <w:left w:val="single" w:color="auto" w:sz="4" w:space="0"/>
+          <w:bottom w:val="single" w:color="auto" w:sz="4" w:space="0"/>
+          <w:right w:val="single" w:color="auto" w:sz="4" w:space="0"/>
+        </w:pBdr>
+        <w:spacing w:line="360" w:lineRule="auto"/>
+        <w:jc w:val="both"/>
+        <w:rPr>
+          <w:rFonts w:hint="default" w:ascii="Times New Roman" w:hAnsi="Times New Roman" w:eastAsia="SimSun" w:cs="Times New Roman"/>
+          <w:sz w:val="26"/>
+          <w:szCs w:val="26"/>
+          <w:lang w:val="en-US"/>
+        </w:rPr>
+      </w:pPr>
+      <w:r>
+        <w:rPr>
+          <w:rFonts w:hint="default" w:ascii="Times New Roman" w:hAnsi="Times New Roman" w:eastAsia="SimSun" w:cs="Times New Roman"/>
+          <w:sz w:val="26"/>
+          <w:szCs w:val="26"/>
+          <w:lang w:val="en-US"/>
+        </w:rPr>
+        <w:t>sudo ip addr flush dev ens33</w:t>
+      </w:r>
+    </w:p>
+    <w:p>
+      <w:pPr>
+        <w:numPr>
+          <w:ilvl w:val="0"/>
+          <w:numId w:val="0"/>
+        </w:numPr>
+        <w:pBdr>
+          <w:top w:val="single" w:color="auto" w:sz="4" w:space="0"/>
+          <w:left w:val="single" w:color="auto" w:sz="4" w:space="0"/>
+          <w:bottom w:val="single" w:color="auto" w:sz="4" w:space="0"/>
+          <w:right w:val="single" w:color="auto" w:sz="4" w:space="0"/>
+        </w:pBdr>
+        <w:spacing w:line="360" w:lineRule="auto"/>
+        <w:jc w:val="both"/>
+        <w:rPr>
+          <w:rFonts w:hint="default" w:ascii="Times New Roman" w:hAnsi="Times New Roman" w:eastAsia="SimSun" w:cs="Times New Roman"/>
+          <w:sz w:val="26"/>
+          <w:szCs w:val="26"/>
+          <w:lang w:val="en-US"/>
+        </w:rPr>
+      </w:pPr>
+      <w:r>
+        <w:rPr>
+          <w:rFonts w:hint="default" w:ascii="Times New Roman" w:hAnsi="Times New Roman" w:eastAsia="SimSun" w:cs="Times New Roman"/>
+          <w:sz w:val="26"/>
+          <w:szCs w:val="26"/>
+          <w:lang w:val="en-US"/>
+        </w:rPr>
+        <w:t>sudo ip addr add 172.16.6.10/24 dev ens33</w:t>
+      </w:r>
+    </w:p>
+    <w:p>
+      <w:pPr>
+        <w:numPr>
+          <w:ilvl w:val="0"/>
+          <w:numId w:val="0"/>
+        </w:numPr>
+        <w:pBdr>
+          <w:top w:val="single" w:color="auto" w:sz="4" w:space="0"/>
+          <w:left w:val="single" w:color="auto" w:sz="4" w:space="0"/>
+          <w:bottom w:val="single" w:color="auto" w:sz="4" w:space="0"/>
+          <w:right w:val="single" w:color="auto" w:sz="4" w:space="0"/>
+        </w:pBdr>
+        <w:spacing w:line="360" w:lineRule="auto"/>
+        <w:jc w:val="both"/>
+        <w:rPr>
+          <w:rFonts w:hint="default" w:ascii="Times New Roman" w:hAnsi="Times New Roman" w:eastAsia="SimSun" w:cs="Times New Roman"/>
+          <w:sz w:val="26"/>
+          <w:szCs w:val="26"/>
+          <w:lang w:val="en-US"/>
+        </w:rPr>
+      </w:pPr>
+      <w:r>
+        <w:rPr>
+          <w:rFonts w:hint="default" w:ascii="Times New Roman" w:hAnsi="Times New Roman" w:eastAsia="SimSun" w:cs="Times New Roman"/>
+          <w:sz w:val="26"/>
+          <w:szCs w:val="26"/>
+          <w:lang w:val="en-US"/>
+        </w:rPr>
+        <w:t>sudo ip link set ens33 up</w:t>
+      </w:r>
+    </w:p>
+    <w:p>
+      <w:pPr>
+        <w:numPr>
+          <w:ilvl w:val="0"/>
+          <w:numId w:val="0"/>
+        </w:numPr>
+        <w:pBdr>
+          <w:top w:val="single" w:color="auto" w:sz="4" w:space="0"/>
+          <w:left w:val="single" w:color="auto" w:sz="4" w:space="0"/>
+          <w:bottom w:val="single" w:color="auto" w:sz="4" w:space="0"/>
+          <w:right w:val="single" w:color="auto" w:sz="4" w:space="0"/>
+        </w:pBdr>
+        <w:spacing w:line="360" w:lineRule="auto"/>
+        <w:jc w:val="both"/>
+        <w:rPr>
+          <w:rFonts w:hint="default" w:ascii="Times New Roman" w:hAnsi="Times New Roman" w:eastAsia="SimSun" w:cs="Times New Roman"/>
+          <w:sz w:val="26"/>
+          <w:szCs w:val="26"/>
+          <w:lang w:val="en-US"/>
+        </w:rPr>
+      </w:pPr>
+      <w:r>
+        <w:rPr>
+          <w:rFonts w:hint="default" w:ascii="Times New Roman" w:hAnsi="Times New Roman" w:eastAsia="SimSun" w:cs="Times New Roman"/>
+          <w:sz w:val="26"/>
+          <w:szCs w:val="26"/>
+          <w:lang w:val="en-US"/>
+        </w:rPr>
+        <w:t>(kiểm tra trạng thái): sudo ip link set ens33 up</w:t>
+      </w:r>
+    </w:p>
+    <w:p>
+      <w:pPr>
+        <w:numPr>
+          <w:ilvl w:val="0"/>
+          <w:numId w:val="0"/>
+        </w:numPr>
+        <w:pBdr>
+          <w:top w:val="single" w:color="auto" w:sz="4" w:space="0"/>
+          <w:left w:val="single" w:color="auto" w:sz="4" w:space="0"/>
+          <w:bottom w:val="single" w:color="auto" w:sz="4" w:space="0"/>
+          <w:right w:val="single" w:color="auto" w:sz="4" w:space="0"/>
+        </w:pBdr>
+        <w:spacing w:line="360" w:lineRule="auto"/>
+        <w:jc w:val="both"/>
+        <w:rPr>
+          <w:rFonts w:hint="default" w:ascii="Times New Roman" w:hAnsi="Times New Roman" w:eastAsia="SimSun" w:cs="Times New Roman"/>
+          <w:sz w:val="26"/>
+          <w:szCs w:val="26"/>
+          <w:lang w:val="en-US"/>
+        </w:rPr>
+      </w:pPr>
+      <w:r>
+        <w:rPr>
+          <w:rFonts w:hint="default" w:ascii="Times New Roman" w:hAnsi="Times New Roman" w:eastAsia="SimSun" w:cs="Times New Roman"/>
+          <w:sz w:val="26"/>
+          <w:szCs w:val="26"/>
+          <w:lang w:val="en-US"/>
+        </w:rPr>
+        <w:t>sudo ip route add default via 172.16.6.1 dev ens33</w:t>
+      </w:r>
+    </w:p>
+    <w:p>
+      <w:pPr>
+        <w:numPr>
+          <w:ilvl w:val="0"/>
+          <w:numId w:val="0"/>
+        </w:numPr>
+        <w:pBdr>
+          <w:top w:val="single" w:color="auto" w:sz="4" w:space="0"/>
+          <w:left w:val="single" w:color="auto" w:sz="4" w:space="0"/>
+          <w:bottom w:val="single" w:color="auto" w:sz="4" w:space="0"/>
+          <w:right w:val="single" w:color="auto" w:sz="4" w:space="0"/>
+        </w:pBdr>
+        <w:spacing w:line="360" w:lineRule="auto"/>
+        <w:jc w:val="both"/>
+        <w:rPr>
+          <w:rFonts w:hint="default" w:ascii="Times New Roman" w:hAnsi="Times New Roman" w:eastAsia="SimSun" w:cs="Times New Roman"/>
+          <w:sz w:val="26"/>
+          <w:szCs w:val="26"/>
+          <w:lang w:val="en-US"/>
+        </w:rPr>
+      </w:pPr>
+      <w:r>
+        <w:rPr>
+          <w:rFonts w:hint="default" w:ascii="Times New Roman" w:hAnsi="Times New Roman" w:eastAsia="SimSun" w:cs="Times New Roman"/>
+          <w:sz w:val="26"/>
+          <w:szCs w:val="26"/>
+          <w:lang w:val="en-US"/>
+        </w:rPr>
+        <w:t>sudo ip addr add 172.16.6.20/24 dev ens33</w:t>
+      </w:r>
+    </w:p>
+    <w:p>
+      <w:pPr>
+        <w:numPr>
+          <w:ilvl w:val="0"/>
+          <w:numId w:val="0"/>
+        </w:numPr>
+        <w:pBdr>
+          <w:top w:val="single" w:color="auto" w:sz="4" w:space="0"/>
+          <w:left w:val="single" w:color="auto" w:sz="4" w:space="0"/>
+          <w:bottom w:val="single" w:color="auto" w:sz="4" w:space="0"/>
+          <w:right w:val="single" w:color="auto" w:sz="4" w:space="0"/>
+        </w:pBdr>
+        <w:spacing w:line="360" w:lineRule="auto"/>
+        <w:jc w:val="both"/>
+        <w:rPr>
+          <w:rFonts w:hint="default" w:ascii="Times New Roman" w:hAnsi="Times New Roman" w:eastAsia="SimSun" w:cs="Times New Roman"/>
+          <w:sz w:val="26"/>
+          <w:szCs w:val="26"/>
+          <w:lang w:val="en-US"/>
+        </w:rPr>
+      </w:pPr>
+      <w:r>
+        <w:rPr>
+          <w:rFonts w:hint="default" w:ascii="Times New Roman" w:hAnsi="Times New Roman" w:eastAsia="SimSun" w:cs="Times New Roman"/>
+          <w:sz w:val="26"/>
+          <w:szCs w:val="26"/>
+          <w:lang w:val="en-US"/>
+        </w:rPr>
+        <w:t>sudo ip addr add 172.16.6.30/24 dev ens33</w:t>
+      </w:r>
+    </w:p>
+    <w:p>
+      <w:pPr>
+        <w:numPr>
+          <w:ilvl w:val="0"/>
+          <w:numId w:val="0"/>
+        </w:numPr>
+        <w:pBdr>
+          <w:top w:val="single" w:color="auto" w:sz="4" w:space="0"/>
+          <w:left w:val="single" w:color="auto" w:sz="4" w:space="0"/>
+          <w:bottom w:val="single" w:color="auto" w:sz="4" w:space="0"/>
+          <w:right w:val="single" w:color="auto" w:sz="4" w:space="0"/>
+        </w:pBdr>
+        <w:spacing w:line="360" w:lineRule="auto"/>
+        <w:jc w:val="both"/>
+        <w:rPr>
+          <w:rFonts w:hint="default" w:ascii="Times New Roman" w:hAnsi="Times New Roman" w:eastAsia="SimSun" w:cs="Times New Roman"/>
+          <w:sz w:val="26"/>
+          <w:szCs w:val="26"/>
+          <w:lang w:val="en-US"/>
+        </w:rPr>
+      </w:pPr>
+      <w:r>
+        <w:rPr>
+          <w:rFonts w:hint="default" w:ascii="Times New Roman" w:hAnsi="Times New Roman" w:eastAsia="SimSun" w:cs="Times New Roman"/>
+          <w:sz w:val="26"/>
+          <w:szCs w:val="26"/>
+          <w:lang w:val="en-US"/>
+        </w:rPr>
+        <w:t>sudo ip addr add 172.16.6.40/24 dev ens33</w:t>
+      </w:r>
+    </w:p>
+    <w:p>
+      <w:pPr>
+        <w:numPr>
+          <w:ilvl w:val="0"/>
+          <w:numId w:val="0"/>
+        </w:numPr>
+        <w:pBdr>
+          <w:top w:val="single" w:color="auto" w:sz="4" w:space="0"/>
+          <w:left w:val="single" w:color="auto" w:sz="4" w:space="0"/>
+          <w:bottom w:val="single" w:color="auto" w:sz="4" w:space="0"/>
+          <w:right w:val="single" w:color="auto" w:sz="4" w:space="0"/>
+        </w:pBdr>
+        <w:spacing w:line="360" w:lineRule="auto"/>
+        <w:jc w:val="both"/>
+        <w:rPr>
+          <w:rFonts w:hint="default" w:ascii="Times New Roman" w:hAnsi="Times New Roman" w:eastAsia="SimSun" w:cs="Times New Roman"/>
+          <w:sz w:val="26"/>
+          <w:szCs w:val="26"/>
+          <w:lang w:val="en-US"/>
+        </w:rPr>
+      </w:pPr>
+      <w:r>
+        <w:rPr>
+          <w:rFonts w:hint="default" w:ascii="Times New Roman" w:hAnsi="Times New Roman" w:eastAsia="SimSun" w:cs="Times New Roman"/>
+          <w:sz w:val="26"/>
+          <w:szCs w:val="26"/>
+          <w:lang w:val="en-US"/>
+        </w:rPr>
+        <w:t>ip -4 addr show ens33</w:t>
+      </w:r>
+    </w:p>
+    <w:p>
+      <w:pPr>
+        <w:numPr>
+          <w:ilvl w:val="0"/>
+          <w:numId w:val="0"/>
+        </w:numPr>
+        <w:spacing w:line="360" w:lineRule="auto"/>
+        <w:jc w:val="both"/>
+        <w:rPr>
+          <w:rFonts w:hint="default" w:ascii="Times New Roman" w:hAnsi="Times New Roman" w:eastAsia="SimSun" w:cs="Times New Roman"/>
+          <w:sz w:val="26"/>
+          <w:szCs w:val="26"/>
+          <w:lang w:val="en-US"/>
+        </w:rPr>
+      </w:pPr>
+    </w:p>
+    <w:p>
+      <w:pPr>
+        <w:numPr>
+          <w:ilvl w:val="0"/>
+          <w:numId w:val="0"/>
+        </w:numPr>
+        <w:spacing w:line="360" w:lineRule="auto"/>
+        <w:jc w:val="both"/>
+        <w:rPr>
+          <w:rFonts w:hint="default" w:ascii="Times New Roman" w:hAnsi="Times New Roman" w:eastAsia="SimSun" w:cs="Times New Roman"/>
+          <w:sz w:val="26"/>
+          <w:szCs w:val="26"/>
+          <w:lang w:val="en-US"/>
+        </w:rPr>
+      </w:pPr>
+    </w:p>
+    <w:p>
+      <w:pPr>
+        <w:numPr>
+          <w:ilvl w:val="0"/>
+          <w:numId w:val="0"/>
+        </w:numPr>
+        <w:spacing w:line="360" w:lineRule="auto"/>
+        <w:jc w:val="both"/>
+        <w:rPr>
+          <w:rFonts w:hint="default" w:ascii="Times New Roman" w:hAnsi="Times New Roman" w:eastAsia="SimSun" w:cs="Times New Roman"/>
+          <w:sz w:val="26"/>
+          <w:szCs w:val="26"/>
+          <w:lang w:val="en-US"/>
+        </w:rPr>
+      </w:pPr>
+      <w:r>
+        <w:rPr>
+          <w:rFonts w:hint="default" w:ascii="Times New Roman" w:hAnsi="Times New Roman" w:cs="Times New Roman"/>
+          <w:sz w:val="26"/>
+          <w:szCs w:val="26"/>
+        </w:rPr>
+        <w:drawing>
+          <wp:inline distT="0" distB="0" distL="114300" distR="114300">
+            <wp:extent cx="5269230" cy="4314825"/>
+            <wp:effectExtent l="0" t="0" r="3810" b="13335"/>
+            <wp:docPr id="16" name="Picture 8"/>
+            <wp:cNvGraphicFramePr>
+              <a:graphicFrameLocks xmlns:a="http://schemas.openxmlformats.org/drawingml/2006/main" noChangeAspect="1"/>
+            </wp:cNvGraphicFramePr>
+            <a:graphic xmlns:a="http://schemas.openxmlformats.org/drawingml/2006/main">
+              <a:graphicData uri="http://schemas.openxmlformats.org/drawingml/2006/picture">
+                <pic:pic xmlns:pic="http://schemas.openxmlformats.org/drawingml/2006/picture">
+                  <pic:nvPicPr>
+                    <pic:cNvPr id="16" name="Picture 8"/>
+                    <pic:cNvPicPr>
+                      <a:picLocks noChangeAspect="1"/>
+                    </pic:cNvPicPr>
+                  </pic:nvPicPr>
+                  <pic:blipFill>
+                    <a:blip r:embed="rId18"/>
+                    <a:stretch>
+                      <a:fillRect/>
+                    </a:stretch>
+                  </pic:blipFill>
+                  <pic:spPr>
+                    <a:xfrm>
+                      <a:off x="0" y="0"/>
+                      <a:ext cx="5269230" cy="4314825"/>
+                    </a:xfrm>
+                    <a:prstGeom prst="rect">
+                      <a:avLst/>
+                    </a:prstGeom>
+                    <a:noFill/>
+                    <a:ln>
+                      <a:noFill/>
+                    </a:ln>
+                  </pic:spPr>
+                </pic:pic>
+              </a:graphicData>
+            </a:graphic>
+          </wp:inline>
+        </w:drawing>
+      </w:r>
+    </w:p>
+    <w:p>
+      <w:pPr>
+        <w:numPr>
+          <w:ilvl w:val="0"/>
+          <w:numId w:val="0"/>
+        </w:numPr>
+        <w:spacing w:line="360" w:lineRule="auto"/>
+        <w:jc w:val="both"/>
+        <w:rPr>
+          <w:rFonts w:hint="default" w:ascii="Times New Roman" w:hAnsi="Times New Roman" w:eastAsia="SimSun" w:cs="Times New Roman"/>
+          <w:sz w:val="26"/>
+          <w:szCs w:val="26"/>
+        </w:rPr>
+      </w:pPr>
+      <w:r>
+        <w:rPr>
+          <w:rFonts w:hint="default" w:ascii="Times New Roman" w:hAnsi="Times New Roman" w:eastAsia="SimSun" w:cs="Times New Roman"/>
+          <w:sz w:val="26"/>
+          <w:szCs w:val="26"/>
+        </w:rPr>
+        <w:t>CẤU HÌNH DOMAIN CONTROLLER (DC01)</w:t>
+      </w:r>
+    </w:p>
+    <w:p>
+      <w:pPr>
+        <w:numPr>
+          <w:numId w:val="0"/>
+        </w:numPr>
+        <w:spacing w:line="360" w:lineRule="auto"/>
+        <w:jc w:val="both"/>
+        <w:rPr>
+          <w:rFonts w:hint="default" w:ascii="Times New Roman" w:hAnsi="Times New Roman" w:eastAsia="SimSun" w:cs="Times New Roman"/>
+          <w:sz w:val="26"/>
+          <w:szCs w:val="26"/>
+          <w:lang w:val="en-US"/>
+        </w:rPr>
+      </w:pPr>
+      <w:r>
+        <w:rPr>
+          <w:rFonts w:hint="default" w:ascii="Times New Roman" w:hAnsi="Times New Roman" w:eastAsia="SimSun" w:cs="Times New Roman"/>
+          <w:sz w:val="26"/>
+          <w:szCs w:val="26"/>
+          <w:lang w:val="en-US"/>
+        </w:rPr>
+        <w:t>Cấu hình ip của window server 2022</w:t>
+      </w:r>
+    </w:p>
+    <w:p>
+      <w:pPr>
+        <w:numPr>
+          <w:numId w:val="0"/>
+        </w:numPr>
+        <w:spacing w:line="360" w:lineRule="auto"/>
+        <w:jc w:val="both"/>
+        <w:rPr>
+          <w:rFonts w:hint="default" w:ascii="Times New Roman" w:hAnsi="Times New Roman" w:cs="Times New Roman"/>
+          <w:sz w:val="26"/>
+          <w:szCs w:val="26"/>
+        </w:rPr>
+      </w:pPr>
+      <w:r>
+        <w:rPr>
+          <w:rFonts w:hint="default" w:ascii="Times New Roman" w:hAnsi="Times New Roman" w:cs="Times New Roman"/>
+          <w:sz w:val="26"/>
+          <w:szCs w:val="26"/>
+        </w:rPr>
+        <w:drawing>
+          <wp:inline distT="0" distB="0" distL="114300" distR="114300">
+            <wp:extent cx="3001645" cy="3425825"/>
+            <wp:effectExtent l="9525" t="9525" r="21590" b="24130"/>
+            <wp:docPr id="19" name="Picture 11"/>
+            <wp:cNvGraphicFramePr>
+              <a:graphicFrameLocks xmlns:a="http://schemas.openxmlformats.org/drawingml/2006/main" noChangeAspect="1"/>
+            </wp:cNvGraphicFramePr>
+            <a:graphic xmlns:a="http://schemas.openxmlformats.org/drawingml/2006/main">
+              <a:graphicData uri="http://schemas.openxmlformats.org/drawingml/2006/picture">
+                <pic:pic xmlns:pic="http://schemas.openxmlformats.org/drawingml/2006/picture">
+                  <pic:nvPicPr>
+                    <pic:cNvPr id="19" name="Picture 11"/>
+                    <pic:cNvPicPr>
+                      <a:picLocks noChangeAspect="1"/>
+                    </pic:cNvPicPr>
+                  </pic:nvPicPr>
+                  <pic:blipFill>
+                    <a:blip r:embed="rId19"/>
+                    <a:stretch>
+                      <a:fillRect/>
+                    </a:stretch>
+                  </pic:blipFill>
+                  <pic:spPr>
+                    <a:xfrm>
+                      <a:off x="0" y="0"/>
+                      <a:ext cx="3001645" cy="3425825"/>
+                    </a:xfrm>
+                    <a:prstGeom prst="rect">
+                      <a:avLst/>
+                    </a:prstGeom>
+                    <a:noFill/>
+                    <a:ln>
+                      <a:solidFill>
+                        <a:schemeClr val="tx1"/>
+                      </a:solidFill>
+                    </a:ln>
+                  </pic:spPr>
+                </pic:pic>
+              </a:graphicData>
+            </a:graphic>
+          </wp:inline>
+        </w:drawing>
+      </w:r>
+    </w:p>
+    <w:p>
+      <w:pPr>
+        <w:numPr>
+          <w:numId w:val="0"/>
+        </w:numPr>
+        <w:spacing w:line="360" w:lineRule="auto"/>
+        <w:jc w:val="both"/>
+        <w:rPr>
+          <w:rFonts w:hint="default" w:ascii="Times New Roman" w:hAnsi="Times New Roman" w:cs="Times New Roman"/>
+          <w:sz w:val="26"/>
+          <w:szCs w:val="26"/>
+        </w:rPr>
+      </w:pPr>
+      <w:r>
+        <w:rPr>
+          <w:rFonts w:hint="default" w:ascii="Times New Roman" w:hAnsi="Times New Roman" w:cs="Times New Roman"/>
+          <w:sz w:val="26"/>
+          <w:szCs w:val="26"/>
+        </w:rPr>
+        <w:drawing>
+          <wp:inline distT="0" distB="0" distL="114300" distR="114300">
+            <wp:extent cx="5270500" cy="3681095"/>
+            <wp:effectExtent l="9525" t="9525" r="23495" b="12700"/>
+            <wp:docPr id="20" name="Picture 12"/>
+            <wp:cNvGraphicFramePr>
+              <a:graphicFrameLocks xmlns:a="http://schemas.openxmlformats.org/drawingml/2006/main" noChangeAspect="1"/>
+            </wp:cNvGraphicFramePr>
+            <a:graphic xmlns:a="http://schemas.openxmlformats.org/drawingml/2006/main">
+              <a:graphicData uri="http://schemas.openxmlformats.org/drawingml/2006/picture">
+                <pic:pic xmlns:pic="http://schemas.openxmlformats.org/drawingml/2006/picture">
+                  <pic:nvPicPr>
+                    <pic:cNvPr id="20" name="Picture 12"/>
+                    <pic:cNvPicPr>
+                      <a:picLocks noChangeAspect="1"/>
+                    </pic:cNvPicPr>
+                  </pic:nvPicPr>
+                  <pic:blipFill>
+                    <a:blip r:embed="rId20"/>
+                    <a:stretch>
+                      <a:fillRect/>
+                    </a:stretch>
+                  </pic:blipFill>
+                  <pic:spPr>
+                    <a:xfrm>
+                      <a:off x="0" y="0"/>
+                      <a:ext cx="5270500" cy="3681095"/>
+                    </a:xfrm>
+                    <a:prstGeom prst="rect">
+                      <a:avLst/>
+                    </a:prstGeom>
+                    <a:noFill/>
+                    <a:ln>
+                      <a:solidFill>
+                        <a:schemeClr val="tx1"/>
+                      </a:solidFill>
+                    </a:ln>
+                  </pic:spPr>
+                </pic:pic>
+              </a:graphicData>
+            </a:graphic>
+          </wp:inline>
+        </w:drawing>
+      </w:r>
+    </w:p>
+    <w:p>
+      <w:pPr>
+        <w:numPr>
+          <w:numId w:val="0"/>
+        </w:numPr>
+        <w:spacing w:line="360" w:lineRule="auto"/>
+        <w:jc w:val="both"/>
+        <w:rPr>
+          <w:rFonts w:hint="default" w:ascii="Times New Roman" w:hAnsi="Times New Roman" w:cs="Times New Roman"/>
+          <w:sz w:val="26"/>
+          <w:szCs w:val="26"/>
+        </w:rPr>
+      </w:pPr>
+      <w:r>
+        <w:rPr>
+          <w:rFonts w:hint="default" w:ascii="Times New Roman" w:hAnsi="Times New Roman" w:cs="Times New Roman"/>
+          <w:sz w:val="26"/>
+          <w:szCs w:val="26"/>
+        </w:rPr>
+        <w:drawing>
+          <wp:inline distT="0" distB="0" distL="114300" distR="114300">
+            <wp:extent cx="5271770" cy="3670300"/>
+            <wp:effectExtent l="9525" t="9525" r="22225" b="23495"/>
+            <wp:docPr id="21" name="Picture 13"/>
+            <wp:cNvGraphicFramePr>
+              <a:graphicFrameLocks xmlns:a="http://schemas.openxmlformats.org/drawingml/2006/main" noChangeAspect="1"/>
+            </wp:cNvGraphicFramePr>
+            <a:graphic xmlns:a="http://schemas.openxmlformats.org/drawingml/2006/main">
+              <a:graphicData uri="http://schemas.openxmlformats.org/drawingml/2006/picture">
+                <pic:pic xmlns:pic="http://schemas.openxmlformats.org/drawingml/2006/picture">
+                  <pic:nvPicPr>
+                    <pic:cNvPr id="21" name="Picture 13"/>
+                    <pic:cNvPicPr>
+                      <a:picLocks noChangeAspect="1"/>
+                    </pic:cNvPicPr>
+                  </pic:nvPicPr>
+                  <pic:blipFill>
+                    <a:blip r:embed="rId21"/>
+                    <a:stretch>
+                      <a:fillRect/>
+                    </a:stretch>
+                  </pic:blipFill>
+                  <pic:spPr>
+                    <a:xfrm>
+                      <a:off x="0" y="0"/>
+                      <a:ext cx="5271770" cy="3670300"/>
+                    </a:xfrm>
+                    <a:prstGeom prst="rect">
+                      <a:avLst/>
+                    </a:prstGeom>
+                    <a:noFill/>
+                    <a:ln>
+                      <a:solidFill>
+                        <a:schemeClr val="tx1"/>
+                      </a:solidFill>
+                    </a:ln>
+                  </pic:spPr>
+                </pic:pic>
+              </a:graphicData>
+            </a:graphic>
+          </wp:inline>
+        </w:drawing>
+      </w:r>
+    </w:p>
+    <w:p>
+      <w:pPr>
+        <w:numPr>
+          <w:numId w:val="0"/>
+        </w:numPr>
+        <w:spacing w:line="360" w:lineRule="auto"/>
+        <w:jc w:val="both"/>
+        <w:rPr>
+          <w:rFonts w:hint="default" w:ascii="Times New Roman" w:hAnsi="Times New Roman" w:cs="Times New Roman"/>
+          <w:sz w:val="26"/>
+          <w:szCs w:val="26"/>
+        </w:rPr>
+      </w:pPr>
+      <w:r>
+        <w:rPr>
+          <w:rFonts w:hint="default" w:ascii="Times New Roman" w:hAnsi="Times New Roman" w:cs="Times New Roman"/>
+          <w:sz w:val="26"/>
+          <w:szCs w:val="26"/>
+        </w:rPr>
+        <w:drawing>
+          <wp:inline distT="0" distB="0" distL="114300" distR="114300">
+            <wp:extent cx="4343400" cy="4000500"/>
+            <wp:effectExtent l="0" t="0" r="0" b="7620"/>
+            <wp:docPr id="22" name="Picture 14"/>
+            <wp:cNvGraphicFramePr>
+              <a:graphicFrameLocks xmlns:a="http://schemas.openxmlformats.org/drawingml/2006/main" noChangeAspect="1"/>
+            </wp:cNvGraphicFramePr>
+            <a:graphic xmlns:a="http://schemas.openxmlformats.org/drawingml/2006/main">
+              <a:graphicData uri="http://schemas.openxmlformats.org/drawingml/2006/picture">
+                <pic:pic xmlns:pic="http://schemas.openxmlformats.org/drawingml/2006/picture">
+                  <pic:nvPicPr>
+                    <pic:cNvPr id="22" name="Picture 14"/>
+                    <pic:cNvPicPr>
+                      <a:picLocks noChangeAspect="1"/>
+                    </pic:cNvPicPr>
+                  </pic:nvPicPr>
+                  <pic:blipFill>
+                    <a:blip r:embed="rId22"/>
+                    <a:stretch>
+                      <a:fillRect/>
+                    </a:stretch>
+                  </pic:blipFill>
+                  <pic:spPr>
+                    <a:xfrm>
+                      <a:off x="0" y="0"/>
+                      <a:ext cx="4343400" cy="4000500"/>
+                    </a:xfrm>
+                    <a:prstGeom prst="rect">
+                      <a:avLst/>
+                    </a:prstGeom>
+                    <a:noFill/>
+                    <a:ln>
+                      <a:noFill/>
+                    </a:ln>
+                  </pic:spPr>
+                </pic:pic>
+              </a:graphicData>
+            </a:graphic>
+          </wp:inline>
+        </w:drawing>
+      </w:r>
+    </w:p>
+    <w:p>
+      <w:pPr>
+        <w:numPr>
+          <w:numId w:val="0"/>
+        </w:numPr>
+        <w:spacing w:line="360" w:lineRule="auto"/>
+        <w:jc w:val="both"/>
+        <w:rPr>
+          <w:rFonts w:hint="default" w:ascii="Times New Roman" w:hAnsi="Times New Roman" w:cs="Times New Roman"/>
+          <w:sz w:val="26"/>
+          <w:szCs w:val="26"/>
+        </w:rPr>
+      </w:pPr>
+      <w:r>
+        <w:rPr>
+          <w:rFonts w:hint="default" w:ascii="Times New Roman" w:hAnsi="Times New Roman" w:cs="Times New Roman"/>
+          <w:sz w:val="26"/>
+          <w:szCs w:val="26"/>
+        </w:rPr>
+        <w:drawing>
+          <wp:inline distT="0" distB="0" distL="114300" distR="114300">
+            <wp:extent cx="4457700" cy="4057650"/>
+            <wp:effectExtent l="0" t="0" r="7620" b="11430"/>
+            <wp:docPr id="23" name="Picture 15"/>
+            <wp:cNvGraphicFramePr>
+              <a:graphicFrameLocks xmlns:a="http://schemas.openxmlformats.org/drawingml/2006/main" noChangeAspect="1"/>
+            </wp:cNvGraphicFramePr>
+            <a:graphic xmlns:a="http://schemas.openxmlformats.org/drawingml/2006/main">
+              <a:graphicData uri="http://schemas.openxmlformats.org/drawingml/2006/picture">
+                <pic:pic xmlns:pic="http://schemas.openxmlformats.org/drawingml/2006/picture">
+                  <pic:nvPicPr>
+                    <pic:cNvPr id="23" name="Picture 15"/>
+                    <pic:cNvPicPr>
+                      <a:picLocks noChangeAspect="1"/>
+                    </pic:cNvPicPr>
+                  </pic:nvPicPr>
+                  <pic:blipFill>
+                    <a:blip r:embed="rId23"/>
+                    <a:stretch>
+                      <a:fillRect/>
+                    </a:stretch>
+                  </pic:blipFill>
+                  <pic:spPr>
+                    <a:xfrm>
+                      <a:off x="0" y="0"/>
+                      <a:ext cx="4457700" cy="4057650"/>
+                    </a:xfrm>
+                    <a:prstGeom prst="rect">
+                      <a:avLst/>
+                    </a:prstGeom>
+                    <a:noFill/>
+                    <a:ln>
+                      <a:noFill/>
+                    </a:ln>
+                  </pic:spPr>
+                </pic:pic>
+              </a:graphicData>
+            </a:graphic>
+          </wp:inline>
+        </w:drawing>
+      </w:r>
+    </w:p>
+    <w:p>
+      <w:pPr>
+        <w:numPr>
+          <w:numId w:val="0"/>
+        </w:numPr>
+        <w:spacing w:line="360" w:lineRule="auto"/>
+        <w:jc w:val="both"/>
+        <w:rPr>
+          <w:rFonts w:hint="default" w:ascii="Times New Roman" w:hAnsi="Times New Roman" w:cs="Times New Roman"/>
+          <w:sz w:val="26"/>
+          <w:szCs w:val="26"/>
+        </w:rPr>
+      </w:pPr>
+      <w:r>
+        <w:rPr>
+          <w:rFonts w:hint="default" w:ascii="Times New Roman" w:hAnsi="Times New Roman" w:cs="Times New Roman"/>
+          <w:sz w:val="26"/>
+          <w:szCs w:val="26"/>
+        </w:rPr>
+        <w:drawing>
+          <wp:inline distT="0" distB="0" distL="114300" distR="114300">
+            <wp:extent cx="4371975" cy="3743325"/>
+            <wp:effectExtent l="0" t="0" r="1905" b="5715"/>
+            <wp:docPr id="24" name="Picture 16"/>
+            <wp:cNvGraphicFramePr>
+              <a:graphicFrameLocks xmlns:a="http://schemas.openxmlformats.org/drawingml/2006/main" noChangeAspect="1"/>
+            </wp:cNvGraphicFramePr>
+            <a:graphic xmlns:a="http://schemas.openxmlformats.org/drawingml/2006/main">
+              <a:graphicData uri="http://schemas.openxmlformats.org/drawingml/2006/picture">
+                <pic:pic xmlns:pic="http://schemas.openxmlformats.org/drawingml/2006/picture">
+                  <pic:nvPicPr>
+                    <pic:cNvPr id="24" name="Picture 16"/>
+                    <pic:cNvPicPr>
+                      <a:picLocks noChangeAspect="1"/>
+                    </pic:cNvPicPr>
+                  </pic:nvPicPr>
+                  <pic:blipFill>
+                    <a:blip r:embed="rId24"/>
+                    <a:stretch>
+                      <a:fillRect/>
+                    </a:stretch>
+                  </pic:blipFill>
+                  <pic:spPr>
+                    <a:xfrm>
+                      <a:off x="0" y="0"/>
+                      <a:ext cx="4371975" cy="3743325"/>
+                    </a:xfrm>
+                    <a:prstGeom prst="rect">
+                      <a:avLst/>
+                    </a:prstGeom>
+                    <a:noFill/>
+                    <a:ln>
+                      <a:noFill/>
+                    </a:ln>
+                  </pic:spPr>
+                </pic:pic>
+              </a:graphicData>
+            </a:graphic>
+          </wp:inline>
+        </w:drawing>
+      </w:r>
+    </w:p>
+    <w:p>
+      <w:pPr>
+        <w:numPr>
+          <w:numId w:val="0"/>
+        </w:numPr>
+        <w:spacing w:line="360" w:lineRule="auto"/>
+        <w:jc w:val="both"/>
+        <w:rPr>
+          <w:rFonts w:hint="default" w:ascii="Times New Roman" w:hAnsi="Times New Roman" w:cs="Times New Roman"/>
+          <w:sz w:val="26"/>
+          <w:szCs w:val="26"/>
+        </w:rPr>
+      </w:pPr>
+      <w:r>
+        <w:rPr>
+          <w:rFonts w:hint="default" w:ascii="Times New Roman" w:hAnsi="Times New Roman" w:cs="Times New Roman"/>
+          <w:sz w:val="26"/>
+          <w:szCs w:val="26"/>
+        </w:rPr>
+        <w:drawing>
+          <wp:inline distT="0" distB="0" distL="114300" distR="114300">
+            <wp:extent cx="5267325" cy="3474720"/>
+            <wp:effectExtent l="9525" t="9525" r="11430" b="20955"/>
+            <wp:docPr id="26" name="Picture 18"/>
+            <wp:cNvGraphicFramePr>
+              <a:graphicFrameLocks xmlns:a="http://schemas.openxmlformats.org/drawingml/2006/main" noChangeAspect="1"/>
+            </wp:cNvGraphicFramePr>
+            <a:graphic xmlns:a="http://schemas.openxmlformats.org/drawingml/2006/main">
+              <a:graphicData uri="http://schemas.openxmlformats.org/drawingml/2006/picture">
+                <pic:pic xmlns:pic="http://schemas.openxmlformats.org/drawingml/2006/picture">
+                  <pic:nvPicPr>
+                    <pic:cNvPr id="26" name="Picture 18"/>
+                    <pic:cNvPicPr>
+                      <a:picLocks noChangeAspect="1"/>
+                    </pic:cNvPicPr>
+                  </pic:nvPicPr>
+                  <pic:blipFill>
+                    <a:blip r:embed="rId25"/>
+                    <a:stretch>
+                      <a:fillRect/>
+                    </a:stretch>
+                  </pic:blipFill>
+                  <pic:spPr>
+                    <a:xfrm>
+                      <a:off x="0" y="0"/>
+                      <a:ext cx="5267325" cy="3474720"/>
+                    </a:xfrm>
+                    <a:prstGeom prst="rect">
+                      <a:avLst/>
+                    </a:prstGeom>
+                    <a:noFill/>
+                    <a:ln>
+                      <a:solidFill>
+                        <a:schemeClr val="tx1"/>
+                      </a:solidFill>
+                    </a:ln>
+                  </pic:spPr>
+                </pic:pic>
+              </a:graphicData>
+            </a:graphic>
+          </wp:inline>
+        </w:drawing>
+      </w:r>
+    </w:p>
+    <w:p>
+      <w:pPr>
+        <w:numPr>
+          <w:numId w:val="0"/>
+        </w:numPr>
+        <w:spacing w:line="360" w:lineRule="auto"/>
+        <w:jc w:val="both"/>
+        <w:rPr>
+          <w:rFonts w:hint="default" w:ascii="Times New Roman" w:hAnsi="Times New Roman" w:eastAsia="SimSun" w:cs="Times New Roman"/>
+          <w:sz w:val="26"/>
+          <w:szCs w:val="26"/>
+        </w:rPr>
+      </w:pPr>
+      <w:r>
+        <w:rPr>
+          <w:rFonts w:hint="default" w:ascii="Times New Roman" w:hAnsi="Times New Roman" w:eastAsia="SimSun" w:cs="Times New Roman"/>
+          <w:sz w:val="26"/>
+          <w:szCs w:val="26"/>
+        </w:rPr>
+        <w:t>CẤU HÌNH LDAP AUTHENTICATION SERVER TRÊN pfSense</w:t>
+      </w:r>
+    </w:p>
+    <w:p>
+      <w:pPr>
+        <w:numPr>
+          <w:numId w:val="0"/>
+        </w:numPr>
+        <w:spacing w:line="360" w:lineRule="auto"/>
+        <w:jc w:val="both"/>
+        <w:rPr>
+          <w:rFonts w:hint="default" w:ascii="Times New Roman" w:hAnsi="Times New Roman" w:cs="Times New Roman"/>
+          <w:sz w:val="26"/>
+          <w:szCs w:val="26"/>
+        </w:rPr>
+      </w:pPr>
+      <w:r>
+        <w:rPr>
+          <w:rFonts w:hint="default" w:ascii="Times New Roman" w:hAnsi="Times New Roman" w:cs="Times New Roman"/>
+          <w:sz w:val="26"/>
+          <w:szCs w:val="26"/>
+        </w:rPr>
+        <w:drawing>
+          <wp:inline distT="0" distB="0" distL="114300" distR="114300">
+            <wp:extent cx="5271770" cy="3169920"/>
+            <wp:effectExtent l="0" t="0" r="1270" b="0"/>
+            <wp:docPr id="27" name="Picture 19"/>
+            <wp:cNvGraphicFramePr>
+              <a:graphicFrameLocks xmlns:a="http://schemas.openxmlformats.org/drawingml/2006/main" noChangeAspect="1"/>
+            </wp:cNvGraphicFramePr>
+            <a:graphic xmlns:a="http://schemas.openxmlformats.org/drawingml/2006/main">
+              <a:graphicData uri="http://schemas.openxmlformats.org/drawingml/2006/picture">
+                <pic:pic xmlns:pic="http://schemas.openxmlformats.org/drawingml/2006/picture">
+                  <pic:nvPicPr>
+                    <pic:cNvPr id="27" name="Picture 19"/>
+                    <pic:cNvPicPr>
+                      <a:picLocks noChangeAspect="1"/>
+                    </pic:cNvPicPr>
+                  </pic:nvPicPr>
+                  <pic:blipFill>
+                    <a:blip r:embed="rId26"/>
+                    <a:stretch>
+                      <a:fillRect/>
+                    </a:stretch>
+                  </pic:blipFill>
+                  <pic:spPr>
+                    <a:xfrm>
+                      <a:off x="0" y="0"/>
+                      <a:ext cx="5271770" cy="3169920"/>
+                    </a:xfrm>
+                    <a:prstGeom prst="rect">
+                      <a:avLst/>
+                    </a:prstGeom>
+                    <a:noFill/>
+                    <a:ln>
+                      <a:noFill/>
+                    </a:ln>
+                  </pic:spPr>
+                </pic:pic>
+              </a:graphicData>
+            </a:graphic>
+          </wp:inline>
+        </w:drawing>
+      </w:r>
+    </w:p>
+    <w:p>
+      <w:pPr>
+        <w:numPr>
+          <w:numId w:val="0"/>
+        </w:numPr>
+        <w:spacing w:line="360" w:lineRule="auto"/>
+        <w:jc w:val="both"/>
+        <w:rPr>
+          <w:rFonts w:hint="default" w:ascii="Times New Roman" w:hAnsi="Times New Roman" w:cs="Times New Roman"/>
+          <w:sz w:val="26"/>
+          <w:szCs w:val="26"/>
+        </w:rPr>
+      </w:pPr>
+      <w:r>
+        <w:rPr>
+          <w:rFonts w:hint="default" w:ascii="Times New Roman" w:hAnsi="Times New Roman" w:cs="Times New Roman"/>
+          <w:sz w:val="26"/>
+          <w:szCs w:val="26"/>
+        </w:rPr>
+        <w:drawing>
+          <wp:inline distT="0" distB="0" distL="114300" distR="114300">
+            <wp:extent cx="5262880" cy="3264535"/>
+            <wp:effectExtent l="0" t="0" r="10160" b="12065"/>
+            <wp:docPr id="28" name="Picture 20"/>
+            <wp:cNvGraphicFramePr>
+              <a:graphicFrameLocks xmlns:a="http://schemas.openxmlformats.org/drawingml/2006/main" noChangeAspect="1"/>
+            </wp:cNvGraphicFramePr>
+            <a:graphic xmlns:a="http://schemas.openxmlformats.org/drawingml/2006/main">
+              <a:graphicData uri="http://schemas.openxmlformats.org/drawingml/2006/picture">
+                <pic:pic xmlns:pic="http://schemas.openxmlformats.org/drawingml/2006/picture">
+                  <pic:nvPicPr>
+                    <pic:cNvPr id="28" name="Picture 20"/>
+                    <pic:cNvPicPr>
+                      <a:picLocks noChangeAspect="1"/>
+                    </pic:cNvPicPr>
+                  </pic:nvPicPr>
+                  <pic:blipFill>
+                    <a:blip r:embed="rId27"/>
+                    <a:stretch>
+                      <a:fillRect/>
+                    </a:stretch>
+                  </pic:blipFill>
+                  <pic:spPr>
+                    <a:xfrm>
+                      <a:off x="0" y="0"/>
+                      <a:ext cx="5262880" cy="3264535"/>
+                    </a:xfrm>
+                    <a:prstGeom prst="rect">
+                      <a:avLst/>
+                    </a:prstGeom>
+                    <a:noFill/>
+                    <a:ln>
+                      <a:noFill/>
+                    </a:ln>
+                  </pic:spPr>
+                </pic:pic>
+              </a:graphicData>
+            </a:graphic>
+          </wp:inline>
+        </w:drawing>
+      </w:r>
+    </w:p>
+    <w:p>
+      <w:pPr>
+        <w:numPr>
+          <w:numId w:val="0"/>
+        </w:numPr>
+        <w:spacing w:line="360" w:lineRule="auto"/>
+        <w:jc w:val="both"/>
+        <w:rPr>
+          <w:rFonts w:hint="default" w:ascii="Times New Roman" w:hAnsi="Times New Roman" w:cs="Times New Roman"/>
+          <w:sz w:val="26"/>
+          <w:szCs w:val="26"/>
+        </w:rPr>
+      </w:pPr>
+    </w:p>
+    <w:p>
+      <w:pPr>
+        <w:numPr>
+          <w:numId w:val="0"/>
+        </w:numPr>
+        <w:spacing w:line="360" w:lineRule="auto"/>
+        <w:jc w:val="both"/>
+        <w:rPr>
+          <w:rFonts w:hint="default" w:ascii="Times New Roman" w:hAnsi="Times New Roman" w:cs="Times New Roman"/>
+          <w:sz w:val="26"/>
+          <w:szCs w:val="26"/>
+        </w:rPr>
+      </w:pPr>
+      <w:r>
+        <w:rPr>
+          <w:rFonts w:hint="default" w:ascii="Times New Roman" w:hAnsi="Times New Roman" w:cs="Times New Roman"/>
+          <w:sz w:val="26"/>
+          <w:szCs w:val="26"/>
+        </w:rPr>
+        <w:drawing>
+          <wp:inline distT="0" distB="0" distL="114300" distR="114300">
+            <wp:extent cx="5270500" cy="2959100"/>
+            <wp:effectExtent l="0" t="0" r="2540" b="12700"/>
+            <wp:docPr id="29" name="Picture 21"/>
+            <wp:cNvGraphicFramePr>
+              <a:graphicFrameLocks xmlns:a="http://schemas.openxmlformats.org/drawingml/2006/main" noChangeAspect="1"/>
+            </wp:cNvGraphicFramePr>
+            <a:graphic xmlns:a="http://schemas.openxmlformats.org/drawingml/2006/main">
+              <a:graphicData uri="http://schemas.openxmlformats.org/drawingml/2006/picture">
+                <pic:pic xmlns:pic="http://schemas.openxmlformats.org/drawingml/2006/picture">
+                  <pic:nvPicPr>
+                    <pic:cNvPr id="29" name="Picture 21"/>
+                    <pic:cNvPicPr>
+                      <a:picLocks noChangeAspect="1"/>
+                    </pic:cNvPicPr>
+                  </pic:nvPicPr>
+                  <pic:blipFill>
+                    <a:blip r:embed="rId28"/>
+                    <a:stretch>
+                      <a:fillRect/>
+                    </a:stretch>
+                  </pic:blipFill>
+                  <pic:spPr>
+                    <a:xfrm>
+                      <a:off x="0" y="0"/>
+                      <a:ext cx="5270500" cy="2959100"/>
+                    </a:xfrm>
+                    <a:prstGeom prst="rect">
+                      <a:avLst/>
+                    </a:prstGeom>
+                    <a:noFill/>
+                    <a:ln>
+                      <a:noFill/>
+                    </a:ln>
+                  </pic:spPr>
+                </pic:pic>
+              </a:graphicData>
+            </a:graphic>
+          </wp:inline>
+        </w:drawing>
+      </w:r>
+    </w:p>
+    <w:p>
+      <w:pPr>
+        <w:numPr>
+          <w:numId w:val="0"/>
+        </w:numPr>
+        <w:spacing w:line="360" w:lineRule="auto"/>
+        <w:jc w:val="both"/>
+        <w:rPr>
+          <w:rFonts w:hint="default" w:ascii="Times New Roman" w:hAnsi="Times New Roman" w:cs="Times New Roman"/>
+          <w:sz w:val="26"/>
+          <w:szCs w:val="26"/>
+        </w:rPr>
+      </w:pPr>
+      <w:r>
+        <w:rPr>
+          <w:rFonts w:hint="default" w:ascii="Times New Roman" w:hAnsi="Times New Roman" w:eastAsia="SimSun" w:cs="Times New Roman"/>
+          <w:sz w:val="26"/>
+          <w:szCs w:val="26"/>
+        </w:rPr>
+        <w:t xml:space="preserve">KIỂM TRA XÁC THỰC LDAP </w:t>
+      </w:r>
+    </w:p>
+    <w:p>
+      <w:pPr>
+        <w:numPr>
+          <w:numId w:val="0"/>
+        </w:numPr>
+        <w:spacing w:line="360" w:lineRule="auto"/>
+        <w:jc w:val="both"/>
+        <w:rPr>
+          <w:rFonts w:hint="default" w:ascii="Times New Roman" w:hAnsi="Times New Roman" w:cs="Times New Roman"/>
+          <w:sz w:val="26"/>
+          <w:szCs w:val="26"/>
+        </w:rPr>
+      </w:pPr>
+      <w:r>
+        <w:rPr>
+          <w:rFonts w:hint="default" w:ascii="Times New Roman" w:hAnsi="Times New Roman" w:cs="Times New Roman"/>
+          <w:sz w:val="26"/>
+          <w:szCs w:val="26"/>
+        </w:rPr>
+        <w:drawing>
+          <wp:inline distT="0" distB="0" distL="114300" distR="114300">
+            <wp:extent cx="5266690" cy="2566035"/>
+            <wp:effectExtent l="0" t="0" r="6350" b="9525"/>
+            <wp:docPr id="31" name="Picture 23"/>
+            <wp:cNvGraphicFramePr>
+              <a:graphicFrameLocks xmlns:a="http://schemas.openxmlformats.org/drawingml/2006/main" noChangeAspect="1"/>
+            </wp:cNvGraphicFramePr>
+            <a:graphic xmlns:a="http://schemas.openxmlformats.org/drawingml/2006/main">
+              <a:graphicData uri="http://schemas.openxmlformats.org/drawingml/2006/picture">
+                <pic:pic xmlns:pic="http://schemas.openxmlformats.org/drawingml/2006/picture">
+                  <pic:nvPicPr>
+                    <pic:cNvPr id="31" name="Picture 23"/>
+                    <pic:cNvPicPr>
+                      <a:picLocks noChangeAspect="1"/>
+                    </pic:cNvPicPr>
+                  </pic:nvPicPr>
+                  <pic:blipFill>
+                    <a:blip r:embed="rId29"/>
+                    <a:stretch>
+                      <a:fillRect/>
+                    </a:stretch>
+                  </pic:blipFill>
+                  <pic:spPr>
+                    <a:xfrm>
+                      <a:off x="0" y="0"/>
+                      <a:ext cx="5266690" cy="2566035"/>
+                    </a:xfrm>
+                    <a:prstGeom prst="rect">
+                      <a:avLst/>
+                    </a:prstGeom>
+                    <a:noFill/>
+                    <a:ln>
+                      <a:noFill/>
+                    </a:ln>
+                  </pic:spPr>
+                </pic:pic>
+              </a:graphicData>
+            </a:graphic>
+          </wp:inline>
+        </w:drawing>
+      </w:r>
+    </w:p>
+    <w:p>
+      <w:pPr>
+        <w:numPr>
+          <w:numId w:val="0"/>
+        </w:numPr>
+        <w:spacing w:line="360" w:lineRule="auto"/>
+        <w:jc w:val="both"/>
+        <w:rPr>
+          <w:rFonts w:hint="default" w:ascii="Times New Roman" w:hAnsi="Times New Roman" w:cs="Times New Roman"/>
+          <w:sz w:val="26"/>
+          <w:szCs w:val="26"/>
+        </w:rPr>
+      </w:pPr>
+      <w:r>
+        <w:rPr>
+          <w:rFonts w:hint="default" w:ascii="Times New Roman" w:hAnsi="Times New Roman" w:cs="Times New Roman"/>
+          <w:sz w:val="26"/>
+          <w:szCs w:val="26"/>
+        </w:rPr>
+        <w:drawing>
+          <wp:inline distT="0" distB="0" distL="114300" distR="114300">
+            <wp:extent cx="5269865" cy="2273300"/>
+            <wp:effectExtent l="0" t="0" r="3175" b="12700"/>
+            <wp:docPr id="32" name="Picture 24"/>
+            <wp:cNvGraphicFramePr>
+              <a:graphicFrameLocks xmlns:a="http://schemas.openxmlformats.org/drawingml/2006/main" noChangeAspect="1"/>
+            </wp:cNvGraphicFramePr>
+            <a:graphic xmlns:a="http://schemas.openxmlformats.org/drawingml/2006/main">
+              <a:graphicData uri="http://schemas.openxmlformats.org/drawingml/2006/picture">
+                <pic:pic xmlns:pic="http://schemas.openxmlformats.org/drawingml/2006/picture">
+                  <pic:nvPicPr>
+                    <pic:cNvPr id="32" name="Picture 24"/>
+                    <pic:cNvPicPr>
+                      <a:picLocks noChangeAspect="1"/>
+                    </pic:cNvPicPr>
+                  </pic:nvPicPr>
+                  <pic:blipFill>
+                    <a:blip r:embed="rId30"/>
+                    <a:stretch>
+                      <a:fillRect/>
+                    </a:stretch>
+                  </pic:blipFill>
+                  <pic:spPr>
+                    <a:xfrm>
+                      <a:off x="0" y="0"/>
+                      <a:ext cx="5269865" cy="2273300"/>
+                    </a:xfrm>
+                    <a:prstGeom prst="rect">
+                      <a:avLst/>
+                    </a:prstGeom>
+                    <a:noFill/>
+                    <a:ln>
+                      <a:noFill/>
+                    </a:ln>
+                  </pic:spPr>
+                </pic:pic>
+              </a:graphicData>
+            </a:graphic>
+          </wp:inline>
+        </w:drawing>
+      </w:r>
+    </w:p>
+    <w:p>
+      <w:pPr>
+        <w:numPr>
+          <w:numId w:val="0"/>
+        </w:numPr>
+        <w:spacing w:line="360" w:lineRule="auto"/>
+        <w:jc w:val="both"/>
+        <w:rPr>
+          <w:rFonts w:hint="default" w:ascii="Times New Roman" w:hAnsi="Times New Roman" w:eastAsia="SimSun" w:cs="Times New Roman"/>
+          <w:sz w:val="26"/>
+          <w:szCs w:val="26"/>
+        </w:rPr>
+      </w:pPr>
+      <w:r>
+        <w:rPr>
+          <w:rFonts w:hint="default" w:ascii="Times New Roman" w:hAnsi="Times New Roman" w:eastAsia="SimSun" w:cs="Times New Roman"/>
+          <w:sz w:val="26"/>
+          <w:szCs w:val="26"/>
+        </w:rPr>
+        <w:t>CẤU HÌNH CAPTIVE PORTAL XÁC THỰC USER DOMAIN</w:t>
+      </w:r>
+    </w:p>
+    <w:p>
+      <w:pPr>
+        <w:numPr>
+          <w:numId w:val="0"/>
+        </w:numPr>
+        <w:spacing w:line="360" w:lineRule="auto"/>
+        <w:jc w:val="both"/>
+        <w:rPr>
+          <w:rFonts w:hint="default" w:ascii="Times New Roman" w:hAnsi="Times New Roman" w:cs="Times New Roman"/>
+          <w:sz w:val="26"/>
+          <w:szCs w:val="26"/>
+        </w:rPr>
+      </w:pPr>
+      <w:r>
+        <w:rPr>
+          <w:rFonts w:hint="default" w:ascii="Times New Roman" w:hAnsi="Times New Roman" w:cs="Times New Roman"/>
+          <w:sz w:val="26"/>
+          <w:szCs w:val="26"/>
+        </w:rPr>
+        <w:drawing>
+          <wp:inline distT="0" distB="0" distL="114300" distR="114300">
+            <wp:extent cx="5267325" cy="1472565"/>
+            <wp:effectExtent l="0" t="0" r="5715" b="5715"/>
+            <wp:docPr id="33" name="Picture 25"/>
+            <wp:cNvGraphicFramePr>
+              <a:graphicFrameLocks xmlns:a="http://schemas.openxmlformats.org/drawingml/2006/main" noChangeAspect="1"/>
+            </wp:cNvGraphicFramePr>
+            <a:graphic xmlns:a="http://schemas.openxmlformats.org/drawingml/2006/main">
+              <a:graphicData uri="http://schemas.openxmlformats.org/drawingml/2006/picture">
+                <pic:pic xmlns:pic="http://schemas.openxmlformats.org/drawingml/2006/picture">
+                  <pic:nvPicPr>
+                    <pic:cNvPr id="33" name="Picture 25"/>
+                    <pic:cNvPicPr>
+                      <a:picLocks noChangeAspect="1"/>
+                    </pic:cNvPicPr>
+                  </pic:nvPicPr>
+                  <pic:blipFill>
+                    <a:blip r:embed="rId31"/>
+                    <a:stretch>
+                      <a:fillRect/>
+                    </a:stretch>
+                  </pic:blipFill>
+                  <pic:spPr>
+                    <a:xfrm>
+                      <a:off x="0" y="0"/>
+                      <a:ext cx="5267325" cy="1472565"/>
+                    </a:xfrm>
+                    <a:prstGeom prst="rect">
+                      <a:avLst/>
+                    </a:prstGeom>
+                    <a:noFill/>
+                    <a:ln>
+                      <a:noFill/>
+                    </a:ln>
+                  </pic:spPr>
+                </pic:pic>
+              </a:graphicData>
+            </a:graphic>
+          </wp:inline>
+        </w:drawing>
+      </w:r>
+    </w:p>
+    <w:p>
+      <w:pPr>
+        <w:numPr>
+          <w:numId w:val="0"/>
+        </w:numPr>
+        <w:spacing w:line="360" w:lineRule="auto"/>
+        <w:jc w:val="both"/>
+        <w:rPr>
+          <w:rFonts w:hint="default" w:ascii="Times New Roman" w:hAnsi="Times New Roman" w:cs="Times New Roman"/>
+          <w:sz w:val="26"/>
+          <w:szCs w:val="26"/>
+        </w:rPr>
+      </w:pPr>
+      <w:r>
+        <w:rPr>
+          <w:rFonts w:hint="default" w:ascii="Times New Roman" w:hAnsi="Times New Roman" w:cs="Times New Roman"/>
+          <w:sz w:val="26"/>
+          <w:szCs w:val="26"/>
+        </w:rPr>
+        <w:drawing>
+          <wp:inline distT="0" distB="0" distL="114300" distR="114300">
+            <wp:extent cx="5266690" cy="3072765"/>
+            <wp:effectExtent l="0" t="0" r="6350" b="5715"/>
+            <wp:docPr id="34" name="Picture 26"/>
+            <wp:cNvGraphicFramePr>
+              <a:graphicFrameLocks xmlns:a="http://schemas.openxmlformats.org/drawingml/2006/main" noChangeAspect="1"/>
+            </wp:cNvGraphicFramePr>
+            <a:graphic xmlns:a="http://schemas.openxmlformats.org/drawingml/2006/main">
+              <a:graphicData uri="http://schemas.openxmlformats.org/drawingml/2006/picture">
+                <pic:pic xmlns:pic="http://schemas.openxmlformats.org/drawingml/2006/picture">
+                  <pic:nvPicPr>
+                    <pic:cNvPr id="34" name="Picture 26"/>
+                    <pic:cNvPicPr>
+                      <a:picLocks noChangeAspect="1"/>
+                    </pic:cNvPicPr>
+                  </pic:nvPicPr>
+                  <pic:blipFill>
+                    <a:blip r:embed="rId32"/>
+                    <a:stretch>
+                      <a:fillRect/>
+                    </a:stretch>
+                  </pic:blipFill>
+                  <pic:spPr>
+                    <a:xfrm>
+                      <a:off x="0" y="0"/>
+                      <a:ext cx="5266690" cy="3072765"/>
+                    </a:xfrm>
+                    <a:prstGeom prst="rect">
+                      <a:avLst/>
+                    </a:prstGeom>
+                    <a:noFill/>
+                    <a:ln>
+                      <a:noFill/>
+                    </a:ln>
+                  </pic:spPr>
+                </pic:pic>
+              </a:graphicData>
+            </a:graphic>
+          </wp:inline>
+        </w:drawing>
+      </w:r>
+    </w:p>
+    <w:p>
+      <w:pPr>
+        <w:numPr>
+          <w:numId w:val="0"/>
+        </w:numPr>
+        <w:spacing w:line="360" w:lineRule="auto"/>
+        <w:jc w:val="both"/>
+        <w:rPr>
+          <w:rFonts w:hint="default" w:ascii="Times New Roman" w:hAnsi="Times New Roman" w:cs="Times New Roman"/>
+          <w:sz w:val="26"/>
+          <w:szCs w:val="26"/>
+        </w:rPr>
+      </w:pPr>
+      <w:r>
+        <w:rPr>
+          <w:rFonts w:hint="default" w:ascii="Times New Roman" w:hAnsi="Times New Roman" w:cs="Times New Roman"/>
+          <w:sz w:val="26"/>
+          <w:szCs w:val="26"/>
+        </w:rPr>
+        <w:drawing>
+          <wp:inline distT="0" distB="0" distL="114300" distR="114300">
+            <wp:extent cx="5267325" cy="2823845"/>
+            <wp:effectExtent l="0" t="0" r="5715" b="10795"/>
+            <wp:docPr id="35" name="Picture 27"/>
+            <wp:cNvGraphicFramePr>
+              <a:graphicFrameLocks xmlns:a="http://schemas.openxmlformats.org/drawingml/2006/main" noChangeAspect="1"/>
+            </wp:cNvGraphicFramePr>
+            <a:graphic xmlns:a="http://schemas.openxmlformats.org/drawingml/2006/main">
+              <a:graphicData uri="http://schemas.openxmlformats.org/drawingml/2006/picture">
+                <pic:pic xmlns:pic="http://schemas.openxmlformats.org/drawingml/2006/picture">
+                  <pic:nvPicPr>
+                    <pic:cNvPr id="35" name="Picture 27"/>
+                    <pic:cNvPicPr>
+                      <a:picLocks noChangeAspect="1"/>
+                    </pic:cNvPicPr>
+                  </pic:nvPicPr>
+                  <pic:blipFill>
+                    <a:blip r:embed="rId33"/>
+                    <a:stretch>
+                      <a:fillRect/>
+                    </a:stretch>
+                  </pic:blipFill>
+                  <pic:spPr>
+                    <a:xfrm>
+                      <a:off x="0" y="0"/>
+                      <a:ext cx="5267325" cy="2823845"/>
+                    </a:xfrm>
+                    <a:prstGeom prst="rect">
+                      <a:avLst/>
+                    </a:prstGeom>
+                    <a:noFill/>
+                    <a:ln>
+                      <a:noFill/>
+                    </a:ln>
+                  </pic:spPr>
+                </pic:pic>
+              </a:graphicData>
+            </a:graphic>
+          </wp:inline>
+        </w:drawing>
+      </w:r>
+    </w:p>
+    <w:p>
+      <w:pPr>
+        <w:numPr>
+          <w:numId w:val="0"/>
+        </w:numPr>
+        <w:spacing w:line="360" w:lineRule="auto"/>
+        <w:jc w:val="both"/>
+        <w:rPr>
+          <w:rFonts w:hint="default" w:ascii="Times New Roman" w:hAnsi="Times New Roman" w:eastAsia="SimSun" w:cs="Times New Roman"/>
+          <w:sz w:val="26"/>
+          <w:szCs w:val="26"/>
+        </w:rPr>
+      </w:pPr>
+      <w:r>
+        <w:rPr>
+          <w:rFonts w:hint="default" w:ascii="Times New Roman" w:hAnsi="Times New Roman" w:eastAsia="SimSun" w:cs="Times New Roman"/>
+          <w:sz w:val="26"/>
+          <w:szCs w:val="26"/>
+        </w:rPr>
+        <w:t xml:space="preserve">TẠO CÁC ALIAS </w:t>
+      </w:r>
+    </w:p>
+    <w:p>
+      <w:pPr>
+        <w:numPr>
+          <w:numId w:val="0"/>
+        </w:numPr>
+        <w:spacing w:line="360" w:lineRule="auto"/>
+        <w:jc w:val="both"/>
+        <w:rPr>
+          <w:rFonts w:hint="default" w:ascii="Times New Roman" w:hAnsi="Times New Roman" w:cs="Times New Roman"/>
+          <w:sz w:val="26"/>
+          <w:szCs w:val="26"/>
+        </w:rPr>
+      </w:pPr>
+      <w:r>
+        <w:rPr>
+          <w:rFonts w:hint="default" w:ascii="Times New Roman" w:hAnsi="Times New Roman" w:cs="Times New Roman"/>
+          <w:sz w:val="26"/>
+          <w:szCs w:val="26"/>
+        </w:rPr>
+        <w:drawing>
+          <wp:inline distT="0" distB="0" distL="114300" distR="114300">
+            <wp:extent cx="5272405" cy="2991485"/>
+            <wp:effectExtent l="0" t="0" r="635" b="10795"/>
+            <wp:docPr id="36" name="Picture 28"/>
+            <wp:cNvGraphicFramePr>
+              <a:graphicFrameLocks xmlns:a="http://schemas.openxmlformats.org/drawingml/2006/main" noChangeAspect="1"/>
+            </wp:cNvGraphicFramePr>
+            <a:graphic xmlns:a="http://schemas.openxmlformats.org/drawingml/2006/main">
+              <a:graphicData uri="http://schemas.openxmlformats.org/drawingml/2006/picture">
+                <pic:pic xmlns:pic="http://schemas.openxmlformats.org/drawingml/2006/picture">
+                  <pic:nvPicPr>
+                    <pic:cNvPr id="36" name="Picture 28"/>
+                    <pic:cNvPicPr>
+                      <a:picLocks noChangeAspect="1"/>
+                    </pic:cNvPicPr>
+                  </pic:nvPicPr>
+                  <pic:blipFill>
+                    <a:blip r:embed="rId34"/>
+                    <a:stretch>
+                      <a:fillRect/>
+                    </a:stretch>
+                  </pic:blipFill>
+                  <pic:spPr>
+                    <a:xfrm>
+                      <a:off x="0" y="0"/>
+                      <a:ext cx="5272405" cy="2991485"/>
+                    </a:xfrm>
+                    <a:prstGeom prst="rect">
+                      <a:avLst/>
+                    </a:prstGeom>
+                    <a:noFill/>
+                    <a:ln>
+                      <a:noFill/>
+                    </a:ln>
+                  </pic:spPr>
+                </pic:pic>
+              </a:graphicData>
+            </a:graphic>
+          </wp:inline>
+        </w:drawing>
+      </w:r>
+    </w:p>
+    <w:p>
+      <w:pPr>
+        <w:numPr>
+          <w:numId w:val="0"/>
+        </w:numPr>
+        <w:spacing w:line="360" w:lineRule="auto"/>
+        <w:jc w:val="both"/>
+        <w:rPr>
+          <w:rFonts w:hint="default" w:ascii="Times New Roman" w:hAnsi="Times New Roman" w:cs="Times New Roman"/>
+          <w:sz w:val="26"/>
+          <w:szCs w:val="26"/>
+        </w:rPr>
+      </w:pPr>
+      <w:r>
+        <w:rPr>
+          <w:rFonts w:hint="default" w:ascii="Times New Roman" w:hAnsi="Times New Roman" w:cs="Times New Roman"/>
+          <w:sz w:val="26"/>
+          <w:szCs w:val="26"/>
+        </w:rPr>
+        <w:drawing>
+          <wp:inline distT="0" distB="0" distL="114300" distR="114300">
+            <wp:extent cx="5268595" cy="2291715"/>
+            <wp:effectExtent l="0" t="0" r="4445" b="9525"/>
+            <wp:docPr id="37" name="Picture 29"/>
+            <wp:cNvGraphicFramePr>
+              <a:graphicFrameLocks xmlns:a="http://schemas.openxmlformats.org/drawingml/2006/main" noChangeAspect="1"/>
+            </wp:cNvGraphicFramePr>
+            <a:graphic xmlns:a="http://schemas.openxmlformats.org/drawingml/2006/main">
+              <a:graphicData uri="http://schemas.openxmlformats.org/drawingml/2006/picture">
+                <pic:pic xmlns:pic="http://schemas.openxmlformats.org/drawingml/2006/picture">
+                  <pic:nvPicPr>
+                    <pic:cNvPr id="37" name="Picture 29"/>
+                    <pic:cNvPicPr>
+                      <a:picLocks noChangeAspect="1"/>
+                    </pic:cNvPicPr>
+                  </pic:nvPicPr>
+                  <pic:blipFill>
+                    <a:blip r:embed="rId35"/>
+                    <a:stretch>
+                      <a:fillRect/>
+                    </a:stretch>
+                  </pic:blipFill>
+                  <pic:spPr>
+                    <a:xfrm>
+                      <a:off x="0" y="0"/>
+                      <a:ext cx="5268595" cy="2291715"/>
+                    </a:xfrm>
+                    <a:prstGeom prst="rect">
+                      <a:avLst/>
+                    </a:prstGeom>
+                    <a:noFill/>
+                    <a:ln>
+                      <a:noFill/>
+                    </a:ln>
+                  </pic:spPr>
+                </pic:pic>
+              </a:graphicData>
+            </a:graphic>
+          </wp:inline>
+        </w:drawing>
+      </w:r>
+    </w:p>
+    <w:p>
+      <w:pPr>
+        <w:numPr>
+          <w:numId w:val="0"/>
+        </w:numPr>
+        <w:spacing w:line="360" w:lineRule="auto"/>
+        <w:jc w:val="both"/>
+        <w:rPr>
+          <w:rFonts w:hint="default" w:ascii="Times New Roman" w:hAnsi="Times New Roman" w:cs="Times New Roman"/>
+          <w:sz w:val="26"/>
+          <w:szCs w:val="26"/>
+        </w:rPr>
+      </w:pPr>
+      <w:r>
+        <w:rPr>
+          <w:rFonts w:hint="default" w:ascii="Times New Roman" w:hAnsi="Times New Roman" w:eastAsia="SimSun" w:cs="Times New Roman"/>
+          <w:sz w:val="26"/>
+          <w:szCs w:val="26"/>
+        </w:rPr>
+        <w:t>TẠO CÁC SCHEDULE</w:t>
+      </w:r>
+    </w:p>
+    <w:p>
+      <w:pPr>
+        <w:numPr>
+          <w:numId w:val="0"/>
+        </w:numPr>
+        <w:spacing w:line="360" w:lineRule="auto"/>
+        <w:jc w:val="both"/>
+        <w:rPr>
+          <w:rFonts w:hint="default" w:ascii="Times New Roman" w:hAnsi="Times New Roman" w:cs="Times New Roman"/>
+          <w:sz w:val="26"/>
+          <w:szCs w:val="26"/>
+        </w:rPr>
+      </w:pPr>
+      <w:r>
+        <w:rPr>
+          <w:rFonts w:hint="default" w:ascii="Times New Roman" w:hAnsi="Times New Roman" w:cs="Times New Roman"/>
+          <w:sz w:val="26"/>
+          <w:szCs w:val="26"/>
+        </w:rPr>
+        <w:drawing>
+          <wp:inline distT="0" distB="0" distL="114300" distR="114300">
+            <wp:extent cx="5264150" cy="2959735"/>
+            <wp:effectExtent l="0" t="0" r="8890" b="12065"/>
+            <wp:docPr id="40" name="Picture 32"/>
+            <wp:cNvGraphicFramePr>
+              <a:graphicFrameLocks xmlns:a="http://schemas.openxmlformats.org/drawingml/2006/main" noChangeAspect="1"/>
+            </wp:cNvGraphicFramePr>
+            <a:graphic xmlns:a="http://schemas.openxmlformats.org/drawingml/2006/main">
+              <a:graphicData uri="http://schemas.openxmlformats.org/drawingml/2006/picture">
+                <pic:pic xmlns:pic="http://schemas.openxmlformats.org/drawingml/2006/picture">
+                  <pic:nvPicPr>
+                    <pic:cNvPr id="40" name="Picture 32"/>
+                    <pic:cNvPicPr>
+                      <a:picLocks noChangeAspect="1"/>
+                    </pic:cNvPicPr>
+                  </pic:nvPicPr>
+                  <pic:blipFill>
+                    <a:blip r:embed="rId36"/>
+                    <a:stretch>
+                      <a:fillRect/>
+                    </a:stretch>
+                  </pic:blipFill>
+                  <pic:spPr>
+                    <a:xfrm>
+                      <a:off x="0" y="0"/>
+                      <a:ext cx="5264150" cy="2959735"/>
+                    </a:xfrm>
+                    <a:prstGeom prst="rect">
+                      <a:avLst/>
+                    </a:prstGeom>
+                    <a:noFill/>
+                    <a:ln>
+                      <a:noFill/>
+                    </a:ln>
+                  </pic:spPr>
+                </pic:pic>
+              </a:graphicData>
+            </a:graphic>
+          </wp:inline>
+        </w:drawing>
+      </w:r>
+    </w:p>
+    <w:p>
+      <w:pPr>
+        <w:numPr>
+          <w:numId w:val="0"/>
+        </w:numPr>
+        <w:spacing w:line="360" w:lineRule="auto"/>
+        <w:jc w:val="both"/>
+        <w:rPr>
+          <w:rFonts w:hint="default" w:ascii="Times New Roman" w:hAnsi="Times New Roman" w:cs="Times New Roman"/>
+          <w:sz w:val="26"/>
+          <w:szCs w:val="26"/>
+        </w:rPr>
+      </w:pPr>
+      <w:r>
+        <w:rPr>
+          <w:rFonts w:hint="default" w:ascii="Times New Roman" w:hAnsi="Times New Roman" w:cs="Times New Roman"/>
+          <w:sz w:val="26"/>
+          <w:szCs w:val="26"/>
+        </w:rPr>
+        <w:drawing>
+          <wp:inline distT="0" distB="0" distL="114300" distR="114300">
+            <wp:extent cx="5268595" cy="2657475"/>
+            <wp:effectExtent l="0" t="0" r="4445" b="9525"/>
+            <wp:docPr id="41" name="Picture 33"/>
+            <wp:cNvGraphicFramePr>
+              <a:graphicFrameLocks xmlns:a="http://schemas.openxmlformats.org/drawingml/2006/main" noChangeAspect="1"/>
+            </wp:cNvGraphicFramePr>
+            <a:graphic xmlns:a="http://schemas.openxmlformats.org/drawingml/2006/main">
+              <a:graphicData uri="http://schemas.openxmlformats.org/drawingml/2006/picture">
+                <pic:pic xmlns:pic="http://schemas.openxmlformats.org/drawingml/2006/picture">
+                  <pic:nvPicPr>
+                    <pic:cNvPr id="41" name="Picture 33"/>
+                    <pic:cNvPicPr>
+                      <a:picLocks noChangeAspect="1"/>
+                    </pic:cNvPicPr>
+                  </pic:nvPicPr>
+                  <pic:blipFill>
+                    <a:blip r:embed="rId37"/>
+                    <a:stretch>
+                      <a:fillRect/>
+                    </a:stretch>
+                  </pic:blipFill>
+                  <pic:spPr>
+                    <a:xfrm>
+                      <a:off x="0" y="0"/>
+                      <a:ext cx="5268595" cy="2657475"/>
+                    </a:xfrm>
+                    <a:prstGeom prst="rect">
+                      <a:avLst/>
+                    </a:prstGeom>
+                    <a:noFill/>
+                    <a:ln>
+                      <a:noFill/>
+                    </a:ln>
+                  </pic:spPr>
+                </pic:pic>
+              </a:graphicData>
+            </a:graphic>
+          </wp:inline>
+        </w:drawing>
+      </w:r>
+    </w:p>
+    <w:p>
+      <w:pPr>
+        <w:numPr>
+          <w:numId w:val="0"/>
+        </w:numPr>
+        <w:spacing w:line="360" w:lineRule="auto"/>
+        <w:jc w:val="both"/>
+        <w:rPr>
+          <w:rFonts w:hint="default" w:ascii="Times New Roman" w:hAnsi="Times New Roman" w:cs="Times New Roman"/>
+          <w:sz w:val="26"/>
+          <w:szCs w:val="26"/>
+        </w:rPr>
+      </w:pPr>
+      <w:r>
+        <w:rPr>
+          <w:rFonts w:hint="default" w:ascii="Times New Roman" w:hAnsi="Times New Roman" w:cs="Times New Roman"/>
+          <w:sz w:val="26"/>
+          <w:szCs w:val="26"/>
+        </w:rPr>
+        <w:drawing>
+          <wp:inline distT="0" distB="0" distL="114300" distR="114300">
+            <wp:extent cx="5260340" cy="2117090"/>
+            <wp:effectExtent l="0" t="0" r="12700" b="1270"/>
+            <wp:docPr id="42" name="Picture 34"/>
+            <wp:cNvGraphicFramePr>
+              <a:graphicFrameLocks xmlns:a="http://schemas.openxmlformats.org/drawingml/2006/main" noChangeAspect="1"/>
+            </wp:cNvGraphicFramePr>
+            <a:graphic xmlns:a="http://schemas.openxmlformats.org/drawingml/2006/main">
+              <a:graphicData uri="http://schemas.openxmlformats.org/drawingml/2006/picture">
+                <pic:pic xmlns:pic="http://schemas.openxmlformats.org/drawingml/2006/picture">
+                  <pic:nvPicPr>
+                    <pic:cNvPr id="42" name="Picture 34"/>
+                    <pic:cNvPicPr>
+                      <a:picLocks noChangeAspect="1"/>
+                    </pic:cNvPicPr>
+                  </pic:nvPicPr>
+                  <pic:blipFill>
+                    <a:blip r:embed="rId38"/>
+                    <a:stretch>
+                      <a:fillRect/>
+                    </a:stretch>
+                  </pic:blipFill>
+                  <pic:spPr>
+                    <a:xfrm>
+                      <a:off x="0" y="0"/>
+                      <a:ext cx="5260340" cy="2117090"/>
+                    </a:xfrm>
+                    <a:prstGeom prst="rect">
+                      <a:avLst/>
+                    </a:prstGeom>
+                    <a:noFill/>
+                    <a:ln>
+                      <a:noFill/>
+                    </a:ln>
+                  </pic:spPr>
+                </pic:pic>
+              </a:graphicData>
+            </a:graphic>
+          </wp:inline>
+        </w:drawing>
+      </w:r>
+    </w:p>
+    <w:p>
+      <w:pPr>
+        <w:numPr>
+          <w:numId w:val="0"/>
+        </w:numPr>
+        <w:spacing w:line="360" w:lineRule="auto"/>
+        <w:jc w:val="both"/>
+        <w:rPr>
+          <w:rFonts w:hint="default" w:ascii="Times New Roman" w:hAnsi="Times New Roman" w:cs="Times New Roman"/>
+          <w:sz w:val="26"/>
+          <w:szCs w:val="26"/>
+        </w:rPr>
+      </w:pPr>
+      <w:r>
+        <w:rPr>
+          <w:rFonts w:hint="default" w:ascii="Times New Roman" w:hAnsi="Times New Roman" w:cs="Times New Roman"/>
+          <w:sz w:val="26"/>
+          <w:szCs w:val="26"/>
+        </w:rPr>
+        <w:drawing>
+          <wp:inline distT="0" distB="0" distL="114300" distR="114300">
+            <wp:extent cx="5269865" cy="4948555"/>
+            <wp:effectExtent l="0" t="0" r="3175" b="4445"/>
+            <wp:docPr id="43" name="Picture 35"/>
+            <wp:cNvGraphicFramePr>
+              <a:graphicFrameLocks xmlns:a="http://schemas.openxmlformats.org/drawingml/2006/main" noChangeAspect="1"/>
+            </wp:cNvGraphicFramePr>
+            <a:graphic xmlns:a="http://schemas.openxmlformats.org/drawingml/2006/main">
+              <a:graphicData uri="http://schemas.openxmlformats.org/drawingml/2006/picture">
+                <pic:pic xmlns:pic="http://schemas.openxmlformats.org/drawingml/2006/picture">
+                  <pic:nvPicPr>
+                    <pic:cNvPr id="43" name="Picture 35"/>
+                    <pic:cNvPicPr>
+                      <a:picLocks noChangeAspect="1"/>
+                    </pic:cNvPicPr>
+                  </pic:nvPicPr>
+                  <pic:blipFill>
+                    <a:blip r:embed="rId39"/>
+                    <a:stretch>
+                      <a:fillRect/>
+                    </a:stretch>
+                  </pic:blipFill>
+                  <pic:spPr>
+                    <a:xfrm>
+                      <a:off x="0" y="0"/>
+                      <a:ext cx="5269865" cy="4948555"/>
+                    </a:xfrm>
+                    <a:prstGeom prst="rect">
+                      <a:avLst/>
+                    </a:prstGeom>
+                    <a:noFill/>
+                    <a:ln>
+                      <a:noFill/>
+                    </a:ln>
+                  </pic:spPr>
+                </pic:pic>
+              </a:graphicData>
+            </a:graphic>
+          </wp:inline>
+        </w:drawing>
+      </w:r>
+    </w:p>
+    <w:p>
+      <w:pPr>
+        <w:numPr>
+          <w:numId w:val="0"/>
+        </w:numPr>
+        <w:spacing w:line="360" w:lineRule="auto"/>
+        <w:jc w:val="both"/>
+        <w:rPr>
+          <w:rFonts w:hint="default" w:ascii="Times New Roman" w:hAnsi="Times New Roman" w:cs="Times New Roman"/>
+          <w:sz w:val="26"/>
+          <w:szCs w:val="26"/>
+          <w:lang w:val="en-US"/>
+        </w:rPr>
+      </w:pPr>
+      <w:r>
+        <w:rPr>
+          <w:rFonts w:hint="default" w:ascii="Times New Roman" w:hAnsi="Times New Roman" w:cs="Times New Roman"/>
+          <w:sz w:val="26"/>
+          <w:szCs w:val="26"/>
+          <w:lang w:val="en-US"/>
+        </w:rPr>
+        <w:t># Dùng window 10 kiểm tra</w:t>
+      </w:r>
+    </w:p>
+    <w:p>
+      <w:pPr>
+        <w:numPr>
+          <w:numId w:val="0"/>
+        </w:numPr>
+        <w:spacing w:line="360" w:lineRule="auto"/>
+        <w:jc w:val="both"/>
+        <w:rPr>
+          <w:rFonts w:hint="default" w:ascii="Times New Roman" w:hAnsi="Times New Roman" w:cs="Times New Roman"/>
+          <w:sz w:val="26"/>
+          <w:szCs w:val="26"/>
+          <w:lang w:val="en-US"/>
+        </w:rPr>
+      </w:pPr>
+      <w:r>
+        <w:rPr>
+          <w:rFonts w:hint="default" w:ascii="Times New Roman" w:hAnsi="Times New Roman" w:eastAsia="SimSun" w:cs="Times New Roman"/>
+          <w:sz w:val="26"/>
+          <w:szCs w:val="26"/>
+          <w:lang w:val="en-US"/>
+        </w:rPr>
+        <w:t xml:space="preserve">Tình huống 1: </w:t>
+      </w:r>
+      <w:r>
+        <w:rPr>
+          <w:rFonts w:hint="default" w:ascii="Times New Roman" w:hAnsi="Times New Roman" w:eastAsia="SimSun" w:cs="Times New Roman"/>
+          <w:sz w:val="26"/>
+          <w:szCs w:val="26"/>
+        </w:rPr>
+        <w:t xml:space="preserve">Đăng nhập Captive Portal với tài khoản </w:t>
+      </w:r>
+      <w:r>
+        <w:rPr>
+          <w:rStyle w:val="4"/>
+          <w:rFonts w:hint="default" w:ascii="Times New Roman" w:hAnsi="Times New Roman" w:eastAsia="SimSun" w:cs="Times New Roman"/>
+          <w:sz w:val="26"/>
+          <w:szCs w:val="26"/>
+        </w:rPr>
+        <w:t>sv_a</w:t>
+      </w:r>
+    </w:p>
+    <w:p>
+      <w:pPr>
+        <w:numPr>
+          <w:numId w:val="0"/>
+        </w:numPr>
+        <w:spacing w:line="360" w:lineRule="auto"/>
+        <w:jc w:val="both"/>
+        <w:rPr>
+          <w:rFonts w:hint="default" w:ascii="Times New Roman" w:hAnsi="Times New Roman" w:cs="Times New Roman"/>
+          <w:sz w:val="26"/>
+          <w:szCs w:val="26"/>
+          <w:lang w:val="en-US"/>
+        </w:rPr>
+      </w:pPr>
+      <w:r>
+        <w:rPr>
+          <w:rFonts w:hint="default" w:ascii="Times New Roman" w:hAnsi="Times New Roman" w:cs="Times New Roman"/>
+          <w:sz w:val="26"/>
+          <w:szCs w:val="26"/>
+          <w:lang w:val="en-US"/>
+        </w:rPr>
+        <w:t>Truy cập vào 172.16.6.10 đăng nhập bằng sv_a</w:t>
+      </w:r>
+    </w:p>
+    <w:p>
+      <w:pPr>
+        <w:numPr>
+          <w:numId w:val="0"/>
+        </w:numPr>
+        <w:spacing w:line="360" w:lineRule="auto"/>
+        <w:jc w:val="both"/>
+        <w:rPr>
+          <w:rFonts w:hint="default" w:ascii="Times New Roman" w:hAnsi="Times New Roman" w:cs="Times New Roman"/>
+          <w:sz w:val="26"/>
+          <w:szCs w:val="26"/>
+        </w:rPr>
+      </w:pPr>
+      <w:r>
+        <w:rPr>
+          <w:rFonts w:hint="default" w:ascii="Times New Roman" w:hAnsi="Times New Roman" w:cs="Times New Roman"/>
+          <w:sz w:val="26"/>
+          <w:szCs w:val="26"/>
+        </w:rPr>
+        <w:drawing>
+          <wp:inline distT="0" distB="0" distL="114300" distR="114300">
+            <wp:extent cx="5269230" cy="4066540"/>
+            <wp:effectExtent l="0" t="0" r="3810" b="2540"/>
+            <wp:docPr id="44" name="Picture 36"/>
+            <wp:cNvGraphicFramePr>
+              <a:graphicFrameLocks xmlns:a="http://schemas.openxmlformats.org/drawingml/2006/main" noChangeAspect="1"/>
+            </wp:cNvGraphicFramePr>
+            <a:graphic xmlns:a="http://schemas.openxmlformats.org/drawingml/2006/main">
+              <a:graphicData uri="http://schemas.openxmlformats.org/drawingml/2006/picture">
+                <pic:pic xmlns:pic="http://schemas.openxmlformats.org/drawingml/2006/picture">
+                  <pic:nvPicPr>
+                    <pic:cNvPr id="44" name="Picture 36"/>
+                    <pic:cNvPicPr>
+                      <a:picLocks noChangeAspect="1"/>
+                    </pic:cNvPicPr>
+                  </pic:nvPicPr>
+                  <pic:blipFill>
+                    <a:blip r:embed="rId40"/>
+                    <a:stretch>
+                      <a:fillRect/>
+                    </a:stretch>
+                  </pic:blipFill>
+                  <pic:spPr>
+                    <a:xfrm>
+                      <a:off x="0" y="0"/>
+                      <a:ext cx="5269230" cy="4066540"/>
+                    </a:xfrm>
+                    <a:prstGeom prst="rect">
+                      <a:avLst/>
+                    </a:prstGeom>
+                    <a:noFill/>
+                    <a:ln>
+                      <a:noFill/>
+                    </a:ln>
+                  </pic:spPr>
+                </pic:pic>
+              </a:graphicData>
+            </a:graphic>
+          </wp:inline>
+        </w:drawing>
+      </w:r>
+    </w:p>
+    <w:p>
+      <w:pPr>
+        <w:numPr>
+          <w:numId w:val="0"/>
+        </w:numPr>
+        <w:spacing w:line="360" w:lineRule="auto"/>
+        <w:jc w:val="both"/>
+        <w:rPr>
+          <w:rFonts w:hint="default" w:ascii="Times New Roman" w:hAnsi="Times New Roman" w:cs="Times New Roman"/>
+          <w:sz w:val="26"/>
+          <w:szCs w:val="26"/>
+          <w:lang w:val="en-US"/>
+        </w:rPr>
+      </w:pPr>
+      <w:r>
+        <w:rPr>
+          <w:rFonts w:hint="default" w:ascii="Times New Roman" w:hAnsi="Times New Roman" w:cs="Times New Roman"/>
+          <w:sz w:val="26"/>
+          <w:szCs w:val="26"/>
+          <w:lang w:val="en-US"/>
+        </w:rPr>
+        <w:t>Bị chặn</w:t>
+      </w:r>
+    </w:p>
+    <w:p>
+      <w:pPr>
+        <w:numPr>
+          <w:numId w:val="0"/>
+        </w:numPr>
+        <w:spacing w:line="360" w:lineRule="auto"/>
+        <w:jc w:val="both"/>
+        <w:rPr>
+          <w:rFonts w:hint="default" w:ascii="Times New Roman" w:hAnsi="Times New Roman" w:cs="Times New Roman"/>
+          <w:sz w:val="26"/>
+          <w:szCs w:val="26"/>
+        </w:rPr>
+      </w:pPr>
+      <w:r>
+        <w:rPr>
+          <w:rFonts w:hint="default" w:ascii="Times New Roman" w:hAnsi="Times New Roman" w:cs="Times New Roman"/>
+          <w:sz w:val="26"/>
+          <w:szCs w:val="26"/>
+        </w:rPr>
+        <w:drawing>
+          <wp:inline distT="0" distB="0" distL="114300" distR="114300">
+            <wp:extent cx="5272405" cy="4037965"/>
+            <wp:effectExtent l="0" t="0" r="635" b="635"/>
+            <wp:docPr id="45" name="Picture 37"/>
+            <wp:cNvGraphicFramePr>
+              <a:graphicFrameLocks xmlns:a="http://schemas.openxmlformats.org/drawingml/2006/main" noChangeAspect="1"/>
+            </wp:cNvGraphicFramePr>
+            <a:graphic xmlns:a="http://schemas.openxmlformats.org/drawingml/2006/main">
+              <a:graphicData uri="http://schemas.openxmlformats.org/drawingml/2006/picture">
+                <pic:pic xmlns:pic="http://schemas.openxmlformats.org/drawingml/2006/picture">
+                  <pic:nvPicPr>
+                    <pic:cNvPr id="45" name="Picture 37"/>
+                    <pic:cNvPicPr>
+                      <a:picLocks noChangeAspect="1"/>
+                    </pic:cNvPicPr>
+                  </pic:nvPicPr>
+                  <pic:blipFill>
+                    <a:blip r:embed="rId41"/>
+                    <a:stretch>
+                      <a:fillRect/>
+                    </a:stretch>
+                  </pic:blipFill>
+                  <pic:spPr>
+                    <a:xfrm>
+                      <a:off x="0" y="0"/>
+                      <a:ext cx="5272405" cy="4037965"/>
+                    </a:xfrm>
+                    <a:prstGeom prst="rect">
+                      <a:avLst/>
+                    </a:prstGeom>
+                    <a:noFill/>
+                    <a:ln>
+                      <a:noFill/>
+                    </a:ln>
+                  </pic:spPr>
+                </pic:pic>
+              </a:graphicData>
+            </a:graphic>
+          </wp:inline>
+        </w:drawing>
+      </w:r>
+    </w:p>
+    <w:p>
+      <w:pPr>
+        <w:numPr>
+          <w:numId w:val="0"/>
+        </w:numPr>
+        <w:spacing w:line="360" w:lineRule="auto"/>
+        <w:jc w:val="both"/>
+        <w:rPr>
+          <w:rFonts w:hint="default" w:ascii="Times New Roman" w:hAnsi="Times New Roman" w:cs="Times New Roman"/>
+          <w:sz w:val="26"/>
+          <w:szCs w:val="26"/>
+        </w:rPr>
+      </w:pPr>
+    </w:p>
+    <w:p>
+      <w:pPr>
+        <w:numPr>
+          <w:numId w:val="0"/>
+        </w:numPr>
+        <w:spacing w:line="360" w:lineRule="auto"/>
+        <w:jc w:val="both"/>
+        <w:rPr>
+          <w:rFonts w:hint="default" w:ascii="Times New Roman" w:hAnsi="Times New Roman" w:cs="Times New Roman"/>
+          <w:sz w:val="26"/>
+          <w:szCs w:val="26"/>
+        </w:rPr>
+      </w:pPr>
+    </w:p>
+    <w:p>
+      <w:pPr>
+        <w:numPr>
+          <w:ilvl w:val="0"/>
+          <w:numId w:val="1"/>
+        </w:numPr>
+        <w:spacing w:line="360" w:lineRule="auto"/>
+        <w:ind w:left="0" w:leftChars="0" w:firstLine="0" w:firstLineChars="0"/>
+        <w:jc w:val="both"/>
+        <w:rPr>
+          <w:rFonts w:hint="default" w:ascii="Times New Roman" w:hAnsi="Times New Roman" w:eastAsia="SimSun" w:cs="Times New Roman"/>
+          <w:sz w:val="26"/>
+          <w:szCs w:val="26"/>
+        </w:rPr>
+      </w:pPr>
+      <w:r>
+        <w:rPr>
+          <w:rFonts w:hint="default" w:ascii="Times New Roman" w:hAnsi="Times New Roman" w:eastAsia="SimSun" w:cs="Times New Roman"/>
+          <w:sz w:val="26"/>
+          <w:szCs w:val="26"/>
+        </w:rPr>
+        <w:t>Kiểm thử Kịch bản 1: Client-A bị chặn Job Site, vào được General Site</w:t>
+      </w:r>
+    </w:p>
+    <w:p>
+      <w:pPr>
+        <w:numPr>
+          <w:numId w:val="0"/>
+        </w:numPr>
+        <w:spacing w:line="360" w:lineRule="auto"/>
+        <w:ind w:leftChars="0"/>
+        <w:jc w:val="both"/>
+        <w:rPr>
+          <w:rFonts w:hint="default" w:ascii="Times New Roman" w:hAnsi="Times New Roman" w:cs="Times New Roman"/>
+          <w:sz w:val="26"/>
+          <w:szCs w:val="26"/>
+        </w:rPr>
+      </w:pPr>
+      <w:r>
+        <w:rPr>
+          <w:rFonts w:hint="default" w:ascii="Times New Roman" w:hAnsi="Times New Roman" w:cs="Times New Roman"/>
+          <w:sz w:val="26"/>
+          <w:szCs w:val="26"/>
+        </w:rPr>
+        <w:drawing>
+          <wp:inline distT="0" distB="0" distL="114300" distR="114300">
+            <wp:extent cx="5269230" cy="3148965"/>
+            <wp:effectExtent l="0" t="0" r="3810" b="5715"/>
+            <wp:docPr id="46" name="Picture 38"/>
+            <wp:cNvGraphicFramePr>
+              <a:graphicFrameLocks xmlns:a="http://schemas.openxmlformats.org/drawingml/2006/main" noChangeAspect="1"/>
+            </wp:cNvGraphicFramePr>
+            <a:graphic xmlns:a="http://schemas.openxmlformats.org/drawingml/2006/main">
+              <a:graphicData uri="http://schemas.openxmlformats.org/drawingml/2006/picture">
+                <pic:pic xmlns:pic="http://schemas.openxmlformats.org/drawingml/2006/picture">
+                  <pic:nvPicPr>
+                    <pic:cNvPr id="46" name="Picture 38"/>
+                    <pic:cNvPicPr>
+                      <a:picLocks noChangeAspect="1"/>
+                    </pic:cNvPicPr>
+                  </pic:nvPicPr>
+                  <pic:blipFill>
+                    <a:blip r:embed="rId42"/>
+                    <a:stretch>
+                      <a:fillRect/>
+                    </a:stretch>
+                  </pic:blipFill>
+                  <pic:spPr>
+                    <a:xfrm>
+                      <a:off x="0" y="0"/>
+                      <a:ext cx="5269230" cy="3148965"/>
+                    </a:xfrm>
+                    <a:prstGeom prst="rect">
+                      <a:avLst/>
+                    </a:prstGeom>
+                    <a:noFill/>
+                    <a:ln>
+                      <a:noFill/>
+                    </a:ln>
+                  </pic:spPr>
+                </pic:pic>
+              </a:graphicData>
+            </a:graphic>
+          </wp:inline>
+        </w:drawing>
+      </w:r>
+    </w:p>
+    <w:p>
+      <w:pPr>
+        <w:numPr>
+          <w:numId w:val="0"/>
+        </w:numPr>
+        <w:spacing w:line="360" w:lineRule="auto"/>
+        <w:ind w:leftChars="0"/>
+        <w:jc w:val="both"/>
+        <w:rPr>
+          <w:rFonts w:hint="default" w:ascii="Times New Roman" w:hAnsi="Times New Roman" w:eastAsia="SimSun" w:cs="Times New Roman"/>
+          <w:sz w:val="26"/>
+          <w:szCs w:val="26"/>
+        </w:rPr>
+      </w:pPr>
+      <w:r>
+        <w:rPr>
+          <w:rFonts w:hint="default" w:ascii="Times New Roman" w:hAnsi="Times New Roman" w:eastAsia="SimSun" w:cs="Times New Roman"/>
+          <w:sz w:val="26"/>
+          <w:szCs w:val="26"/>
+        </w:rPr>
+        <w:t>Kiểm thử Kịch bản 2: Chặn Restricted Site</w:t>
+      </w:r>
+    </w:p>
+    <w:p>
+      <w:pPr>
+        <w:numPr>
+          <w:numId w:val="0"/>
+        </w:numPr>
+        <w:spacing w:line="360" w:lineRule="auto"/>
+        <w:ind w:leftChars="0"/>
+        <w:jc w:val="both"/>
+        <w:rPr>
+          <w:rFonts w:hint="default" w:ascii="Times New Roman" w:hAnsi="Times New Roman" w:cs="Times New Roman"/>
+          <w:sz w:val="26"/>
+          <w:szCs w:val="26"/>
+        </w:rPr>
+      </w:pPr>
+      <w:r>
+        <w:rPr>
+          <w:rFonts w:hint="default" w:ascii="Times New Roman" w:hAnsi="Times New Roman" w:cs="Times New Roman"/>
+          <w:sz w:val="26"/>
+          <w:szCs w:val="26"/>
+        </w:rPr>
+        <w:drawing>
+          <wp:inline distT="0" distB="0" distL="114300" distR="114300">
+            <wp:extent cx="5269230" cy="4250055"/>
+            <wp:effectExtent l="0" t="0" r="3810" b="1905"/>
+            <wp:docPr id="47" name="Picture 39"/>
+            <wp:cNvGraphicFramePr>
+              <a:graphicFrameLocks xmlns:a="http://schemas.openxmlformats.org/drawingml/2006/main" noChangeAspect="1"/>
+            </wp:cNvGraphicFramePr>
+            <a:graphic xmlns:a="http://schemas.openxmlformats.org/drawingml/2006/main">
+              <a:graphicData uri="http://schemas.openxmlformats.org/drawingml/2006/picture">
+                <pic:pic xmlns:pic="http://schemas.openxmlformats.org/drawingml/2006/picture">
+                  <pic:nvPicPr>
+                    <pic:cNvPr id="47" name="Picture 39"/>
+                    <pic:cNvPicPr>
+                      <a:picLocks noChangeAspect="1"/>
+                    </pic:cNvPicPr>
+                  </pic:nvPicPr>
+                  <pic:blipFill>
+                    <a:blip r:embed="rId43"/>
+                    <a:stretch>
+                      <a:fillRect/>
+                    </a:stretch>
+                  </pic:blipFill>
+                  <pic:spPr>
+                    <a:xfrm>
+                      <a:off x="0" y="0"/>
+                      <a:ext cx="5269230" cy="4250055"/>
+                    </a:xfrm>
+                    <a:prstGeom prst="rect">
+                      <a:avLst/>
+                    </a:prstGeom>
+                    <a:noFill/>
+                    <a:ln>
+                      <a:noFill/>
+                    </a:ln>
+                  </pic:spPr>
+                </pic:pic>
+              </a:graphicData>
+            </a:graphic>
+          </wp:inline>
+        </w:drawing>
+      </w:r>
+    </w:p>
+    <w:p>
+      <w:pPr>
+        <w:numPr>
+          <w:numId w:val="0"/>
+        </w:numPr>
+        <w:spacing w:line="360" w:lineRule="auto"/>
+        <w:ind w:leftChars="0"/>
+        <w:jc w:val="both"/>
+        <w:rPr>
+          <w:rFonts w:hint="default" w:ascii="Times New Roman" w:hAnsi="Times New Roman" w:cs="Times New Roman"/>
+          <w:sz w:val="26"/>
+          <w:szCs w:val="26"/>
+        </w:rPr>
+      </w:pPr>
+    </w:p>
+    <w:p>
+      <w:pPr>
+        <w:numPr>
+          <w:numId w:val="0"/>
+        </w:numPr>
+        <w:spacing w:line="360" w:lineRule="auto"/>
+        <w:ind w:leftChars="0"/>
+        <w:jc w:val="both"/>
+        <w:rPr>
+          <w:rFonts w:hint="default" w:ascii="Times New Roman" w:hAnsi="Times New Roman" w:eastAsia="SimSun" w:cs="Times New Roman"/>
+          <w:sz w:val="26"/>
+          <w:szCs w:val="26"/>
+        </w:rPr>
+      </w:pPr>
+      <w:r>
+        <w:rPr>
+          <w:rFonts w:hint="default" w:ascii="Times New Roman" w:hAnsi="Times New Roman" w:eastAsia="SimSun" w:cs="Times New Roman"/>
+          <w:sz w:val="26"/>
+          <w:szCs w:val="26"/>
+        </w:rPr>
+        <w:t>Xem và chụp Firewall Log trên pfSense để hoàn thiện minh chứng</w:t>
+      </w:r>
+    </w:p>
+    <w:p>
+      <w:pPr>
+        <w:numPr>
+          <w:numId w:val="0"/>
+        </w:numPr>
+        <w:spacing w:line="360" w:lineRule="auto"/>
+        <w:ind w:leftChars="0"/>
+        <w:jc w:val="both"/>
+        <w:rPr>
+          <w:rFonts w:hint="default" w:ascii="Times New Roman" w:hAnsi="Times New Roman" w:cs="Times New Roman"/>
+          <w:sz w:val="26"/>
+          <w:szCs w:val="26"/>
+        </w:rPr>
+      </w:pPr>
+      <w:r>
+        <w:rPr>
+          <w:rFonts w:hint="default" w:ascii="Times New Roman" w:hAnsi="Times New Roman" w:cs="Times New Roman"/>
+          <w:sz w:val="26"/>
+          <w:szCs w:val="26"/>
+        </w:rPr>
+        <w:drawing>
+          <wp:inline distT="0" distB="0" distL="114300" distR="114300">
+            <wp:extent cx="5272405" cy="3183255"/>
+            <wp:effectExtent l="0" t="0" r="635" b="1905"/>
+            <wp:docPr id="48" name="Picture 40"/>
+            <wp:cNvGraphicFramePr>
+              <a:graphicFrameLocks xmlns:a="http://schemas.openxmlformats.org/drawingml/2006/main" noChangeAspect="1"/>
+            </wp:cNvGraphicFramePr>
+            <a:graphic xmlns:a="http://schemas.openxmlformats.org/drawingml/2006/main">
+              <a:graphicData uri="http://schemas.openxmlformats.org/drawingml/2006/picture">
+                <pic:pic xmlns:pic="http://schemas.openxmlformats.org/drawingml/2006/picture">
+                  <pic:nvPicPr>
+                    <pic:cNvPr id="48" name="Picture 40"/>
+                    <pic:cNvPicPr>
+                      <a:picLocks noChangeAspect="1"/>
+                    </pic:cNvPicPr>
+                  </pic:nvPicPr>
+                  <pic:blipFill>
+                    <a:blip r:embed="rId44"/>
+                    <a:stretch>
+                      <a:fillRect/>
+                    </a:stretch>
+                  </pic:blipFill>
+                  <pic:spPr>
+                    <a:xfrm>
+                      <a:off x="0" y="0"/>
+                      <a:ext cx="5272405" cy="3183255"/>
+                    </a:xfrm>
+                    <a:prstGeom prst="rect">
+                      <a:avLst/>
+                    </a:prstGeom>
+                    <a:noFill/>
+                    <a:ln>
+                      <a:noFill/>
+                    </a:ln>
+                  </pic:spPr>
+                </pic:pic>
+              </a:graphicData>
+            </a:graphic>
+          </wp:inline>
+        </w:drawing>
+      </w:r>
+    </w:p>
+    <w:p>
+      <w:pPr>
+        <w:numPr>
+          <w:numId w:val="0"/>
+        </w:numPr>
+        <w:spacing w:line="360" w:lineRule="auto"/>
+        <w:ind w:leftChars="0"/>
+        <w:jc w:val="both"/>
+        <w:rPr>
+          <w:rFonts w:hint="default" w:ascii="Times New Roman" w:hAnsi="Times New Roman" w:eastAsia="SimSun" w:cs="Times New Roman"/>
+          <w:sz w:val="26"/>
+          <w:szCs w:val="26"/>
+        </w:rPr>
+      </w:pPr>
+      <w:r>
+        <w:rPr>
+          <w:rFonts w:hint="default" w:ascii="Times New Roman" w:hAnsi="Times New Roman" w:eastAsia="SimSun" w:cs="Times New Roman"/>
+          <w:sz w:val="26"/>
+          <w:szCs w:val="26"/>
+        </w:rPr>
+        <w:t>KIỂM THỬ KỊCH BẢN 3 &amp; KỊCH BẢN 4</w:t>
+      </w:r>
+    </w:p>
+    <w:p>
+      <w:pPr>
+        <w:numPr>
+          <w:numId w:val="0"/>
+        </w:numPr>
+        <w:spacing w:line="360" w:lineRule="auto"/>
+        <w:ind w:leftChars="0"/>
+        <w:jc w:val="both"/>
+        <w:rPr>
+          <w:rFonts w:hint="default" w:ascii="Times New Roman" w:hAnsi="Times New Roman" w:eastAsia="SimSun" w:cs="Times New Roman"/>
+          <w:sz w:val="26"/>
+          <w:szCs w:val="26"/>
+        </w:rPr>
+      </w:pPr>
+      <w:r>
+        <w:rPr>
+          <w:rFonts w:hint="default" w:ascii="Times New Roman" w:hAnsi="Times New Roman" w:eastAsia="SimSun" w:cs="Times New Roman"/>
+          <w:sz w:val="26"/>
+          <w:szCs w:val="26"/>
+        </w:rPr>
+        <w:t>Chuyển máy Windows 10 thành Client-B</w:t>
+      </w:r>
+    </w:p>
+    <w:p>
+      <w:pPr>
+        <w:numPr>
+          <w:numId w:val="0"/>
+        </w:numPr>
+        <w:spacing w:line="360" w:lineRule="auto"/>
+        <w:ind w:leftChars="0"/>
+        <w:jc w:val="both"/>
+        <w:rPr>
+          <w:rFonts w:hint="default" w:ascii="Times New Roman" w:hAnsi="Times New Roman" w:cs="Times New Roman"/>
+          <w:sz w:val="26"/>
+          <w:szCs w:val="26"/>
+        </w:rPr>
+      </w:pPr>
+      <w:r>
+        <w:rPr>
+          <w:rFonts w:hint="default" w:ascii="Times New Roman" w:hAnsi="Times New Roman" w:cs="Times New Roman"/>
+          <w:sz w:val="26"/>
+          <w:szCs w:val="26"/>
+        </w:rPr>
+        <w:drawing>
+          <wp:inline distT="0" distB="0" distL="114300" distR="114300">
+            <wp:extent cx="5273040" cy="4857115"/>
+            <wp:effectExtent l="0" t="0" r="0" b="4445"/>
+            <wp:docPr id="49" name="Picture 41"/>
+            <wp:cNvGraphicFramePr>
+              <a:graphicFrameLocks xmlns:a="http://schemas.openxmlformats.org/drawingml/2006/main" noChangeAspect="1"/>
+            </wp:cNvGraphicFramePr>
+            <a:graphic xmlns:a="http://schemas.openxmlformats.org/drawingml/2006/main">
+              <a:graphicData uri="http://schemas.openxmlformats.org/drawingml/2006/picture">
+                <pic:pic xmlns:pic="http://schemas.openxmlformats.org/drawingml/2006/picture">
+                  <pic:nvPicPr>
+                    <pic:cNvPr id="49" name="Picture 41"/>
+                    <pic:cNvPicPr>
+                      <a:picLocks noChangeAspect="1"/>
+                    </pic:cNvPicPr>
+                  </pic:nvPicPr>
+                  <pic:blipFill>
+                    <a:blip r:embed="rId45"/>
+                    <a:stretch>
+                      <a:fillRect/>
+                    </a:stretch>
+                  </pic:blipFill>
+                  <pic:spPr>
+                    <a:xfrm>
+                      <a:off x="0" y="0"/>
+                      <a:ext cx="5273040" cy="4857115"/>
+                    </a:xfrm>
+                    <a:prstGeom prst="rect">
+                      <a:avLst/>
+                    </a:prstGeom>
+                    <a:noFill/>
+                    <a:ln>
+                      <a:noFill/>
+                    </a:ln>
+                  </pic:spPr>
+                </pic:pic>
+              </a:graphicData>
+            </a:graphic>
+          </wp:inline>
+        </w:drawing>
+      </w:r>
+    </w:p>
+    <w:p>
+      <w:pPr>
+        <w:numPr>
+          <w:numId w:val="0"/>
+        </w:numPr>
+        <w:spacing w:line="360" w:lineRule="auto"/>
+        <w:ind w:leftChars="0"/>
+        <w:jc w:val="both"/>
+        <w:rPr>
+          <w:rFonts w:hint="default" w:ascii="Times New Roman" w:hAnsi="Times New Roman" w:cs="Times New Roman"/>
+          <w:sz w:val="26"/>
+          <w:szCs w:val="26"/>
+          <w:lang w:val="en-US"/>
+        </w:rPr>
+      </w:pPr>
+      <w:r>
+        <w:rPr>
+          <w:rFonts w:hint="default" w:ascii="Times New Roman" w:hAnsi="Times New Roman" w:cs="Times New Roman"/>
+          <w:sz w:val="26"/>
+          <w:szCs w:val="26"/>
+          <w:lang w:val="en-US"/>
+        </w:rPr>
+        <w:t>Đăng nhập bằng sv_b</w:t>
+      </w:r>
+    </w:p>
+    <w:p>
+      <w:pPr>
+        <w:numPr>
+          <w:numId w:val="0"/>
+        </w:numPr>
+        <w:spacing w:line="360" w:lineRule="auto"/>
+        <w:ind w:leftChars="0"/>
+        <w:jc w:val="both"/>
+        <w:rPr>
+          <w:rFonts w:hint="default" w:ascii="Times New Roman" w:hAnsi="Times New Roman" w:cs="Times New Roman"/>
+          <w:sz w:val="26"/>
+          <w:szCs w:val="26"/>
+        </w:rPr>
+      </w:pPr>
+      <w:r>
+        <w:rPr>
+          <w:rFonts w:hint="default" w:ascii="Times New Roman" w:hAnsi="Times New Roman" w:cs="Times New Roman"/>
+          <w:sz w:val="26"/>
+          <w:szCs w:val="26"/>
+        </w:rPr>
+        <w:drawing>
+          <wp:inline distT="0" distB="0" distL="114300" distR="114300">
+            <wp:extent cx="5268595" cy="3911600"/>
+            <wp:effectExtent l="0" t="0" r="4445" b="5080"/>
+            <wp:docPr id="50" name="Picture 42"/>
+            <wp:cNvGraphicFramePr>
+              <a:graphicFrameLocks xmlns:a="http://schemas.openxmlformats.org/drawingml/2006/main" noChangeAspect="1"/>
+            </wp:cNvGraphicFramePr>
+            <a:graphic xmlns:a="http://schemas.openxmlformats.org/drawingml/2006/main">
+              <a:graphicData uri="http://schemas.openxmlformats.org/drawingml/2006/picture">
+                <pic:pic xmlns:pic="http://schemas.openxmlformats.org/drawingml/2006/picture">
+                  <pic:nvPicPr>
+                    <pic:cNvPr id="50" name="Picture 42"/>
+                    <pic:cNvPicPr>
+                      <a:picLocks noChangeAspect="1"/>
+                    </pic:cNvPicPr>
+                  </pic:nvPicPr>
+                  <pic:blipFill>
+                    <a:blip r:embed="rId46"/>
+                    <a:stretch>
+                      <a:fillRect/>
+                    </a:stretch>
+                  </pic:blipFill>
+                  <pic:spPr>
+                    <a:xfrm>
+                      <a:off x="0" y="0"/>
+                      <a:ext cx="5268595" cy="3911600"/>
+                    </a:xfrm>
+                    <a:prstGeom prst="rect">
+                      <a:avLst/>
+                    </a:prstGeom>
+                    <a:noFill/>
+                    <a:ln>
+                      <a:noFill/>
+                    </a:ln>
+                  </pic:spPr>
+                </pic:pic>
+              </a:graphicData>
+            </a:graphic>
+          </wp:inline>
+        </w:drawing>
+      </w:r>
+    </w:p>
+    <w:p>
+      <w:pPr>
+        <w:numPr>
+          <w:numId w:val="0"/>
+        </w:numPr>
+        <w:spacing w:line="360" w:lineRule="auto"/>
+        <w:ind w:leftChars="0"/>
+        <w:jc w:val="both"/>
+        <w:rPr>
+          <w:rFonts w:hint="default" w:ascii="Times New Roman" w:hAnsi="Times New Roman" w:eastAsia="SimSun" w:cs="Times New Roman"/>
+          <w:sz w:val="26"/>
+          <w:szCs w:val="26"/>
+        </w:rPr>
+      </w:pPr>
+      <w:r>
+        <w:rPr>
+          <w:rFonts w:hint="default" w:ascii="Times New Roman" w:hAnsi="Times New Roman" w:eastAsia="SimSun" w:cs="Times New Roman"/>
+          <w:sz w:val="26"/>
+          <w:szCs w:val="26"/>
+        </w:rPr>
+        <w:t>Kiểm thử Kịch bản 3: Truy cập Social Site theo khung giờ</w:t>
+      </w:r>
+    </w:p>
+    <w:p>
+      <w:pPr>
+        <w:numPr>
+          <w:numId w:val="0"/>
+        </w:numPr>
+        <w:spacing w:line="360" w:lineRule="auto"/>
+        <w:ind w:leftChars="0"/>
+        <w:jc w:val="both"/>
+        <w:rPr>
+          <w:rFonts w:hint="default" w:ascii="Times New Roman" w:hAnsi="Times New Roman" w:eastAsia="SimSun" w:cs="Times New Roman"/>
+          <w:sz w:val="26"/>
+          <w:szCs w:val="26"/>
+        </w:rPr>
+      </w:pPr>
+      <w:r>
+        <w:rPr>
+          <w:rFonts w:hint="default" w:ascii="Times New Roman" w:hAnsi="Times New Roman" w:cs="Times New Roman"/>
+          <w:sz w:val="26"/>
+          <w:szCs w:val="26"/>
+        </w:rPr>
+        <w:drawing>
+          <wp:inline distT="0" distB="0" distL="114300" distR="114300">
+            <wp:extent cx="5265420" cy="4239895"/>
+            <wp:effectExtent l="0" t="0" r="7620" b="12065"/>
+            <wp:docPr id="52" name="Picture 44"/>
+            <wp:cNvGraphicFramePr>
+              <a:graphicFrameLocks xmlns:a="http://schemas.openxmlformats.org/drawingml/2006/main" noChangeAspect="1"/>
+            </wp:cNvGraphicFramePr>
+            <a:graphic xmlns:a="http://schemas.openxmlformats.org/drawingml/2006/main">
+              <a:graphicData uri="http://schemas.openxmlformats.org/drawingml/2006/picture">
+                <pic:pic xmlns:pic="http://schemas.openxmlformats.org/drawingml/2006/picture">
+                  <pic:nvPicPr>
+                    <pic:cNvPr id="52" name="Picture 44"/>
+                    <pic:cNvPicPr>
+                      <a:picLocks noChangeAspect="1"/>
+                    </pic:cNvPicPr>
+                  </pic:nvPicPr>
+                  <pic:blipFill>
+                    <a:blip r:embed="rId47"/>
+                    <a:stretch>
+                      <a:fillRect/>
+                    </a:stretch>
+                  </pic:blipFill>
+                  <pic:spPr>
+                    <a:xfrm>
+                      <a:off x="0" y="0"/>
+                      <a:ext cx="5265420" cy="4239895"/>
+                    </a:xfrm>
+                    <a:prstGeom prst="rect">
+                      <a:avLst/>
+                    </a:prstGeom>
+                    <a:noFill/>
+                    <a:ln>
+                      <a:noFill/>
+                    </a:ln>
+                  </pic:spPr>
+                </pic:pic>
+              </a:graphicData>
+            </a:graphic>
+          </wp:inline>
+        </w:drawing>
+      </w:r>
+    </w:p>
+    <w:p>
+      <w:pPr>
+        <w:numPr>
+          <w:numId w:val="0"/>
+        </w:numPr>
+        <w:spacing w:line="360" w:lineRule="auto"/>
+        <w:ind w:leftChars="0"/>
+        <w:jc w:val="both"/>
+        <w:rPr>
+          <w:rFonts w:hint="default" w:ascii="Times New Roman" w:hAnsi="Times New Roman" w:eastAsia="SimSun" w:cs="Times New Roman"/>
+          <w:sz w:val="26"/>
+          <w:szCs w:val="26"/>
+          <w:lang w:val="en-US"/>
+        </w:rPr>
+      </w:pPr>
+      <w:r>
+        <w:rPr>
+          <w:rFonts w:hint="default" w:ascii="Times New Roman" w:hAnsi="Times New Roman" w:cs="Times New Roman"/>
+          <w:sz w:val="26"/>
+          <w:szCs w:val="26"/>
+        </w:rPr>
+        <w:drawing>
+          <wp:inline distT="0" distB="0" distL="114300" distR="114300">
+            <wp:extent cx="5271770" cy="3352165"/>
+            <wp:effectExtent l="0" t="0" r="1270" b="635"/>
+            <wp:docPr id="51" name="Picture 43"/>
+            <wp:cNvGraphicFramePr>
+              <a:graphicFrameLocks xmlns:a="http://schemas.openxmlformats.org/drawingml/2006/main" noChangeAspect="1"/>
+            </wp:cNvGraphicFramePr>
+            <a:graphic xmlns:a="http://schemas.openxmlformats.org/drawingml/2006/main">
+              <a:graphicData uri="http://schemas.openxmlformats.org/drawingml/2006/picture">
+                <pic:pic xmlns:pic="http://schemas.openxmlformats.org/drawingml/2006/picture">
+                  <pic:nvPicPr>
+                    <pic:cNvPr id="51" name="Picture 43"/>
+                    <pic:cNvPicPr>
+                      <a:picLocks noChangeAspect="1"/>
+                    </pic:cNvPicPr>
+                  </pic:nvPicPr>
+                  <pic:blipFill>
+                    <a:blip r:embed="rId48"/>
+                    <a:stretch>
+                      <a:fillRect/>
+                    </a:stretch>
+                  </pic:blipFill>
+                  <pic:spPr>
+                    <a:xfrm>
+                      <a:off x="0" y="0"/>
+                      <a:ext cx="5271770" cy="3352165"/>
+                    </a:xfrm>
+                    <a:prstGeom prst="rect">
+                      <a:avLst/>
+                    </a:prstGeom>
+                    <a:noFill/>
+                    <a:ln>
+                      <a:noFill/>
+                    </a:ln>
+                  </pic:spPr>
+                </pic:pic>
+              </a:graphicData>
+            </a:graphic>
+          </wp:inline>
+        </w:drawing>
+      </w:r>
+    </w:p>
+    <w:p>
+      <w:pPr>
+        <w:numPr>
+          <w:numId w:val="0"/>
+        </w:numPr>
+        <w:spacing w:line="360" w:lineRule="auto"/>
+        <w:jc w:val="both"/>
+        <w:rPr>
+          <w:rFonts w:hint="default" w:ascii="Times New Roman" w:hAnsi="Times New Roman" w:cs="Times New Roman"/>
+          <w:sz w:val="26"/>
+          <w:szCs w:val="26"/>
+          <w:lang w:val="en-US"/>
+        </w:rPr>
+      </w:pPr>
+      <w:r>
+        <w:rPr>
+          <w:rFonts w:hint="default" w:ascii="Times New Roman" w:hAnsi="Times New Roman" w:cs="Times New Roman"/>
+          <w:sz w:val="26"/>
+          <w:szCs w:val="26"/>
+          <w:lang w:val="en-US"/>
+        </w:rPr>
+        <w:t>Đổi sang test_now</w:t>
+      </w:r>
+    </w:p>
+    <w:p>
+      <w:pPr>
+        <w:numPr>
+          <w:numId w:val="0"/>
+        </w:numPr>
+        <w:spacing w:line="360" w:lineRule="auto"/>
+        <w:jc w:val="both"/>
+        <w:rPr>
+          <w:rFonts w:hint="default" w:ascii="Times New Roman" w:hAnsi="Times New Roman" w:cs="Times New Roman"/>
+          <w:sz w:val="26"/>
+          <w:szCs w:val="26"/>
+          <w:lang w:val="en-US"/>
+        </w:rPr>
+      </w:pPr>
+    </w:p>
+    <w:p>
+      <w:pPr>
+        <w:numPr>
+          <w:ilvl w:val="0"/>
+          <w:numId w:val="0"/>
+        </w:numPr>
+        <w:spacing w:line="360" w:lineRule="auto"/>
+        <w:jc w:val="both"/>
+        <w:rPr>
+          <w:rFonts w:hint="default" w:ascii="Times New Roman" w:hAnsi="Times New Roman" w:cs="Times New Roman"/>
+          <w:sz w:val="26"/>
+          <w:szCs w:val="26"/>
+        </w:rPr>
+      </w:pPr>
+      <w:r>
+        <w:rPr>
+          <w:rFonts w:hint="default" w:ascii="Times New Roman" w:hAnsi="Times New Roman" w:cs="Times New Roman"/>
+          <w:sz w:val="26"/>
+          <w:szCs w:val="26"/>
+        </w:rPr>
+        <w:drawing>
+          <wp:inline distT="0" distB="0" distL="114300" distR="114300">
+            <wp:extent cx="5268595" cy="2838450"/>
+            <wp:effectExtent l="0" t="0" r="4445" b="11430"/>
+            <wp:docPr id="53" name="Picture 45"/>
+            <wp:cNvGraphicFramePr>
+              <a:graphicFrameLocks xmlns:a="http://schemas.openxmlformats.org/drawingml/2006/main" noChangeAspect="1"/>
+            </wp:cNvGraphicFramePr>
+            <a:graphic xmlns:a="http://schemas.openxmlformats.org/drawingml/2006/main">
+              <a:graphicData uri="http://schemas.openxmlformats.org/drawingml/2006/picture">
+                <pic:pic xmlns:pic="http://schemas.openxmlformats.org/drawingml/2006/picture">
+                  <pic:nvPicPr>
+                    <pic:cNvPr id="53" name="Picture 45"/>
+                    <pic:cNvPicPr>
+                      <a:picLocks noChangeAspect="1"/>
+                    </pic:cNvPicPr>
+                  </pic:nvPicPr>
+                  <pic:blipFill>
+                    <a:blip r:embed="rId49"/>
+                    <a:stretch>
+                      <a:fillRect/>
+                    </a:stretch>
+                  </pic:blipFill>
+                  <pic:spPr>
+                    <a:xfrm>
+                      <a:off x="0" y="0"/>
+                      <a:ext cx="5268595" cy="2838450"/>
+                    </a:xfrm>
+                    <a:prstGeom prst="rect">
+                      <a:avLst/>
+                    </a:prstGeom>
+                    <a:noFill/>
+                    <a:ln>
+                      <a:noFill/>
+                    </a:ln>
+                  </pic:spPr>
+                </pic:pic>
+              </a:graphicData>
+            </a:graphic>
+          </wp:inline>
+        </w:drawing>
+      </w:r>
+    </w:p>
+    <w:p>
+      <w:pPr>
+        <w:numPr>
+          <w:ilvl w:val="0"/>
+          <w:numId w:val="0"/>
+        </w:numPr>
+        <w:spacing w:line="360" w:lineRule="auto"/>
+        <w:jc w:val="both"/>
+        <w:rPr>
+          <w:rFonts w:hint="default" w:ascii="Times New Roman" w:hAnsi="Times New Roman" w:cs="Times New Roman"/>
+          <w:sz w:val="26"/>
+          <w:szCs w:val="26"/>
+        </w:rPr>
+      </w:pPr>
+      <w:r>
+        <w:rPr>
+          <w:rFonts w:hint="default" w:ascii="Times New Roman" w:hAnsi="Times New Roman" w:cs="Times New Roman"/>
+          <w:sz w:val="26"/>
+          <w:szCs w:val="26"/>
+        </w:rPr>
+        <w:drawing>
+          <wp:inline distT="0" distB="0" distL="114300" distR="114300">
+            <wp:extent cx="5269230" cy="4211320"/>
+            <wp:effectExtent l="0" t="0" r="3810" b="10160"/>
+            <wp:docPr id="54" name="Picture 46"/>
+            <wp:cNvGraphicFramePr>
+              <a:graphicFrameLocks xmlns:a="http://schemas.openxmlformats.org/drawingml/2006/main" noChangeAspect="1"/>
+            </wp:cNvGraphicFramePr>
+            <a:graphic xmlns:a="http://schemas.openxmlformats.org/drawingml/2006/main">
+              <a:graphicData uri="http://schemas.openxmlformats.org/drawingml/2006/picture">
+                <pic:pic xmlns:pic="http://schemas.openxmlformats.org/drawingml/2006/picture">
+                  <pic:nvPicPr>
+                    <pic:cNvPr id="54" name="Picture 46"/>
+                    <pic:cNvPicPr>
+                      <a:picLocks noChangeAspect="1"/>
+                    </pic:cNvPicPr>
+                  </pic:nvPicPr>
+                  <pic:blipFill>
+                    <a:blip r:embed="rId50"/>
+                    <a:stretch>
+                      <a:fillRect/>
+                    </a:stretch>
+                  </pic:blipFill>
+                  <pic:spPr>
+                    <a:xfrm>
+                      <a:off x="0" y="0"/>
+                      <a:ext cx="5269230" cy="4211320"/>
+                    </a:xfrm>
+                    <a:prstGeom prst="rect">
+                      <a:avLst/>
+                    </a:prstGeom>
+                    <a:noFill/>
+                    <a:ln>
+                      <a:noFill/>
+                    </a:ln>
+                  </pic:spPr>
+                </pic:pic>
+              </a:graphicData>
+            </a:graphic>
+          </wp:inline>
+        </w:drawing>
+      </w:r>
+    </w:p>
+    <w:p>
+      <w:pPr>
+        <w:numPr>
+          <w:ilvl w:val="0"/>
+          <w:numId w:val="0"/>
+        </w:numPr>
+        <w:spacing w:line="360" w:lineRule="auto"/>
+        <w:jc w:val="both"/>
+        <w:rPr>
+          <w:rFonts w:hint="default" w:ascii="Times New Roman" w:hAnsi="Times New Roman" w:eastAsia="SimSun" w:cs="Times New Roman"/>
+          <w:sz w:val="26"/>
+          <w:szCs w:val="26"/>
+        </w:rPr>
+      </w:pPr>
+      <w:r>
+        <w:rPr>
+          <w:rFonts w:hint="default" w:ascii="Times New Roman" w:hAnsi="Times New Roman" w:eastAsia="SimSun" w:cs="Times New Roman"/>
+          <w:sz w:val="26"/>
+          <w:szCs w:val="26"/>
+        </w:rPr>
+        <w:t>Kiểm thử Kịch bản 4: Kiểm tra tính cô lập của DMZ</w:t>
+      </w:r>
+    </w:p>
+    <w:p>
+      <w:pPr>
+        <w:numPr>
+          <w:ilvl w:val="0"/>
+          <w:numId w:val="0"/>
+        </w:numPr>
+        <w:spacing w:line="360" w:lineRule="auto"/>
+        <w:jc w:val="both"/>
+        <w:rPr>
+          <w:rFonts w:hint="default" w:ascii="Times New Roman" w:hAnsi="Times New Roman" w:eastAsia="SimSun" w:cs="Times New Roman"/>
+          <w:sz w:val="26"/>
+          <w:szCs w:val="26"/>
+          <w:lang w:val="en-US"/>
+        </w:rPr>
+      </w:pPr>
+      <w:r>
+        <w:rPr>
+          <w:rFonts w:hint="default" w:ascii="Times New Roman" w:hAnsi="Times New Roman" w:eastAsia="SimSun" w:cs="Times New Roman"/>
+          <w:sz w:val="26"/>
+          <w:szCs w:val="26"/>
+          <w:lang w:val="en-US"/>
+        </w:rPr>
+        <w:t>Ubuntu 64 bit</w:t>
+      </w:r>
+    </w:p>
+    <w:p>
+      <w:pPr>
+        <w:numPr>
+          <w:ilvl w:val="0"/>
+          <w:numId w:val="0"/>
+        </w:numPr>
+        <w:pBdr>
+          <w:top w:val="single" w:color="auto" w:sz="4" w:space="0"/>
+          <w:left w:val="single" w:color="auto" w:sz="4" w:space="0"/>
+          <w:bottom w:val="single" w:color="auto" w:sz="4" w:space="0"/>
+          <w:right w:val="single" w:color="auto" w:sz="4" w:space="0"/>
+        </w:pBdr>
+        <w:spacing w:line="360" w:lineRule="auto"/>
+        <w:jc w:val="both"/>
+        <w:rPr>
+          <w:rFonts w:hint="default" w:ascii="Times New Roman" w:hAnsi="Times New Roman" w:eastAsia="SimSun" w:cs="Times New Roman"/>
+          <w:sz w:val="26"/>
+          <w:szCs w:val="26"/>
+          <w:lang w:val="en-US"/>
+        </w:rPr>
+      </w:pPr>
+      <w:r>
+        <w:rPr>
+          <w:rFonts w:hint="default" w:ascii="Times New Roman" w:hAnsi="Times New Roman" w:eastAsia="SimSun" w:cs="Times New Roman"/>
+          <w:sz w:val="26"/>
+          <w:szCs w:val="26"/>
+          <w:lang w:val="en-US"/>
+        </w:rPr>
+        <w:t>ping -c 4 10.6.0.10</w:t>
+      </w:r>
+    </w:p>
+    <w:p>
+      <w:pPr>
+        <w:numPr>
+          <w:ilvl w:val="0"/>
+          <w:numId w:val="0"/>
+        </w:numPr>
+        <w:pBdr>
+          <w:top w:val="single" w:color="auto" w:sz="4" w:space="0"/>
+          <w:left w:val="single" w:color="auto" w:sz="4" w:space="0"/>
+          <w:bottom w:val="single" w:color="auto" w:sz="4" w:space="0"/>
+          <w:right w:val="single" w:color="auto" w:sz="4" w:space="0"/>
+        </w:pBdr>
+        <w:spacing w:line="360" w:lineRule="auto"/>
+        <w:jc w:val="both"/>
+        <w:rPr>
+          <w:rFonts w:hint="default" w:ascii="Times New Roman" w:hAnsi="Times New Roman" w:eastAsia="SimSun" w:cs="Times New Roman"/>
+          <w:sz w:val="26"/>
+          <w:szCs w:val="26"/>
+          <w:lang w:val="en-US"/>
+        </w:rPr>
+      </w:pPr>
+      <w:r>
+        <w:rPr>
+          <w:rFonts w:hint="default" w:ascii="Times New Roman" w:hAnsi="Times New Roman" w:eastAsia="SimSun" w:cs="Times New Roman"/>
+          <w:sz w:val="26"/>
+          <w:szCs w:val="26"/>
+          <w:lang w:val="en-US"/>
+        </w:rPr>
+        <w:t>ping -c 4 10.6.0.21</w:t>
+      </w:r>
+    </w:p>
+    <w:p>
+      <w:pPr>
+        <w:numPr>
+          <w:ilvl w:val="0"/>
+          <w:numId w:val="0"/>
+        </w:numPr>
+        <w:spacing w:line="360" w:lineRule="auto"/>
+        <w:jc w:val="both"/>
+        <w:rPr>
+          <w:rFonts w:hint="default" w:ascii="Times New Roman" w:hAnsi="Times New Roman" w:eastAsia="SimSun" w:cs="Times New Roman"/>
+          <w:b/>
+          <w:bCs/>
+          <w:sz w:val="26"/>
+          <w:szCs w:val="26"/>
+        </w:rPr>
+      </w:pPr>
+      <w:r>
+        <w:rPr>
+          <w:rFonts w:hint="default" w:ascii="Times New Roman" w:hAnsi="Times New Roman" w:cs="Times New Roman"/>
+          <w:sz w:val="26"/>
+          <w:szCs w:val="26"/>
+        </w:rPr>
+        <w:drawing>
+          <wp:inline distT="0" distB="0" distL="114300" distR="114300">
+            <wp:extent cx="5269865" cy="4160520"/>
+            <wp:effectExtent l="0" t="0" r="3175" b="0"/>
+            <wp:docPr id="55" name="Picture 47"/>
+            <wp:cNvGraphicFramePr>
+              <a:graphicFrameLocks xmlns:a="http://schemas.openxmlformats.org/drawingml/2006/main" noChangeAspect="1"/>
+            </wp:cNvGraphicFramePr>
+            <a:graphic xmlns:a="http://schemas.openxmlformats.org/drawingml/2006/main">
+              <a:graphicData uri="http://schemas.openxmlformats.org/drawingml/2006/picture">
+                <pic:pic xmlns:pic="http://schemas.openxmlformats.org/drawingml/2006/picture">
+                  <pic:nvPicPr>
+                    <pic:cNvPr id="55" name="Picture 47"/>
+                    <pic:cNvPicPr>
+                      <a:picLocks noChangeAspect="1"/>
+                    </pic:cNvPicPr>
+                  </pic:nvPicPr>
+                  <pic:blipFill>
+                    <a:blip r:embed="rId51"/>
+                    <a:stretch>
+                      <a:fillRect/>
+                    </a:stretch>
+                  </pic:blipFill>
+                  <pic:spPr>
+                    <a:xfrm>
+                      <a:off x="0" y="0"/>
+                      <a:ext cx="5269865" cy="4160520"/>
+                    </a:xfrm>
+                    <a:prstGeom prst="rect">
+                      <a:avLst/>
+                    </a:prstGeom>
+                    <a:noFill/>
+                    <a:ln>
+                      <a:noFill/>
+                    </a:ln>
+                  </pic:spPr>
+                </pic:pic>
+              </a:graphicData>
+            </a:graphic>
+          </wp:inline>
+        </w:drawing>
+      </w:r>
+    </w:p>
+    <w:p>
+      <w:pPr>
+        <w:numPr>
+          <w:ilvl w:val="0"/>
+          <w:numId w:val="0"/>
+        </w:numPr>
+        <w:spacing w:line="360" w:lineRule="auto"/>
+        <w:jc w:val="both"/>
+        <w:rPr>
+          <w:rFonts w:hint="default" w:ascii="Times New Roman" w:hAnsi="Times New Roman" w:eastAsia="SimSun" w:cs="Times New Roman"/>
+          <w:b/>
+          <w:bCs/>
+          <w:sz w:val="26"/>
+          <w:szCs w:val="26"/>
+        </w:rPr>
+      </w:pPr>
+      <w:r>
+        <w:rPr>
+          <w:rFonts w:hint="default" w:ascii="Times New Roman" w:hAnsi="Times New Roman" w:eastAsia="SimSun" w:cs="Times New Roman"/>
+          <w:b/>
+          <w:bCs/>
+          <w:sz w:val="26"/>
+          <w:szCs w:val="26"/>
+        </w:rPr>
+        <w:t>Kết quả:</w:t>
+      </w:r>
+      <w:r>
+        <w:rPr>
+          <w:rFonts w:hint="default" w:ascii="Times New Roman" w:hAnsi="Times New Roman" w:eastAsia="SimSun" w:cs="Times New Roman"/>
+          <w:sz w:val="26"/>
+          <w:szCs w:val="26"/>
+        </w:rPr>
+        <w:t xml:space="preserve"> Nhận thông báo </w:t>
+      </w:r>
+      <w:r>
+        <w:rPr>
+          <w:rFonts w:hint="default" w:ascii="Times New Roman" w:hAnsi="Times New Roman" w:eastAsia="SimSun" w:cs="Times New Roman"/>
+          <w:b/>
+          <w:bCs/>
+          <w:sz w:val="26"/>
+          <w:szCs w:val="26"/>
+        </w:rPr>
+        <w:t>100% packet loss</w:t>
+      </w:r>
+    </w:p>
+    <w:p>
+      <w:pPr>
+        <w:numPr>
+          <w:ilvl w:val="0"/>
+          <w:numId w:val="0"/>
+        </w:numPr>
+        <w:spacing w:line="360" w:lineRule="auto"/>
+        <w:jc w:val="both"/>
+        <w:rPr>
+          <w:rFonts w:hint="default" w:ascii="Times New Roman" w:hAnsi="Times New Roman" w:cs="Times New Roman"/>
+          <w:sz w:val="26"/>
+          <w:szCs w:val="26"/>
+        </w:rPr>
+      </w:pPr>
+      <w:r>
+        <w:rPr>
+          <w:rFonts w:hint="default" w:ascii="Times New Roman" w:hAnsi="Times New Roman" w:cs="Times New Roman"/>
+          <w:sz w:val="26"/>
+          <w:szCs w:val="26"/>
+        </w:rPr>
+        <w:drawing>
+          <wp:inline distT="0" distB="0" distL="114300" distR="114300">
+            <wp:extent cx="5261610" cy="3286125"/>
+            <wp:effectExtent l="0" t="0" r="11430" b="5715"/>
+            <wp:docPr id="56" name="Picture 48"/>
+            <wp:cNvGraphicFramePr>
+              <a:graphicFrameLocks xmlns:a="http://schemas.openxmlformats.org/drawingml/2006/main" noChangeAspect="1"/>
+            </wp:cNvGraphicFramePr>
+            <a:graphic xmlns:a="http://schemas.openxmlformats.org/drawingml/2006/main">
+              <a:graphicData uri="http://schemas.openxmlformats.org/drawingml/2006/picture">
+                <pic:pic xmlns:pic="http://schemas.openxmlformats.org/drawingml/2006/picture">
+                  <pic:nvPicPr>
+                    <pic:cNvPr id="56" name="Picture 48"/>
+                    <pic:cNvPicPr>
+                      <a:picLocks noChangeAspect="1"/>
+                    </pic:cNvPicPr>
+                  </pic:nvPicPr>
+                  <pic:blipFill>
+                    <a:blip r:embed="rId52"/>
+                    <a:stretch>
+                      <a:fillRect/>
+                    </a:stretch>
+                  </pic:blipFill>
+                  <pic:spPr>
+                    <a:xfrm>
+                      <a:off x="0" y="0"/>
+                      <a:ext cx="5261610" cy="3286125"/>
+                    </a:xfrm>
+                    <a:prstGeom prst="rect">
+                      <a:avLst/>
+                    </a:prstGeom>
+                    <a:noFill/>
+                    <a:ln>
+                      <a:noFill/>
+                    </a:ln>
+                  </pic:spPr>
+                </pic:pic>
+              </a:graphicData>
+            </a:graphic>
+          </wp:inline>
+        </w:drawing>
+      </w:r>
+    </w:p>
+    <w:p>
+      <w:pPr>
+        <w:numPr>
+          <w:ilvl w:val="0"/>
+          <w:numId w:val="0"/>
+        </w:numPr>
+        <w:spacing w:line="360" w:lineRule="auto"/>
+        <w:jc w:val="both"/>
+        <w:rPr>
+          <w:rStyle w:val="4"/>
+          <w:rFonts w:hint="default" w:ascii="Times New Roman" w:hAnsi="Times New Roman" w:eastAsia="SimSun" w:cs="Times New Roman"/>
+          <w:sz w:val="26"/>
+          <w:szCs w:val="26"/>
+        </w:rPr>
+      </w:pPr>
+      <w:r>
+        <w:rPr>
+          <w:rFonts w:hint="default" w:ascii="Times New Roman" w:hAnsi="Times New Roman" w:eastAsia="SimSun" w:cs="Times New Roman"/>
+          <w:sz w:val="26"/>
+          <w:szCs w:val="26"/>
+        </w:rPr>
+        <w:t xml:space="preserve">KỊCH BẢN 6: SO SÁNH GIỮA ACTION </w:t>
+      </w:r>
+      <w:r>
+        <w:rPr>
+          <w:rStyle w:val="4"/>
+          <w:rFonts w:hint="default" w:ascii="Times New Roman" w:hAnsi="Times New Roman" w:eastAsia="SimSun" w:cs="Times New Roman"/>
+          <w:sz w:val="26"/>
+          <w:szCs w:val="26"/>
+        </w:rPr>
+        <w:t>BLOCK</w:t>
+      </w:r>
+      <w:r>
+        <w:rPr>
+          <w:rFonts w:hint="default" w:ascii="Times New Roman" w:hAnsi="Times New Roman" w:eastAsia="SimSun" w:cs="Times New Roman"/>
+          <w:sz w:val="26"/>
+          <w:szCs w:val="26"/>
+        </w:rPr>
+        <w:t xml:space="preserve"> VÀ </w:t>
+      </w:r>
+      <w:r>
+        <w:rPr>
+          <w:rStyle w:val="4"/>
+          <w:rFonts w:hint="default" w:ascii="Times New Roman" w:hAnsi="Times New Roman" w:eastAsia="SimSun" w:cs="Times New Roman"/>
+          <w:sz w:val="26"/>
+          <w:szCs w:val="26"/>
+        </w:rPr>
+        <w:t>REJECT</w:t>
+      </w:r>
+    </w:p>
+    <w:p>
+      <w:pPr>
+        <w:numPr>
+          <w:ilvl w:val="0"/>
+          <w:numId w:val="0"/>
+        </w:numPr>
+        <w:spacing w:line="360" w:lineRule="auto"/>
+        <w:jc w:val="both"/>
+        <w:rPr>
+          <w:rStyle w:val="4"/>
+          <w:rFonts w:hint="default" w:ascii="Times New Roman" w:hAnsi="Times New Roman" w:eastAsia="SimSun" w:cs="Times New Roman"/>
+          <w:sz w:val="26"/>
+          <w:szCs w:val="26"/>
+          <w:lang w:val="en-US"/>
+        </w:rPr>
+      </w:pPr>
+      <w:r>
+        <w:rPr>
+          <w:rStyle w:val="4"/>
+          <w:rFonts w:hint="default" w:ascii="Times New Roman" w:hAnsi="Times New Roman" w:eastAsia="SimSun" w:cs="Times New Roman"/>
+          <w:sz w:val="26"/>
+          <w:szCs w:val="26"/>
+          <w:lang w:val="en-US"/>
+        </w:rPr>
+        <w:t>Block (Drop silently): pfSense âm thầm hủy gói tin, không gửi bất kỳ phản hồi nào về client. Client không biết gói tin đi đâu nên phải đợi đến khi hết thời gian chờ (Timed out).   Reject: pfSense chủ động gửi ngay một gói tin cờ TCP RST (Reset) về client. Client nhận được sẽ lập tức đóng kết nối và báo lỗi ngay tức thì (Connection refused / Reset).</w:t>
+      </w:r>
+    </w:p>
+    <w:p>
+      <w:pPr>
+        <w:numPr>
+          <w:ilvl w:val="0"/>
+          <w:numId w:val="0"/>
+        </w:numPr>
+        <w:spacing w:line="360" w:lineRule="auto"/>
+        <w:jc w:val="both"/>
+        <w:rPr>
+          <w:rFonts w:hint="default" w:ascii="Times New Roman" w:hAnsi="Times New Roman" w:eastAsia="SimSun" w:cs="Times New Roman"/>
+          <w:sz w:val="26"/>
+          <w:szCs w:val="26"/>
+        </w:rPr>
+      </w:pPr>
+      <w:r>
+        <w:rPr>
+          <w:rFonts w:hint="default" w:ascii="Times New Roman" w:hAnsi="Times New Roman" w:eastAsia="SimSun" w:cs="Times New Roman"/>
+          <w:sz w:val="26"/>
+          <w:szCs w:val="26"/>
+        </w:rPr>
+        <w:t>Thử nghiệm Lần 1: Sử dụng Action BLOCK</w:t>
+      </w:r>
+    </w:p>
+    <w:p>
+      <w:pPr>
+        <w:numPr>
+          <w:ilvl w:val="0"/>
+          <w:numId w:val="0"/>
+        </w:numPr>
+        <w:spacing w:line="360" w:lineRule="auto"/>
+        <w:jc w:val="both"/>
+        <w:rPr>
+          <w:rFonts w:hint="default" w:ascii="Times New Roman" w:hAnsi="Times New Roman" w:cs="Times New Roman"/>
+          <w:sz w:val="26"/>
+          <w:szCs w:val="26"/>
+        </w:rPr>
+      </w:pPr>
+      <w:r>
+        <w:rPr>
+          <w:rFonts w:hint="default" w:ascii="Times New Roman" w:hAnsi="Times New Roman" w:cs="Times New Roman"/>
+          <w:sz w:val="26"/>
+          <w:szCs w:val="26"/>
+        </w:rPr>
+        <w:drawing>
+          <wp:inline distT="0" distB="0" distL="114300" distR="114300">
+            <wp:extent cx="5270500" cy="4043045"/>
+            <wp:effectExtent l="0" t="0" r="2540" b="10795"/>
+            <wp:docPr id="57" name="Picture 49"/>
+            <wp:cNvGraphicFramePr>
+              <a:graphicFrameLocks xmlns:a="http://schemas.openxmlformats.org/drawingml/2006/main" noChangeAspect="1"/>
+            </wp:cNvGraphicFramePr>
+            <a:graphic xmlns:a="http://schemas.openxmlformats.org/drawingml/2006/main">
+              <a:graphicData uri="http://schemas.openxmlformats.org/drawingml/2006/picture">
+                <pic:pic xmlns:pic="http://schemas.openxmlformats.org/drawingml/2006/picture">
+                  <pic:nvPicPr>
+                    <pic:cNvPr id="57" name="Picture 49"/>
+                    <pic:cNvPicPr>
+                      <a:picLocks noChangeAspect="1"/>
+                    </pic:cNvPicPr>
+                  </pic:nvPicPr>
+                  <pic:blipFill>
+                    <a:blip r:embed="rId53"/>
+                    <a:stretch>
+                      <a:fillRect/>
+                    </a:stretch>
+                  </pic:blipFill>
+                  <pic:spPr>
+                    <a:xfrm>
+                      <a:off x="0" y="0"/>
+                      <a:ext cx="5270500" cy="4043045"/>
+                    </a:xfrm>
+                    <a:prstGeom prst="rect">
+                      <a:avLst/>
+                    </a:prstGeom>
+                    <a:noFill/>
+                    <a:ln>
+                      <a:noFill/>
+                    </a:ln>
+                  </pic:spPr>
+                </pic:pic>
+              </a:graphicData>
+            </a:graphic>
+          </wp:inline>
+        </w:drawing>
+      </w:r>
+    </w:p>
+    <w:p>
+      <w:pPr>
+        <w:numPr>
+          <w:ilvl w:val="0"/>
+          <w:numId w:val="0"/>
+        </w:numPr>
+        <w:spacing w:line="360" w:lineRule="auto"/>
+        <w:jc w:val="both"/>
+        <w:rPr>
+          <w:rFonts w:hint="default" w:ascii="Times New Roman" w:hAnsi="Times New Roman" w:cs="Times New Roman"/>
+          <w:sz w:val="26"/>
+          <w:szCs w:val="26"/>
+        </w:rPr>
+      </w:pPr>
+      <w:r>
+        <w:rPr>
+          <w:rFonts w:hint="default" w:ascii="Times New Roman" w:hAnsi="Times New Roman" w:cs="Times New Roman"/>
+          <w:sz w:val="26"/>
+          <w:szCs w:val="26"/>
+        </w:rPr>
+        <w:drawing>
+          <wp:inline distT="0" distB="0" distL="114300" distR="114300">
+            <wp:extent cx="5274310" cy="3949065"/>
+            <wp:effectExtent l="0" t="0" r="13970" b="13335"/>
+            <wp:docPr id="59" name="Picture 51"/>
+            <wp:cNvGraphicFramePr>
+              <a:graphicFrameLocks xmlns:a="http://schemas.openxmlformats.org/drawingml/2006/main" noChangeAspect="1"/>
+            </wp:cNvGraphicFramePr>
+            <a:graphic xmlns:a="http://schemas.openxmlformats.org/drawingml/2006/main">
+              <a:graphicData uri="http://schemas.openxmlformats.org/drawingml/2006/picture">
+                <pic:pic xmlns:pic="http://schemas.openxmlformats.org/drawingml/2006/picture">
+                  <pic:nvPicPr>
+                    <pic:cNvPr id="59" name="Picture 51"/>
+                    <pic:cNvPicPr>
+                      <a:picLocks noChangeAspect="1"/>
+                    </pic:cNvPicPr>
+                  </pic:nvPicPr>
+                  <pic:blipFill>
+                    <a:blip r:embed="rId54"/>
+                    <a:stretch>
+                      <a:fillRect/>
+                    </a:stretch>
+                  </pic:blipFill>
+                  <pic:spPr>
+                    <a:xfrm>
+                      <a:off x="0" y="0"/>
+                      <a:ext cx="5274310" cy="3949065"/>
+                    </a:xfrm>
+                    <a:prstGeom prst="rect">
+                      <a:avLst/>
+                    </a:prstGeom>
+                    <a:noFill/>
+                    <a:ln>
+                      <a:noFill/>
+                    </a:ln>
+                  </pic:spPr>
+                </pic:pic>
+              </a:graphicData>
+            </a:graphic>
+          </wp:inline>
+        </w:drawing>
+      </w:r>
+    </w:p>
+    <w:p>
+      <w:pPr>
+        <w:numPr>
+          <w:ilvl w:val="0"/>
+          <w:numId w:val="0"/>
+        </w:numPr>
+        <w:spacing w:line="360" w:lineRule="auto"/>
+        <w:jc w:val="both"/>
+        <w:rPr>
+          <w:rFonts w:hint="default" w:ascii="Times New Roman" w:hAnsi="Times New Roman" w:eastAsia="SimSun" w:cs="Times New Roman"/>
+          <w:sz w:val="26"/>
+          <w:szCs w:val="26"/>
+        </w:rPr>
+      </w:pPr>
+      <w:r>
+        <w:rPr>
+          <w:rFonts w:hint="default" w:ascii="Times New Roman" w:hAnsi="Times New Roman" w:eastAsia="SimSun" w:cs="Times New Roman"/>
+          <w:sz w:val="26"/>
+          <w:szCs w:val="26"/>
+        </w:rPr>
+        <w:t>KỊCH BẢN 7: ĐỌC FIREWALL LOG VÀ STATE TABLE</w:t>
+      </w:r>
+    </w:p>
+    <w:p>
+      <w:pPr>
+        <w:numPr>
+          <w:ilvl w:val="0"/>
+          <w:numId w:val="0"/>
+        </w:numPr>
+        <w:spacing w:line="360" w:lineRule="auto"/>
+        <w:jc w:val="both"/>
+        <w:rPr>
+          <w:rFonts w:hint="default" w:ascii="Times New Roman" w:hAnsi="Times New Roman" w:cs="Times New Roman"/>
+          <w:sz w:val="26"/>
+          <w:szCs w:val="26"/>
+        </w:rPr>
+      </w:pPr>
+      <w:r>
+        <w:rPr>
+          <w:rFonts w:hint="default" w:ascii="Times New Roman" w:hAnsi="Times New Roman" w:cs="Times New Roman"/>
+          <w:sz w:val="26"/>
+          <w:szCs w:val="26"/>
+        </w:rPr>
+        <w:drawing>
+          <wp:inline distT="0" distB="0" distL="114300" distR="114300">
+            <wp:extent cx="5267325" cy="3122295"/>
+            <wp:effectExtent l="0" t="0" r="5715" b="1905"/>
+            <wp:docPr id="60" name="Picture 52"/>
+            <wp:cNvGraphicFramePr>
+              <a:graphicFrameLocks xmlns:a="http://schemas.openxmlformats.org/drawingml/2006/main" noChangeAspect="1"/>
+            </wp:cNvGraphicFramePr>
+            <a:graphic xmlns:a="http://schemas.openxmlformats.org/drawingml/2006/main">
+              <a:graphicData uri="http://schemas.openxmlformats.org/drawingml/2006/picture">
+                <pic:pic xmlns:pic="http://schemas.openxmlformats.org/drawingml/2006/picture">
+                  <pic:nvPicPr>
+                    <pic:cNvPr id="60" name="Picture 52"/>
+                    <pic:cNvPicPr>
+                      <a:picLocks noChangeAspect="1"/>
+                    </pic:cNvPicPr>
+                  </pic:nvPicPr>
+                  <pic:blipFill>
+                    <a:blip r:embed="rId55"/>
+                    <a:stretch>
+                      <a:fillRect/>
+                    </a:stretch>
+                  </pic:blipFill>
+                  <pic:spPr>
+                    <a:xfrm>
+                      <a:off x="0" y="0"/>
+                      <a:ext cx="5267325" cy="3122295"/>
+                    </a:xfrm>
+                    <a:prstGeom prst="rect">
+                      <a:avLst/>
+                    </a:prstGeom>
+                    <a:noFill/>
+                    <a:ln>
+                      <a:noFill/>
+                    </a:ln>
+                  </pic:spPr>
+                </pic:pic>
+              </a:graphicData>
+            </a:graphic>
+          </wp:inline>
+        </w:drawing>
+      </w:r>
+    </w:p>
+    <w:p>
+      <w:pPr>
+        <w:numPr>
+          <w:ilvl w:val="0"/>
+          <w:numId w:val="0"/>
+        </w:numPr>
+        <w:spacing w:line="360" w:lineRule="auto"/>
+        <w:jc w:val="both"/>
+        <w:rPr>
+          <w:rFonts w:hint="default" w:ascii="Times New Roman" w:hAnsi="Times New Roman" w:eastAsia="SimSun" w:cs="Times New Roman"/>
+          <w:sz w:val="26"/>
+          <w:szCs w:val="26"/>
+        </w:rPr>
+      </w:pPr>
+      <w:r>
+        <w:rPr>
+          <w:rFonts w:hint="default" w:ascii="Times New Roman" w:hAnsi="Times New Roman" w:eastAsia="SimSun" w:cs="Times New Roman"/>
+          <w:sz w:val="26"/>
+          <w:szCs w:val="26"/>
+        </w:rPr>
+        <w:t>BẢNG KIỂM THỬ BẮT BUỘC</w:t>
+      </w:r>
+    </w:p>
+    <w:tbl>
+      <w:tblPr>
+        <w:tblStyle w:val="7"/>
+        <w:tblW w:w="0" w:type="auto"/>
+        <w:tblInd w:w="0" w:type="dxa"/>
+        <w:tblBorders>
+          <w:top w:val="single" w:color="auto" w:sz="4" w:space="0"/>
+          <w:left w:val="single" w:color="auto" w:sz="4" w:space="0"/>
+          <w:bottom w:val="single" w:color="auto" w:sz="4" w:space="0"/>
+          <w:right w:val="single" w:color="auto" w:sz="4" w:space="0"/>
+          <w:insideH w:val="single" w:color="auto" w:sz="4" w:space="0"/>
+          <w:insideV w:val="single" w:color="auto" w:sz="4" w:space="0"/>
+        </w:tblBorders>
+        <w:tblLayout w:type="autofit"/>
+        <w:tblCellMar>
+          <w:left w:w="108" w:type="dxa"/>
+          <w:right w:w="108" w:type="dxa"/>
+        </w:tblCellMar>
+      </w:tblPr>
+      <w:tblGrid>
+        <w:gridCol w:w="1469"/>
+        <w:gridCol w:w="2470"/>
+        <w:gridCol w:w="1510"/>
+        <w:gridCol w:w="1496"/>
+        <w:gridCol w:w="1577"/>
+      </w:tblGrid>
+      <w:tr>
+        <w:tblPrEx>
+          <w:tblBorders>
+            <w:top w:val="single" w:color="auto" w:sz="4" w:space="0"/>
+            <w:left w:val="single" w:color="auto" w:sz="4" w:space="0"/>
+            <w:bottom w:val="single" w:color="auto" w:sz="4" w:space="0"/>
+            <w:right w:val="single" w:color="auto" w:sz="4" w:space="0"/>
+            <w:insideH w:val="single" w:color="auto" w:sz="4" w:space="0"/>
+            <w:insideV w:val="single" w:color="auto" w:sz="4" w:space="0"/>
+          </w:tblBorders>
+        </w:tblPrEx>
+        <w:tc>
+          <w:tcPr>
+            <w:tcW w:w="1635" w:type="dxa"/>
+          </w:tcPr>
+          <w:p>
+            <w:pPr>
+              <w:numPr>
+                <w:ilvl w:val="0"/>
+                <w:numId w:val="0"/>
+              </w:numPr>
+              <w:spacing w:line="360" w:lineRule="auto"/>
+              <w:jc w:val="both"/>
+              <w:rPr>
+                <w:rFonts w:hint="default" w:ascii="Times New Roman" w:hAnsi="Times New Roman" w:eastAsia="SimSun" w:cs="Times New Roman"/>
+                <w:sz w:val="26"/>
+                <w:szCs w:val="26"/>
+                <w:vertAlign w:val="baseline"/>
+                <w:lang w:val="en-US"/>
+              </w:rPr>
+            </w:pPr>
+            <w:r>
+              <w:rPr>
+                <w:rFonts w:hint="default" w:ascii="Times New Roman" w:hAnsi="Times New Roman" w:eastAsia="SimSun" w:cs="Times New Roman"/>
+                <w:sz w:val="26"/>
+                <w:szCs w:val="26"/>
+                <w:vertAlign w:val="baseline"/>
+                <w:lang w:val="en-US"/>
+              </w:rPr>
+              <w:t>Nguồn</w:t>
+            </w:r>
+          </w:p>
+        </w:tc>
+        <w:tc>
+          <w:tcPr>
+            <w:tcW w:w="2016" w:type="dxa"/>
+          </w:tcPr>
+          <w:p>
+            <w:pPr>
+              <w:numPr>
+                <w:ilvl w:val="0"/>
+                <w:numId w:val="0"/>
+              </w:numPr>
+              <w:spacing w:line="360" w:lineRule="auto"/>
+              <w:jc w:val="both"/>
+              <w:rPr>
+                <w:rFonts w:hint="default" w:ascii="Times New Roman" w:hAnsi="Times New Roman" w:eastAsia="SimSun" w:cs="Times New Roman"/>
+                <w:sz w:val="26"/>
+                <w:szCs w:val="26"/>
+                <w:vertAlign w:val="baseline"/>
+                <w:lang w:val="en-US"/>
+              </w:rPr>
+            </w:pPr>
+            <w:r>
+              <w:rPr>
+                <w:rFonts w:hint="default" w:ascii="Times New Roman" w:hAnsi="Times New Roman" w:eastAsia="SimSun" w:cs="Times New Roman"/>
+                <w:sz w:val="26"/>
+                <w:szCs w:val="26"/>
+                <w:vertAlign w:val="baseline"/>
+                <w:lang w:val="en-US"/>
+              </w:rPr>
+              <w:t>Đích</w:t>
+            </w:r>
+          </w:p>
+        </w:tc>
+        <w:tc>
+          <w:tcPr>
+            <w:tcW w:w="1635" w:type="dxa"/>
+          </w:tcPr>
+          <w:p>
+            <w:pPr>
+              <w:numPr>
+                <w:ilvl w:val="0"/>
+                <w:numId w:val="0"/>
+              </w:numPr>
+              <w:spacing w:line="360" w:lineRule="auto"/>
+              <w:jc w:val="both"/>
+              <w:rPr>
+                <w:rFonts w:hint="default" w:ascii="Times New Roman" w:hAnsi="Times New Roman" w:eastAsia="SimSun" w:cs="Times New Roman"/>
+                <w:sz w:val="26"/>
+                <w:szCs w:val="26"/>
+                <w:vertAlign w:val="baseline"/>
+                <w:lang w:val="en-US"/>
+              </w:rPr>
+            </w:pPr>
+            <w:r>
+              <w:rPr>
+                <w:rFonts w:hint="default" w:ascii="Times New Roman" w:hAnsi="Times New Roman" w:eastAsia="SimSun" w:cs="Times New Roman"/>
+                <w:sz w:val="26"/>
+                <w:szCs w:val="26"/>
+                <w:vertAlign w:val="baseline"/>
+                <w:lang w:val="en-US"/>
+              </w:rPr>
+              <w:t>Trong Shedule</w:t>
+            </w:r>
+          </w:p>
+        </w:tc>
+        <w:tc>
+          <w:tcPr>
+            <w:tcW w:w="1635" w:type="dxa"/>
+          </w:tcPr>
+          <w:p>
+            <w:pPr>
+              <w:numPr>
+                <w:ilvl w:val="0"/>
+                <w:numId w:val="0"/>
+              </w:numPr>
+              <w:spacing w:line="360" w:lineRule="auto"/>
+              <w:jc w:val="both"/>
+              <w:rPr>
+                <w:rFonts w:hint="default" w:ascii="Times New Roman" w:hAnsi="Times New Roman" w:eastAsia="SimSun" w:cs="Times New Roman"/>
+                <w:sz w:val="26"/>
+                <w:szCs w:val="26"/>
+                <w:vertAlign w:val="baseline"/>
+                <w:lang w:val="en-US"/>
+              </w:rPr>
+            </w:pPr>
+            <w:r>
+              <w:rPr>
+                <w:rFonts w:hint="default" w:ascii="Times New Roman" w:hAnsi="Times New Roman" w:eastAsia="SimSun" w:cs="Times New Roman"/>
+                <w:sz w:val="26"/>
+                <w:szCs w:val="26"/>
+                <w:vertAlign w:val="baseline"/>
+                <w:lang w:val="en-US"/>
+              </w:rPr>
+              <w:t>Ngoài Shedule</w:t>
+            </w:r>
+          </w:p>
+        </w:tc>
+        <w:tc>
+          <w:tcPr>
+            <w:tcW w:w="1601" w:type="dxa"/>
+          </w:tcPr>
+          <w:p>
+            <w:pPr>
+              <w:numPr>
+                <w:ilvl w:val="0"/>
+                <w:numId w:val="0"/>
+              </w:numPr>
+              <w:spacing w:line="360" w:lineRule="auto"/>
+              <w:jc w:val="both"/>
+              <w:rPr>
+                <w:rFonts w:hint="default" w:ascii="Times New Roman" w:hAnsi="Times New Roman" w:eastAsia="SimSun" w:cs="Times New Roman"/>
+                <w:sz w:val="26"/>
+                <w:szCs w:val="26"/>
+                <w:vertAlign w:val="baseline"/>
+                <w:lang w:val="en-US"/>
+              </w:rPr>
+            </w:pPr>
+            <w:r>
+              <w:rPr>
+                <w:rFonts w:hint="default" w:ascii="Times New Roman" w:hAnsi="Times New Roman" w:eastAsia="SimSun" w:cs="Times New Roman"/>
+                <w:sz w:val="26"/>
+                <w:szCs w:val="26"/>
+                <w:vertAlign w:val="baseline"/>
+                <w:lang w:val="en-US"/>
+              </w:rPr>
+              <w:t>Kết quả thực tế</w:t>
+            </w:r>
+          </w:p>
+        </w:tc>
+      </w:tr>
+      <w:tr>
+        <w:tblPrEx>
+          <w:tblBorders>
+            <w:top w:val="single" w:color="auto" w:sz="4" w:space="0"/>
+            <w:left w:val="single" w:color="auto" w:sz="4" w:space="0"/>
+            <w:bottom w:val="single" w:color="auto" w:sz="4" w:space="0"/>
+            <w:right w:val="single" w:color="auto" w:sz="4" w:space="0"/>
+            <w:insideH w:val="single" w:color="auto" w:sz="4" w:space="0"/>
+            <w:insideV w:val="single" w:color="auto" w:sz="4" w:space="0"/>
+          </w:tblBorders>
+          <w:tblCellMar>
+            <w:left w:w="108" w:type="dxa"/>
+            <w:right w:w="108" w:type="dxa"/>
+          </w:tblCellMar>
+        </w:tblPrEx>
+        <w:tc>
+          <w:tcPr>
+            <w:tcW w:w="1635" w:type="dxa"/>
+          </w:tcPr>
+          <w:p>
+            <w:pPr>
+              <w:numPr>
+                <w:ilvl w:val="0"/>
+                <w:numId w:val="0"/>
+              </w:numPr>
+              <w:spacing w:line="360" w:lineRule="auto"/>
+              <w:jc w:val="both"/>
+              <w:rPr>
+                <w:rFonts w:hint="default" w:ascii="Times New Roman" w:hAnsi="Times New Roman" w:eastAsia="SimSun" w:cs="Times New Roman"/>
+                <w:sz w:val="26"/>
+                <w:szCs w:val="26"/>
+                <w:vertAlign w:val="baseline"/>
+                <w:lang w:val="en-US"/>
+              </w:rPr>
+            </w:pPr>
+            <w:r>
+              <w:rPr>
+                <w:rFonts w:hint="default" w:ascii="Times New Roman" w:hAnsi="Times New Roman" w:eastAsia="SimSun" w:cs="Times New Roman"/>
+                <w:sz w:val="26"/>
+                <w:szCs w:val="26"/>
+                <w:vertAlign w:val="baseline"/>
+                <w:lang w:val="en-US"/>
+              </w:rPr>
+              <w:t>Client-A</w:t>
+            </w:r>
+          </w:p>
+        </w:tc>
+        <w:tc>
+          <w:tcPr>
+            <w:tcW w:w="2016" w:type="dxa"/>
+          </w:tcPr>
+          <w:p>
+            <w:pPr>
+              <w:numPr>
+                <w:ilvl w:val="0"/>
+                <w:numId w:val="0"/>
+              </w:numPr>
+              <w:spacing w:line="360" w:lineRule="auto"/>
+              <w:jc w:val="both"/>
+              <w:rPr>
+                <w:rFonts w:hint="default" w:ascii="Times New Roman" w:hAnsi="Times New Roman" w:eastAsia="SimSun" w:cs="Times New Roman"/>
+                <w:sz w:val="26"/>
+                <w:szCs w:val="26"/>
+                <w:vertAlign w:val="baseline"/>
+                <w:lang w:val="en-US"/>
+              </w:rPr>
+            </w:pPr>
+            <w:r>
+              <w:rPr>
+                <w:rFonts w:hint="default" w:ascii="Times New Roman" w:hAnsi="Times New Roman" w:eastAsia="SimSun" w:cs="Times New Roman"/>
+                <w:sz w:val="26"/>
+                <w:szCs w:val="26"/>
+                <w:vertAlign w:val="baseline"/>
+                <w:lang w:val="en-US"/>
+              </w:rPr>
+              <w:t>GENERAL_SITE</w:t>
+            </w:r>
+          </w:p>
+        </w:tc>
+        <w:tc>
+          <w:tcPr>
+            <w:tcW w:w="1635" w:type="dxa"/>
+          </w:tcPr>
+          <w:p>
+            <w:pPr>
+              <w:numPr>
+                <w:ilvl w:val="0"/>
+                <w:numId w:val="0"/>
+              </w:numPr>
+              <w:spacing w:line="360" w:lineRule="auto"/>
+              <w:jc w:val="both"/>
+              <w:rPr>
+                <w:rFonts w:hint="default" w:ascii="Times New Roman" w:hAnsi="Times New Roman" w:eastAsia="SimSun" w:cs="Times New Roman"/>
+                <w:sz w:val="26"/>
+                <w:szCs w:val="26"/>
+                <w:vertAlign w:val="baseline"/>
+                <w:lang w:val="en-US"/>
+              </w:rPr>
+            </w:pPr>
+            <w:r>
+              <w:rPr>
+                <w:rFonts w:hint="default" w:ascii="Times New Roman" w:hAnsi="Times New Roman" w:eastAsia="SimSun" w:cs="Times New Roman"/>
+                <w:sz w:val="26"/>
+                <w:szCs w:val="26"/>
+                <w:vertAlign w:val="baseline"/>
+                <w:lang w:val="en-US"/>
+              </w:rPr>
+              <w:t>Allow</w:t>
+            </w:r>
+          </w:p>
+        </w:tc>
+        <w:tc>
+          <w:tcPr>
+            <w:tcW w:w="1635" w:type="dxa"/>
+          </w:tcPr>
+          <w:p>
+            <w:pPr>
+              <w:numPr>
+                <w:ilvl w:val="0"/>
+                <w:numId w:val="0"/>
+              </w:numPr>
+              <w:spacing w:line="360" w:lineRule="auto"/>
+              <w:jc w:val="both"/>
+              <w:rPr>
+                <w:rFonts w:hint="default" w:ascii="Times New Roman" w:hAnsi="Times New Roman" w:eastAsia="SimSun" w:cs="Times New Roman"/>
+                <w:sz w:val="26"/>
+                <w:szCs w:val="26"/>
+                <w:vertAlign w:val="baseline"/>
+              </w:rPr>
+            </w:pPr>
+            <w:r>
+              <w:rPr>
+                <w:rFonts w:hint="default" w:ascii="Times New Roman" w:hAnsi="Times New Roman" w:eastAsia="SimSun" w:cs="Times New Roman"/>
+                <w:sz w:val="26"/>
+                <w:szCs w:val="26"/>
+                <w:vertAlign w:val="baseline"/>
+                <w:lang w:val="en-US"/>
+              </w:rPr>
+              <w:t>Allow</w:t>
+            </w:r>
+          </w:p>
+        </w:tc>
+        <w:tc>
+          <w:tcPr>
+            <w:tcW w:w="1601" w:type="dxa"/>
+          </w:tcPr>
+          <w:p>
+            <w:pPr>
+              <w:numPr>
+                <w:ilvl w:val="0"/>
+                <w:numId w:val="0"/>
+              </w:numPr>
+              <w:spacing w:line="360" w:lineRule="auto"/>
+              <w:jc w:val="both"/>
+              <w:rPr>
+                <w:rFonts w:hint="default" w:ascii="Times New Roman" w:hAnsi="Times New Roman" w:eastAsia="SimSun" w:cs="Times New Roman"/>
+                <w:sz w:val="26"/>
+                <w:szCs w:val="26"/>
+                <w:vertAlign w:val="baseline"/>
+              </w:rPr>
+            </w:pPr>
+            <w:r>
+              <w:rPr>
+                <w:rFonts w:hint="default" w:ascii="Times New Roman" w:hAnsi="Times New Roman" w:eastAsia="SimSun" w:cs="Times New Roman"/>
+                <w:sz w:val="26"/>
+                <w:szCs w:val="26"/>
+              </w:rPr>
+              <w:t>Thành công (Mở được trang Nginx)</w:t>
+            </w:r>
+          </w:p>
+        </w:tc>
+      </w:tr>
+      <w:tr>
+        <w:tblPrEx>
+          <w:tblBorders>
+            <w:top w:val="single" w:color="auto" w:sz="4" w:space="0"/>
+            <w:left w:val="single" w:color="auto" w:sz="4" w:space="0"/>
+            <w:bottom w:val="single" w:color="auto" w:sz="4" w:space="0"/>
+            <w:right w:val="single" w:color="auto" w:sz="4" w:space="0"/>
+            <w:insideH w:val="single" w:color="auto" w:sz="4" w:space="0"/>
+            <w:insideV w:val="single" w:color="auto" w:sz="4" w:space="0"/>
+          </w:tblBorders>
+          <w:tblCellMar>
+            <w:left w:w="108" w:type="dxa"/>
+            <w:right w:w="108" w:type="dxa"/>
+          </w:tblCellMar>
+        </w:tblPrEx>
+        <w:tc>
+          <w:tcPr>
+            <w:tcW w:w="1635" w:type="dxa"/>
+          </w:tcPr>
+          <w:p>
+            <w:pPr>
+              <w:numPr>
+                <w:ilvl w:val="0"/>
+                <w:numId w:val="0"/>
+              </w:numPr>
+              <w:spacing w:line="360" w:lineRule="auto"/>
+              <w:jc w:val="both"/>
+              <w:rPr>
+                <w:rFonts w:hint="default" w:ascii="Times New Roman" w:hAnsi="Times New Roman" w:eastAsia="SimSun" w:cs="Times New Roman"/>
+                <w:sz w:val="26"/>
+                <w:szCs w:val="26"/>
+                <w:vertAlign w:val="baseline"/>
+              </w:rPr>
+            </w:pPr>
+            <w:r>
+              <w:rPr>
+                <w:rFonts w:hint="default" w:ascii="Times New Roman" w:hAnsi="Times New Roman" w:eastAsia="SimSun" w:cs="Times New Roman"/>
+                <w:sz w:val="26"/>
+                <w:szCs w:val="26"/>
+                <w:vertAlign w:val="baseline"/>
+                <w:lang w:val="en-US"/>
+              </w:rPr>
+              <w:t>Client-A</w:t>
+            </w:r>
+          </w:p>
+        </w:tc>
+        <w:tc>
+          <w:tcPr>
+            <w:tcW w:w="2016" w:type="dxa"/>
+          </w:tcPr>
+          <w:p>
+            <w:pPr>
+              <w:numPr>
+                <w:ilvl w:val="0"/>
+                <w:numId w:val="0"/>
+              </w:numPr>
+              <w:spacing w:line="360" w:lineRule="auto"/>
+              <w:jc w:val="both"/>
+              <w:rPr>
+                <w:rFonts w:hint="default" w:ascii="Times New Roman" w:hAnsi="Times New Roman" w:eastAsia="SimSun" w:cs="Times New Roman"/>
+                <w:sz w:val="26"/>
+                <w:szCs w:val="26"/>
+                <w:vertAlign w:val="baseline"/>
+                <w:lang w:val="en-US"/>
+              </w:rPr>
+            </w:pPr>
+            <w:r>
+              <w:rPr>
+                <w:rFonts w:hint="default" w:ascii="Times New Roman" w:hAnsi="Times New Roman" w:eastAsia="SimSun" w:cs="Times New Roman"/>
+                <w:sz w:val="26"/>
+                <w:szCs w:val="26"/>
+                <w:vertAlign w:val="baseline"/>
+                <w:lang w:val="en-US"/>
+              </w:rPr>
+              <w:t>JOB_SITE</w:t>
+            </w:r>
+          </w:p>
+        </w:tc>
+        <w:tc>
+          <w:tcPr>
+            <w:tcW w:w="1635" w:type="dxa"/>
+          </w:tcPr>
+          <w:p>
+            <w:pPr>
+              <w:numPr>
+                <w:ilvl w:val="0"/>
+                <w:numId w:val="0"/>
+              </w:numPr>
+              <w:spacing w:line="360" w:lineRule="auto"/>
+              <w:jc w:val="both"/>
+              <w:rPr>
+                <w:rFonts w:hint="default" w:ascii="Times New Roman" w:hAnsi="Times New Roman" w:eastAsia="SimSun" w:cs="Times New Roman"/>
+                <w:sz w:val="26"/>
+                <w:szCs w:val="26"/>
+                <w:vertAlign w:val="baseline"/>
+                <w:lang w:val="en-US"/>
+              </w:rPr>
+            </w:pPr>
+            <w:r>
+              <w:rPr>
+                <w:rFonts w:hint="default" w:ascii="Times New Roman" w:hAnsi="Times New Roman" w:eastAsia="SimSun" w:cs="Times New Roman"/>
+                <w:sz w:val="26"/>
+                <w:szCs w:val="26"/>
+                <w:vertAlign w:val="baseline"/>
+                <w:lang w:val="en-US"/>
+              </w:rPr>
+              <w:t>Block</w:t>
+            </w:r>
+          </w:p>
+        </w:tc>
+        <w:tc>
+          <w:tcPr>
+            <w:tcW w:w="1635" w:type="dxa"/>
+          </w:tcPr>
+          <w:p>
+            <w:pPr>
+              <w:numPr>
+                <w:ilvl w:val="0"/>
+                <w:numId w:val="0"/>
+              </w:numPr>
+              <w:spacing w:line="360" w:lineRule="auto"/>
+              <w:jc w:val="both"/>
+              <w:rPr>
+                <w:rFonts w:hint="default" w:ascii="Times New Roman" w:hAnsi="Times New Roman" w:eastAsia="SimSun" w:cs="Times New Roman"/>
+                <w:sz w:val="26"/>
+                <w:szCs w:val="26"/>
+                <w:vertAlign w:val="baseline"/>
+              </w:rPr>
+            </w:pPr>
+            <w:r>
+              <w:rPr>
+                <w:rFonts w:hint="default" w:ascii="Times New Roman" w:hAnsi="Times New Roman" w:eastAsia="SimSun" w:cs="Times New Roman"/>
+                <w:sz w:val="26"/>
+                <w:szCs w:val="26"/>
+                <w:vertAlign w:val="baseline"/>
+                <w:lang w:val="en-US"/>
+              </w:rPr>
+              <w:t>Block</w:t>
+            </w:r>
+          </w:p>
+        </w:tc>
+        <w:tc>
+          <w:tcPr>
+            <w:tcW w:w="1601" w:type="dxa"/>
+          </w:tcPr>
+          <w:p>
+            <w:pPr>
+              <w:numPr>
+                <w:ilvl w:val="0"/>
+                <w:numId w:val="0"/>
+              </w:numPr>
+              <w:spacing w:line="360" w:lineRule="auto"/>
+              <w:jc w:val="both"/>
+              <w:rPr>
+                <w:rFonts w:hint="default" w:ascii="Times New Roman" w:hAnsi="Times New Roman" w:eastAsia="SimSun" w:cs="Times New Roman"/>
+                <w:sz w:val="26"/>
+                <w:szCs w:val="26"/>
+                <w:vertAlign w:val="baseline"/>
+              </w:rPr>
+            </w:pPr>
+            <w:r>
+              <w:rPr>
+                <w:rFonts w:hint="default" w:ascii="Times New Roman" w:hAnsi="Times New Roman" w:eastAsia="SimSun" w:cs="Times New Roman"/>
+                <w:sz w:val="26"/>
+                <w:szCs w:val="26"/>
+              </w:rPr>
+              <w:t>Bị chặn (Connection timed out)</w:t>
+            </w:r>
+          </w:p>
+        </w:tc>
+      </w:tr>
+      <w:tr>
+        <w:tblPrEx>
+          <w:tblBorders>
+            <w:top w:val="single" w:color="auto" w:sz="4" w:space="0"/>
+            <w:left w:val="single" w:color="auto" w:sz="4" w:space="0"/>
+            <w:bottom w:val="single" w:color="auto" w:sz="4" w:space="0"/>
+            <w:right w:val="single" w:color="auto" w:sz="4" w:space="0"/>
+            <w:insideH w:val="single" w:color="auto" w:sz="4" w:space="0"/>
+            <w:insideV w:val="single" w:color="auto" w:sz="4" w:space="0"/>
+          </w:tblBorders>
+          <w:tblCellMar>
+            <w:left w:w="108" w:type="dxa"/>
+            <w:right w:w="108" w:type="dxa"/>
+          </w:tblCellMar>
+        </w:tblPrEx>
+        <w:tc>
+          <w:tcPr>
+            <w:tcW w:w="1635" w:type="dxa"/>
+          </w:tcPr>
+          <w:p>
+            <w:pPr>
+              <w:numPr>
+                <w:ilvl w:val="0"/>
+                <w:numId w:val="0"/>
+              </w:numPr>
+              <w:spacing w:line="360" w:lineRule="auto"/>
+              <w:jc w:val="both"/>
+              <w:rPr>
+                <w:rFonts w:hint="default" w:ascii="Times New Roman" w:hAnsi="Times New Roman" w:eastAsia="SimSun" w:cs="Times New Roman"/>
+                <w:sz w:val="26"/>
+                <w:szCs w:val="26"/>
+                <w:vertAlign w:val="baseline"/>
+              </w:rPr>
+            </w:pPr>
+            <w:r>
+              <w:rPr>
+                <w:rFonts w:hint="default" w:ascii="Times New Roman" w:hAnsi="Times New Roman" w:eastAsia="SimSun" w:cs="Times New Roman"/>
+                <w:sz w:val="26"/>
+                <w:szCs w:val="26"/>
+                <w:vertAlign w:val="baseline"/>
+                <w:lang w:val="en-US"/>
+              </w:rPr>
+              <w:t>Client-A</w:t>
+            </w:r>
+          </w:p>
+        </w:tc>
+        <w:tc>
+          <w:tcPr>
+            <w:tcW w:w="2016" w:type="dxa"/>
+          </w:tcPr>
+          <w:p>
+            <w:pPr>
+              <w:numPr>
+                <w:ilvl w:val="0"/>
+                <w:numId w:val="0"/>
+              </w:numPr>
+              <w:spacing w:line="360" w:lineRule="auto"/>
+              <w:jc w:val="both"/>
+              <w:rPr>
+                <w:rFonts w:hint="default" w:ascii="Times New Roman" w:hAnsi="Times New Roman" w:eastAsia="SimSun" w:cs="Times New Roman"/>
+                <w:sz w:val="26"/>
+                <w:szCs w:val="26"/>
+                <w:vertAlign w:val="baseline"/>
+                <w:lang w:val="en-US"/>
+              </w:rPr>
+            </w:pPr>
+            <w:r>
+              <w:rPr>
+                <w:rFonts w:hint="default" w:ascii="Times New Roman" w:hAnsi="Times New Roman" w:eastAsia="SimSun" w:cs="Times New Roman"/>
+                <w:sz w:val="26"/>
+                <w:szCs w:val="26"/>
+                <w:vertAlign w:val="baseline"/>
+                <w:lang w:val="en-US"/>
+              </w:rPr>
+              <w:t>RESTRICTED_SITE</w:t>
+            </w:r>
+          </w:p>
+        </w:tc>
+        <w:tc>
+          <w:tcPr>
+            <w:tcW w:w="1635" w:type="dxa"/>
+          </w:tcPr>
+          <w:p>
+            <w:pPr>
+              <w:numPr>
+                <w:ilvl w:val="0"/>
+                <w:numId w:val="0"/>
+              </w:numPr>
+              <w:spacing w:line="360" w:lineRule="auto"/>
+              <w:jc w:val="both"/>
+              <w:rPr>
+                <w:rFonts w:hint="default" w:ascii="Times New Roman" w:hAnsi="Times New Roman" w:eastAsia="SimSun" w:cs="Times New Roman"/>
+                <w:sz w:val="26"/>
+                <w:szCs w:val="26"/>
+                <w:vertAlign w:val="baseline"/>
+              </w:rPr>
+            </w:pPr>
+            <w:r>
+              <w:rPr>
+                <w:rFonts w:hint="default" w:ascii="Times New Roman" w:hAnsi="Times New Roman" w:eastAsia="SimSun" w:cs="Times New Roman"/>
+                <w:sz w:val="26"/>
+                <w:szCs w:val="26"/>
+                <w:vertAlign w:val="baseline"/>
+                <w:lang w:val="en-US"/>
+              </w:rPr>
+              <w:t>Block</w:t>
+            </w:r>
+          </w:p>
+        </w:tc>
+        <w:tc>
+          <w:tcPr>
+            <w:tcW w:w="1635" w:type="dxa"/>
+          </w:tcPr>
+          <w:p>
+            <w:pPr>
+              <w:numPr>
+                <w:ilvl w:val="0"/>
+                <w:numId w:val="0"/>
+              </w:numPr>
+              <w:spacing w:line="360" w:lineRule="auto"/>
+              <w:jc w:val="both"/>
+              <w:rPr>
+                <w:rFonts w:hint="default" w:ascii="Times New Roman" w:hAnsi="Times New Roman" w:eastAsia="SimSun" w:cs="Times New Roman"/>
+                <w:sz w:val="26"/>
+                <w:szCs w:val="26"/>
+                <w:vertAlign w:val="baseline"/>
+              </w:rPr>
+            </w:pPr>
+            <w:r>
+              <w:rPr>
+                <w:rFonts w:hint="default" w:ascii="Times New Roman" w:hAnsi="Times New Roman" w:eastAsia="SimSun" w:cs="Times New Roman"/>
+                <w:sz w:val="26"/>
+                <w:szCs w:val="26"/>
+                <w:vertAlign w:val="baseline"/>
+                <w:lang w:val="en-US"/>
+              </w:rPr>
+              <w:t>Block</w:t>
+            </w:r>
+          </w:p>
+        </w:tc>
+        <w:tc>
+          <w:tcPr>
+            <w:tcW w:w="1601" w:type="dxa"/>
+          </w:tcPr>
+          <w:p>
+            <w:pPr>
+              <w:numPr>
+                <w:ilvl w:val="0"/>
+                <w:numId w:val="0"/>
+              </w:numPr>
+              <w:spacing w:line="360" w:lineRule="auto"/>
+              <w:jc w:val="both"/>
+              <w:rPr>
+                <w:rFonts w:hint="default" w:ascii="Times New Roman" w:hAnsi="Times New Roman" w:eastAsia="SimSun" w:cs="Times New Roman"/>
+                <w:sz w:val="26"/>
+                <w:szCs w:val="26"/>
+                <w:vertAlign w:val="baseline"/>
+              </w:rPr>
+            </w:pPr>
+            <w:r>
+              <w:rPr>
+                <w:rFonts w:hint="default" w:ascii="Times New Roman" w:hAnsi="Times New Roman" w:eastAsia="SimSun" w:cs="Times New Roman"/>
+                <w:sz w:val="26"/>
+                <w:szCs w:val="26"/>
+              </w:rPr>
+              <w:t>Bị chặn (Connection timed out)</w:t>
+            </w:r>
+          </w:p>
+        </w:tc>
+      </w:tr>
+      <w:tr>
+        <w:tblPrEx>
+          <w:tblBorders>
+            <w:top w:val="single" w:color="auto" w:sz="4" w:space="0"/>
+            <w:left w:val="single" w:color="auto" w:sz="4" w:space="0"/>
+            <w:bottom w:val="single" w:color="auto" w:sz="4" w:space="0"/>
+            <w:right w:val="single" w:color="auto" w:sz="4" w:space="0"/>
+            <w:insideH w:val="single" w:color="auto" w:sz="4" w:space="0"/>
+            <w:insideV w:val="single" w:color="auto" w:sz="4" w:space="0"/>
+          </w:tblBorders>
+          <w:tblCellMar>
+            <w:left w:w="108" w:type="dxa"/>
+            <w:right w:w="108" w:type="dxa"/>
+          </w:tblCellMar>
+        </w:tblPrEx>
+        <w:tc>
+          <w:tcPr>
+            <w:tcW w:w="1635" w:type="dxa"/>
+          </w:tcPr>
+          <w:p>
+            <w:pPr>
+              <w:numPr>
+                <w:ilvl w:val="0"/>
+                <w:numId w:val="0"/>
+              </w:numPr>
+              <w:spacing w:line="360" w:lineRule="auto"/>
+              <w:jc w:val="both"/>
+              <w:rPr>
+                <w:rFonts w:hint="default" w:ascii="Times New Roman" w:hAnsi="Times New Roman" w:eastAsia="SimSun" w:cs="Times New Roman"/>
+                <w:sz w:val="26"/>
+                <w:szCs w:val="26"/>
+                <w:vertAlign w:val="baseline"/>
+                <w:lang w:val="en-US"/>
+              </w:rPr>
+            </w:pPr>
+            <w:r>
+              <w:rPr>
+                <w:rFonts w:hint="default" w:ascii="Times New Roman" w:hAnsi="Times New Roman" w:eastAsia="SimSun" w:cs="Times New Roman"/>
+                <w:sz w:val="26"/>
+                <w:szCs w:val="26"/>
+                <w:vertAlign w:val="baseline"/>
+                <w:lang w:val="en-US"/>
+              </w:rPr>
+              <w:t>Client-B</w:t>
+            </w:r>
+          </w:p>
+        </w:tc>
+        <w:tc>
+          <w:tcPr>
+            <w:tcW w:w="2016" w:type="dxa"/>
+          </w:tcPr>
+          <w:p>
+            <w:pPr>
+              <w:numPr>
+                <w:ilvl w:val="0"/>
+                <w:numId w:val="0"/>
+              </w:numPr>
+              <w:spacing w:line="360" w:lineRule="auto"/>
+              <w:jc w:val="both"/>
+              <w:rPr>
+                <w:rFonts w:hint="default" w:ascii="Times New Roman" w:hAnsi="Times New Roman" w:eastAsia="SimSun" w:cs="Times New Roman"/>
+                <w:sz w:val="26"/>
+                <w:szCs w:val="26"/>
+                <w:vertAlign w:val="baseline"/>
+                <w:lang w:val="en-US"/>
+              </w:rPr>
+            </w:pPr>
+            <w:r>
+              <w:rPr>
+                <w:rFonts w:hint="default" w:ascii="Times New Roman" w:hAnsi="Times New Roman" w:eastAsia="SimSun" w:cs="Times New Roman"/>
+                <w:sz w:val="26"/>
+                <w:szCs w:val="26"/>
+                <w:vertAlign w:val="baseline"/>
+                <w:lang w:val="en-US"/>
+              </w:rPr>
+              <w:t>SOCIAL_SITE</w:t>
+            </w:r>
+          </w:p>
+        </w:tc>
+        <w:tc>
+          <w:tcPr>
+            <w:tcW w:w="1635" w:type="dxa"/>
+          </w:tcPr>
+          <w:p>
+            <w:pPr>
+              <w:numPr>
+                <w:ilvl w:val="0"/>
+                <w:numId w:val="0"/>
+              </w:numPr>
+              <w:spacing w:line="360" w:lineRule="auto"/>
+              <w:jc w:val="both"/>
+              <w:rPr>
+                <w:rFonts w:hint="default" w:ascii="Times New Roman" w:hAnsi="Times New Roman" w:eastAsia="SimSun" w:cs="Times New Roman"/>
+                <w:sz w:val="26"/>
+                <w:szCs w:val="26"/>
+                <w:vertAlign w:val="baseline"/>
+                <w:lang w:val="en-US"/>
+              </w:rPr>
+            </w:pPr>
+            <w:r>
+              <w:rPr>
+                <w:rFonts w:hint="default" w:ascii="Times New Roman" w:hAnsi="Times New Roman" w:eastAsia="SimSun" w:cs="Times New Roman"/>
+                <w:sz w:val="26"/>
+                <w:szCs w:val="26"/>
+                <w:vertAlign w:val="baseline"/>
+                <w:lang w:val="en-US"/>
+              </w:rPr>
+              <w:t>Allow trong LUNCH</w:t>
+            </w:r>
+          </w:p>
+        </w:tc>
+        <w:tc>
+          <w:tcPr>
+            <w:tcW w:w="1635" w:type="dxa"/>
+          </w:tcPr>
+          <w:p>
+            <w:pPr>
+              <w:numPr>
+                <w:ilvl w:val="0"/>
+                <w:numId w:val="0"/>
+              </w:numPr>
+              <w:spacing w:line="360" w:lineRule="auto"/>
+              <w:jc w:val="both"/>
+              <w:rPr>
+                <w:rFonts w:hint="default" w:ascii="Times New Roman" w:hAnsi="Times New Roman" w:eastAsia="SimSun" w:cs="Times New Roman"/>
+                <w:sz w:val="26"/>
+                <w:szCs w:val="26"/>
+                <w:vertAlign w:val="baseline"/>
+              </w:rPr>
+            </w:pPr>
+            <w:r>
+              <w:rPr>
+                <w:rFonts w:hint="default" w:ascii="Times New Roman" w:hAnsi="Times New Roman" w:eastAsia="SimSun" w:cs="Times New Roman"/>
+                <w:sz w:val="26"/>
+                <w:szCs w:val="26"/>
+                <w:vertAlign w:val="baseline"/>
+                <w:lang w:val="en-US"/>
+              </w:rPr>
+              <w:t>Block</w:t>
+            </w:r>
+          </w:p>
+        </w:tc>
+        <w:tc>
+          <w:tcPr>
+            <w:tcW w:w="1601" w:type="dxa"/>
+          </w:tcPr>
+          <w:p>
+            <w:pPr>
+              <w:numPr>
+                <w:ilvl w:val="0"/>
+                <w:numId w:val="0"/>
+              </w:numPr>
+              <w:spacing w:line="360" w:lineRule="auto"/>
+              <w:jc w:val="both"/>
+              <w:rPr>
+                <w:rFonts w:hint="default" w:ascii="Times New Roman" w:hAnsi="Times New Roman" w:eastAsia="SimSun" w:cs="Times New Roman"/>
+                <w:sz w:val="26"/>
+                <w:szCs w:val="26"/>
+                <w:vertAlign w:val="baseline"/>
+              </w:rPr>
+            </w:pPr>
+            <w:r>
+              <w:rPr>
+                <w:rFonts w:hint="default" w:ascii="Times New Roman" w:hAnsi="Times New Roman" w:eastAsia="SimSun" w:cs="Times New Roman"/>
+                <w:sz w:val="26"/>
+                <w:szCs w:val="26"/>
+              </w:rPr>
+              <w:t>Đúng thiết kế (Trong giờ vào được, ngoài giờ bị chặn)</w:t>
+            </w:r>
+          </w:p>
+        </w:tc>
+      </w:tr>
+      <w:tr>
+        <w:tblPrEx>
+          <w:tblBorders>
+            <w:top w:val="single" w:color="auto" w:sz="4" w:space="0"/>
+            <w:left w:val="single" w:color="auto" w:sz="4" w:space="0"/>
+            <w:bottom w:val="single" w:color="auto" w:sz="4" w:space="0"/>
+            <w:right w:val="single" w:color="auto" w:sz="4" w:space="0"/>
+            <w:insideH w:val="single" w:color="auto" w:sz="4" w:space="0"/>
+            <w:insideV w:val="single" w:color="auto" w:sz="4" w:space="0"/>
+          </w:tblBorders>
+          <w:tblCellMar>
+            <w:top w:w="0" w:type="dxa"/>
+            <w:left w:w="108" w:type="dxa"/>
+            <w:bottom w:w="0" w:type="dxa"/>
+            <w:right w:w="108" w:type="dxa"/>
+          </w:tblCellMar>
+        </w:tblPrEx>
+        <w:tc>
+          <w:tcPr>
+            <w:tcW w:w="1635" w:type="dxa"/>
+          </w:tcPr>
+          <w:p>
+            <w:pPr>
+              <w:numPr>
+                <w:ilvl w:val="0"/>
+                <w:numId w:val="0"/>
+              </w:numPr>
+              <w:spacing w:line="360" w:lineRule="auto"/>
+              <w:jc w:val="both"/>
+              <w:rPr>
+                <w:rFonts w:hint="default" w:ascii="Times New Roman" w:hAnsi="Times New Roman" w:eastAsia="SimSun" w:cs="Times New Roman"/>
+                <w:sz w:val="26"/>
+                <w:szCs w:val="26"/>
+                <w:vertAlign w:val="baseline"/>
+                <w:lang w:val="en-US"/>
+              </w:rPr>
+            </w:pPr>
+            <w:r>
+              <w:rPr>
+                <w:rFonts w:hint="default" w:ascii="Times New Roman" w:hAnsi="Times New Roman" w:eastAsia="SimSun" w:cs="Times New Roman"/>
+                <w:sz w:val="26"/>
+                <w:szCs w:val="26"/>
+                <w:vertAlign w:val="baseline"/>
+                <w:lang w:val="en-US"/>
+              </w:rPr>
+              <w:t>Client-B</w:t>
+            </w:r>
+          </w:p>
+        </w:tc>
+        <w:tc>
+          <w:tcPr>
+            <w:tcW w:w="2016" w:type="dxa"/>
+          </w:tcPr>
+          <w:p>
+            <w:pPr>
+              <w:numPr>
+                <w:ilvl w:val="0"/>
+                <w:numId w:val="0"/>
+              </w:numPr>
+              <w:spacing w:line="360" w:lineRule="auto"/>
+              <w:jc w:val="both"/>
+              <w:rPr>
+                <w:rFonts w:hint="default" w:ascii="Times New Roman" w:hAnsi="Times New Roman" w:eastAsia="SimSun" w:cs="Times New Roman"/>
+                <w:sz w:val="26"/>
+                <w:szCs w:val="26"/>
+                <w:vertAlign w:val="baseline"/>
+                <w:lang w:val="en-US"/>
+              </w:rPr>
+            </w:pPr>
+            <w:r>
+              <w:rPr>
+                <w:rFonts w:hint="default" w:ascii="Times New Roman" w:hAnsi="Times New Roman" w:eastAsia="SimSun" w:cs="Times New Roman"/>
+                <w:sz w:val="26"/>
+                <w:szCs w:val="26"/>
+                <w:vertAlign w:val="baseline"/>
+                <w:lang w:val="en-US"/>
+              </w:rPr>
+              <w:t>RESTRICTED_SITE</w:t>
+            </w:r>
+          </w:p>
+        </w:tc>
+        <w:tc>
+          <w:tcPr>
+            <w:tcW w:w="1635" w:type="dxa"/>
+          </w:tcPr>
+          <w:p>
+            <w:pPr>
+              <w:numPr>
+                <w:ilvl w:val="0"/>
+                <w:numId w:val="0"/>
+              </w:numPr>
+              <w:spacing w:line="360" w:lineRule="auto"/>
+              <w:jc w:val="both"/>
+              <w:rPr>
+                <w:rFonts w:hint="default" w:ascii="Times New Roman" w:hAnsi="Times New Roman" w:eastAsia="SimSun" w:cs="Times New Roman"/>
+                <w:sz w:val="26"/>
+                <w:szCs w:val="26"/>
+                <w:vertAlign w:val="baseline"/>
+              </w:rPr>
+            </w:pPr>
+            <w:r>
+              <w:rPr>
+                <w:rFonts w:hint="default" w:ascii="Times New Roman" w:hAnsi="Times New Roman" w:eastAsia="SimSun" w:cs="Times New Roman"/>
+                <w:sz w:val="26"/>
+                <w:szCs w:val="26"/>
+                <w:vertAlign w:val="baseline"/>
+                <w:lang w:val="en-US"/>
+              </w:rPr>
+              <w:t>Block</w:t>
+            </w:r>
+          </w:p>
+        </w:tc>
+        <w:tc>
+          <w:tcPr>
+            <w:tcW w:w="1635" w:type="dxa"/>
+          </w:tcPr>
+          <w:p>
+            <w:pPr>
+              <w:numPr>
+                <w:ilvl w:val="0"/>
+                <w:numId w:val="0"/>
+              </w:numPr>
+              <w:spacing w:line="360" w:lineRule="auto"/>
+              <w:jc w:val="both"/>
+              <w:rPr>
+                <w:rFonts w:hint="default" w:ascii="Times New Roman" w:hAnsi="Times New Roman" w:eastAsia="SimSun" w:cs="Times New Roman"/>
+                <w:sz w:val="26"/>
+                <w:szCs w:val="26"/>
+                <w:vertAlign w:val="baseline"/>
+              </w:rPr>
+            </w:pPr>
+            <w:r>
+              <w:rPr>
+                <w:rFonts w:hint="default" w:ascii="Times New Roman" w:hAnsi="Times New Roman" w:eastAsia="SimSun" w:cs="Times New Roman"/>
+                <w:sz w:val="26"/>
+                <w:szCs w:val="26"/>
+                <w:vertAlign w:val="baseline"/>
+                <w:lang w:val="en-US"/>
+              </w:rPr>
+              <w:t>Block</w:t>
+            </w:r>
+          </w:p>
+        </w:tc>
+        <w:tc>
+          <w:tcPr>
+            <w:tcW w:w="1601" w:type="dxa"/>
+          </w:tcPr>
+          <w:p>
+            <w:pPr>
+              <w:numPr>
+                <w:ilvl w:val="0"/>
+                <w:numId w:val="0"/>
+              </w:numPr>
+              <w:spacing w:line="360" w:lineRule="auto"/>
+              <w:jc w:val="both"/>
+              <w:rPr>
+                <w:rFonts w:hint="default" w:ascii="Times New Roman" w:hAnsi="Times New Roman" w:eastAsia="SimSun" w:cs="Times New Roman"/>
+                <w:sz w:val="26"/>
+                <w:szCs w:val="26"/>
+                <w:vertAlign w:val="baseline"/>
+              </w:rPr>
+            </w:pPr>
+            <w:r>
+              <w:rPr>
+                <w:rFonts w:hint="default" w:ascii="Times New Roman" w:hAnsi="Times New Roman" w:eastAsia="SimSun" w:cs="Times New Roman"/>
+                <w:sz w:val="26"/>
+                <w:szCs w:val="26"/>
+              </w:rPr>
+              <w:t>Bị chặn (Connection timed out)</w:t>
+            </w:r>
+          </w:p>
+        </w:tc>
+      </w:tr>
+      <w:tr>
+        <w:tblPrEx>
+          <w:tblBorders>
+            <w:top w:val="single" w:color="auto" w:sz="4" w:space="0"/>
+            <w:left w:val="single" w:color="auto" w:sz="4" w:space="0"/>
+            <w:bottom w:val="single" w:color="auto" w:sz="4" w:space="0"/>
+            <w:right w:val="single" w:color="auto" w:sz="4" w:space="0"/>
+            <w:insideH w:val="single" w:color="auto" w:sz="4" w:space="0"/>
+            <w:insideV w:val="single" w:color="auto" w:sz="4" w:space="0"/>
+          </w:tblBorders>
+          <w:tblCellMar>
+            <w:left w:w="108" w:type="dxa"/>
+            <w:right w:w="108" w:type="dxa"/>
+          </w:tblCellMar>
+        </w:tblPrEx>
+        <w:tc>
+          <w:tcPr>
+            <w:tcW w:w="1635" w:type="dxa"/>
+          </w:tcPr>
+          <w:p>
+            <w:pPr>
+              <w:numPr>
+                <w:ilvl w:val="0"/>
+                <w:numId w:val="0"/>
+              </w:numPr>
+              <w:spacing w:line="360" w:lineRule="auto"/>
+              <w:jc w:val="both"/>
+              <w:rPr>
+                <w:rFonts w:hint="default" w:ascii="Times New Roman" w:hAnsi="Times New Roman" w:eastAsia="SimSun" w:cs="Times New Roman"/>
+                <w:sz w:val="26"/>
+                <w:szCs w:val="26"/>
+                <w:vertAlign w:val="baseline"/>
+                <w:lang w:val="en-US"/>
+              </w:rPr>
+            </w:pPr>
+            <w:r>
+              <w:rPr>
+                <w:rFonts w:hint="default" w:ascii="Times New Roman" w:hAnsi="Times New Roman" w:eastAsia="SimSun" w:cs="Times New Roman"/>
+                <w:sz w:val="26"/>
+                <w:szCs w:val="26"/>
+                <w:vertAlign w:val="baseline"/>
+                <w:lang w:val="en-US"/>
+              </w:rPr>
+              <w:t>DMZ-WEB</w:t>
+            </w:r>
+          </w:p>
+        </w:tc>
+        <w:tc>
+          <w:tcPr>
+            <w:tcW w:w="2016" w:type="dxa"/>
+          </w:tcPr>
+          <w:p>
+            <w:pPr>
+              <w:numPr>
+                <w:ilvl w:val="0"/>
+                <w:numId w:val="0"/>
+              </w:numPr>
+              <w:spacing w:line="360" w:lineRule="auto"/>
+              <w:jc w:val="both"/>
+              <w:rPr>
+                <w:rFonts w:hint="default" w:ascii="Times New Roman" w:hAnsi="Times New Roman" w:eastAsia="SimSun" w:cs="Times New Roman"/>
+                <w:sz w:val="26"/>
+                <w:szCs w:val="26"/>
+                <w:lang w:val="en-US"/>
+              </w:rPr>
+            </w:pPr>
+            <w:r>
+              <w:rPr>
+                <w:rFonts w:hint="default" w:ascii="Times New Roman" w:hAnsi="Times New Roman" w:eastAsia="SimSun" w:cs="Times New Roman"/>
+                <w:sz w:val="26"/>
+                <w:szCs w:val="26"/>
+                <w:lang w:val="en-US"/>
+              </w:rPr>
+              <w:t>DC01(10.6.0.10)</w:t>
+            </w:r>
+          </w:p>
+          <w:p>
+            <w:pPr>
+              <w:numPr>
+                <w:ilvl w:val="0"/>
+                <w:numId w:val="0"/>
+              </w:numPr>
+              <w:spacing w:line="360" w:lineRule="auto"/>
+              <w:jc w:val="both"/>
+              <w:rPr>
+                <w:rFonts w:hint="default" w:ascii="Times New Roman" w:hAnsi="Times New Roman" w:eastAsia="SimSun" w:cs="Times New Roman"/>
+                <w:sz w:val="26"/>
+                <w:szCs w:val="26"/>
+                <w:vertAlign w:val="baseline"/>
+                <w:lang w:val="en-US"/>
+              </w:rPr>
+            </w:pPr>
+          </w:p>
+        </w:tc>
+        <w:tc>
+          <w:tcPr>
+            <w:tcW w:w="1635" w:type="dxa"/>
+          </w:tcPr>
+          <w:p>
+            <w:pPr>
+              <w:numPr>
+                <w:ilvl w:val="0"/>
+                <w:numId w:val="0"/>
+              </w:numPr>
+              <w:spacing w:line="360" w:lineRule="auto"/>
+              <w:jc w:val="both"/>
+              <w:rPr>
+                <w:rFonts w:hint="default" w:ascii="Times New Roman" w:hAnsi="Times New Roman" w:eastAsia="SimSun" w:cs="Times New Roman"/>
+                <w:sz w:val="26"/>
+                <w:szCs w:val="26"/>
+                <w:vertAlign w:val="baseline"/>
+              </w:rPr>
+            </w:pPr>
+            <w:r>
+              <w:rPr>
+                <w:rFonts w:hint="default" w:ascii="Times New Roman" w:hAnsi="Times New Roman" w:eastAsia="SimSun" w:cs="Times New Roman"/>
+                <w:sz w:val="26"/>
+                <w:szCs w:val="26"/>
+                <w:vertAlign w:val="baseline"/>
+                <w:lang w:val="en-US"/>
+              </w:rPr>
+              <w:t>Block</w:t>
+            </w:r>
+          </w:p>
+        </w:tc>
+        <w:tc>
+          <w:tcPr>
+            <w:tcW w:w="1635" w:type="dxa"/>
+          </w:tcPr>
+          <w:p>
+            <w:pPr>
+              <w:numPr>
+                <w:ilvl w:val="0"/>
+                <w:numId w:val="0"/>
+              </w:numPr>
+              <w:spacing w:line="360" w:lineRule="auto"/>
+              <w:jc w:val="both"/>
+              <w:rPr>
+                <w:rFonts w:hint="default" w:ascii="Times New Roman" w:hAnsi="Times New Roman" w:eastAsia="SimSun" w:cs="Times New Roman"/>
+                <w:sz w:val="26"/>
+                <w:szCs w:val="26"/>
+                <w:vertAlign w:val="baseline"/>
+              </w:rPr>
+            </w:pPr>
+            <w:r>
+              <w:rPr>
+                <w:rFonts w:hint="default" w:ascii="Times New Roman" w:hAnsi="Times New Roman" w:eastAsia="SimSun" w:cs="Times New Roman"/>
+                <w:sz w:val="26"/>
+                <w:szCs w:val="26"/>
+                <w:vertAlign w:val="baseline"/>
+                <w:lang w:val="en-US"/>
+              </w:rPr>
+              <w:t>Block</w:t>
+            </w:r>
+          </w:p>
+        </w:tc>
+        <w:tc>
+          <w:tcPr>
+            <w:tcW w:w="1601" w:type="dxa"/>
+          </w:tcPr>
+          <w:p>
+            <w:pPr>
+              <w:numPr>
+                <w:ilvl w:val="0"/>
+                <w:numId w:val="0"/>
+              </w:numPr>
+              <w:spacing w:line="360" w:lineRule="auto"/>
+              <w:jc w:val="both"/>
+              <w:rPr>
+                <w:rFonts w:hint="default" w:ascii="Times New Roman" w:hAnsi="Times New Roman" w:eastAsia="SimSun" w:cs="Times New Roman"/>
+                <w:sz w:val="26"/>
+                <w:szCs w:val="26"/>
+                <w:vertAlign w:val="baseline"/>
+              </w:rPr>
+            </w:pPr>
+            <w:r>
+              <w:rPr>
+                <w:rFonts w:hint="default" w:ascii="Times New Roman" w:hAnsi="Times New Roman" w:eastAsia="SimSun" w:cs="Times New Roman"/>
+                <w:sz w:val="26"/>
+                <w:szCs w:val="26"/>
+              </w:rPr>
+              <w:t>Bị chặn (100% packet loss khi ping)</w:t>
+            </w:r>
+          </w:p>
+        </w:tc>
+      </w:tr>
+    </w:tbl>
+    <w:p>
+      <w:pPr>
+        <w:numPr>
+          <w:ilvl w:val="0"/>
+          <w:numId w:val="0"/>
+        </w:numPr>
+        <w:spacing w:line="360" w:lineRule="auto"/>
+        <w:jc w:val="both"/>
+        <w:rPr>
+          <w:rFonts w:hint="default" w:ascii="Times New Roman" w:hAnsi="Times New Roman" w:cs="Times New Roman"/>
+          <w:sz w:val="26"/>
+          <w:szCs w:val="26"/>
+          <w:lang w:val="en-US"/>
+        </w:rPr>
+      </w:pPr>
+    </w:p>
+    <w:p>
+      <w:pPr>
+        <w:numPr>
+          <w:ilvl w:val="0"/>
+          <w:numId w:val="0"/>
+        </w:numPr>
+        <w:spacing w:line="360" w:lineRule="auto"/>
+        <w:jc w:val="both"/>
+        <w:rPr>
+          <w:rFonts w:hint="default" w:ascii="Times New Roman" w:hAnsi="Times New Roman" w:eastAsia="SimSun" w:cs="Times New Roman"/>
+          <w:sz w:val="26"/>
+          <w:szCs w:val="26"/>
+          <w:lang w:val="en-US"/>
+        </w:rPr>
+      </w:pPr>
+    </w:p>
+    <w:p>
+      <w:pPr>
+        <w:numPr>
+          <w:ilvl w:val="0"/>
+          <w:numId w:val="0"/>
+        </w:numPr>
+        <w:spacing w:line="360" w:lineRule="auto"/>
+        <w:jc w:val="both"/>
+        <w:rPr>
+          <w:rFonts w:hint="default" w:ascii="Times New Roman" w:hAnsi="Times New Roman" w:eastAsia="SimSun" w:cs="Times New Roman"/>
+          <w:sz w:val="26"/>
+          <w:szCs w:val="26"/>
+        </w:rPr>
+      </w:pPr>
+      <w:r>
+        <w:rPr>
+          <w:rFonts w:hint="default" w:ascii="Times New Roman" w:hAnsi="Times New Roman" w:eastAsia="SimSun" w:cs="Times New Roman"/>
+          <w:sz w:val="26"/>
+          <w:szCs w:val="26"/>
+        </w:rPr>
+        <w:t>BẢNG KẾT QUẢ VÀ TỔNG HỢP (MỤC J)</w:t>
+      </w:r>
+    </w:p>
+    <w:tbl>
+      <w:tblPr>
+        <w:tblStyle w:val="7"/>
+        <w:tblW w:w="0" w:type="auto"/>
+        <w:tblInd w:w="0" w:type="dxa"/>
+        <w:tblBorders>
+          <w:top w:val="single" w:color="auto" w:sz="4" w:space="0"/>
+          <w:left w:val="single" w:color="auto" w:sz="4" w:space="0"/>
+          <w:bottom w:val="single" w:color="auto" w:sz="4" w:space="0"/>
+          <w:right w:val="single" w:color="auto" w:sz="4" w:space="0"/>
+          <w:insideH w:val="single" w:color="auto" w:sz="4" w:space="0"/>
+          <w:insideV w:val="single" w:color="auto" w:sz="4" w:space="0"/>
+        </w:tblBorders>
+        <w:tblLayout w:type="autofit"/>
+        <w:tblCellMar>
+          <w:left w:w="108" w:type="dxa"/>
+          <w:right w:w="108" w:type="dxa"/>
+        </w:tblCellMar>
+      </w:tblPr>
+      <w:tblGrid>
+        <w:gridCol w:w="1964"/>
+        <w:gridCol w:w="1109"/>
+        <w:gridCol w:w="1156"/>
+        <w:gridCol w:w="932"/>
+        <w:gridCol w:w="978"/>
+        <w:gridCol w:w="2383"/>
+      </w:tblGrid>
+      <w:tr>
+        <w:tblPrEx>
+          <w:tblBorders>
+            <w:top w:val="single" w:color="auto" w:sz="4" w:space="0"/>
+            <w:left w:val="single" w:color="auto" w:sz="4" w:space="0"/>
+            <w:bottom w:val="single" w:color="auto" w:sz="4" w:space="0"/>
+            <w:right w:val="single" w:color="auto" w:sz="4" w:space="0"/>
+            <w:insideH w:val="single" w:color="auto" w:sz="4" w:space="0"/>
+            <w:insideV w:val="single" w:color="auto" w:sz="4" w:space="0"/>
+          </w:tblBorders>
+          <w:tblCellMar>
+            <w:left w:w="108" w:type="dxa"/>
+            <w:right w:w="108" w:type="dxa"/>
+          </w:tblCellMar>
+        </w:tblPrEx>
+        <w:tc>
+          <w:tcPr>
+            <w:tcW w:w="1420" w:type="dxa"/>
+          </w:tcPr>
+          <w:p>
+            <w:pPr>
+              <w:numPr>
+                <w:ilvl w:val="0"/>
+                <w:numId w:val="0"/>
+              </w:numPr>
+              <w:spacing w:line="360" w:lineRule="auto"/>
+              <w:jc w:val="both"/>
+              <w:rPr>
+                <w:rFonts w:hint="default" w:ascii="Times New Roman" w:hAnsi="Times New Roman" w:eastAsia="SimSun" w:cs="Times New Roman"/>
+                <w:sz w:val="26"/>
+                <w:szCs w:val="26"/>
+                <w:vertAlign w:val="baseline"/>
+                <w:lang w:val="en-US"/>
+              </w:rPr>
+            </w:pPr>
+            <w:r>
+              <w:rPr>
+                <w:rFonts w:hint="default" w:ascii="Times New Roman" w:hAnsi="Times New Roman" w:eastAsia="SimSun" w:cs="Times New Roman"/>
+                <w:sz w:val="26"/>
+                <w:szCs w:val="26"/>
+                <w:vertAlign w:val="baseline"/>
+                <w:lang w:val="en-US"/>
+              </w:rPr>
+              <w:t>Kịch bản</w:t>
+            </w:r>
+          </w:p>
+        </w:tc>
+        <w:tc>
+          <w:tcPr>
+            <w:tcW w:w="1420" w:type="dxa"/>
+          </w:tcPr>
+          <w:p>
+            <w:pPr>
+              <w:numPr>
+                <w:ilvl w:val="0"/>
+                <w:numId w:val="0"/>
+              </w:numPr>
+              <w:spacing w:line="360" w:lineRule="auto"/>
+              <w:jc w:val="both"/>
+              <w:rPr>
+                <w:rFonts w:hint="default" w:ascii="Times New Roman" w:hAnsi="Times New Roman" w:eastAsia="SimSun" w:cs="Times New Roman"/>
+                <w:sz w:val="26"/>
+                <w:szCs w:val="26"/>
+                <w:vertAlign w:val="baseline"/>
+                <w:lang w:val="en-US"/>
+              </w:rPr>
+            </w:pPr>
+            <w:r>
+              <w:rPr>
+                <w:rFonts w:hint="default" w:ascii="Times New Roman" w:hAnsi="Times New Roman" w:eastAsia="SimSun" w:cs="Times New Roman"/>
+                <w:sz w:val="26"/>
+                <w:szCs w:val="26"/>
+                <w:vertAlign w:val="baseline"/>
+                <w:lang w:val="en-US"/>
+              </w:rPr>
+              <w:t>Dự đoán</w:t>
+            </w:r>
+          </w:p>
+        </w:tc>
+        <w:tc>
+          <w:tcPr>
+            <w:tcW w:w="1420" w:type="dxa"/>
+          </w:tcPr>
+          <w:p>
+            <w:pPr>
+              <w:numPr>
+                <w:ilvl w:val="0"/>
+                <w:numId w:val="0"/>
+              </w:numPr>
+              <w:spacing w:line="360" w:lineRule="auto"/>
+              <w:jc w:val="both"/>
+              <w:rPr>
+                <w:rFonts w:hint="default" w:ascii="Times New Roman" w:hAnsi="Times New Roman" w:eastAsia="SimSun" w:cs="Times New Roman"/>
+                <w:sz w:val="26"/>
+                <w:szCs w:val="26"/>
+                <w:vertAlign w:val="baseline"/>
+                <w:lang w:val="en-US"/>
+              </w:rPr>
+            </w:pPr>
+            <w:r>
+              <w:rPr>
+                <w:rFonts w:hint="default" w:ascii="Times New Roman" w:hAnsi="Times New Roman" w:eastAsia="SimSun" w:cs="Times New Roman"/>
+                <w:sz w:val="26"/>
+                <w:szCs w:val="26"/>
+                <w:vertAlign w:val="baseline"/>
+                <w:lang w:val="en-US"/>
+              </w:rPr>
+              <w:t>Thực tế</w:t>
+            </w:r>
+          </w:p>
+        </w:tc>
+        <w:tc>
+          <w:tcPr>
+            <w:tcW w:w="1420" w:type="dxa"/>
+          </w:tcPr>
+          <w:p>
+            <w:pPr>
+              <w:numPr>
+                <w:ilvl w:val="0"/>
+                <w:numId w:val="0"/>
+              </w:numPr>
+              <w:spacing w:line="360" w:lineRule="auto"/>
+              <w:jc w:val="both"/>
+              <w:rPr>
+                <w:rFonts w:hint="default" w:ascii="Times New Roman" w:hAnsi="Times New Roman" w:eastAsia="SimSun" w:cs="Times New Roman"/>
+                <w:sz w:val="26"/>
+                <w:szCs w:val="26"/>
+                <w:vertAlign w:val="baseline"/>
+                <w:lang w:val="en-US"/>
+              </w:rPr>
+            </w:pPr>
+            <w:r>
+              <w:rPr>
+                <w:rFonts w:hint="default" w:ascii="Times New Roman" w:hAnsi="Times New Roman" w:eastAsia="SimSun" w:cs="Times New Roman"/>
+                <w:sz w:val="26"/>
+                <w:szCs w:val="26"/>
+                <w:vertAlign w:val="baseline"/>
+                <w:lang w:val="en-US"/>
+              </w:rPr>
+              <w:t>Ảnh rule</w:t>
+            </w:r>
+          </w:p>
+        </w:tc>
+        <w:tc>
+          <w:tcPr>
+            <w:tcW w:w="1421" w:type="dxa"/>
+          </w:tcPr>
+          <w:p>
+            <w:pPr>
+              <w:numPr>
+                <w:ilvl w:val="0"/>
+                <w:numId w:val="0"/>
+              </w:numPr>
+              <w:spacing w:line="360" w:lineRule="auto"/>
+              <w:jc w:val="both"/>
+              <w:rPr>
+                <w:rFonts w:hint="default" w:ascii="Times New Roman" w:hAnsi="Times New Roman" w:eastAsia="SimSun" w:cs="Times New Roman"/>
+                <w:sz w:val="26"/>
+                <w:szCs w:val="26"/>
+                <w:vertAlign w:val="baseline"/>
+                <w:lang w:val="en-US"/>
+              </w:rPr>
+            </w:pPr>
+            <w:r>
+              <w:rPr>
+                <w:rFonts w:hint="default" w:ascii="Times New Roman" w:hAnsi="Times New Roman" w:eastAsia="SimSun" w:cs="Times New Roman"/>
+                <w:sz w:val="26"/>
+                <w:szCs w:val="26"/>
+                <w:vertAlign w:val="baseline"/>
+                <w:lang w:val="en-US"/>
+              </w:rPr>
+              <w:t>Ảnh kiểm thử</w:t>
+            </w:r>
+          </w:p>
+        </w:tc>
+        <w:tc>
+          <w:tcPr>
+            <w:tcW w:w="1421" w:type="dxa"/>
+          </w:tcPr>
+          <w:p>
+            <w:pPr>
+              <w:numPr>
+                <w:ilvl w:val="0"/>
+                <w:numId w:val="0"/>
+              </w:numPr>
+              <w:spacing w:line="360" w:lineRule="auto"/>
+              <w:jc w:val="both"/>
+              <w:rPr>
+                <w:rFonts w:hint="default" w:ascii="Times New Roman" w:hAnsi="Times New Roman" w:eastAsia="SimSun" w:cs="Times New Roman"/>
+                <w:sz w:val="26"/>
+                <w:szCs w:val="26"/>
+                <w:vertAlign w:val="baseline"/>
+                <w:lang w:val="en-US"/>
+              </w:rPr>
+            </w:pPr>
+            <w:r>
+              <w:rPr>
+                <w:rFonts w:hint="default" w:ascii="Times New Roman" w:hAnsi="Times New Roman" w:eastAsia="SimSun" w:cs="Times New Roman"/>
+                <w:sz w:val="26"/>
+                <w:szCs w:val="26"/>
+                <w:vertAlign w:val="baseline"/>
+                <w:lang w:val="en-US"/>
+              </w:rPr>
+              <w:t>Nhận xét</w:t>
+            </w:r>
+          </w:p>
+        </w:tc>
+      </w:tr>
+      <w:tr>
+        <w:tblPrEx>
+          <w:tblBorders>
+            <w:top w:val="single" w:color="auto" w:sz="4" w:space="0"/>
+            <w:left w:val="single" w:color="auto" w:sz="4" w:space="0"/>
+            <w:bottom w:val="single" w:color="auto" w:sz="4" w:space="0"/>
+            <w:right w:val="single" w:color="auto" w:sz="4" w:space="0"/>
+            <w:insideH w:val="single" w:color="auto" w:sz="4" w:space="0"/>
+            <w:insideV w:val="single" w:color="auto" w:sz="4" w:space="0"/>
+          </w:tblBorders>
+          <w:tblCellMar>
+            <w:left w:w="108" w:type="dxa"/>
+            <w:right w:w="108" w:type="dxa"/>
+          </w:tblCellMar>
+        </w:tblPrEx>
+        <w:tc>
+          <w:tcPr>
+            <w:tcW w:w="1420" w:type="dxa"/>
+          </w:tcPr>
+          <w:p>
+            <w:pPr>
+              <w:numPr>
+                <w:ilvl w:val="0"/>
+                <w:numId w:val="0"/>
+              </w:numPr>
+              <w:spacing w:line="360" w:lineRule="auto"/>
+              <w:jc w:val="both"/>
+              <w:rPr>
+                <w:rFonts w:hint="default" w:ascii="Times New Roman" w:hAnsi="Times New Roman" w:eastAsia="SimSun" w:cs="Times New Roman"/>
+                <w:sz w:val="26"/>
+                <w:szCs w:val="26"/>
+                <w:vertAlign w:val="baseline"/>
+                <w:lang w:val="en-US"/>
+              </w:rPr>
+            </w:pPr>
+            <w:r>
+              <w:rPr>
+                <w:rFonts w:hint="default" w:ascii="Times New Roman" w:hAnsi="Times New Roman" w:eastAsia="SimSun" w:cs="Times New Roman"/>
+                <w:sz w:val="26"/>
+                <w:szCs w:val="26"/>
+              </w:rPr>
+              <w:t>LDAP sv_a/sv_b</w:t>
+            </w:r>
+          </w:p>
+        </w:tc>
+        <w:tc>
+          <w:tcPr>
+            <w:tcW w:w="1420" w:type="dxa"/>
+          </w:tcPr>
+          <w:p>
+            <w:pPr>
+              <w:numPr>
+                <w:ilvl w:val="0"/>
+                <w:numId w:val="0"/>
+              </w:numPr>
+              <w:spacing w:line="360" w:lineRule="auto"/>
+              <w:jc w:val="both"/>
+              <w:rPr>
+                <w:rFonts w:hint="default" w:ascii="Times New Roman" w:hAnsi="Times New Roman" w:eastAsia="SimSun" w:cs="Times New Roman"/>
+                <w:sz w:val="26"/>
+                <w:szCs w:val="26"/>
+                <w:vertAlign w:val="baseline"/>
+                <w:lang w:val="en-US"/>
+              </w:rPr>
+            </w:pPr>
+            <w:r>
+              <w:rPr>
+                <w:rFonts w:hint="default" w:ascii="Times New Roman" w:hAnsi="Times New Roman" w:eastAsia="SimSun" w:cs="Times New Roman"/>
+                <w:sz w:val="26"/>
+                <w:szCs w:val="26"/>
+                <w:vertAlign w:val="baseline"/>
+                <w:lang w:val="en-US"/>
+              </w:rPr>
+              <w:t>Xác thực thành công</w:t>
+            </w:r>
+          </w:p>
+        </w:tc>
+        <w:tc>
+          <w:tcPr>
+            <w:tcW w:w="1420" w:type="dxa"/>
+          </w:tcPr>
+          <w:p>
+            <w:pPr>
+              <w:numPr>
+                <w:ilvl w:val="0"/>
+                <w:numId w:val="0"/>
+              </w:numPr>
+              <w:spacing w:line="360" w:lineRule="auto"/>
+              <w:jc w:val="both"/>
+              <w:rPr>
+                <w:rFonts w:hint="default" w:ascii="Times New Roman" w:hAnsi="Times New Roman" w:eastAsia="SimSun" w:cs="Times New Roman"/>
+                <w:sz w:val="26"/>
+                <w:szCs w:val="26"/>
+                <w:vertAlign w:val="baseline"/>
+                <w:lang w:val="en-US"/>
+              </w:rPr>
+            </w:pPr>
+            <w:r>
+              <w:rPr>
+                <w:rFonts w:hint="default" w:ascii="Times New Roman" w:hAnsi="Times New Roman" w:eastAsia="SimSun" w:cs="Times New Roman"/>
+                <w:sz w:val="26"/>
+                <w:szCs w:val="26"/>
+                <w:vertAlign w:val="baseline"/>
+                <w:lang w:val="en-US"/>
+              </w:rPr>
+              <w:t>Thành công</w:t>
+            </w:r>
+          </w:p>
+        </w:tc>
+        <w:tc>
+          <w:tcPr>
+            <w:tcW w:w="1420" w:type="dxa"/>
+          </w:tcPr>
+          <w:p>
+            <w:pPr>
+              <w:numPr>
+                <w:ilvl w:val="0"/>
+                <w:numId w:val="0"/>
+              </w:numPr>
+              <w:spacing w:line="360" w:lineRule="auto"/>
+              <w:jc w:val="both"/>
+              <w:rPr>
+                <w:rFonts w:hint="default" w:ascii="Times New Roman" w:hAnsi="Times New Roman" w:eastAsia="SimSun" w:cs="Times New Roman"/>
+                <w:sz w:val="26"/>
+                <w:szCs w:val="26"/>
+                <w:vertAlign w:val="baseline"/>
+                <w:lang w:val="en-US"/>
+              </w:rPr>
+            </w:pPr>
+            <w:r>
+              <w:rPr>
+                <w:rFonts w:hint="default" w:ascii="Times New Roman" w:hAnsi="Times New Roman" w:eastAsia="SimSun" w:cs="Times New Roman"/>
+                <w:sz w:val="26"/>
+                <w:szCs w:val="26"/>
+                <w:vertAlign w:val="baseline"/>
+                <w:lang w:val="en-US"/>
+              </w:rPr>
+              <w:t>có</w:t>
+            </w:r>
+          </w:p>
+        </w:tc>
+        <w:tc>
+          <w:tcPr>
+            <w:tcW w:w="1421" w:type="dxa"/>
+          </w:tcPr>
+          <w:p>
+            <w:pPr>
+              <w:numPr>
+                <w:ilvl w:val="0"/>
+                <w:numId w:val="0"/>
+              </w:numPr>
+              <w:spacing w:line="360" w:lineRule="auto"/>
+              <w:jc w:val="both"/>
+              <w:rPr>
+                <w:rFonts w:hint="default" w:ascii="Times New Roman" w:hAnsi="Times New Roman" w:eastAsia="SimSun" w:cs="Times New Roman"/>
+                <w:sz w:val="26"/>
+                <w:szCs w:val="26"/>
+                <w:vertAlign w:val="baseline"/>
+                <w:lang w:val="en-US"/>
+              </w:rPr>
+            </w:pPr>
+            <w:r>
+              <w:rPr>
+                <w:rFonts w:hint="default" w:ascii="Times New Roman" w:hAnsi="Times New Roman" w:eastAsia="SimSun" w:cs="Times New Roman"/>
+                <w:sz w:val="26"/>
+                <w:szCs w:val="26"/>
+                <w:vertAlign w:val="baseline"/>
+                <w:lang w:val="en-US"/>
+              </w:rPr>
+              <w:t>Có</w:t>
+            </w:r>
+          </w:p>
+        </w:tc>
+        <w:tc>
+          <w:tcPr>
+            <w:tcW w:w="1421" w:type="dxa"/>
+          </w:tcPr>
+          <w:p>
+            <w:pPr>
+              <w:numPr>
+                <w:ilvl w:val="0"/>
+                <w:numId w:val="0"/>
+              </w:numPr>
+              <w:spacing w:line="360" w:lineRule="auto"/>
+              <w:jc w:val="both"/>
+              <w:rPr>
+                <w:rFonts w:hint="default" w:ascii="Times New Roman" w:hAnsi="Times New Roman" w:eastAsia="SimSun" w:cs="Times New Roman"/>
+                <w:sz w:val="26"/>
+                <w:szCs w:val="26"/>
+                <w:vertAlign w:val="baseline"/>
+                <w:lang w:val="en-US"/>
+              </w:rPr>
+            </w:pPr>
+            <w:r>
+              <w:rPr>
+                <w:rFonts w:hint="default" w:ascii="Times New Roman" w:hAnsi="Times New Roman" w:eastAsia="SimSun" w:cs="Times New Roman"/>
+                <w:sz w:val="26"/>
+                <w:szCs w:val="26"/>
+              </w:rPr>
+              <w:t>pfSense kết nối tới port 389 của DC query tài khoản chuẩn xác</w:t>
+            </w:r>
+          </w:p>
+        </w:tc>
+      </w:tr>
+      <w:tr>
+        <w:tblPrEx>
+          <w:tblBorders>
+            <w:top w:val="single" w:color="auto" w:sz="4" w:space="0"/>
+            <w:left w:val="single" w:color="auto" w:sz="4" w:space="0"/>
+            <w:bottom w:val="single" w:color="auto" w:sz="4" w:space="0"/>
+            <w:right w:val="single" w:color="auto" w:sz="4" w:space="0"/>
+            <w:insideH w:val="single" w:color="auto" w:sz="4" w:space="0"/>
+            <w:insideV w:val="single" w:color="auto" w:sz="4" w:space="0"/>
+          </w:tblBorders>
+          <w:tblCellMar>
+            <w:left w:w="108" w:type="dxa"/>
+            <w:right w:w="108" w:type="dxa"/>
+          </w:tblCellMar>
+        </w:tblPrEx>
+        <w:tc>
+          <w:tcPr>
+            <w:tcW w:w="1420" w:type="dxa"/>
+          </w:tcPr>
+          <w:p>
+            <w:pPr>
+              <w:numPr>
+                <w:ilvl w:val="0"/>
+                <w:numId w:val="0"/>
+              </w:numPr>
+              <w:spacing w:line="360" w:lineRule="auto"/>
+              <w:jc w:val="both"/>
+              <w:rPr>
+                <w:rFonts w:hint="default" w:ascii="Times New Roman" w:hAnsi="Times New Roman" w:eastAsia="SimSun" w:cs="Times New Roman"/>
+                <w:sz w:val="26"/>
+                <w:szCs w:val="26"/>
+                <w:vertAlign w:val="baseline"/>
+                <w:lang w:val="en-US"/>
+              </w:rPr>
+            </w:pPr>
+            <w:r>
+              <w:rPr>
+                <w:rFonts w:hint="default" w:ascii="Times New Roman" w:hAnsi="Times New Roman" w:eastAsia="SimSun" w:cs="Times New Roman"/>
+                <w:sz w:val="26"/>
+                <w:szCs w:val="26"/>
+              </w:rPr>
+              <w:t>Captive Portal</w:t>
+            </w:r>
+          </w:p>
+        </w:tc>
+        <w:tc>
+          <w:tcPr>
+            <w:tcW w:w="1420" w:type="dxa"/>
+          </w:tcPr>
+          <w:p>
+            <w:pPr>
+              <w:numPr>
+                <w:ilvl w:val="0"/>
+                <w:numId w:val="0"/>
+              </w:numPr>
+              <w:spacing w:line="360" w:lineRule="auto"/>
+              <w:jc w:val="both"/>
+              <w:rPr>
+                <w:rFonts w:hint="default" w:ascii="Times New Roman" w:hAnsi="Times New Roman" w:eastAsia="SimSun" w:cs="Times New Roman"/>
+                <w:sz w:val="26"/>
+                <w:szCs w:val="26"/>
+                <w:vertAlign w:val="baseline"/>
+                <w:lang w:val="en-US"/>
+              </w:rPr>
+            </w:pPr>
+            <w:r>
+              <w:rPr>
+                <w:rFonts w:hint="default" w:ascii="Times New Roman" w:hAnsi="Times New Roman" w:eastAsia="SimSun" w:cs="Times New Roman"/>
+                <w:sz w:val="26"/>
+                <w:szCs w:val="26"/>
+              </w:rPr>
+              <w:t>Chặn Web, ép đăng nhập user AD</w:t>
+            </w:r>
+          </w:p>
+        </w:tc>
+        <w:tc>
+          <w:tcPr>
+            <w:tcW w:w="1420" w:type="dxa"/>
+          </w:tcPr>
+          <w:p>
+            <w:pPr>
+              <w:numPr>
+                <w:ilvl w:val="0"/>
+                <w:numId w:val="0"/>
+              </w:numPr>
+              <w:spacing w:line="360" w:lineRule="auto"/>
+              <w:jc w:val="both"/>
+              <w:rPr>
+                <w:rFonts w:hint="default" w:ascii="Times New Roman" w:hAnsi="Times New Roman" w:eastAsia="SimSun" w:cs="Times New Roman"/>
+                <w:sz w:val="26"/>
+                <w:szCs w:val="26"/>
+                <w:vertAlign w:val="baseline"/>
+                <w:lang w:val="en-US"/>
+              </w:rPr>
+            </w:pPr>
+            <w:r>
+              <w:rPr>
+                <w:rFonts w:hint="default" w:ascii="Times New Roman" w:hAnsi="Times New Roman" w:eastAsia="SimSun" w:cs="Times New Roman"/>
+                <w:sz w:val="26"/>
+                <w:szCs w:val="26"/>
+              </w:rPr>
+              <w:t>Chặn Web, đăng nhập thành công</w:t>
+            </w:r>
+          </w:p>
+        </w:tc>
+        <w:tc>
+          <w:tcPr>
+            <w:tcW w:w="1420" w:type="dxa"/>
+          </w:tcPr>
+          <w:p>
+            <w:pPr>
+              <w:numPr>
+                <w:ilvl w:val="0"/>
+                <w:numId w:val="0"/>
+              </w:numPr>
+              <w:spacing w:line="360" w:lineRule="auto"/>
+              <w:jc w:val="both"/>
+              <w:rPr>
+                <w:rFonts w:hint="default" w:ascii="Times New Roman" w:hAnsi="Times New Roman" w:eastAsia="SimSun" w:cs="Times New Roman"/>
+                <w:sz w:val="26"/>
+                <w:szCs w:val="26"/>
+                <w:vertAlign w:val="baseline"/>
+                <w:lang w:val="en-US"/>
+              </w:rPr>
+            </w:pPr>
+            <w:r>
+              <w:rPr>
+                <w:rFonts w:hint="default" w:ascii="Times New Roman" w:hAnsi="Times New Roman" w:eastAsia="SimSun" w:cs="Times New Roman"/>
+                <w:sz w:val="26"/>
+                <w:szCs w:val="26"/>
+                <w:vertAlign w:val="baseline"/>
+                <w:lang w:val="en-US"/>
+              </w:rPr>
+              <w:t xml:space="preserve">Có </w:t>
+            </w:r>
+          </w:p>
+        </w:tc>
+        <w:tc>
+          <w:tcPr>
+            <w:tcW w:w="1421" w:type="dxa"/>
+          </w:tcPr>
+          <w:p>
+            <w:pPr>
+              <w:numPr>
+                <w:ilvl w:val="0"/>
+                <w:numId w:val="0"/>
+              </w:numPr>
+              <w:spacing w:line="360" w:lineRule="auto"/>
+              <w:jc w:val="both"/>
+              <w:rPr>
+                <w:rFonts w:hint="default" w:ascii="Times New Roman" w:hAnsi="Times New Roman" w:eastAsia="SimSun" w:cs="Times New Roman"/>
+                <w:sz w:val="26"/>
+                <w:szCs w:val="26"/>
+                <w:vertAlign w:val="baseline"/>
+                <w:lang w:val="en-US"/>
+              </w:rPr>
+            </w:pPr>
+            <w:r>
+              <w:rPr>
+                <w:rFonts w:hint="default" w:ascii="Times New Roman" w:hAnsi="Times New Roman" w:eastAsia="SimSun" w:cs="Times New Roman"/>
+                <w:sz w:val="26"/>
+                <w:szCs w:val="26"/>
+                <w:vertAlign w:val="baseline"/>
+                <w:lang w:val="en-US"/>
+              </w:rPr>
+              <w:t>Có</w:t>
+            </w:r>
+          </w:p>
+        </w:tc>
+        <w:tc>
+          <w:tcPr>
+            <w:tcW w:w="1421" w:type="dxa"/>
+          </w:tcPr>
+          <w:p>
+            <w:pPr>
+              <w:numPr>
+                <w:ilvl w:val="0"/>
+                <w:numId w:val="0"/>
+              </w:numPr>
+              <w:spacing w:line="360" w:lineRule="auto"/>
+              <w:jc w:val="both"/>
+              <w:rPr>
+                <w:rFonts w:hint="default" w:ascii="Times New Roman" w:hAnsi="Times New Roman" w:eastAsia="SimSun" w:cs="Times New Roman"/>
+                <w:sz w:val="26"/>
+                <w:szCs w:val="26"/>
+                <w:vertAlign w:val="baseline"/>
+                <w:lang w:val="en-US"/>
+              </w:rPr>
+            </w:pPr>
+            <w:r>
+              <w:rPr>
+                <w:rFonts w:hint="default" w:ascii="Times New Roman" w:hAnsi="Times New Roman" w:eastAsia="SimSun" w:cs="Times New Roman"/>
+                <w:sz w:val="26"/>
+                <w:szCs w:val="26"/>
+              </w:rPr>
+              <w:t>Xác thực tập trung qua Backend LDAP hoạt động chính xác</w:t>
+            </w:r>
+          </w:p>
+        </w:tc>
+      </w:tr>
+      <w:tr>
+        <w:tblPrEx>
+          <w:tblBorders>
+            <w:top w:val="single" w:color="auto" w:sz="4" w:space="0"/>
+            <w:left w:val="single" w:color="auto" w:sz="4" w:space="0"/>
+            <w:bottom w:val="single" w:color="auto" w:sz="4" w:space="0"/>
+            <w:right w:val="single" w:color="auto" w:sz="4" w:space="0"/>
+            <w:insideH w:val="single" w:color="auto" w:sz="4" w:space="0"/>
+            <w:insideV w:val="single" w:color="auto" w:sz="4" w:space="0"/>
+          </w:tblBorders>
+          <w:tblCellMar>
+            <w:left w:w="108" w:type="dxa"/>
+            <w:right w:w="108" w:type="dxa"/>
+          </w:tblCellMar>
+        </w:tblPrEx>
+        <w:tc>
+          <w:tcPr>
+            <w:tcW w:w="1420" w:type="dxa"/>
+          </w:tcPr>
+          <w:p>
+            <w:pPr>
+              <w:numPr>
+                <w:ilvl w:val="0"/>
+                <w:numId w:val="0"/>
+              </w:numPr>
+              <w:spacing w:line="360" w:lineRule="auto"/>
+              <w:jc w:val="both"/>
+              <w:rPr>
+                <w:rFonts w:hint="default" w:ascii="Times New Roman" w:hAnsi="Times New Roman" w:eastAsia="SimSun" w:cs="Times New Roman"/>
+                <w:sz w:val="26"/>
+                <w:szCs w:val="26"/>
+                <w:vertAlign w:val="baseline"/>
+                <w:lang w:val="en-US"/>
+              </w:rPr>
+            </w:pPr>
+            <w:r>
+              <w:rPr>
+                <w:rFonts w:hint="default" w:ascii="Times New Roman" w:hAnsi="Times New Roman" w:eastAsia="SimSun" w:cs="Times New Roman"/>
+                <w:sz w:val="26"/>
+                <w:szCs w:val="26"/>
+              </w:rPr>
+              <w:t>1. JOB_SITE</w:t>
+            </w:r>
+          </w:p>
+        </w:tc>
+        <w:tc>
+          <w:tcPr>
+            <w:tcW w:w="1420" w:type="dxa"/>
+          </w:tcPr>
+          <w:p>
+            <w:pPr>
+              <w:numPr>
+                <w:ilvl w:val="0"/>
+                <w:numId w:val="0"/>
+              </w:numPr>
+              <w:spacing w:line="360" w:lineRule="auto"/>
+              <w:jc w:val="both"/>
+              <w:rPr>
+                <w:rFonts w:hint="default" w:ascii="Times New Roman" w:hAnsi="Times New Roman" w:eastAsia="SimSun" w:cs="Times New Roman"/>
+                <w:sz w:val="26"/>
+                <w:szCs w:val="26"/>
+                <w:vertAlign w:val="baseline"/>
+                <w:lang w:val="en-US"/>
+              </w:rPr>
+            </w:pPr>
+            <w:r>
+              <w:rPr>
+                <w:rFonts w:hint="default" w:ascii="Times New Roman" w:hAnsi="Times New Roman" w:eastAsia="SimSun" w:cs="Times New Roman"/>
+                <w:sz w:val="26"/>
+                <w:szCs w:val="26"/>
+              </w:rPr>
+              <w:t>Client-A bị chặn, Client-B được vào</w:t>
+            </w:r>
+          </w:p>
+        </w:tc>
+        <w:tc>
+          <w:tcPr>
+            <w:tcW w:w="1420" w:type="dxa"/>
+          </w:tcPr>
+          <w:p>
+            <w:pPr>
+              <w:numPr>
+                <w:ilvl w:val="0"/>
+                <w:numId w:val="0"/>
+              </w:numPr>
+              <w:spacing w:line="360" w:lineRule="auto"/>
+              <w:jc w:val="both"/>
+              <w:rPr>
+                <w:rFonts w:hint="default" w:ascii="Times New Roman" w:hAnsi="Times New Roman" w:eastAsia="SimSun" w:cs="Times New Roman"/>
+                <w:sz w:val="26"/>
+                <w:szCs w:val="26"/>
+                <w:vertAlign w:val="baseline"/>
+                <w:lang w:val="en-US"/>
+              </w:rPr>
+            </w:pPr>
+            <w:r>
+              <w:rPr>
+                <w:rFonts w:hint="default" w:ascii="Times New Roman" w:hAnsi="Times New Roman" w:eastAsia="SimSun" w:cs="Times New Roman"/>
+                <w:sz w:val="26"/>
+                <w:szCs w:val="26"/>
+              </w:rPr>
+              <w:t>A bị chặn, B vào được</w:t>
+            </w:r>
+          </w:p>
+        </w:tc>
+        <w:tc>
+          <w:tcPr>
+            <w:tcW w:w="1420" w:type="dxa"/>
+            <w:vAlign w:val="top"/>
+          </w:tcPr>
+          <w:p>
+            <w:pPr>
+              <w:numPr>
+                <w:ilvl w:val="0"/>
+                <w:numId w:val="0"/>
+              </w:numPr>
+              <w:spacing w:line="360" w:lineRule="auto"/>
+              <w:ind w:left="0" w:leftChars="0" w:firstLine="0" w:firstLineChars="0"/>
+              <w:jc w:val="both"/>
+              <w:rPr>
+                <w:rFonts w:hint="default" w:ascii="Times New Roman" w:hAnsi="Times New Roman" w:eastAsia="SimSun" w:cs="Times New Roman"/>
+                <w:sz w:val="26"/>
+                <w:szCs w:val="26"/>
+                <w:vertAlign w:val="baseline"/>
+                <w:lang w:val="en-US"/>
+              </w:rPr>
+            </w:pPr>
+            <w:r>
+              <w:rPr>
+                <w:rFonts w:hint="default" w:ascii="Times New Roman" w:hAnsi="Times New Roman" w:eastAsia="SimSun" w:cs="Times New Roman"/>
+                <w:sz w:val="26"/>
+                <w:szCs w:val="26"/>
+                <w:vertAlign w:val="baseline"/>
+                <w:lang w:val="en-US"/>
+              </w:rPr>
+              <w:t xml:space="preserve">Có </w:t>
+            </w:r>
+          </w:p>
+        </w:tc>
+        <w:tc>
+          <w:tcPr>
+            <w:tcW w:w="1421" w:type="dxa"/>
+            <w:vAlign w:val="top"/>
+          </w:tcPr>
+          <w:p>
+            <w:pPr>
+              <w:numPr>
+                <w:ilvl w:val="0"/>
+                <w:numId w:val="0"/>
+              </w:numPr>
+              <w:spacing w:line="360" w:lineRule="auto"/>
+              <w:ind w:left="0" w:leftChars="0" w:firstLine="0" w:firstLineChars="0"/>
+              <w:jc w:val="both"/>
+              <w:rPr>
+                <w:rFonts w:hint="default" w:ascii="Times New Roman" w:hAnsi="Times New Roman" w:eastAsia="SimSun" w:cs="Times New Roman"/>
+                <w:sz w:val="26"/>
+                <w:szCs w:val="26"/>
+                <w:vertAlign w:val="baseline"/>
+                <w:lang w:val="en-US"/>
+              </w:rPr>
+            </w:pPr>
+            <w:r>
+              <w:rPr>
+                <w:rFonts w:hint="default" w:ascii="Times New Roman" w:hAnsi="Times New Roman" w:eastAsia="SimSun" w:cs="Times New Roman"/>
+                <w:sz w:val="26"/>
+                <w:szCs w:val="26"/>
+                <w:vertAlign w:val="baseline"/>
+                <w:lang w:val="en-US"/>
+              </w:rPr>
+              <w:t>Có</w:t>
+            </w:r>
+          </w:p>
+        </w:tc>
+        <w:tc>
+          <w:tcPr>
+            <w:tcW w:w="1421" w:type="dxa"/>
+          </w:tcPr>
+          <w:p>
+            <w:pPr>
+              <w:numPr>
+                <w:ilvl w:val="0"/>
+                <w:numId w:val="0"/>
+              </w:numPr>
+              <w:spacing w:line="360" w:lineRule="auto"/>
+              <w:jc w:val="both"/>
+              <w:rPr>
+                <w:rFonts w:hint="default" w:ascii="Times New Roman" w:hAnsi="Times New Roman" w:eastAsia="SimSun" w:cs="Times New Roman"/>
+                <w:sz w:val="26"/>
+                <w:szCs w:val="26"/>
+                <w:vertAlign w:val="baseline"/>
+                <w:lang w:val="en-US"/>
+              </w:rPr>
+            </w:pPr>
+            <w:r>
+              <w:rPr>
+                <w:rFonts w:hint="default" w:ascii="Times New Roman" w:hAnsi="Times New Roman" w:eastAsia="SimSun" w:cs="Times New Roman"/>
+                <w:sz w:val="26"/>
+                <w:szCs w:val="26"/>
+              </w:rPr>
+              <w:t>Rule 1 khớp chính xác IP Client-A theo nguyên tắc First-match</w:t>
+            </w:r>
+          </w:p>
+        </w:tc>
+      </w:tr>
+      <w:tr>
+        <w:tblPrEx>
+          <w:tblBorders>
+            <w:top w:val="single" w:color="auto" w:sz="4" w:space="0"/>
+            <w:left w:val="single" w:color="auto" w:sz="4" w:space="0"/>
+            <w:bottom w:val="single" w:color="auto" w:sz="4" w:space="0"/>
+            <w:right w:val="single" w:color="auto" w:sz="4" w:space="0"/>
+            <w:insideH w:val="single" w:color="auto" w:sz="4" w:space="0"/>
+            <w:insideV w:val="single" w:color="auto" w:sz="4" w:space="0"/>
+          </w:tblBorders>
+          <w:tblCellMar>
+            <w:left w:w="108" w:type="dxa"/>
+            <w:right w:w="108" w:type="dxa"/>
+          </w:tblCellMar>
+        </w:tblPrEx>
+        <w:tc>
+          <w:tcPr>
+            <w:tcW w:w="1420" w:type="dxa"/>
+          </w:tcPr>
+          <w:p>
+            <w:pPr>
+              <w:numPr>
+                <w:ilvl w:val="0"/>
+                <w:numId w:val="0"/>
+              </w:numPr>
+              <w:spacing w:line="360" w:lineRule="auto"/>
+              <w:jc w:val="both"/>
+              <w:rPr>
+                <w:rFonts w:hint="default" w:ascii="Times New Roman" w:hAnsi="Times New Roman" w:eastAsia="SimSun" w:cs="Times New Roman"/>
+                <w:sz w:val="26"/>
+                <w:szCs w:val="26"/>
+                <w:vertAlign w:val="baseline"/>
+                <w:lang w:val="en-US"/>
+              </w:rPr>
+            </w:pPr>
+            <w:r>
+              <w:rPr>
+                <w:rFonts w:hint="default" w:ascii="Times New Roman" w:hAnsi="Times New Roman" w:eastAsia="SimSun" w:cs="Times New Roman"/>
+                <w:sz w:val="26"/>
+                <w:szCs w:val="26"/>
+              </w:rPr>
+              <w:t>2. Restricted</w:t>
+            </w:r>
+          </w:p>
+        </w:tc>
+        <w:tc>
+          <w:tcPr>
+            <w:tcW w:w="1420" w:type="dxa"/>
+          </w:tcPr>
+          <w:p>
+            <w:pPr>
+              <w:numPr>
+                <w:ilvl w:val="0"/>
+                <w:numId w:val="0"/>
+              </w:numPr>
+              <w:spacing w:line="360" w:lineRule="auto"/>
+              <w:jc w:val="both"/>
+              <w:rPr>
+                <w:rFonts w:hint="default" w:ascii="Times New Roman" w:hAnsi="Times New Roman" w:eastAsia="SimSun" w:cs="Times New Roman"/>
+                <w:sz w:val="26"/>
+                <w:szCs w:val="26"/>
+                <w:vertAlign w:val="baseline"/>
+                <w:lang w:val="en-US"/>
+              </w:rPr>
+            </w:pPr>
+            <w:r>
+              <w:rPr>
+                <w:rFonts w:hint="default" w:ascii="Times New Roman" w:hAnsi="Times New Roman" w:eastAsia="SimSun" w:cs="Times New Roman"/>
+                <w:sz w:val="26"/>
+                <w:szCs w:val="26"/>
+              </w:rPr>
+              <w:t>Cả Client-A và B đều bị chặn</w:t>
+            </w:r>
+          </w:p>
+        </w:tc>
+        <w:tc>
+          <w:tcPr>
+            <w:tcW w:w="1420" w:type="dxa"/>
+          </w:tcPr>
+          <w:p>
+            <w:pPr>
+              <w:numPr>
+                <w:ilvl w:val="0"/>
+                <w:numId w:val="0"/>
+              </w:numPr>
+              <w:spacing w:line="360" w:lineRule="auto"/>
+              <w:jc w:val="both"/>
+              <w:rPr>
+                <w:rFonts w:hint="default" w:ascii="Times New Roman" w:hAnsi="Times New Roman" w:eastAsia="SimSun" w:cs="Times New Roman"/>
+                <w:sz w:val="26"/>
+                <w:szCs w:val="26"/>
+                <w:vertAlign w:val="baseline"/>
+                <w:lang w:val="en-US"/>
+              </w:rPr>
+            </w:pPr>
+            <w:r>
+              <w:rPr>
+                <w:rFonts w:hint="default" w:ascii="Times New Roman" w:hAnsi="Times New Roman" w:eastAsia="SimSun" w:cs="Times New Roman"/>
+                <w:sz w:val="26"/>
+                <w:szCs w:val="26"/>
+              </w:rPr>
+              <w:t>Cả 2 máy đều bị chặn</w:t>
+            </w:r>
+          </w:p>
+        </w:tc>
+        <w:tc>
+          <w:tcPr>
+            <w:tcW w:w="1420" w:type="dxa"/>
+            <w:vAlign w:val="top"/>
+          </w:tcPr>
+          <w:p>
+            <w:pPr>
+              <w:numPr>
+                <w:ilvl w:val="0"/>
+                <w:numId w:val="0"/>
+              </w:numPr>
+              <w:spacing w:line="360" w:lineRule="auto"/>
+              <w:ind w:left="0" w:leftChars="0" w:firstLine="0" w:firstLineChars="0"/>
+              <w:jc w:val="both"/>
+              <w:rPr>
+                <w:rFonts w:hint="default" w:ascii="Times New Roman" w:hAnsi="Times New Roman" w:eastAsia="SimSun" w:cs="Times New Roman"/>
+                <w:sz w:val="26"/>
+                <w:szCs w:val="26"/>
+                <w:vertAlign w:val="baseline"/>
+                <w:lang w:val="en-US"/>
+              </w:rPr>
+            </w:pPr>
+            <w:r>
+              <w:rPr>
+                <w:rFonts w:hint="default" w:ascii="Times New Roman" w:hAnsi="Times New Roman" w:eastAsia="SimSun" w:cs="Times New Roman"/>
+                <w:sz w:val="26"/>
+                <w:szCs w:val="26"/>
+                <w:vertAlign w:val="baseline"/>
+                <w:lang w:val="en-US"/>
+              </w:rPr>
+              <w:t xml:space="preserve">Có </w:t>
+            </w:r>
+          </w:p>
+        </w:tc>
+        <w:tc>
+          <w:tcPr>
+            <w:tcW w:w="1421" w:type="dxa"/>
+            <w:vAlign w:val="top"/>
+          </w:tcPr>
+          <w:p>
+            <w:pPr>
+              <w:numPr>
+                <w:ilvl w:val="0"/>
+                <w:numId w:val="0"/>
+              </w:numPr>
+              <w:spacing w:line="360" w:lineRule="auto"/>
+              <w:ind w:left="0" w:leftChars="0" w:firstLine="0" w:firstLineChars="0"/>
+              <w:jc w:val="both"/>
+              <w:rPr>
+                <w:rFonts w:hint="default" w:ascii="Times New Roman" w:hAnsi="Times New Roman" w:eastAsia="SimSun" w:cs="Times New Roman"/>
+                <w:sz w:val="26"/>
+                <w:szCs w:val="26"/>
+                <w:vertAlign w:val="baseline"/>
+                <w:lang w:val="en-US"/>
+              </w:rPr>
+            </w:pPr>
+            <w:r>
+              <w:rPr>
+                <w:rFonts w:hint="default" w:ascii="Times New Roman" w:hAnsi="Times New Roman" w:eastAsia="SimSun" w:cs="Times New Roman"/>
+                <w:sz w:val="26"/>
+                <w:szCs w:val="26"/>
+                <w:vertAlign w:val="baseline"/>
+                <w:lang w:val="en-US"/>
+              </w:rPr>
+              <w:t>Có</w:t>
+            </w:r>
+          </w:p>
+        </w:tc>
+        <w:tc>
+          <w:tcPr>
+            <w:tcW w:w="1421" w:type="dxa"/>
+          </w:tcPr>
+          <w:p>
+            <w:pPr>
+              <w:numPr>
+                <w:ilvl w:val="0"/>
+                <w:numId w:val="0"/>
+              </w:numPr>
+              <w:spacing w:line="360" w:lineRule="auto"/>
+              <w:jc w:val="both"/>
+              <w:rPr>
+                <w:rFonts w:hint="default" w:ascii="Times New Roman" w:hAnsi="Times New Roman" w:eastAsia="SimSun" w:cs="Times New Roman"/>
+                <w:sz w:val="26"/>
+                <w:szCs w:val="26"/>
+                <w:vertAlign w:val="baseline"/>
+                <w:lang w:val="en-US"/>
+              </w:rPr>
+            </w:pPr>
+            <w:r>
+              <w:rPr>
+                <w:rFonts w:hint="default" w:ascii="Times New Roman" w:hAnsi="Times New Roman" w:eastAsia="SimSun" w:cs="Times New Roman"/>
+                <w:sz w:val="26"/>
+                <w:szCs w:val="26"/>
+              </w:rPr>
+              <w:t>Rule 2 khớp alias nhóm POLICY_CLIENTS</w:t>
+            </w:r>
+          </w:p>
+        </w:tc>
+      </w:tr>
+      <w:tr>
+        <w:tblPrEx>
+          <w:tblBorders>
+            <w:top w:val="single" w:color="auto" w:sz="4" w:space="0"/>
+            <w:left w:val="single" w:color="auto" w:sz="4" w:space="0"/>
+            <w:bottom w:val="single" w:color="auto" w:sz="4" w:space="0"/>
+            <w:right w:val="single" w:color="auto" w:sz="4" w:space="0"/>
+            <w:insideH w:val="single" w:color="auto" w:sz="4" w:space="0"/>
+            <w:insideV w:val="single" w:color="auto" w:sz="4" w:space="0"/>
+          </w:tblBorders>
+          <w:tblCellMar>
+            <w:left w:w="108" w:type="dxa"/>
+            <w:right w:w="108" w:type="dxa"/>
+          </w:tblCellMar>
+        </w:tblPrEx>
+        <w:tc>
+          <w:tcPr>
+            <w:tcW w:w="1420" w:type="dxa"/>
+          </w:tcPr>
+          <w:p>
+            <w:pPr>
+              <w:numPr>
+                <w:ilvl w:val="0"/>
+                <w:numId w:val="0"/>
+              </w:numPr>
+              <w:spacing w:line="360" w:lineRule="auto"/>
+              <w:jc w:val="both"/>
+              <w:rPr>
+                <w:rFonts w:hint="default" w:ascii="Times New Roman" w:hAnsi="Times New Roman" w:eastAsia="SimSun" w:cs="Times New Roman"/>
+                <w:sz w:val="26"/>
+                <w:szCs w:val="26"/>
+                <w:vertAlign w:val="baseline"/>
+                <w:lang w:val="en-US"/>
+              </w:rPr>
+            </w:pPr>
+            <w:r>
+              <w:rPr>
+                <w:rFonts w:hint="default" w:ascii="Times New Roman" w:hAnsi="Times New Roman" w:eastAsia="SimSun" w:cs="Times New Roman"/>
+                <w:sz w:val="26"/>
+                <w:szCs w:val="26"/>
+              </w:rPr>
+              <w:t>3. Social Schedule</w:t>
+            </w:r>
+          </w:p>
+        </w:tc>
+        <w:tc>
+          <w:tcPr>
+            <w:tcW w:w="1420" w:type="dxa"/>
+          </w:tcPr>
+          <w:p>
+            <w:pPr>
+              <w:numPr>
+                <w:ilvl w:val="0"/>
+                <w:numId w:val="0"/>
+              </w:numPr>
+              <w:spacing w:line="360" w:lineRule="auto"/>
+              <w:jc w:val="both"/>
+              <w:rPr>
+                <w:rFonts w:hint="default" w:ascii="Times New Roman" w:hAnsi="Times New Roman" w:eastAsia="SimSun" w:cs="Times New Roman"/>
+                <w:sz w:val="26"/>
+                <w:szCs w:val="26"/>
+                <w:vertAlign w:val="baseline"/>
+                <w:lang w:val="en-US"/>
+              </w:rPr>
+            </w:pPr>
+            <w:r>
+              <w:rPr>
+                <w:rFonts w:hint="default" w:ascii="Times New Roman" w:hAnsi="Times New Roman" w:eastAsia="SimSun" w:cs="Times New Roman"/>
+                <w:sz w:val="26"/>
+                <w:szCs w:val="26"/>
+              </w:rPr>
+              <w:t>Chỉ vào được trong khung giờ nghỉ trưa</w:t>
+            </w:r>
+          </w:p>
+        </w:tc>
+        <w:tc>
+          <w:tcPr>
+            <w:tcW w:w="1420" w:type="dxa"/>
+          </w:tcPr>
+          <w:p>
+            <w:pPr>
+              <w:numPr>
+                <w:ilvl w:val="0"/>
+                <w:numId w:val="0"/>
+              </w:numPr>
+              <w:spacing w:line="360" w:lineRule="auto"/>
+              <w:jc w:val="both"/>
+              <w:rPr>
+                <w:rFonts w:hint="default" w:ascii="Times New Roman" w:hAnsi="Times New Roman" w:eastAsia="SimSun" w:cs="Times New Roman"/>
+                <w:sz w:val="26"/>
+                <w:szCs w:val="26"/>
+                <w:vertAlign w:val="baseline"/>
+                <w:lang w:val="en-US"/>
+              </w:rPr>
+            </w:pPr>
+            <w:r>
+              <w:rPr>
+                <w:rFonts w:hint="default" w:ascii="Times New Roman" w:hAnsi="Times New Roman" w:eastAsia="SimSun" w:cs="Times New Roman"/>
+                <w:sz w:val="26"/>
+                <w:szCs w:val="26"/>
+              </w:rPr>
+              <w:t>Đúng khung giờ Allow, ngoài giờ Block</w:t>
+            </w:r>
+          </w:p>
+        </w:tc>
+        <w:tc>
+          <w:tcPr>
+            <w:tcW w:w="1420" w:type="dxa"/>
+            <w:vAlign w:val="top"/>
+          </w:tcPr>
+          <w:p>
+            <w:pPr>
+              <w:numPr>
+                <w:ilvl w:val="0"/>
+                <w:numId w:val="0"/>
+              </w:numPr>
+              <w:spacing w:line="360" w:lineRule="auto"/>
+              <w:ind w:left="0" w:leftChars="0" w:firstLine="0" w:firstLineChars="0"/>
+              <w:jc w:val="both"/>
+              <w:rPr>
+                <w:rFonts w:hint="default" w:ascii="Times New Roman" w:hAnsi="Times New Roman" w:eastAsia="SimSun" w:cs="Times New Roman"/>
+                <w:sz w:val="26"/>
+                <w:szCs w:val="26"/>
+                <w:vertAlign w:val="baseline"/>
+                <w:lang w:val="en-US"/>
+              </w:rPr>
+            </w:pPr>
+            <w:r>
+              <w:rPr>
+                <w:rFonts w:hint="default" w:ascii="Times New Roman" w:hAnsi="Times New Roman" w:eastAsia="SimSun" w:cs="Times New Roman"/>
+                <w:sz w:val="26"/>
+                <w:szCs w:val="26"/>
+                <w:vertAlign w:val="baseline"/>
+                <w:lang w:val="en-US"/>
+              </w:rPr>
+              <w:t xml:space="preserve">Có </w:t>
+            </w:r>
+          </w:p>
+        </w:tc>
+        <w:tc>
+          <w:tcPr>
+            <w:tcW w:w="1421" w:type="dxa"/>
+            <w:vAlign w:val="top"/>
+          </w:tcPr>
+          <w:p>
+            <w:pPr>
+              <w:numPr>
+                <w:ilvl w:val="0"/>
+                <w:numId w:val="0"/>
+              </w:numPr>
+              <w:spacing w:line="360" w:lineRule="auto"/>
+              <w:ind w:left="0" w:leftChars="0" w:firstLine="0" w:firstLineChars="0"/>
+              <w:jc w:val="both"/>
+              <w:rPr>
+                <w:rFonts w:hint="default" w:ascii="Times New Roman" w:hAnsi="Times New Roman" w:eastAsia="SimSun" w:cs="Times New Roman"/>
+                <w:sz w:val="26"/>
+                <w:szCs w:val="26"/>
+                <w:vertAlign w:val="baseline"/>
+                <w:lang w:val="en-US"/>
+              </w:rPr>
+            </w:pPr>
+            <w:r>
+              <w:rPr>
+                <w:rFonts w:hint="default" w:ascii="Times New Roman" w:hAnsi="Times New Roman" w:eastAsia="SimSun" w:cs="Times New Roman"/>
+                <w:sz w:val="26"/>
+                <w:szCs w:val="26"/>
+                <w:vertAlign w:val="baseline"/>
+                <w:lang w:val="en-US"/>
+              </w:rPr>
+              <w:t>Có</w:t>
+            </w:r>
+          </w:p>
+        </w:tc>
+        <w:tc>
+          <w:tcPr>
+            <w:tcW w:w="1421" w:type="dxa"/>
+          </w:tcPr>
+          <w:p>
+            <w:pPr>
+              <w:numPr>
+                <w:ilvl w:val="0"/>
+                <w:numId w:val="0"/>
+              </w:numPr>
+              <w:spacing w:line="360" w:lineRule="auto"/>
+              <w:jc w:val="both"/>
+              <w:rPr>
+                <w:rFonts w:hint="default" w:ascii="Times New Roman" w:hAnsi="Times New Roman" w:eastAsia="SimSun" w:cs="Times New Roman"/>
+                <w:sz w:val="26"/>
+                <w:szCs w:val="26"/>
+                <w:vertAlign w:val="baseline"/>
+                <w:lang w:val="en-US"/>
+              </w:rPr>
+            </w:pPr>
+            <w:r>
+              <w:rPr>
+                <w:rFonts w:hint="default" w:ascii="Times New Roman" w:hAnsi="Times New Roman" w:eastAsia="SimSun" w:cs="Times New Roman"/>
+                <w:sz w:val="26"/>
+                <w:szCs w:val="26"/>
+              </w:rPr>
+              <w:t>Schedule LUNCH_WINDOW kích hoạt và đóng mở luật tự động.</w:t>
+            </w:r>
+          </w:p>
+        </w:tc>
+      </w:tr>
+      <w:tr>
+        <w:tblPrEx>
+          <w:tblBorders>
+            <w:top w:val="single" w:color="auto" w:sz="4" w:space="0"/>
+            <w:left w:val="single" w:color="auto" w:sz="4" w:space="0"/>
+            <w:bottom w:val="single" w:color="auto" w:sz="4" w:space="0"/>
+            <w:right w:val="single" w:color="auto" w:sz="4" w:space="0"/>
+            <w:insideH w:val="single" w:color="auto" w:sz="4" w:space="0"/>
+            <w:insideV w:val="single" w:color="auto" w:sz="4" w:space="0"/>
+          </w:tblBorders>
+          <w:tblCellMar>
+            <w:left w:w="108" w:type="dxa"/>
+            <w:right w:w="108" w:type="dxa"/>
+          </w:tblCellMar>
+        </w:tblPrEx>
+        <w:tc>
+          <w:tcPr>
+            <w:tcW w:w="1420" w:type="dxa"/>
+          </w:tcPr>
+          <w:p>
+            <w:pPr>
+              <w:numPr>
+                <w:ilvl w:val="0"/>
+                <w:numId w:val="0"/>
+              </w:numPr>
+              <w:spacing w:line="360" w:lineRule="auto"/>
+              <w:jc w:val="both"/>
+              <w:rPr>
+                <w:rFonts w:hint="default" w:ascii="Times New Roman" w:hAnsi="Times New Roman" w:eastAsia="SimSun" w:cs="Times New Roman"/>
+                <w:sz w:val="26"/>
+                <w:szCs w:val="26"/>
+                <w:vertAlign w:val="baseline"/>
+                <w:lang w:val="en-US"/>
+              </w:rPr>
+            </w:pPr>
+            <w:r>
+              <w:rPr>
+                <w:rFonts w:hint="default" w:ascii="Times New Roman" w:hAnsi="Times New Roman" w:eastAsia="SimSun" w:cs="Times New Roman"/>
+                <w:sz w:val="26"/>
+                <w:szCs w:val="26"/>
+              </w:rPr>
+              <w:t>4. Work hours</w:t>
+            </w:r>
+          </w:p>
+        </w:tc>
+        <w:tc>
+          <w:tcPr>
+            <w:tcW w:w="1420" w:type="dxa"/>
+          </w:tcPr>
+          <w:p>
+            <w:pPr>
+              <w:numPr>
+                <w:ilvl w:val="0"/>
+                <w:numId w:val="0"/>
+              </w:numPr>
+              <w:spacing w:line="360" w:lineRule="auto"/>
+              <w:jc w:val="both"/>
+              <w:rPr>
+                <w:rFonts w:hint="default" w:ascii="Times New Roman" w:hAnsi="Times New Roman" w:eastAsia="SimSun" w:cs="Times New Roman"/>
+                <w:sz w:val="26"/>
+                <w:szCs w:val="26"/>
+                <w:vertAlign w:val="baseline"/>
+                <w:lang w:val="en-US"/>
+              </w:rPr>
+            </w:pPr>
+            <w:r>
+              <w:rPr>
+                <w:rFonts w:hint="default" w:ascii="Times New Roman" w:hAnsi="Times New Roman" w:eastAsia="SimSun" w:cs="Times New Roman"/>
+                <w:sz w:val="26"/>
+                <w:szCs w:val="26"/>
+              </w:rPr>
+              <w:t>Chỉ mở Web Ports (80, 443) trong giờ làm việc</w:t>
+            </w:r>
+          </w:p>
+        </w:tc>
+        <w:tc>
+          <w:tcPr>
+            <w:tcW w:w="1420" w:type="dxa"/>
+          </w:tcPr>
+          <w:p>
+            <w:pPr>
+              <w:numPr>
+                <w:ilvl w:val="0"/>
+                <w:numId w:val="0"/>
+              </w:numPr>
+              <w:spacing w:line="360" w:lineRule="auto"/>
+              <w:jc w:val="both"/>
+              <w:rPr>
+                <w:rFonts w:hint="default" w:ascii="Times New Roman" w:hAnsi="Times New Roman" w:eastAsia="SimSun" w:cs="Times New Roman"/>
+                <w:sz w:val="26"/>
+                <w:szCs w:val="26"/>
+                <w:vertAlign w:val="baseline"/>
+                <w:lang w:val="en-US"/>
+              </w:rPr>
+            </w:pPr>
+            <w:r>
+              <w:rPr>
+                <w:rFonts w:hint="default" w:ascii="Times New Roman" w:hAnsi="Times New Roman" w:eastAsia="SimSun" w:cs="Times New Roman"/>
+                <w:sz w:val="26"/>
+                <w:szCs w:val="26"/>
+              </w:rPr>
+              <w:t>Đúng thiết kế</w:t>
+            </w:r>
+          </w:p>
+        </w:tc>
+        <w:tc>
+          <w:tcPr>
+            <w:tcW w:w="1420" w:type="dxa"/>
+            <w:vAlign w:val="top"/>
+          </w:tcPr>
+          <w:p>
+            <w:pPr>
+              <w:numPr>
+                <w:ilvl w:val="0"/>
+                <w:numId w:val="0"/>
+              </w:numPr>
+              <w:spacing w:line="360" w:lineRule="auto"/>
+              <w:ind w:left="0" w:leftChars="0" w:firstLine="0" w:firstLineChars="0"/>
+              <w:jc w:val="both"/>
+              <w:rPr>
+                <w:rFonts w:hint="default" w:ascii="Times New Roman" w:hAnsi="Times New Roman" w:eastAsia="SimSun" w:cs="Times New Roman"/>
+                <w:sz w:val="26"/>
+                <w:szCs w:val="26"/>
+                <w:vertAlign w:val="baseline"/>
+                <w:lang w:val="en-US"/>
+              </w:rPr>
+            </w:pPr>
+            <w:r>
+              <w:rPr>
+                <w:rFonts w:hint="default" w:ascii="Times New Roman" w:hAnsi="Times New Roman" w:eastAsia="SimSun" w:cs="Times New Roman"/>
+                <w:sz w:val="26"/>
+                <w:szCs w:val="26"/>
+                <w:vertAlign w:val="baseline"/>
+                <w:lang w:val="en-US"/>
+              </w:rPr>
+              <w:t xml:space="preserve">Có </w:t>
+            </w:r>
+          </w:p>
+        </w:tc>
+        <w:tc>
+          <w:tcPr>
+            <w:tcW w:w="1421" w:type="dxa"/>
+            <w:vAlign w:val="top"/>
+          </w:tcPr>
+          <w:p>
+            <w:pPr>
+              <w:numPr>
+                <w:ilvl w:val="0"/>
+                <w:numId w:val="0"/>
+              </w:numPr>
+              <w:spacing w:line="360" w:lineRule="auto"/>
+              <w:ind w:left="0" w:leftChars="0" w:firstLine="0" w:firstLineChars="0"/>
+              <w:jc w:val="both"/>
+              <w:rPr>
+                <w:rFonts w:hint="default" w:ascii="Times New Roman" w:hAnsi="Times New Roman" w:eastAsia="SimSun" w:cs="Times New Roman"/>
+                <w:sz w:val="26"/>
+                <w:szCs w:val="26"/>
+                <w:vertAlign w:val="baseline"/>
+                <w:lang w:val="en-US"/>
+              </w:rPr>
+            </w:pPr>
+            <w:r>
+              <w:rPr>
+                <w:rFonts w:hint="default" w:ascii="Times New Roman" w:hAnsi="Times New Roman" w:eastAsia="SimSun" w:cs="Times New Roman"/>
+                <w:sz w:val="26"/>
+                <w:szCs w:val="26"/>
+                <w:vertAlign w:val="baseline"/>
+                <w:lang w:val="en-US"/>
+              </w:rPr>
+              <w:t>Có</w:t>
+            </w:r>
+          </w:p>
+        </w:tc>
+        <w:tc>
+          <w:tcPr>
+            <w:tcW w:w="1421" w:type="dxa"/>
+          </w:tcPr>
+          <w:p>
+            <w:pPr>
+              <w:numPr>
+                <w:ilvl w:val="0"/>
+                <w:numId w:val="0"/>
+              </w:numPr>
+              <w:spacing w:line="360" w:lineRule="auto"/>
+              <w:jc w:val="both"/>
+              <w:rPr>
+                <w:rFonts w:hint="default" w:ascii="Times New Roman" w:hAnsi="Times New Roman" w:eastAsia="SimSun" w:cs="Times New Roman"/>
+                <w:sz w:val="26"/>
+                <w:szCs w:val="26"/>
+                <w:vertAlign w:val="baseline"/>
+                <w:lang w:val="en-US"/>
+              </w:rPr>
+            </w:pPr>
+            <w:r>
+              <w:rPr>
+                <w:rFonts w:hint="default" w:ascii="Times New Roman" w:hAnsi="Times New Roman" w:eastAsia="SimSun" w:cs="Times New Roman"/>
+                <w:sz w:val="26"/>
+                <w:szCs w:val="26"/>
+              </w:rPr>
+              <w:t>Giới hạn duyệt web trong khung giờ WORK_HOURS thành công</w:t>
+            </w:r>
+          </w:p>
+        </w:tc>
+      </w:tr>
+      <w:tr>
+        <w:tblPrEx>
+          <w:tblBorders>
+            <w:top w:val="single" w:color="auto" w:sz="4" w:space="0"/>
+            <w:left w:val="single" w:color="auto" w:sz="4" w:space="0"/>
+            <w:bottom w:val="single" w:color="auto" w:sz="4" w:space="0"/>
+            <w:right w:val="single" w:color="auto" w:sz="4" w:space="0"/>
+            <w:insideH w:val="single" w:color="auto" w:sz="4" w:space="0"/>
+            <w:insideV w:val="single" w:color="auto" w:sz="4" w:space="0"/>
+          </w:tblBorders>
+          <w:tblCellMar>
+            <w:left w:w="108" w:type="dxa"/>
+            <w:right w:w="108" w:type="dxa"/>
+          </w:tblCellMar>
+        </w:tblPrEx>
+        <w:tc>
+          <w:tcPr>
+            <w:tcW w:w="1420" w:type="dxa"/>
+          </w:tcPr>
+          <w:p>
+            <w:pPr>
+              <w:numPr>
+                <w:ilvl w:val="0"/>
+                <w:numId w:val="0"/>
+              </w:numPr>
+              <w:spacing w:line="360" w:lineRule="auto"/>
+              <w:jc w:val="both"/>
+              <w:rPr>
+                <w:rFonts w:hint="default" w:ascii="Times New Roman" w:hAnsi="Times New Roman" w:eastAsia="SimSun" w:cs="Times New Roman"/>
+                <w:sz w:val="26"/>
+                <w:szCs w:val="26"/>
+              </w:rPr>
+            </w:pPr>
+            <w:r>
+              <w:rPr>
+                <w:rFonts w:hint="default" w:ascii="Times New Roman" w:hAnsi="Times New Roman" w:eastAsia="SimSun" w:cs="Times New Roman"/>
+                <w:sz w:val="26"/>
+                <w:szCs w:val="26"/>
+              </w:rPr>
+              <w:t>5. DMZ isolation</w:t>
+            </w:r>
+          </w:p>
+        </w:tc>
+        <w:tc>
+          <w:tcPr>
+            <w:tcW w:w="1420" w:type="dxa"/>
+          </w:tcPr>
+          <w:p>
+            <w:pPr>
+              <w:numPr>
+                <w:ilvl w:val="0"/>
+                <w:numId w:val="0"/>
+              </w:numPr>
+              <w:spacing w:line="360" w:lineRule="auto"/>
+              <w:jc w:val="both"/>
+              <w:rPr>
+                <w:rFonts w:hint="default" w:ascii="Times New Roman" w:hAnsi="Times New Roman" w:eastAsia="SimSun" w:cs="Times New Roman"/>
+                <w:sz w:val="26"/>
+                <w:szCs w:val="26"/>
+                <w:vertAlign w:val="baseline"/>
+                <w:lang w:val="en-US"/>
+              </w:rPr>
+            </w:pPr>
+            <w:r>
+              <w:rPr>
+                <w:rFonts w:hint="default" w:ascii="Times New Roman" w:hAnsi="Times New Roman" w:eastAsia="SimSun" w:cs="Times New Roman"/>
+                <w:sz w:val="26"/>
+                <w:szCs w:val="26"/>
+              </w:rPr>
+              <w:t>DMZ không ping được sang LAN</w:t>
+            </w:r>
+          </w:p>
+        </w:tc>
+        <w:tc>
+          <w:tcPr>
+            <w:tcW w:w="1420" w:type="dxa"/>
+          </w:tcPr>
+          <w:p>
+            <w:pPr>
+              <w:numPr>
+                <w:ilvl w:val="0"/>
+                <w:numId w:val="0"/>
+              </w:numPr>
+              <w:spacing w:line="360" w:lineRule="auto"/>
+              <w:jc w:val="both"/>
+              <w:rPr>
+                <w:rFonts w:hint="default" w:ascii="Times New Roman" w:hAnsi="Times New Roman" w:eastAsia="SimSun" w:cs="Times New Roman"/>
+                <w:sz w:val="26"/>
+                <w:szCs w:val="26"/>
+                <w:vertAlign w:val="baseline"/>
+                <w:lang w:val="en-US"/>
+              </w:rPr>
+            </w:pPr>
+            <w:r>
+              <w:rPr>
+                <w:rFonts w:hint="default" w:ascii="Times New Roman" w:hAnsi="Times New Roman" w:eastAsia="SimSun" w:cs="Times New Roman"/>
+                <w:sz w:val="26"/>
+                <w:szCs w:val="26"/>
+              </w:rPr>
+              <w:t>Ping bị timeout (100% loss)</w:t>
+            </w:r>
+          </w:p>
+        </w:tc>
+        <w:tc>
+          <w:tcPr>
+            <w:tcW w:w="1420" w:type="dxa"/>
+          </w:tcPr>
+          <w:p>
+            <w:pPr>
+              <w:numPr>
+                <w:ilvl w:val="0"/>
+                <w:numId w:val="0"/>
+              </w:numPr>
+              <w:spacing w:line="360" w:lineRule="auto"/>
+              <w:jc w:val="both"/>
+              <w:rPr>
+                <w:rFonts w:hint="default" w:ascii="Times New Roman" w:hAnsi="Times New Roman" w:eastAsia="SimSun" w:cs="Times New Roman"/>
+                <w:sz w:val="26"/>
+                <w:szCs w:val="26"/>
+                <w:vertAlign w:val="baseline"/>
+                <w:lang w:val="en-US"/>
+              </w:rPr>
+            </w:pPr>
+          </w:p>
+        </w:tc>
+        <w:tc>
+          <w:tcPr>
+            <w:tcW w:w="1421" w:type="dxa"/>
+          </w:tcPr>
+          <w:p>
+            <w:pPr>
+              <w:numPr>
+                <w:ilvl w:val="0"/>
+                <w:numId w:val="0"/>
+              </w:numPr>
+              <w:spacing w:line="360" w:lineRule="auto"/>
+              <w:jc w:val="both"/>
+              <w:rPr>
+                <w:rFonts w:hint="default" w:ascii="Times New Roman" w:hAnsi="Times New Roman" w:eastAsia="SimSun" w:cs="Times New Roman"/>
+                <w:sz w:val="26"/>
+                <w:szCs w:val="26"/>
+                <w:vertAlign w:val="baseline"/>
+                <w:lang w:val="en-US"/>
+              </w:rPr>
+            </w:pPr>
+          </w:p>
+        </w:tc>
+        <w:tc>
+          <w:tcPr>
+            <w:tcW w:w="1421" w:type="dxa"/>
+          </w:tcPr>
+          <w:p>
+            <w:pPr>
+              <w:numPr>
+                <w:ilvl w:val="0"/>
+                <w:numId w:val="0"/>
+              </w:numPr>
+              <w:spacing w:line="360" w:lineRule="auto"/>
+              <w:jc w:val="both"/>
+              <w:rPr>
+                <w:rFonts w:hint="default" w:ascii="Times New Roman" w:hAnsi="Times New Roman" w:eastAsia="SimSun" w:cs="Times New Roman"/>
+                <w:sz w:val="26"/>
+                <w:szCs w:val="26"/>
+                <w:vertAlign w:val="baseline"/>
+                <w:lang w:val="en-US"/>
+              </w:rPr>
+            </w:pPr>
+            <w:r>
+              <w:rPr>
+                <w:rFonts w:hint="default" w:ascii="Times New Roman" w:hAnsi="Times New Roman" w:eastAsia="SimSun" w:cs="Times New Roman"/>
+                <w:sz w:val="26"/>
+                <w:szCs w:val="26"/>
+              </w:rPr>
+              <w:t>Rule trên interface DMZ chặn gói tin gửi ngược về LAN net.</w:t>
+            </w:r>
+          </w:p>
+        </w:tc>
+      </w:tr>
+      <w:tr>
+        <w:tblPrEx>
+          <w:tblBorders>
+            <w:top w:val="single" w:color="auto" w:sz="4" w:space="0"/>
+            <w:left w:val="single" w:color="auto" w:sz="4" w:space="0"/>
+            <w:bottom w:val="single" w:color="auto" w:sz="4" w:space="0"/>
+            <w:right w:val="single" w:color="auto" w:sz="4" w:space="0"/>
+            <w:insideH w:val="single" w:color="auto" w:sz="4" w:space="0"/>
+            <w:insideV w:val="single" w:color="auto" w:sz="4" w:space="0"/>
+          </w:tblBorders>
+          <w:tblCellMar>
+            <w:left w:w="108" w:type="dxa"/>
+            <w:right w:w="108" w:type="dxa"/>
+          </w:tblCellMar>
+        </w:tblPrEx>
+        <w:tc>
+          <w:tcPr>
+            <w:tcW w:w="1420" w:type="dxa"/>
+          </w:tcPr>
+          <w:p>
+            <w:pPr>
+              <w:numPr>
+                <w:ilvl w:val="0"/>
+                <w:numId w:val="0"/>
+              </w:numPr>
+              <w:spacing w:line="360" w:lineRule="auto"/>
+              <w:jc w:val="both"/>
+              <w:rPr>
+                <w:rFonts w:hint="default" w:ascii="Times New Roman" w:hAnsi="Times New Roman" w:eastAsia="SimSun" w:cs="Times New Roman"/>
+                <w:sz w:val="26"/>
+                <w:szCs w:val="26"/>
+              </w:rPr>
+            </w:pPr>
+            <w:r>
+              <w:rPr>
+                <w:rFonts w:hint="default" w:ascii="Times New Roman" w:hAnsi="Times New Roman" w:eastAsia="SimSun" w:cs="Times New Roman"/>
+                <w:sz w:val="26"/>
+                <w:szCs w:val="26"/>
+              </w:rPr>
+              <w:t>6–7. Reject/Log/State</w:t>
+            </w:r>
+          </w:p>
+        </w:tc>
+        <w:tc>
+          <w:tcPr>
+            <w:tcW w:w="1420" w:type="dxa"/>
+          </w:tcPr>
+          <w:p>
+            <w:pPr>
+              <w:numPr>
+                <w:ilvl w:val="0"/>
+                <w:numId w:val="0"/>
+              </w:numPr>
+              <w:spacing w:line="360" w:lineRule="auto"/>
+              <w:jc w:val="both"/>
+              <w:rPr>
+                <w:rFonts w:hint="default" w:ascii="Times New Roman" w:hAnsi="Times New Roman" w:eastAsia="SimSun" w:cs="Times New Roman"/>
+                <w:sz w:val="26"/>
+                <w:szCs w:val="26"/>
+                <w:vertAlign w:val="baseline"/>
+                <w:lang w:val="en-US"/>
+              </w:rPr>
+            </w:pPr>
+            <w:r>
+              <w:rPr>
+                <w:rFonts w:hint="default" w:ascii="Times New Roman" w:hAnsi="Times New Roman" w:eastAsia="SimSun" w:cs="Times New Roman"/>
+                <w:sz w:val="26"/>
+                <w:szCs w:val="26"/>
+              </w:rPr>
+              <w:t>Reject báo lỗi nhanh hơn Block, ghi đủ log</w:t>
+            </w:r>
+          </w:p>
+        </w:tc>
+        <w:tc>
+          <w:tcPr>
+            <w:tcW w:w="1420" w:type="dxa"/>
+          </w:tcPr>
+          <w:p>
+            <w:pPr>
+              <w:numPr>
+                <w:ilvl w:val="0"/>
+                <w:numId w:val="0"/>
+              </w:numPr>
+              <w:spacing w:line="360" w:lineRule="auto"/>
+              <w:jc w:val="both"/>
+              <w:rPr>
+                <w:rFonts w:hint="default" w:ascii="Times New Roman" w:hAnsi="Times New Roman" w:eastAsia="SimSun" w:cs="Times New Roman"/>
+                <w:sz w:val="26"/>
+                <w:szCs w:val="26"/>
+                <w:vertAlign w:val="baseline"/>
+                <w:lang w:val="en-US"/>
+              </w:rPr>
+            </w:pPr>
+            <w:r>
+              <w:rPr>
+                <w:rFonts w:hint="default" w:ascii="Times New Roman" w:hAnsi="Times New Roman" w:eastAsia="SimSun" w:cs="Times New Roman"/>
+                <w:sz w:val="26"/>
+                <w:szCs w:val="26"/>
+              </w:rPr>
+              <w:t>Reject phản hồi tức thì, log chi tiết</w:t>
+            </w:r>
+          </w:p>
+        </w:tc>
+        <w:tc>
+          <w:tcPr>
+            <w:tcW w:w="1420" w:type="dxa"/>
+          </w:tcPr>
+          <w:p>
+            <w:pPr>
+              <w:numPr>
+                <w:ilvl w:val="0"/>
+                <w:numId w:val="0"/>
+              </w:numPr>
+              <w:spacing w:line="360" w:lineRule="auto"/>
+              <w:jc w:val="both"/>
+              <w:rPr>
+                <w:rFonts w:hint="default" w:ascii="Times New Roman" w:hAnsi="Times New Roman" w:eastAsia="SimSun" w:cs="Times New Roman"/>
+                <w:sz w:val="26"/>
+                <w:szCs w:val="26"/>
+                <w:vertAlign w:val="baseline"/>
+                <w:lang w:val="en-US"/>
+              </w:rPr>
+            </w:pPr>
+          </w:p>
+        </w:tc>
+        <w:tc>
+          <w:tcPr>
+            <w:tcW w:w="1421" w:type="dxa"/>
+          </w:tcPr>
+          <w:p>
+            <w:pPr>
+              <w:numPr>
+                <w:ilvl w:val="0"/>
+                <w:numId w:val="0"/>
+              </w:numPr>
+              <w:spacing w:line="360" w:lineRule="auto"/>
+              <w:jc w:val="both"/>
+              <w:rPr>
+                <w:rFonts w:hint="default" w:ascii="Times New Roman" w:hAnsi="Times New Roman" w:eastAsia="SimSun" w:cs="Times New Roman"/>
+                <w:sz w:val="26"/>
+                <w:szCs w:val="26"/>
+                <w:vertAlign w:val="baseline"/>
+                <w:lang w:val="en-US"/>
+              </w:rPr>
+            </w:pPr>
+          </w:p>
+        </w:tc>
+        <w:tc>
+          <w:tcPr>
+            <w:tcW w:w="1421" w:type="dxa"/>
+          </w:tcPr>
+          <w:p>
+            <w:pPr>
+              <w:numPr>
+                <w:ilvl w:val="0"/>
+                <w:numId w:val="0"/>
+              </w:numPr>
+              <w:spacing w:line="360" w:lineRule="auto"/>
+              <w:jc w:val="both"/>
+              <w:rPr>
+                <w:rFonts w:hint="default" w:ascii="Times New Roman" w:hAnsi="Times New Roman" w:eastAsia="SimSun" w:cs="Times New Roman"/>
+                <w:sz w:val="26"/>
+                <w:szCs w:val="26"/>
+                <w:vertAlign w:val="baseline"/>
+                <w:lang w:val="en-US"/>
+              </w:rPr>
+            </w:pPr>
+            <w:r>
+              <w:rPr>
+                <w:rFonts w:hint="default" w:ascii="Times New Roman" w:hAnsi="Times New Roman" w:eastAsia="SimSun" w:cs="Times New Roman"/>
+                <w:sz w:val="26"/>
+                <w:szCs w:val="26"/>
+              </w:rPr>
+              <w:t>Phân biệt rõ TCP RST và Drop silent, quản lý tốt bảng States</w:t>
+            </w:r>
+          </w:p>
+        </w:tc>
+      </w:tr>
+    </w:tbl>
+    <w:p>
+      <w:pPr>
+        <w:numPr>
+          <w:ilvl w:val="0"/>
+          <w:numId w:val="2"/>
+        </w:numPr>
+        <w:spacing w:line="360" w:lineRule="auto"/>
+        <w:jc w:val="both"/>
+        <w:rPr>
+          <w:rFonts w:hint="default" w:ascii="Times New Roman" w:hAnsi="Times New Roman" w:eastAsia="SimSun" w:cs="Times New Roman"/>
+          <w:b/>
+          <w:bCs/>
+          <w:sz w:val="26"/>
+          <w:szCs w:val="26"/>
+        </w:rPr>
+      </w:pPr>
+      <w:r>
+        <w:rPr>
+          <w:rFonts w:hint="default" w:ascii="Times New Roman" w:hAnsi="Times New Roman" w:eastAsia="SimSun" w:cs="Times New Roman"/>
+          <w:b/>
+          <w:bCs/>
+          <w:sz w:val="26"/>
+          <w:szCs w:val="26"/>
+        </w:rPr>
+        <w:t>Vì sao LAB 6 phải dùng topology riêng thay vì tiếp tục sử dụng trực tiếp topology LAB 5?</w:t>
+      </w:r>
+    </w:p>
+    <w:p>
+      <w:pPr>
+        <w:numPr>
+          <w:numId w:val="0"/>
+        </w:numPr>
+        <w:spacing w:line="360" w:lineRule="auto"/>
+        <w:jc w:val="both"/>
+        <w:rPr>
+          <w:rFonts w:hint="default" w:ascii="Times New Roman" w:hAnsi="Times New Roman" w:eastAsia="SimSun" w:cs="Times New Roman"/>
+          <w:sz w:val="26"/>
+          <w:szCs w:val="26"/>
+        </w:rPr>
+      </w:pPr>
+      <w:r>
+        <w:rPr>
+          <w:rFonts w:hint="default" w:ascii="Times New Roman" w:hAnsi="Times New Roman" w:eastAsia="SimSun" w:cs="Times New Roman"/>
+          <w:sz w:val="26"/>
+          <w:szCs w:val="26"/>
+        </w:rPr>
+        <w:t>Trả lời: LAB 6 yêu cầu tích hợp xác thực danh tính người dùng qua Active Directory (LDAP) và phân định quyền truy cập theo từng IP máy trạm/nhóm người dùng với các khung giờ (Schedule) và dịch vụ mô phỏng riêng biệt (Nginx virtual hosts trên DMZ). Topology riêng giúp thiết lập chuẩn dải mạng LAN (10.6.0.0/24) và DMZ (172.16.6.0/24), tránh xung đột địa chỉ IP và các ruleset cũ của LAB 5</w:t>
+      </w:r>
+    </w:p>
+    <w:p>
+      <w:pPr>
+        <w:numPr>
+          <w:ilvl w:val="0"/>
+          <w:numId w:val="2"/>
+        </w:numPr>
+        <w:spacing w:line="360" w:lineRule="auto"/>
+        <w:ind w:left="0" w:leftChars="0" w:firstLine="0" w:firstLineChars="0"/>
+        <w:jc w:val="both"/>
+        <w:rPr>
+          <w:rFonts w:hint="default" w:ascii="Times New Roman" w:hAnsi="Times New Roman" w:eastAsia="SimSun" w:cs="Times New Roman"/>
+          <w:b/>
+          <w:bCs/>
+          <w:sz w:val="26"/>
+          <w:szCs w:val="26"/>
+        </w:rPr>
+      </w:pPr>
+      <w:r>
+        <w:rPr>
+          <w:rFonts w:hint="default" w:ascii="Times New Roman" w:hAnsi="Times New Roman" w:eastAsia="SimSun" w:cs="Times New Roman"/>
+          <w:b/>
+          <w:bCs/>
+          <w:sz w:val="26"/>
+          <w:szCs w:val="26"/>
+        </w:rPr>
+        <w:t>LDAP được dùng cho chức năng nào trên pfSense? Firewall rule chuẩn có thể dùng username AD làm Source trực tiếp không?</w:t>
+      </w:r>
+    </w:p>
+    <w:p>
+      <w:pPr>
+        <w:numPr>
+          <w:numId w:val="0"/>
+        </w:numPr>
+        <w:spacing w:line="360" w:lineRule="auto"/>
+        <w:ind w:leftChars="0"/>
+        <w:jc w:val="both"/>
+        <w:rPr>
+          <w:rFonts w:hint="default" w:ascii="Times New Roman" w:hAnsi="Times New Roman" w:eastAsia="SimSun" w:cs="Times New Roman"/>
+          <w:sz w:val="26"/>
+          <w:szCs w:val="26"/>
+        </w:rPr>
+      </w:pPr>
+      <w:r>
+        <w:rPr>
+          <w:rFonts w:hint="default" w:ascii="Times New Roman" w:hAnsi="Times New Roman" w:eastAsia="SimSun" w:cs="Times New Roman"/>
+          <w:sz w:val="26"/>
+          <w:szCs w:val="26"/>
+          <w:lang w:val="en-US"/>
+        </w:rPr>
+        <w:t xml:space="preserve">- </w:t>
+      </w:r>
+      <w:r>
+        <w:rPr>
+          <w:rFonts w:hint="default" w:ascii="Times New Roman" w:hAnsi="Times New Roman" w:eastAsia="SimSun" w:cs="Times New Roman"/>
+          <w:sz w:val="26"/>
+          <w:szCs w:val="26"/>
+        </w:rPr>
+        <w:t xml:space="preserve">LDAP trên pfSense được dùng làm cơ chế xác thực tập trung (Authentication Server) cho dịch vụ Captive Portal và đăng nhập quản trị WebGUI.   </w:t>
+      </w:r>
+    </w:p>
+    <w:p>
+      <w:pPr>
+        <w:numPr>
+          <w:numId w:val="0"/>
+        </w:numPr>
+        <w:spacing w:line="360" w:lineRule="auto"/>
+        <w:ind w:leftChars="0"/>
+        <w:jc w:val="both"/>
+        <w:rPr>
+          <w:rFonts w:hint="default" w:ascii="Times New Roman" w:hAnsi="Times New Roman" w:eastAsia="SimSun" w:cs="Times New Roman"/>
+          <w:sz w:val="26"/>
+          <w:szCs w:val="26"/>
+        </w:rPr>
+      </w:pPr>
+      <w:r>
+        <w:rPr>
+          <w:rFonts w:hint="default" w:ascii="Times New Roman" w:hAnsi="Times New Roman" w:eastAsia="SimSun" w:cs="Times New Roman"/>
+          <w:sz w:val="26"/>
+          <w:szCs w:val="26"/>
+          <w:lang w:val="en-US"/>
+        </w:rPr>
+        <w:t xml:space="preserve">- </w:t>
+      </w:r>
+      <w:r>
+        <w:rPr>
+          <w:rFonts w:hint="default" w:ascii="Times New Roman" w:hAnsi="Times New Roman" w:eastAsia="SimSun" w:cs="Times New Roman"/>
+          <w:sz w:val="26"/>
+          <w:szCs w:val="26"/>
+        </w:rPr>
+        <w:t>Không. Firewall rule tiêu chuẩn (Layer 3/Layer 4) của pfSense chỉ lọc gói tin dựa trên địa chỉ IP, Subnet, Alias hoặc Port chứ không thể dùng trực tiếp Username AD làm Source. Danh tính người dùng được kiểm soát gián tiếp thông qua việc người dùng xác thực trên Captive Portal để mở quyền cho IP máy đó truy cập</w:t>
+      </w:r>
+    </w:p>
+    <w:p>
+      <w:pPr>
+        <w:numPr>
+          <w:ilvl w:val="0"/>
+          <w:numId w:val="2"/>
+        </w:numPr>
+        <w:spacing w:line="360" w:lineRule="auto"/>
+        <w:ind w:left="0" w:leftChars="0" w:firstLine="0" w:firstLineChars="0"/>
+        <w:jc w:val="both"/>
+        <w:rPr>
+          <w:rFonts w:hint="default" w:ascii="Times New Roman" w:hAnsi="Times New Roman" w:eastAsia="SimSun" w:cs="Times New Roman"/>
+          <w:b/>
+          <w:bCs/>
+          <w:sz w:val="26"/>
+          <w:szCs w:val="26"/>
+        </w:rPr>
+      </w:pPr>
+      <w:r>
+        <w:rPr>
+          <w:rFonts w:hint="default" w:ascii="Times New Roman" w:hAnsi="Times New Roman" w:eastAsia="SimSun" w:cs="Times New Roman"/>
+          <w:b/>
+          <w:bCs/>
+          <w:sz w:val="26"/>
+          <w:szCs w:val="26"/>
+        </w:rPr>
+        <w:t>Vì sao Captive Portal được đặt trên LAN nhưng WebGUI quản trị lại tách sang MGMT?</w:t>
+      </w:r>
+    </w:p>
+    <w:p>
+      <w:pPr>
+        <w:numPr>
+          <w:numId w:val="0"/>
+        </w:numPr>
+        <w:spacing w:line="360" w:lineRule="auto"/>
+        <w:ind w:leftChars="0"/>
+        <w:jc w:val="both"/>
+        <w:rPr>
+          <w:rFonts w:hint="default" w:ascii="Times New Roman" w:hAnsi="Times New Roman" w:eastAsia="SimSun" w:cs="Times New Roman"/>
+          <w:sz w:val="26"/>
+          <w:szCs w:val="26"/>
+        </w:rPr>
+      </w:pPr>
+      <w:r>
+        <w:rPr>
+          <w:rFonts w:hint="default" w:ascii="Times New Roman" w:hAnsi="Times New Roman" w:eastAsia="SimSun" w:cs="Times New Roman"/>
+          <w:sz w:val="26"/>
+          <w:szCs w:val="26"/>
+        </w:rPr>
+        <w:t>Nhằm tuân thủ nguyên tắc cách ly an toàn thông tin (Out-of-Band Management). Captive Portal là dịch vụ công cộng dành cho người dùng mạng LAN xác thực, trong khi giao diện WebGUI quản trị chứa quyền cấu hình hệ thống cao nhất nên phải được cô lập hoàn toàn trên vùng mạng MGMT để ngăn chặn người dùng mạng LAN dò quét cổng hoặc tấn công khai thác dịch vụ quản trị.</w:t>
+      </w:r>
+    </w:p>
+    <w:p>
+      <w:pPr>
+        <w:numPr>
+          <w:ilvl w:val="0"/>
+          <w:numId w:val="2"/>
+        </w:numPr>
+        <w:spacing w:line="360" w:lineRule="auto"/>
+        <w:ind w:left="0" w:leftChars="0" w:firstLine="0" w:firstLineChars="0"/>
+        <w:jc w:val="both"/>
+        <w:rPr>
+          <w:rFonts w:hint="default" w:ascii="Times New Roman" w:hAnsi="Times New Roman" w:eastAsia="SimSun" w:cs="Times New Roman"/>
+          <w:sz w:val="26"/>
+          <w:szCs w:val="26"/>
+        </w:rPr>
+      </w:pPr>
+      <w:r>
+        <w:rPr>
+          <w:rFonts w:hint="default" w:ascii="Times New Roman" w:hAnsi="Times New Roman" w:eastAsia="SimSun" w:cs="Times New Roman"/>
+          <w:b/>
+          <w:bCs/>
+          <w:sz w:val="26"/>
+          <w:szCs w:val="26"/>
+        </w:rPr>
+        <w:t>Search Scope Entire Subtree có ý nghĩa gì khi pfSense truy vấn Active Directory</w:t>
+      </w:r>
+      <w:r>
+        <w:rPr>
+          <w:rFonts w:hint="default" w:ascii="Times New Roman" w:hAnsi="Times New Roman" w:eastAsia="SimSun" w:cs="Times New Roman"/>
+          <w:sz w:val="26"/>
+          <w:szCs w:val="26"/>
+        </w:rPr>
+        <w:t>?</w:t>
+      </w:r>
+    </w:p>
+    <w:p>
+      <w:pPr>
+        <w:numPr>
+          <w:numId w:val="0"/>
+        </w:numPr>
+        <w:spacing w:line="360" w:lineRule="auto"/>
+        <w:ind w:leftChars="0" w:firstLine="720" w:firstLineChars="0"/>
+        <w:jc w:val="both"/>
+        <w:rPr>
+          <w:rFonts w:hint="default" w:ascii="Times New Roman" w:hAnsi="Times New Roman" w:eastAsia="SimSun" w:cs="Times New Roman"/>
+          <w:sz w:val="26"/>
+          <w:szCs w:val="26"/>
+        </w:rPr>
+      </w:pPr>
+      <w:r>
+        <w:rPr>
+          <w:rFonts w:hint="default" w:ascii="Times New Roman" w:hAnsi="Times New Roman" w:eastAsia="SimSun" w:cs="Times New Roman"/>
+          <w:sz w:val="26"/>
+          <w:szCs w:val="26"/>
+        </w:rPr>
+        <w:t>Có nghĩa là pfSense sẽ tìm kiếm đệ quy toàn bộ từ thư mục gốc (Base DN/Authentication Containers) xuống tất cả các nhánh con, OU con cấp dưới. Nhờ đó, nếu các tài khoản người dùng được phân bổ rải rác trong nhiều OU lồng nhau thì pfSense vẫn quét và xác thực được mà không bị sót</w:t>
+      </w:r>
+    </w:p>
+    <w:p>
+      <w:pPr>
+        <w:numPr>
+          <w:ilvl w:val="0"/>
+          <w:numId w:val="2"/>
+        </w:numPr>
+        <w:spacing w:line="360" w:lineRule="auto"/>
+        <w:ind w:left="0" w:leftChars="0" w:firstLine="0" w:firstLineChars="0"/>
+        <w:jc w:val="both"/>
+        <w:rPr>
+          <w:rFonts w:hint="default" w:ascii="Times New Roman" w:hAnsi="Times New Roman" w:eastAsia="SimSun" w:cs="Times New Roman"/>
+          <w:b/>
+          <w:bCs/>
+          <w:sz w:val="26"/>
+          <w:szCs w:val="26"/>
+        </w:rPr>
+      </w:pPr>
+      <w:r>
+        <w:rPr>
+          <w:rFonts w:hint="default" w:ascii="Times New Roman" w:hAnsi="Times New Roman" w:eastAsia="SimSun" w:cs="Times New Roman"/>
+          <w:b/>
+          <w:bCs/>
+          <w:sz w:val="26"/>
+          <w:szCs w:val="26"/>
+        </w:rPr>
+        <w:t>Tại sao nên dùng service account thay vì Domain Administrator làm LDAP bind?</w:t>
+      </w:r>
+    </w:p>
+    <w:p>
+      <w:pPr>
+        <w:numPr>
+          <w:numId w:val="0"/>
+        </w:numPr>
+        <w:spacing w:line="360" w:lineRule="auto"/>
+        <w:ind w:leftChars="0"/>
+        <w:jc w:val="both"/>
+        <w:rPr>
+          <w:rFonts w:hint="default" w:ascii="Times New Roman" w:hAnsi="Times New Roman" w:eastAsia="SimSun" w:cs="Times New Roman"/>
+          <w:sz w:val="26"/>
+          <w:szCs w:val="26"/>
+        </w:rPr>
+      </w:pPr>
+      <w:r>
+        <w:rPr>
+          <w:rFonts w:hint="default" w:ascii="Times New Roman" w:hAnsi="Times New Roman" w:eastAsia="SimSun" w:cs="Times New Roman"/>
+          <w:sz w:val="26"/>
+          <w:szCs w:val="26"/>
+        </w:rPr>
+        <w:t>Theo nguyên tắc đặc quyền tối thiểu (Least Privilege). pfSense chỉ cần quyền đọc (Read-only) các thuộc tính người dùng trong Active Directory để xác thực. Nếu dùng Domain Administrator, nếu cấu hình pfSense bị lộ thì toàn bộ hệ thống AD sẽ bị kiểm soát hoàn toàn. Dùng tài khoản thường svc_pfsense_ldap giúp giảm thiểu tối đa rủi ro bảo mật.</w:t>
+      </w:r>
+    </w:p>
+    <w:p>
+      <w:pPr>
+        <w:numPr>
+          <w:ilvl w:val="0"/>
+          <w:numId w:val="2"/>
+        </w:numPr>
+        <w:spacing w:line="360" w:lineRule="auto"/>
+        <w:ind w:left="0" w:leftChars="0" w:firstLine="0" w:firstLineChars="0"/>
+        <w:jc w:val="both"/>
+        <w:rPr>
+          <w:rFonts w:hint="default" w:ascii="Times New Roman" w:hAnsi="Times New Roman" w:eastAsia="SimSun" w:cs="Times New Roman"/>
+          <w:b/>
+          <w:bCs/>
+          <w:sz w:val="26"/>
+          <w:szCs w:val="26"/>
+        </w:rPr>
+      </w:pPr>
+      <w:r>
+        <w:rPr>
+          <w:rFonts w:hint="default" w:ascii="Times New Roman" w:hAnsi="Times New Roman" w:eastAsia="SimSun" w:cs="Times New Roman"/>
+          <w:b/>
+          <w:bCs/>
+          <w:sz w:val="26"/>
+          <w:szCs w:val="26"/>
+        </w:rPr>
+        <w:t>Trong Kịch bản 3, vì sao cần một rule Block SOCIAL_SITE nằm dưới rule Pass có Schedule?</w:t>
+      </w:r>
+    </w:p>
+    <w:p>
+      <w:pPr>
+        <w:numPr>
+          <w:numId w:val="0"/>
+        </w:numPr>
+        <w:spacing w:line="360" w:lineRule="auto"/>
+        <w:ind w:leftChars="0" w:firstLine="720" w:firstLineChars="0"/>
+        <w:jc w:val="both"/>
+        <w:rPr>
+          <w:rFonts w:hint="default" w:ascii="Times New Roman" w:hAnsi="Times New Roman" w:eastAsia="SimSun" w:cs="Times New Roman"/>
+          <w:sz w:val="26"/>
+          <w:szCs w:val="26"/>
+        </w:rPr>
+      </w:pPr>
+      <w:r>
+        <w:rPr>
+          <w:rFonts w:hint="default" w:ascii="Times New Roman" w:hAnsi="Times New Roman" w:eastAsia="SimSun" w:cs="Times New Roman"/>
+          <w:sz w:val="26"/>
+          <w:szCs w:val="26"/>
+        </w:rPr>
+        <w:t>Khi một rule có gắn Schedule hết hiệu lực (Inactive ngoài khung giờ), pfSense sẽ tự động bỏ qua (vô hiệu hóa tạm thời) rule đó và xét tiếp các rule nằm phía dưới. Do đó, bắt buộc phải có một rule Block SOCIAL_SITE ngay bên dưới để bắt và chặn toàn bộ lưu lượng phát sinh khi lịch của rule Pass hết giờ.</w:t>
+      </w:r>
+    </w:p>
+    <w:p>
+      <w:pPr>
+        <w:numPr>
+          <w:ilvl w:val="0"/>
+          <w:numId w:val="2"/>
+        </w:numPr>
+        <w:spacing w:line="360" w:lineRule="auto"/>
+        <w:ind w:left="0" w:leftChars="0" w:firstLine="0" w:firstLineChars="0"/>
+        <w:jc w:val="both"/>
+        <w:rPr>
+          <w:rFonts w:hint="default" w:ascii="Times New Roman" w:hAnsi="Times New Roman" w:eastAsia="SimSun" w:cs="Times New Roman"/>
+          <w:b/>
+          <w:bCs/>
+          <w:sz w:val="26"/>
+          <w:szCs w:val="26"/>
+        </w:rPr>
+      </w:pPr>
+      <w:r>
+        <w:rPr>
+          <w:rFonts w:hint="default" w:ascii="Times New Roman" w:hAnsi="Times New Roman" w:eastAsia="SimSun" w:cs="Times New Roman"/>
+          <w:b/>
+          <w:bCs/>
+          <w:sz w:val="26"/>
+          <w:szCs w:val="26"/>
+        </w:rPr>
+        <w:t>Vì sao Client-A/B dùng DNS 10.6.0.10 nhưng rule Internet của client không cần cho DNS tới 10.6.0.10?</w:t>
+      </w:r>
+    </w:p>
+    <w:p>
+      <w:pPr>
+        <w:numPr>
+          <w:numId w:val="0"/>
+        </w:numPr>
+        <w:spacing w:line="360" w:lineRule="auto"/>
+        <w:ind w:firstLine="720" w:firstLineChars="0"/>
+        <w:jc w:val="both"/>
+        <w:rPr>
+          <w:rFonts w:hint="default" w:ascii="Times New Roman" w:hAnsi="Times New Roman" w:eastAsia="SimSun" w:cs="Times New Roman"/>
+          <w:sz w:val="26"/>
+          <w:szCs w:val="26"/>
+        </w:rPr>
+      </w:pPr>
+      <w:r>
+        <w:rPr>
+          <w:rFonts w:hint="default" w:ascii="Times New Roman" w:hAnsi="Times New Roman" w:eastAsia="SimSun" w:cs="Times New Roman"/>
+          <w:sz w:val="26"/>
+          <w:szCs w:val="26"/>
+        </w:rPr>
+        <w:t>Vì cả máy Client-A/B (10.6.0.21, 10.6.0.22) và máy Domain Controller DNS (10.6.0.10) đều nằm chung trong cùng một dải mạng con LAN (10.6.0.0/24). Lưu lượng trao đổi giữa các máy trong cùng một subnet diễn ra trực tiếp qua switch ảo (Layer 2) bằng địa chỉ MAC, không cần định tuyến qua Default Gateway nên không đi qua Firewall pfSense.</w:t>
+      </w:r>
+    </w:p>
+    <w:p>
+      <w:pPr>
+        <w:numPr>
+          <w:ilvl w:val="0"/>
+          <w:numId w:val="2"/>
+        </w:numPr>
+        <w:spacing w:line="360" w:lineRule="auto"/>
+        <w:ind w:left="0" w:leftChars="0" w:firstLine="0" w:firstLineChars="0"/>
+        <w:jc w:val="both"/>
+        <w:rPr>
+          <w:rFonts w:hint="default" w:ascii="Times New Roman" w:hAnsi="Times New Roman" w:eastAsia="SimSun" w:cs="Times New Roman"/>
+          <w:b/>
+          <w:bCs/>
+          <w:sz w:val="26"/>
+          <w:szCs w:val="26"/>
+        </w:rPr>
+      </w:pPr>
+      <w:r>
+        <w:rPr>
+          <w:rFonts w:hint="default" w:ascii="Times New Roman" w:hAnsi="Times New Roman" w:eastAsia="SimSun" w:cs="Times New Roman"/>
+          <w:b/>
+          <w:bCs/>
+          <w:sz w:val="26"/>
+          <w:szCs w:val="26"/>
+        </w:rPr>
+        <w:t>Giải thích first-match bằng một ví dụ cụ thể trong ruleset tổng hợp.</w:t>
+      </w:r>
+    </w:p>
+    <w:p>
+      <w:pPr>
+        <w:numPr>
+          <w:numId w:val="0"/>
+        </w:numPr>
+        <w:spacing w:line="360" w:lineRule="auto"/>
+        <w:ind w:leftChars="0"/>
+        <w:jc w:val="both"/>
+        <w:rPr>
+          <w:rFonts w:hint="default" w:ascii="Times New Roman" w:hAnsi="Times New Roman" w:eastAsia="SimSun" w:cs="Times New Roman"/>
+          <w:sz w:val="26"/>
+          <w:szCs w:val="26"/>
+        </w:rPr>
+      </w:pPr>
+      <w:r>
+        <w:rPr>
+          <w:rFonts w:hint="default" w:ascii="Times New Roman" w:hAnsi="Times New Roman" w:eastAsia="SimSun" w:cs="Times New Roman"/>
+          <w:sz w:val="26"/>
+          <w:szCs w:val="26"/>
+          <w:lang w:val="en-US"/>
+        </w:rPr>
+        <w:t xml:space="preserve">- </w:t>
+      </w:r>
+      <w:r>
+        <w:rPr>
+          <w:rFonts w:hint="default" w:ascii="Times New Roman" w:hAnsi="Times New Roman" w:eastAsia="SimSun" w:cs="Times New Roman"/>
+          <w:sz w:val="26"/>
+          <w:szCs w:val="26"/>
+        </w:rPr>
+        <w:t xml:space="preserve">Ví dụ: Client-A (10.6.0.21) vừa thuộc diện cấm truy cập Job Site (Rule 1), vừa thuộc nhóm POLICY_CLIENTS được phép vào Web trong giờ làm việc (Rule 6).   </w:t>
+      </w:r>
+    </w:p>
+    <w:p>
+      <w:pPr>
+        <w:numPr>
+          <w:numId w:val="0"/>
+        </w:numPr>
+        <w:spacing w:line="360" w:lineRule="auto"/>
+        <w:ind w:leftChars="0"/>
+        <w:jc w:val="both"/>
+        <w:rPr>
+          <w:rFonts w:hint="default" w:ascii="Times New Roman" w:hAnsi="Times New Roman" w:eastAsia="SimSun" w:cs="Times New Roman"/>
+          <w:sz w:val="26"/>
+          <w:szCs w:val="26"/>
+        </w:rPr>
+      </w:pPr>
+      <w:r>
+        <w:rPr>
+          <w:rFonts w:hint="default" w:ascii="Times New Roman" w:hAnsi="Times New Roman" w:eastAsia="SimSun" w:cs="Times New Roman"/>
+          <w:sz w:val="26"/>
+          <w:szCs w:val="26"/>
+          <w:lang w:val="en-US"/>
+        </w:rPr>
+        <w:t xml:space="preserve">- </w:t>
+      </w:r>
+      <w:r>
+        <w:rPr>
+          <w:rFonts w:hint="default" w:ascii="Times New Roman" w:hAnsi="Times New Roman" w:eastAsia="SimSun" w:cs="Times New Roman"/>
+          <w:sz w:val="26"/>
+          <w:szCs w:val="26"/>
+        </w:rPr>
+        <w:t xml:space="preserve">Cơ chế: Khi Client-A truy cập 172.16.6.20:80, pfSense quét rule từ trên xuống dưới. Gói tin gặp Rule 1 (Block CLIENT_A → JOB_SITE) đầu tiên, khớp điều kiện ngay lập tức nên bị chặn và ghi log luôn. pfSense dừng quét và không bao giờ xét tới Rule 6 bên dưới.   </w:t>
+      </w:r>
+    </w:p>
+    <w:p>
+      <w:pPr>
+        <w:numPr>
+          <w:ilvl w:val="0"/>
+          <w:numId w:val="2"/>
+        </w:numPr>
+        <w:spacing w:line="360" w:lineRule="auto"/>
+        <w:ind w:left="0" w:leftChars="0" w:firstLine="0" w:firstLineChars="0"/>
+        <w:jc w:val="both"/>
+        <w:rPr>
+          <w:rFonts w:hint="default" w:ascii="Times New Roman" w:hAnsi="Times New Roman" w:eastAsia="SimSun" w:cs="Times New Roman"/>
+          <w:b/>
+          <w:bCs/>
+          <w:sz w:val="26"/>
+          <w:szCs w:val="26"/>
+        </w:rPr>
+      </w:pPr>
+      <w:r>
+        <w:rPr>
+          <w:rFonts w:hint="default" w:ascii="Times New Roman" w:hAnsi="Times New Roman" w:eastAsia="SimSun" w:cs="Times New Roman"/>
+          <w:b/>
+          <w:bCs/>
+          <w:sz w:val="26"/>
+          <w:szCs w:val="26"/>
+        </w:rPr>
+        <w:t>Vì sao sau khi đổi rule cần tạo kết nối mới hoặc Reset States?</w:t>
+      </w:r>
+    </w:p>
+    <w:p>
+      <w:pPr>
+        <w:numPr>
+          <w:numId w:val="0"/>
+        </w:numPr>
+        <w:spacing w:line="360" w:lineRule="auto"/>
+        <w:ind w:leftChars="0"/>
+        <w:jc w:val="both"/>
+        <w:rPr>
+          <w:rFonts w:hint="default" w:ascii="Times New Roman" w:hAnsi="Times New Roman" w:eastAsia="SimSun" w:cs="Times New Roman"/>
+          <w:sz w:val="26"/>
+          <w:szCs w:val="26"/>
+        </w:rPr>
+      </w:pPr>
+      <w:r>
+        <w:rPr>
+          <w:rFonts w:hint="default" w:ascii="Times New Roman" w:hAnsi="Times New Roman" w:eastAsia="SimSun" w:cs="Times New Roman"/>
+          <w:sz w:val="26"/>
+          <w:szCs w:val="26"/>
+        </w:rPr>
+        <w:t>pfSense là tường lửa theo dõi trạng thái (Stateful Firewall). Khi một kết nối đã được cho phép (Pass), một bản ghi sẽ được lưu vào bảng trạng thái (State Table). Các gói tin tiếp theo của luồng này sẽ đi qua dựa trên State Table mà không cần đối chiếu lại ruleset. Do đó, khi đổi luật sang Block, nếu không Reset States hoặc tạo kết nối mới, luồng kết nối cũ vẫn tiếp tục được đi qua cho đến khi timeout</w:t>
+      </w:r>
+    </w:p>
+    <w:p>
+      <w:pPr>
+        <w:numPr>
+          <w:numId w:val="0"/>
+        </w:numPr>
+        <w:spacing w:line="360" w:lineRule="auto"/>
+        <w:ind w:leftChars="0"/>
+        <w:jc w:val="both"/>
+        <w:rPr>
+          <w:rFonts w:hint="default" w:ascii="Times New Roman" w:hAnsi="Times New Roman" w:eastAsia="SimSun" w:cs="Times New Roman"/>
+          <w:sz w:val="26"/>
+          <w:szCs w:val="26"/>
+        </w:rPr>
+      </w:pPr>
+    </w:p>
+    <w:p>
+      <w:pPr>
+        <w:numPr>
+          <w:ilvl w:val="0"/>
+          <w:numId w:val="2"/>
+        </w:numPr>
+        <w:spacing w:line="360" w:lineRule="auto"/>
+        <w:ind w:left="0" w:leftChars="0" w:firstLine="0" w:firstLineChars="0"/>
+        <w:jc w:val="both"/>
+        <w:rPr>
+          <w:rFonts w:hint="default" w:ascii="Times New Roman" w:hAnsi="Times New Roman" w:eastAsia="SimSun" w:cs="Times New Roman"/>
+          <w:b/>
+          <w:bCs/>
+          <w:sz w:val="26"/>
+          <w:szCs w:val="26"/>
+        </w:rPr>
+      </w:pPr>
+      <w:r>
+        <w:rPr>
+          <w:rFonts w:hint="default" w:ascii="Times New Roman" w:hAnsi="Times New Roman" w:eastAsia="SimSun" w:cs="Times New Roman"/>
+          <w:b/>
+          <w:bCs/>
+          <w:sz w:val="26"/>
+          <w:szCs w:val="26"/>
+        </w:rPr>
+        <w:t>Mô hình JOB_SITE/SOCIAL_SITE/RESTRICTED_SITE trong DMZ khác Web Category Filtering thật như thế nào?</w:t>
+      </w:r>
+    </w:p>
+    <w:p>
+      <w:pPr>
+        <w:numPr>
+          <w:numId w:val="0"/>
+        </w:numPr>
+        <w:spacing w:line="360" w:lineRule="auto"/>
+        <w:ind w:leftChars="0"/>
+        <w:jc w:val="both"/>
+        <w:rPr>
+          <w:rFonts w:hint="default" w:ascii="Times New Roman" w:hAnsi="Times New Roman" w:eastAsia="SimSun" w:cs="Times New Roman"/>
+          <w:sz w:val="26"/>
+          <w:szCs w:val="26"/>
+        </w:rPr>
+      </w:pPr>
+      <w:r>
+        <w:rPr>
+          <w:rFonts w:hint="default" w:ascii="Times New Roman" w:hAnsi="Times New Roman" w:eastAsia="SimSun" w:cs="Times New Roman"/>
+          <w:sz w:val="26"/>
+          <w:szCs w:val="26"/>
+          <w:lang w:val="en-US"/>
+        </w:rPr>
+        <w:t xml:space="preserve">- </w:t>
+      </w:r>
+      <w:r>
+        <w:rPr>
+          <w:rFonts w:hint="default" w:ascii="Times New Roman" w:hAnsi="Times New Roman" w:eastAsia="SimSun" w:cs="Times New Roman"/>
+          <w:sz w:val="26"/>
+          <w:szCs w:val="26"/>
+        </w:rPr>
+        <w:t xml:space="preserve">Mô hình bài lab dùng Firewall Rule Layer 3/4 chặn dựa trên Địa chỉ IP cố định của các Virtual Host trên DMZ.   </w:t>
+      </w:r>
+    </w:p>
+    <w:p>
+      <w:pPr>
+        <w:numPr>
+          <w:numId w:val="0"/>
+        </w:numPr>
+        <w:spacing w:line="360" w:lineRule="auto"/>
+        <w:ind w:leftChars="0"/>
+        <w:jc w:val="both"/>
+        <w:rPr>
+          <w:rFonts w:hint="default" w:ascii="Times New Roman" w:hAnsi="Times New Roman" w:eastAsia="SimSun" w:cs="Times New Roman"/>
+          <w:sz w:val="26"/>
+          <w:szCs w:val="26"/>
+        </w:rPr>
+      </w:pPr>
+      <w:r>
+        <w:rPr>
+          <w:rFonts w:hint="default" w:ascii="Times New Roman" w:hAnsi="Times New Roman" w:eastAsia="SimSun" w:cs="Times New Roman"/>
+          <w:sz w:val="26"/>
+          <w:szCs w:val="26"/>
+          <w:lang w:val="en-US"/>
+        </w:rPr>
+        <w:t xml:space="preserve">- </w:t>
+      </w:r>
+      <w:r>
+        <w:rPr>
+          <w:rFonts w:hint="default" w:ascii="Times New Roman" w:hAnsi="Times New Roman" w:eastAsia="SimSun" w:cs="Times New Roman"/>
+          <w:sz w:val="26"/>
+          <w:szCs w:val="26"/>
+        </w:rPr>
+        <w:t>Hệ thống Web Category Filtering thực tế hoạt động ở Layer 7 (Application) bằng cách phân tích SNI (SSL/TLS), URL inspection, phân loại nội dung web theo cơ sở dữ liệu động hàng triệu tên miền và xử lý được các trang web có nhiều IP động/CDN phân tán.</w:t>
+      </w:r>
+    </w:p>
+    <w:p>
+      <w:pPr>
+        <w:numPr>
+          <w:ilvl w:val="0"/>
+          <w:numId w:val="2"/>
+        </w:numPr>
+        <w:spacing w:line="360" w:lineRule="auto"/>
+        <w:ind w:left="0" w:leftChars="0" w:firstLine="0" w:firstLineChars="0"/>
+        <w:jc w:val="both"/>
+        <w:rPr>
+          <w:rFonts w:hint="default" w:ascii="Times New Roman" w:hAnsi="Times New Roman" w:eastAsia="SimSun" w:cs="Times New Roman"/>
+          <w:b/>
+          <w:bCs/>
+          <w:sz w:val="26"/>
+          <w:szCs w:val="26"/>
+        </w:rPr>
+      </w:pPr>
+      <w:r>
+        <w:rPr>
+          <w:rFonts w:hint="default" w:ascii="Times New Roman" w:hAnsi="Times New Roman" w:eastAsia="SimSun" w:cs="Times New Roman"/>
+          <w:b/>
+          <w:bCs/>
+          <w:sz w:val="26"/>
+          <w:szCs w:val="26"/>
+        </w:rPr>
+        <w:t>Block và Reject khác nhau ra sao về hành vi phía client?</w:t>
+      </w:r>
+    </w:p>
+    <w:p>
+      <w:pPr>
+        <w:numPr>
+          <w:numId w:val="0"/>
+        </w:numPr>
+        <w:spacing w:line="360" w:lineRule="auto"/>
+        <w:ind w:leftChars="0"/>
+        <w:jc w:val="both"/>
+        <w:rPr>
+          <w:rFonts w:hint="default" w:ascii="Times New Roman" w:hAnsi="Times New Roman" w:eastAsia="SimSun" w:cs="Times New Roman"/>
+          <w:sz w:val="26"/>
+          <w:szCs w:val="26"/>
+        </w:rPr>
+      </w:pPr>
+      <w:r>
+        <w:rPr>
+          <w:rFonts w:hint="default" w:ascii="Times New Roman" w:hAnsi="Times New Roman" w:eastAsia="SimSun" w:cs="Times New Roman"/>
+          <w:sz w:val="26"/>
+          <w:szCs w:val="26"/>
+          <w:lang w:val="en-US"/>
+        </w:rPr>
+        <w:t xml:space="preserve">- </w:t>
+      </w:r>
+      <w:r>
+        <w:rPr>
+          <w:rFonts w:hint="default" w:ascii="Times New Roman" w:hAnsi="Times New Roman" w:eastAsia="SimSun" w:cs="Times New Roman"/>
+          <w:sz w:val="26"/>
+          <w:szCs w:val="26"/>
+        </w:rPr>
+        <w:t xml:space="preserve">Block (Drop silently): pfSense âm thầm hủy gói tin mà không phản hồi. Phía client tiếp tục gửi lại các gói tin và phải chờ cho đến khi hết thời gian chờ (Timed out - chờ 20-30s).   </w:t>
+      </w:r>
+    </w:p>
+    <w:p>
+      <w:pPr>
+        <w:numPr>
+          <w:numId w:val="0"/>
+        </w:numPr>
+        <w:spacing w:line="360" w:lineRule="auto"/>
+        <w:ind w:leftChars="0"/>
+        <w:jc w:val="both"/>
+        <w:rPr>
+          <w:rFonts w:hint="default" w:ascii="Times New Roman" w:hAnsi="Times New Roman" w:eastAsia="SimSun" w:cs="Times New Roman"/>
+          <w:sz w:val="26"/>
+          <w:szCs w:val="26"/>
+        </w:rPr>
+      </w:pPr>
+      <w:r>
+        <w:rPr>
+          <w:rFonts w:hint="default" w:ascii="Times New Roman" w:hAnsi="Times New Roman" w:eastAsia="SimSun" w:cs="Times New Roman"/>
+          <w:sz w:val="26"/>
+          <w:szCs w:val="26"/>
+          <w:lang w:val="en-US"/>
+        </w:rPr>
+        <w:t xml:space="preserve">- </w:t>
+      </w:r>
+      <w:r>
+        <w:rPr>
+          <w:rFonts w:hint="default" w:ascii="Times New Roman" w:hAnsi="Times New Roman" w:eastAsia="SimSun" w:cs="Times New Roman"/>
+          <w:sz w:val="26"/>
+          <w:szCs w:val="26"/>
+        </w:rPr>
+        <w:t xml:space="preserve">Reject: pfSense chủ động gửi gói tin cờ TCP RST (đối với TCP) hoặc ICMP Port Unreachable (đối với UDP) về cho client. Client nhận được tín hiệu sẽ lập tức đóng kết nối và hiển thị lỗi ngay tức thì (Refused to connect - dưới 1s).   </w:t>
+      </w:r>
+    </w:p>
+    <w:p>
+      <w:pPr>
+        <w:numPr>
+          <w:ilvl w:val="0"/>
+          <w:numId w:val="2"/>
+        </w:numPr>
+        <w:spacing w:line="360" w:lineRule="auto"/>
+        <w:ind w:left="0" w:leftChars="0" w:firstLine="0" w:firstLineChars="0"/>
+        <w:jc w:val="both"/>
+        <w:rPr>
+          <w:rFonts w:hint="default" w:ascii="Times New Roman" w:hAnsi="Times New Roman" w:eastAsia="SimSun" w:cs="Times New Roman"/>
+          <w:b/>
+          <w:bCs/>
+          <w:sz w:val="26"/>
+          <w:szCs w:val="26"/>
+        </w:rPr>
+      </w:pPr>
+      <w:r>
+        <w:rPr>
+          <w:rFonts w:hint="default" w:ascii="Times New Roman" w:hAnsi="Times New Roman" w:eastAsia="SimSun" w:cs="Times New Roman"/>
+          <w:b/>
+          <w:bCs/>
+          <w:sz w:val="26"/>
+          <w:szCs w:val="26"/>
+        </w:rPr>
+        <w:t>Nếu một rule Block có log nhưng Firewall Log không xuất hiện bản ghi, cần kiểm tra theo thứ tự nào?</w:t>
+      </w:r>
+    </w:p>
+    <w:p>
+      <w:pPr>
+        <w:numPr>
+          <w:numId w:val="0"/>
+        </w:numPr>
+        <w:spacing w:line="360" w:lineRule="auto"/>
+        <w:ind w:leftChars="0"/>
+        <w:jc w:val="both"/>
+        <w:rPr>
+          <w:rFonts w:hint="default" w:ascii="Times New Roman" w:hAnsi="Times New Roman" w:eastAsia="SimSun" w:cs="Times New Roman"/>
+          <w:sz w:val="26"/>
+          <w:szCs w:val="26"/>
+        </w:rPr>
+      </w:pPr>
+      <w:r>
+        <w:rPr>
+          <w:rFonts w:hint="default" w:ascii="Times New Roman" w:hAnsi="Times New Roman" w:eastAsia="SimSun" w:cs="Times New Roman"/>
+          <w:sz w:val="26"/>
+          <w:szCs w:val="26"/>
+        </w:rPr>
+        <w:t xml:space="preserve">Trình tự kiểm tra gồm các bước:   </w:t>
+      </w:r>
+      <w:bookmarkStart w:id="0" w:name="_GoBack"/>
+      <w:bookmarkEnd w:id="0"/>
+    </w:p>
+    <w:p>
+      <w:pPr>
+        <w:numPr>
+          <w:ilvl w:val="0"/>
+          <w:numId w:val="3"/>
+        </w:numPr>
+        <w:spacing w:line="360" w:lineRule="auto"/>
+        <w:ind w:leftChars="0"/>
+        <w:jc w:val="both"/>
+        <w:rPr>
+          <w:rFonts w:hint="default" w:ascii="Times New Roman" w:hAnsi="Times New Roman" w:eastAsia="SimSun" w:cs="Times New Roman"/>
+          <w:sz w:val="26"/>
+          <w:szCs w:val="26"/>
+        </w:rPr>
+      </w:pPr>
+      <w:r>
+        <w:rPr>
+          <w:rFonts w:hint="default" w:ascii="Times New Roman" w:hAnsi="Times New Roman" w:eastAsia="SimSun" w:cs="Times New Roman"/>
+          <w:sz w:val="26"/>
+          <w:szCs w:val="26"/>
+        </w:rPr>
+        <w:t xml:space="preserve">Kiểm tra thứ tự rule (Rule Order): Xem có rule Pass nào rộng hơn nằm phía trên đã "ăn" mất gói tin trước khi đến rule Block hay không.   </w:t>
+      </w:r>
+    </w:p>
+    <w:p>
+      <w:pPr>
+        <w:numPr>
+          <w:ilvl w:val="0"/>
+          <w:numId w:val="3"/>
+        </w:numPr>
+        <w:spacing w:line="360" w:lineRule="auto"/>
+        <w:ind w:leftChars="0"/>
+        <w:jc w:val="both"/>
+        <w:rPr>
+          <w:rFonts w:hint="default" w:ascii="Times New Roman" w:hAnsi="Times New Roman" w:eastAsia="SimSun" w:cs="Times New Roman"/>
+          <w:sz w:val="26"/>
+          <w:szCs w:val="26"/>
+        </w:rPr>
+      </w:pPr>
+      <w:r>
+        <w:rPr>
+          <w:rFonts w:hint="default" w:ascii="Times New Roman" w:hAnsi="Times New Roman" w:eastAsia="SimSun" w:cs="Times New Roman"/>
+          <w:sz w:val="26"/>
+          <w:szCs w:val="26"/>
+        </w:rPr>
+        <w:t xml:space="preserve">Kiểm tra bảng State Table: Xem kết nối cũ có đang tồn tại trong state hay không (cần Reset States).   </w:t>
+      </w:r>
+    </w:p>
+    <w:p>
+      <w:pPr>
+        <w:numPr>
+          <w:ilvl w:val="0"/>
+          <w:numId w:val="3"/>
+        </w:numPr>
+        <w:spacing w:line="360" w:lineRule="auto"/>
+        <w:ind w:leftChars="0"/>
+        <w:jc w:val="both"/>
+        <w:rPr>
+          <w:rFonts w:hint="default" w:ascii="Times New Roman" w:hAnsi="Times New Roman" w:eastAsia="SimSun" w:cs="Times New Roman"/>
+          <w:sz w:val="26"/>
+          <w:szCs w:val="26"/>
+        </w:rPr>
+      </w:pPr>
+      <w:r>
+        <w:rPr>
+          <w:rFonts w:hint="default" w:ascii="Times New Roman" w:hAnsi="Times New Roman" w:eastAsia="SimSun" w:cs="Times New Roman"/>
+          <w:sz w:val="26"/>
+          <w:szCs w:val="26"/>
+        </w:rPr>
+        <w:t xml:space="preserve">Kiểm tra thuộc tính Rule: Xác nhận đã tích đúng ô Log packets that are handled by this rule, đúng Interface, đúng giao thức (TCP/UDP/ICMP), và đúng Port.   </w:t>
+      </w:r>
+    </w:p>
+    <w:p>
+      <w:pPr>
+        <w:numPr>
+          <w:ilvl w:val="0"/>
+          <w:numId w:val="3"/>
+        </w:numPr>
+        <w:spacing w:line="360" w:lineRule="auto"/>
+        <w:ind w:leftChars="0"/>
+        <w:jc w:val="both"/>
+        <w:rPr>
+          <w:rFonts w:hint="default" w:ascii="Times New Roman" w:hAnsi="Times New Roman" w:eastAsia="SimSun" w:cs="Times New Roman"/>
+          <w:sz w:val="26"/>
+          <w:szCs w:val="26"/>
+        </w:rPr>
+      </w:pPr>
+      <w:r>
+        <w:rPr>
+          <w:rFonts w:hint="default" w:ascii="Times New Roman" w:hAnsi="Times New Roman" w:eastAsia="SimSun" w:cs="Times New Roman"/>
+          <w:sz w:val="26"/>
+          <w:szCs w:val="26"/>
+        </w:rPr>
+        <w:t xml:space="preserve">Kiểm tra cấu hình log: Vào Status → System Logs → Settings, kiểm tra xem log Firewall có bị tắt hoặc bộ nhớ đệm log có bị đầy hay không.   </w:t>
+      </w:r>
+    </w:p>
+    <w:p>
+      <w:pPr>
+        <w:numPr>
+          <w:ilvl w:val="0"/>
+          <w:numId w:val="3"/>
+        </w:numPr>
+        <w:spacing w:line="360" w:lineRule="auto"/>
+        <w:ind w:leftChars="0"/>
+        <w:jc w:val="both"/>
+        <w:rPr>
+          <w:rFonts w:hint="default" w:ascii="Times New Roman" w:hAnsi="Times New Roman" w:eastAsia="SimSun" w:cs="Times New Roman"/>
+          <w:sz w:val="26"/>
+          <w:szCs w:val="26"/>
+        </w:rPr>
+      </w:pPr>
+      <w:r>
+        <w:rPr>
+          <w:rFonts w:hint="default" w:ascii="Times New Roman" w:hAnsi="Times New Roman" w:eastAsia="SimSun" w:cs="Times New Roman"/>
+          <w:sz w:val="26"/>
+          <w:szCs w:val="26"/>
+        </w:rPr>
+        <w:t xml:space="preserve">Kiểm tra bộ lọc hiển thị: Đảm bảo bộ lọc (Filter) trong Status → System Logs → Firewall không lọc sai địa chỉ IP Source/Destination.  </w:t>
+      </w:r>
+    </w:p>
+    <w:p>
+      <w:pPr>
+        <w:numPr>
+          <w:numId w:val="0"/>
+        </w:numPr>
+        <w:spacing w:line="360" w:lineRule="auto"/>
+        <w:ind w:leftChars="0"/>
+        <w:jc w:val="both"/>
+        <w:rPr>
+          <w:rFonts w:hint="default" w:ascii="Times New Roman" w:hAnsi="Times New Roman" w:eastAsia="SimSun" w:cs="Times New Roman"/>
+          <w:sz w:val="26"/>
+          <w:szCs w:val="26"/>
+          <w:lang w:val="en-US"/>
+        </w:rPr>
+      </w:pPr>
+    </w:p>
     <w:sectPr>
       <w:pgSz w:w="11906" w:h="16838"/>
       <w:pgMar w:top="1440" w:right="1800" w:bottom="1440" w:left="1800" w:header="720" w:footer="720" w:gutter="0"/>
@@ -1752,6 +10836,30 @@
 <file path=word/numbering.xml><?xml version="1.0" encoding="utf-8"?>
 <w:numbering xmlns:wpc="http://schemas.microsoft.com/office/word/2010/wordprocessingCanvas" xmlns:mc="http://schemas.openxmlformats.org/markup-compatibility/2006" xmlns:o="urn:schemas-microsoft-com:office:office" xmlns:r="http://schemas.openxmlformats.org/officeDocument/2006/relationships" xmlns:m="http://schemas.openxmlformats.org/officeDocument/2006/math" xmlns:v="urn:schemas-microsoft-com:vml" xmlns:wp14="http://schemas.microsoft.com/office/word/2010/wordprocessingDrawing" xmlns:wp="http://schemas.openxmlformats.org/drawingml/2006/wordprocessingDrawing" xmlns:w10="urn:schemas-microsoft-com:office:word" xmlns:w="http://schemas.openxmlformats.org/wordprocessingml/2006/main" xmlns:w14="http://schemas.microsoft.com/office/word/2010/wordml" xmlns:wpg="http://schemas.microsoft.com/office/word/2010/wordprocessingGroup" xmlns:wpi="http://schemas.microsoft.com/office/word/2010/wordprocessingInk" xmlns:wne="http://schemas.microsoft.com/office/word/2006/wordml" xmlns:wps="http://schemas.microsoft.com/office/word/2010/wordprocessingShape" xmlns:wpsCustomData="http://www.wps.cn/officeDocument/2013/wpsCustomData" mc:Ignorable="w14 wp14">
   <w:abstractNum w:abstractNumId="0">
+    <w:nsid w:val="D3AFB8CB"/>
+    <w:multiLevelType w:val="singleLevel"/>
+    <w:tmpl w:val="D3AFB8CB"/>
+    <w:lvl w:ilvl="0" w:tentative="0">
+      <w:start w:val="1"/>
+      <w:numFmt w:val="decimal"/>
+      <w:suff w:val="space"/>
+      <w:lvlText w:val="%1."/>
+      <w:lvlJc w:val="left"/>
+    </w:lvl>
+  </w:abstractNum>
+  <w:abstractNum w:abstractNumId="1">
+    <w:nsid w:val="DD3B8ECD"/>
+    <w:multiLevelType w:val="singleLevel"/>
+    <w:tmpl w:val="DD3B8ECD"/>
+    <w:lvl w:ilvl="0" w:tentative="0">
+      <w:start w:val="1"/>
+      <w:numFmt w:val="decimal"/>
+      <w:suff w:val="space"/>
+      <w:lvlText w:val="%1."/>
+      <w:lvlJc w:val="left"/>
+    </w:lvl>
+  </w:abstractNum>
+  <w:abstractNum w:abstractNumId="2">
     <w:nsid w:val="18776F60"/>
     <w:multiLevelType w:val="singleLevel"/>
     <w:tmpl w:val="18776F60"/>
@@ -1764,6 +10872,12 @@
     </w:lvl>
   </w:abstractNum>
   <w:num w:numId="1">
+    <w:abstractNumId w:val="2"/>
+  </w:num>
+  <w:num w:numId="2">
+    <w:abstractNumId w:val="1"/>
+  </w:num>
+  <w:num w:numId="3">
     <w:abstractNumId w:val="0"/>
   </w:num>
 </w:numbering>
@@ -1865,18 +10979,18 @@
     <w:lsdException w:unhideWhenUsed="0" w:uiPriority="0" w:semiHidden="0" w:name="Body Text Indent 2"/>
     <w:lsdException w:unhideWhenUsed="0" w:uiPriority="0" w:semiHidden="0" w:name="Body Text Indent 3"/>
     <w:lsdException w:unhideWhenUsed="0" w:uiPriority="0" w:semiHidden="0" w:name="Block Text"/>
-    <w:lsdException w:unhideWhenUsed="0" w:uiPriority="0" w:semiHidden="0" w:name="Hyperlink"/>
+    <w:lsdException w:qFormat="1" w:unhideWhenUsed="0" w:uiPriority="0" w:semiHidden="0" w:name="Hyperlink"/>
     <w:lsdException w:unhideWhenUsed="0" w:uiPriority="0" w:semiHidden="0" w:name="FollowedHyperlink"/>
     <w:lsdException w:qFormat="1" w:unhideWhenUsed="0" w:uiPriority="0" w:semiHidden="0" w:name="Strong"/>
     <w:lsdException w:qFormat="1" w:unhideWhenUsed="0" w:uiPriority="0" w:semiHidden="0" w:name="Emphasis"/>
     <w:lsdException w:unhideWhenUsed="0" w:uiPriority="0" w:semiHidden="0" w:name="Document Map"/>
     <w:lsdException w:unhideWhenUsed="0" w:uiPriority="0" w:semiHidden="0" w:name="Plain Text"/>
     <w:lsdException w:unhideWhenUsed="0" w:uiPriority="0" w:semiHidden="0" w:name="E-mail Signature"/>
-    <w:lsdException w:unhideWhenUsed="0" w:uiPriority="0" w:semiHidden="0" w:name="Normal (Web)"/>
+    <w:lsdException w:qFormat="1" w:unhideWhenUsed="0" w:uiPriority="0" w:semiHidden="0" w:name="Normal (Web)"/>
     <w:lsdException w:unhideWhenUsed="0" w:uiPriority="0" w:semiHidden="0" w:name="HTML Acronym"/>
     <w:lsdException w:unhideWhenUsed="0" w:uiPriority="0" w:semiHidden="0" w:name="HTML Address"/>
     <w:lsdException w:unhideWhenUsed="0" w:uiPriority="0" w:semiHidden="0" w:name="HTML Cite"/>
-    <w:lsdException w:unhideWhenUsed="0" w:uiPriority="0" w:semiHidden="0" w:name="HTML Code"/>
+    <w:lsdException w:qFormat="1" w:unhideWhenUsed="0" w:uiPriority="0" w:semiHidden="0" w:name="HTML Code"/>
     <w:lsdException w:unhideWhenUsed="0" w:uiPriority="0" w:semiHidden="0" w:name="HTML Definition"/>
     <w:lsdException w:unhideWhenUsed="0" w:uiPriority="0" w:semiHidden="0" w:name="HTML Keyboard"/>
     <w:lsdException w:unhideWhenUsed="0" w:uiPriority="0" w:semiHidden="0" w:name="HTML Preformatted"/>
@@ -1928,7 +11042,7 @@
     <w:lsdException w:unhideWhenUsed="0" w:uiPriority="0" w:semiHidden="0" w:name="Table Web 2"/>
     <w:lsdException w:unhideWhenUsed="0" w:uiPriority="0" w:semiHidden="0" w:name="Table Web 3"/>
     <w:lsdException w:unhideWhenUsed="0" w:uiPriority="0" w:semiHidden="0" w:name="Balloon Text"/>
-    <w:lsdException w:unhideWhenUsed="0" w:uiPriority="0" w:semiHidden="0" w:name="Table Grid"/>
+    <w:lsdException w:qFormat="1" w:unhideWhenUsed="0" w:uiPriority="0" w:semiHidden="0" w:name="Table Grid"/>
     <w:lsdException w:unhideWhenUsed="0" w:uiPriority="0" w:semiHidden="0" w:name="Table Theme"/>
     <w:lsdException w:unhideWhenUsed="0" w:uiPriority="60" w:semiHidden="0" w:name="Light Shading"/>
     <w:lsdException w:unhideWhenUsed="0" w:uiPriority="61" w:semiHidden="0" w:name="Light List"/>
@@ -2061,6 +11175,7 @@
   <w:style w:type="character" w:styleId="4">
     <w:name w:val="HTML Code"/>
     <w:basedOn w:val="2"/>
+    <w:qFormat/>
     <w:uiPriority w:val="0"/>
     <w:rPr>
       <w:rFonts w:ascii="Courier New" w:hAnsi="Courier New" w:cs="Courier New"/>
@@ -2071,6 +11186,7 @@
   <w:style w:type="character" w:styleId="5">
     <w:name w:val="Hyperlink"/>
     <w:basedOn w:val="2"/>
+    <w:qFormat/>
     <w:uiPriority w:val="0"/>
     <w:rPr>
       <w:color w:val="0000FF"/>
@@ -2079,6 +11195,7 @@
   </w:style>
   <w:style w:type="paragraph" w:styleId="6">
     <w:name w:val="Normal (Web)"/>
+    <w:qFormat/>
     <w:uiPriority w:val="0"/>
     <w:pPr>
       <w:spacing w:before="0" w:beforeAutospacing="1" w:after="0" w:afterAutospacing="1"/>
@@ -2086,6 +11203,7 @@
       <w:jc w:val="left"/>
     </w:pPr>
     <w:rPr>
+      <w:rFonts w:ascii="Times New Roman" w:hAnsi="Times New Roman" w:eastAsia="SimSun" w:cs="Times New Roman"/>
       <w:kern w:val="0"/>
       <w:sz w:val="24"/>
       <w:szCs w:val="24"/>
@@ -2095,6 +11213,7 @@
   <w:style w:type="table" w:styleId="7">
     <w:name w:val="Table Grid"/>
     <w:basedOn w:val="3"/>
+    <w:qFormat/>
     <w:uiPriority w:val="0"/>
     <w:pPr>
       <w:widowControl w:val="0"/>
